--- a/paper/RESEARCH_PAPER_MANUSCRIPT.docx
+++ b/paper/RESEARCH_PAPER_MANUSCRIPT.docx
@@ -56,12 +56,23 @@
     </w:p>
     <w:p>
       <w:pPr>
-        <w:spacing w:after="160"/>
+        <w:sectPr>
+          <w:pgSz w:w="12240" w:h="15840"/>
+          <w:pgMar w:top="1080" w:right="1080" w:bottom="1080" w:left="1080" w:header="720" w:footer="720" w:gutter="0"/>
+          <w:cols w:space="720"/>
+          <w:docGrid w:linePitch="360"/>
+        </w:sectPr>
+      </w:pPr>
+    </w:p>
+    <w:p>
+      <w:pPr>
+        <w:spacing w:after="120"/>
+        <w:jc w:val="both"/>
       </w:pPr>
       <w:r>
         <w:rPr>
           <w:b/>
-          <w:sz w:val="19"/>
+          <w:sz w:val="17"/>
         </w:rPr>
         <w:t>Abstract—</w:t>
       </w:r>
@@ -121,22 +132,24 @@
     </w:p>
     <w:p>
       <w:pPr>
-        <w:spacing w:after="120" w:line="276" w:lineRule="auto"/>
+        <w:spacing w:after="80" w:line="252" w:lineRule="auto"/>
+        <w:jc w:val="both"/>
       </w:pPr>
       <w:r>
         <w:rPr>
-          <w:sz w:val="20"/>
+          <w:sz w:val="17"/>
         </w:rPr>
         <w:t>The proliferation of digital interaction spaces—ranging from microblogging channels (X/Twitter) and community forums to multimedia video comment sections (YouTube, Instagram Reels)—has transformed public discourse and consumer review dynamics [1]. In linguistically diverse, multilingual societies such as South India, user-generated comments rarely follow monolingual syntactic standards [2]. Instead, speakers fluidly switch between their regional vernacular (Tamil) and English within the same sentence, transcribing non-standardized phonetic Tamil utilizing the Latin alphabet, a phenomenon known sociolinguistically as code-mixing and colloquially referred to as Tanglish [3]. Modern social platforms host millions of daily product reviews, political debates, and entertainment commentaries in Tanglish [4]. While these code-mixed expressions enable authentic cultural expression, they present severe, persistent challenges for standard computational linguistics and sentiment detection systems [5].</w:t>
       </w:r>
     </w:p>
     <w:p>
       <w:pPr>
-        <w:spacing w:after="120" w:line="276" w:lineRule="auto"/>
+        <w:spacing w:after="80" w:line="252" w:lineRule="auto"/>
+        <w:jc w:val="both"/>
       </w:pPr>
       <w:r>
         <w:rPr>
-          <w:sz w:val="20"/>
+          <w:sz w:val="17"/>
         </w:rPr>
         <w:t>A representative example from contemporary cinema reviews illustrates the core limitation of existing systems:</w:t>
         <w:br/>
@@ -164,11 +177,12 @@
     </w:p>
     <w:p>
       <w:pPr>
-        <w:spacing w:after="120" w:line="276" w:lineRule="auto"/>
+        <w:spacing w:after="80" w:line="252" w:lineRule="auto"/>
+        <w:jc w:val="both"/>
       </w:pPr>
       <w:r>
         <w:rPr>
-          <w:sz w:val="20"/>
+          <w:sz w:val="17"/>
         </w:rPr>
         <w:t>Performing ABSA on Romanized Tamil-English social media comments introduces profound architectural difficulties that differentiate it from standard English or high-resource language benchmarks [8]:</w:t>
         <w:br/>
@@ -198,11 +212,12 @@
     </w:p>
     <w:p>
       <w:pPr>
-        <w:spacing w:after="120" w:line="276" w:lineRule="auto"/>
+        <w:spacing w:after="80" w:line="252" w:lineRule="auto"/>
+        <w:jc w:val="both"/>
       </w:pPr>
       <w:r>
         <w:rPr>
-          <w:sz w:val="20"/>
+          <w:sz w:val="17"/>
         </w:rPr>
         <w:t>To overcome the vulnerabilities of vanilla neural architectures, recent NLP paradigms have investigated hybrid neuro-symbolic systems and domain-adapted cross-lingual embeddings [12]. Multilingual models such as Multilingual BERT (mBERT) [13] and XLM-RoBERTa (XLM-R) [14] capture shared multilingual representations via masked language modeling over massive cross-lingual corpora. However, because these models are trained predominantly on formal Wikipedia dumps, their tokenizers split colloquial Tamil slang words (such as 'mokka', 'vera level', 'tharu maru') into fragmented subwords, inducing high Out-Of-Vocabulary (OOV) error rates. By coupling the deep contextual representations of cross-lingual transformers with explicit knowledge-guided clause segmentation and postpositional negation operators, an unforgeable and highly accurate sentiment classification boundary can be established [15].</w:t>
       </w:r>
@@ -224,11 +239,12 @@
     </w:p>
     <w:p>
       <w:pPr>
-        <w:spacing w:after="120" w:line="276" w:lineRule="auto"/>
+        <w:spacing w:after="80" w:line="252" w:lineRule="auto"/>
+        <w:jc w:val="both"/>
       </w:pPr>
       <w:r>
         <w:rPr>
-          <w:sz w:val="20"/>
+          <w:sz w:val="17"/>
         </w:rPr>
         <w:t>In this work, we propose a unified, two-stage Knowledge-Enhanced Multilingual Cross-Attention Framework engineered specifically for Tamil-English code-mixed social media text. The primary contributions of this paper are summarized as follows:</w:t>
         <w:br/>
@@ -260,11 +276,12 @@
     </w:p>
     <w:p>
       <w:pPr>
-        <w:spacing w:after="120" w:line="276" w:lineRule="auto"/>
+        <w:spacing w:after="80" w:line="252" w:lineRule="auto"/>
+        <w:jc w:val="both"/>
       </w:pPr>
       <w:r>
         <w:rPr>
-          <w:sz w:val="20"/>
+          <w:sz w:val="17"/>
         </w:rPr>
         <w:t>Table I summarizes the principal mathematical notations and dimensional specifications employed across our formulations.</w:t>
       </w:r>
@@ -284,13 +301,13 @@
       <w:tr>
         <w:tc>
           <w:tcPr>
-            <w:tcW w:type="dxa" w:w="1728"/>
+            <w:tcW w:type="dxa" w:w="827"/>
             <w:shd w:fill="003366"/>
             <w:tcMar>
-              <w:top w:w="120" w:type="dxa"/>
-              <w:bottom w:w="120" w:type="dxa"/>
-              <w:left w:w="140" w:type="dxa"/>
-              <w:right w:w="140" w:type="dxa"/>
+              <w:top w:w="50" w:type="dxa"/>
+              <w:bottom w:w="50" w:type="dxa"/>
+              <w:left w:w="50" w:type="dxa"/>
+              <w:right w:w="50" w:type="dxa"/>
             </w:tcMar>
           </w:tcPr>
           <w:p>
@@ -302,7 +319,7 @@
                 <w:rFonts w:ascii="Times New Roman" w:hAnsi="Times New Roman"/>
                 <w:b/>
                 <w:color w:val="FFFFFF"/>
-                <w:sz w:val="18"/>
+                <w:sz w:val="14"/>
               </w:rPr>
               <w:t>Symbol</w:t>
             </w:r>
@@ -310,13 +327,13 @@
         </w:tc>
         <w:tc>
           <w:tcPr>
-            <w:tcW w:type="dxa" w:w="2592"/>
+            <w:tcW w:type="dxa" w:w="1240"/>
             <w:shd w:fill="003366"/>
             <w:tcMar>
-              <w:top w:w="120" w:type="dxa"/>
-              <w:bottom w:w="120" w:type="dxa"/>
-              <w:left w:w="140" w:type="dxa"/>
-              <w:right w:w="140" w:type="dxa"/>
+              <w:top w:w="50" w:type="dxa"/>
+              <w:bottom w:w="50" w:type="dxa"/>
+              <w:left w:w="50" w:type="dxa"/>
+              <w:right w:w="50" w:type="dxa"/>
             </w:tcMar>
           </w:tcPr>
           <w:p>
@@ -328,7 +345,7 @@
                 <w:rFonts w:ascii="Times New Roman" w:hAnsi="Times New Roman"/>
                 <w:b/>
                 <w:color w:val="FFFFFF"/>
-                <w:sz w:val="18"/>
+                <w:sz w:val="14"/>
               </w:rPr>
               <w:t>Dimension</w:t>
             </w:r>
@@ -336,13 +353,13 @@
         </w:tc>
         <w:tc>
           <w:tcPr>
-            <w:tcW w:type="dxa" w:w="5760"/>
+            <w:tcW w:type="dxa" w:w="2757"/>
             <w:shd w:fill="003366"/>
             <w:tcMar>
-              <w:top w:w="120" w:type="dxa"/>
-              <w:bottom w:w="120" w:type="dxa"/>
-              <w:left w:w="140" w:type="dxa"/>
-              <w:right w:w="140" w:type="dxa"/>
+              <w:top w:w="50" w:type="dxa"/>
+              <w:bottom w:w="50" w:type="dxa"/>
+              <w:left w:w="50" w:type="dxa"/>
+              <w:right w:w="50" w:type="dxa"/>
             </w:tcMar>
           </w:tcPr>
           <w:p>
@@ -354,7 +371,7 @@
                 <w:rFonts w:ascii="Times New Roman" w:hAnsi="Times New Roman"/>
                 <w:b/>
                 <w:color w:val="FFFFFF"/>
-                <w:sz w:val="18"/>
+                <w:sz w:val="14"/>
               </w:rPr>
               <w:t>Definition</w:t>
             </w:r>
@@ -364,13 +381,13 @@
       <w:tr>
         <w:tc>
           <w:tcPr>
-            <w:tcW w:type="dxa" w:w="1728"/>
+            <w:tcW w:type="dxa" w:w="827"/>
             <w:shd w:fill="FFFFFF"/>
             <w:tcMar>
-              <w:top w:w="80" w:type="dxa"/>
-              <w:bottom w:w="80" w:type="dxa"/>
-              <w:left w:w="140" w:type="dxa"/>
-              <w:right w:w="140" w:type="dxa"/>
+              <w:top w:w="40" w:type="dxa"/>
+              <w:bottom w:w="40" w:type="dxa"/>
+              <w:left w:w="50" w:type="dxa"/>
+              <w:right w:w="50" w:type="dxa"/>
             </w:tcMar>
           </w:tcPr>
           <w:p>
@@ -380,7 +397,7 @@
             <w:r>
               <w:rPr>
                 <w:rFonts w:ascii="Times New Roman" w:hAnsi="Times New Roman"/>
-                <w:sz w:val="18"/>
+                <w:sz w:val="14"/>
               </w:rPr>
               <w:t>S</w:t>
             </w:r>
@@ -388,13 +405,13 @@
         </w:tc>
         <w:tc>
           <w:tcPr>
-            <w:tcW w:type="dxa" w:w="2592"/>
+            <w:tcW w:type="dxa" w:w="1240"/>
             <w:shd w:fill="FFFFFF"/>
             <w:tcMar>
-              <w:top w:w="80" w:type="dxa"/>
-              <w:bottom w:w="80" w:type="dxa"/>
-              <w:left w:w="140" w:type="dxa"/>
-              <w:right w:w="140" w:type="dxa"/>
+              <w:top w:w="40" w:type="dxa"/>
+              <w:bottom w:w="40" w:type="dxa"/>
+              <w:left w:w="50" w:type="dxa"/>
+              <w:right w:w="50" w:type="dxa"/>
             </w:tcMar>
           </w:tcPr>
           <w:p>
@@ -404,7 +421,7 @@
             <w:r>
               <w:rPr>
                 <w:rFonts w:ascii="Times New Roman" w:hAnsi="Times New Roman"/>
-                <w:sz w:val="18"/>
+                <w:sz w:val="14"/>
               </w:rPr>
               <w:t>Sequence of tokens</w:t>
             </w:r>
@@ -412,13 +429,13 @@
         </w:tc>
         <w:tc>
           <w:tcPr>
-            <w:tcW w:type="dxa" w:w="5760"/>
+            <w:tcW w:type="dxa" w:w="2757"/>
             <w:shd w:fill="FFFFFF"/>
             <w:tcMar>
-              <w:top w:w="80" w:type="dxa"/>
-              <w:bottom w:w="80" w:type="dxa"/>
-              <w:left w:w="140" w:type="dxa"/>
-              <w:right w:w="140" w:type="dxa"/>
+              <w:top w:w="40" w:type="dxa"/>
+              <w:bottom w:w="40" w:type="dxa"/>
+              <w:left w:w="50" w:type="dxa"/>
+              <w:right w:w="50" w:type="dxa"/>
             </w:tcMar>
           </w:tcPr>
           <w:p>
@@ -428,7 +445,7 @@
             <w:r>
               <w:rPr>
                 <w:rFonts w:ascii="Times New Roman" w:hAnsi="Times New Roman"/>
-                <w:sz w:val="18"/>
+                <w:sz w:val="14"/>
               </w:rPr>
               <w:t>Raw input code-mixed Tanglish sentence</w:t>
             </w:r>
@@ -438,13 +455,13 @@
       <w:tr>
         <w:tc>
           <w:tcPr>
-            <w:tcW w:type="dxa" w:w="1728"/>
+            <w:tcW w:type="dxa" w:w="827"/>
             <w:shd w:fill="F7F9FC"/>
             <w:tcMar>
-              <w:top w:w="80" w:type="dxa"/>
-              <w:bottom w:w="80" w:type="dxa"/>
-              <w:left w:w="140" w:type="dxa"/>
-              <w:right w:w="140" w:type="dxa"/>
+              <w:top w:w="40" w:type="dxa"/>
+              <w:bottom w:w="40" w:type="dxa"/>
+              <w:left w:w="50" w:type="dxa"/>
+              <w:right w:w="50" w:type="dxa"/>
             </w:tcMar>
           </w:tcPr>
           <w:p>
@@ -454,7 +471,7 @@
             <w:r>
               <w:rPr>
                 <w:rFonts w:ascii="Times New Roman" w:hAnsi="Times New Roman"/>
-                <w:sz w:val="18"/>
+                <w:sz w:val="14"/>
               </w:rPr>
               <w:t>C_A</w:t>
             </w:r>
@@ -462,13 +479,13 @@
         </w:tc>
         <w:tc>
           <w:tcPr>
-            <w:tcW w:type="dxa" w:w="2592"/>
+            <w:tcW w:type="dxa" w:w="1240"/>
             <w:shd w:fill="F7F9FC"/>
             <w:tcMar>
-              <w:top w:w="80" w:type="dxa"/>
-              <w:bottom w:w="80" w:type="dxa"/>
-              <w:left w:w="140" w:type="dxa"/>
-              <w:right w:w="140" w:type="dxa"/>
+              <w:top w:w="40" w:type="dxa"/>
+              <w:bottom w:w="40" w:type="dxa"/>
+              <w:left w:w="50" w:type="dxa"/>
+              <w:right w:w="50" w:type="dxa"/>
             </w:tcMar>
           </w:tcPr>
           <w:p>
@@ -478,7 +495,7 @@
             <w:r>
               <w:rPr>
                 <w:rFonts w:ascii="Times New Roman" w:hAnsi="Times New Roman"/>
-                <w:sz w:val="18"/>
+                <w:sz w:val="14"/>
               </w:rPr>
               <w:t>Sequence of tokens</w:t>
             </w:r>
@@ -486,13 +503,13 @@
         </w:tc>
         <w:tc>
           <w:tcPr>
-            <w:tcW w:type="dxa" w:w="5760"/>
+            <w:tcW w:type="dxa" w:w="2757"/>
             <w:shd w:fill="F7F9FC"/>
             <w:tcMar>
-              <w:top w:w="80" w:type="dxa"/>
-              <w:bottom w:w="80" w:type="dxa"/>
-              <w:left w:w="140" w:type="dxa"/>
-              <w:right w:w="140" w:type="dxa"/>
+              <w:top w:w="40" w:type="dxa"/>
+              <w:bottom w:w="40" w:type="dxa"/>
+              <w:left w:w="50" w:type="dxa"/>
+              <w:right w:w="50" w:type="dxa"/>
             </w:tcMar>
           </w:tcPr>
           <w:p>
@@ -502,7 +519,7 @@
             <w:r>
               <w:rPr>
                 <w:rFonts w:ascii="Times New Roman" w:hAnsi="Times New Roman"/>
-                <w:sz w:val="18"/>
+                <w:sz w:val="14"/>
               </w:rPr>
               <w:t>Isolated syntactic clause containing aspect A</w:t>
             </w:r>
@@ -512,13 +529,13 @@
       <w:tr>
         <w:tc>
           <w:tcPr>
-            <w:tcW w:type="dxa" w:w="1728"/>
+            <w:tcW w:type="dxa" w:w="827"/>
             <w:shd w:fill="FFFFFF"/>
             <w:tcMar>
-              <w:top w:w="80" w:type="dxa"/>
-              <w:bottom w:w="80" w:type="dxa"/>
-              <w:left w:w="140" w:type="dxa"/>
-              <w:right w:w="140" w:type="dxa"/>
+              <w:top w:w="40" w:type="dxa"/>
+              <w:bottom w:w="40" w:type="dxa"/>
+              <w:left w:w="50" w:type="dxa"/>
+              <w:right w:w="50" w:type="dxa"/>
             </w:tcMar>
           </w:tcPr>
           <w:p>
@@ -528,7 +545,7 @@
             <w:r>
               <w:rPr>
                 <w:rFonts w:ascii="Times New Roman" w:hAnsi="Times New Roman"/>
-                <w:sz w:val="18"/>
+                <w:sz w:val="14"/>
               </w:rPr>
               <w:t>A</w:t>
             </w:r>
@@ -536,13 +553,13 @@
         </w:tc>
         <w:tc>
           <w:tcPr>
-            <w:tcW w:type="dxa" w:w="2592"/>
+            <w:tcW w:type="dxa" w:w="1240"/>
             <w:shd w:fill="FFFFFF"/>
             <w:tcMar>
-              <w:top w:w="80" w:type="dxa"/>
-              <w:bottom w:w="80" w:type="dxa"/>
-              <w:left w:w="140" w:type="dxa"/>
-              <w:right w:w="140" w:type="dxa"/>
+              <w:top w:w="40" w:type="dxa"/>
+              <w:bottom w:w="40" w:type="dxa"/>
+              <w:left w:w="50" w:type="dxa"/>
+              <w:right w:w="50" w:type="dxa"/>
             </w:tcMar>
           </w:tcPr>
           <w:p>
@@ -552,7 +569,7 @@
             <w:r>
               <w:rPr>
                 <w:rFonts w:ascii="Times New Roman" w:hAnsi="Times New Roman"/>
-                <w:sz w:val="18"/>
+                <w:sz w:val="14"/>
               </w:rPr>
               <w:t>String / Span</w:t>
             </w:r>
@@ -560,13 +577,13 @@
         </w:tc>
         <w:tc>
           <w:tcPr>
-            <w:tcW w:type="dxa" w:w="5760"/>
+            <w:tcW w:type="dxa" w:w="2757"/>
             <w:shd w:fill="FFFFFF"/>
             <w:tcMar>
-              <w:top w:w="80" w:type="dxa"/>
-              <w:bottom w:w="80" w:type="dxa"/>
-              <w:left w:w="140" w:type="dxa"/>
-              <w:right w:w="140" w:type="dxa"/>
+              <w:top w:w="40" w:type="dxa"/>
+              <w:bottom w:w="40" w:type="dxa"/>
+              <w:left w:w="50" w:type="dxa"/>
+              <w:right w:w="50" w:type="dxa"/>
             </w:tcMar>
           </w:tcPr>
           <w:p>
@@ -576,7 +593,7 @@
             <w:r>
               <w:rPr>
                 <w:rFonts w:ascii="Times New Roman" w:hAnsi="Times New Roman"/>
-                <w:sz w:val="18"/>
+                <w:sz w:val="14"/>
               </w:rPr>
               <w:t>Extracted aspect term (A in A_set)</w:t>
             </w:r>
@@ -586,13 +603,13 @@
       <w:tr>
         <w:tc>
           <w:tcPr>
-            <w:tcW w:type="dxa" w:w="1728"/>
+            <w:tcW w:type="dxa" w:w="827"/>
             <w:shd w:fill="F7F9FC"/>
             <w:tcMar>
-              <w:top w:w="80" w:type="dxa"/>
-              <w:bottom w:w="80" w:type="dxa"/>
-              <w:left w:w="140" w:type="dxa"/>
-              <w:right w:w="140" w:type="dxa"/>
+              <w:top w:w="40" w:type="dxa"/>
+              <w:bottom w:w="40" w:type="dxa"/>
+              <w:left w:w="50" w:type="dxa"/>
+              <w:right w:w="50" w:type="dxa"/>
             </w:tcMar>
           </w:tcPr>
           <w:p>
@@ -602,7 +619,7 @@
             <w:r>
               <w:rPr>
                 <w:rFonts w:ascii="Times New Roman" w:hAnsi="Times New Roman"/>
-                <w:sz w:val="18"/>
+                <w:sz w:val="14"/>
               </w:rPr>
               <w:t>C</w:t>
             </w:r>
@@ -610,13 +627,13 @@
         </w:tc>
         <w:tc>
           <w:tcPr>
-            <w:tcW w:type="dxa" w:w="2592"/>
+            <w:tcW w:type="dxa" w:w="1240"/>
             <w:shd w:fill="F7F9FC"/>
             <w:tcMar>
-              <w:top w:w="80" w:type="dxa"/>
-              <w:bottom w:w="80" w:type="dxa"/>
-              <w:left w:w="140" w:type="dxa"/>
-              <w:right w:w="140" w:type="dxa"/>
+              <w:top w:w="40" w:type="dxa"/>
+              <w:bottom w:w="40" w:type="dxa"/>
+              <w:left w:w="50" w:type="dxa"/>
+              <w:right w:w="50" w:type="dxa"/>
             </w:tcMar>
           </w:tcPr>
           <w:p>
@@ -626,7 +643,7 @@
             <w:r>
               <w:rPr>
                 <w:rFonts w:ascii="Times New Roman" w:hAnsi="Times New Roman"/>
-                <w:sz w:val="18"/>
+                <w:sz w:val="14"/>
               </w:rPr>
               <w:t>Categorical label</w:t>
             </w:r>
@@ -634,13 +651,13 @@
         </w:tc>
         <w:tc>
           <w:tcPr>
-            <w:tcW w:type="dxa" w:w="5760"/>
+            <w:tcW w:type="dxa" w:w="2757"/>
             <w:shd w:fill="F7F9FC"/>
             <w:tcMar>
-              <w:top w:w="80" w:type="dxa"/>
-              <w:bottom w:w="80" w:type="dxa"/>
-              <w:left w:w="140" w:type="dxa"/>
-              <w:right w:w="140" w:type="dxa"/>
+              <w:top w:w="40" w:type="dxa"/>
+              <w:bottom w:w="40" w:type="dxa"/>
+              <w:left w:w="50" w:type="dxa"/>
+              <w:right w:w="50" w:type="dxa"/>
             </w:tcMar>
           </w:tcPr>
           <w:p>
@@ -650,7 +667,7 @@
             <w:r>
               <w:rPr>
                 <w:rFonts w:ascii="Times New Roman" w:hAnsi="Times New Roman"/>
-                <w:sz w:val="18"/>
+                <w:sz w:val="14"/>
               </w:rPr>
               <w:t>Mapped aspect category (C in {1, ..., 9})</w:t>
             </w:r>
@@ -660,13 +677,13 @@
       <w:tr>
         <w:tc>
           <w:tcPr>
-            <w:tcW w:type="dxa" w:w="1728"/>
+            <w:tcW w:type="dxa" w:w="827"/>
             <w:shd w:fill="FFFFFF"/>
             <w:tcMar>
-              <w:top w:w="80" w:type="dxa"/>
-              <w:bottom w:w="80" w:type="dxa"/>
-              <w:left w:w="140" w:type="dxa"/>
-              <w:right w:w="140" w:type="dxa"/>
+              <w:top w:w="40" w:type="dxa"/>
+              <w:bottom w:w="40" w:type="dxa"/>
+              <w:left w:w="50" w:type="dxa"/>
+              <w:right w:w="50" w:type="dxa"/>
             </w:tcMar>
           </w:tcPr>
           <w:p>
@@ -676,7 +693,7 @@
             <w:r>
               <w:rPr>
                 <w:rFonts w:ascii="Times New Roman" w:hAnsi="Times New Roman"/>
-                <w:sz w:val="18"/>
+                <w:sz w:val="14"/>
               </w:rPr>
               <w:t>E_Q</w:t>
             </w:r>
@@ -684,13 +701,13 @@
         </w:tc>
         <w:tc>
           <w:tcPr>
-            <w:tcW w:type="dxa" w:w="2592"/>
+            <w:tcW w:type="dxa" w:w="1240"/>
             <w:shd w:fill="FFFFFF"/>
             <w:tcMar>
-              <w:top w:w="80" w:type="dxa"/>
-              <w:bottom w:w="80" w:type="dxa"/>
-              <w:left w:w="140" w:type="dxa"/>
-              <w:right w:w="140" w:type="dxa"/>
+              <w:top w:w="40" w:type="dxa"/>
+              <w:bottom w:w="40" w:type="dxa"/>
+              <w:left w:w="50" w:type="dxa"/>
+              <w:right w:w="50" w:type="dxa"/>
             </w:tcMar>
           </w:tcPr>
           <w:p>
@@ -700,7 +717,7 @@
             <w:r>
               <w:rPr>
                 <w:rFonts w:ascii="Times New Roman" w:hAnsi="Times New Roman"/>
-                <w:sz w:val="18"/>
+                <w:sz w:val="14"/>
               </w:rPr>
               <w:t>R^(T x d_m)</w:t>
             </w:r>
@@ -708,13 +725,13 @@
         </w:tc>
         <w:tc>
           <w:tcPr>
-            <w:tcW w:type="dxa" w:w="5760"/>
+            <w:tcW w:type="dxa" w:w="2757"/>
             <w:shd w:fill="FFFFFF"/>
             <w:tcMar>
-              <w:top w:w="80" w:type="dxa"/>
-              <w:bottom w:w="80" w:type="dxa"/>
-              <w:left w:w="140" w:type="dxa"/>
-              <w:right w:w="140" w:type="dxa"/>
+              <w:top w:w="40" w:type="dxa"/>
+              <w:bottom w:w="40" w:type="dxa"/>
+              <w:left w:w="50" w:type="dxa"/>
+              <w:right w:w="50" w:type="dxa"/>
             </w:tcMar>
           </w:tcPr>
           <w:p>
@@ -724,7 +741,7 @@
             <w:r>
               <w:rPr>
                 <w:rFonts w:ascii="Times New Roman" w:hAnsi="Times New Roman"/>
-                <w:sz w:val="18"/>
+                <w:sz w:val="14"/>
               </w:rPr>
               <w:t>Query sequence embedding tensor</w:t>
             </w:r>
@@ -734,13 +751,13 @@
       <w:tr>
         <w:tc>
           <w:tcPr>
-            <w:tcW w:type="dxa" w:w="1728"/>
+            <w:tcW w:type="dxa" w:w="827"/>
             <w:shd w:fill="F7F9FC"/>
             <w:tcMar>
-              <w:top w:w="80" w:type="dxa"/>
-              <w:bottom w:w="80" w:type="dxa"/>
-              <w:left w:w="140" w:type="dxa"/>
-              <w:right w:w="140" w:type="dxa"/>
+              <w:top w:w="40" w:type="dxa"/>
+              <w:bottom w:w="40" w:type="dxa"/>
+              <w:left w:w="50" w:type="dxa"/>
+              <w:right w:w="50" w:type="dxa"/>
             </w:tcMar>
           </w:tcPr>
           <w:p>
@@ -750,7 +767,7 @@
             <w:r>
               <w:rPr>
                 <w:rFonts w:ascii="Times New Roman" w:hAnsi="Times New Roman"/>
-                <w:sz w:val="18"/>
+                <w:sz w:val="14"/>
               </w:rPr>
               <w:t>A_cross</w:t>
             </w:r>
@@ -758,13 +775,13 @@
         </w:tc>
         <w:tc>
           <w:tcPr>
-            <w:tcW w:type="dxa" w:w="2592"/>
+            <w:tcW w:type="dxa" w:w="1240"/>
             <w:shd w:fill="F7F9FC"/>
             <w:tcMar>
-              <w:top w:w="80" w:type="dxa"/>
-              <w:bottom w:w="80" w:type="dxa"/>
-              <w:left w:w="140" w:type="dxa"/>
-              <w:right w:w="140" w:type="dxa"/>
+              <w:top w:w="40" w:type="dxa"/>
+              <w:bottom w:w="40" w:type="dxa"/>
+              <w:left w:w="50" w:type="dxa"/>
+              <w:right w:w="50" w:type="dxa"/>
             </w:tcMar>
           </w:tcPr>
           <w:p>
@@ -774,7 +791,7 @@
             <w:r>
               <w:rPr>
                 <w:rFonts w:ascii="Times New Roman" w:hAnsi="Times New Roman"/>
-                <w:sz w:val="18"/>
+                <w:sz w:val="14"/>
               </w:rPr>
               <w:t>R^(T x T)</w:t>
             </w:r>
@@ -782,13 +799,13 @@
         </w:tc>
         <w:tc>
           <w:tcPr>
-            <w:tcW w:type="dxa" w:w="5760"/>
+            <w:tcW w:type="dxa" w:w="2757"/>
             <w:shd w:fill="F7F9FC"/>
             <w:tcMar>
-              <w:top w:w="80" w:type="dxa"/>
-              <w:bottom w:w="80" w:type="dxa"/>
-              <w:left w:w="140" w:type="dxa"/>
-              <w:right w:w="140" w:type="dxa"/>
+              <w:top w:w="40" w:type="dxa"/>
+              <w:bottom w:w="40" w:type="dxa"/>
+              <w:left w:w="50" w:type="dxa"/>
+              <w:right w:w="50" w:type="dxa"/>
             </w:tcMar>
           </w:tcPr>
           <w:p>
@@ -798,7 +815,7 @@
             <w:r>
               <w:rPr>
                 <w:rFonts w:ascii="Times New Roman" w:hAnsi="Times New Roman"/>
-                <w:sz w:val="18"/>
+                <w:sz w:val="14"/>
               </w:rPr>
               <w:t>Cross-attention alignment matrix</w:t>
             </w:r>
@@ -808,13 +825,13 @@
       <w:tr>
         <w:tc>
           <w:tcPr>
-            <w:tcW w:type="dxa" w:w="1728"/>
+            <w:tcW w:type="dxa" w:w="827"/>
             <w:shd w:fill="FFFFFF"/>
             <w:tcMar>
-              <w:top w:w="80" w:type="dxa"/>
-              <w:bottom w:w="80" w:type="dxa"/>
-              <w:left w:w="140" w:type="dxa"/>
-              <w:right w:w="140" w:type="dxa"/>
+              <w:top w:w="40" w:type="dxa"/>
+              <w:bottom w:w="40" w:type="dxa"/>
+              <w:left w:w="50" w:type="dxa"/>
+              <w:right w:w="50" w:type="dxa"/>
             </w:tcMar>
           </w:tcPr>
           <w:p>
@@ -824,7 +841,7 @@
             <w:r>
               <w:rPr>
                 <w:rFonts w:ascii="Times New Roman" w:hAnsi="Times New Roman"/>
-                <w:sz w:val="18"/>
+                <w:sz w:val="14"/>
               </w:rPr>
               <w:t>P_Trans(y | A, S)</w:t>
             </w:r>
@@ -832,13 +849,13 @@
         </w:tc>
         <w:tc>
           <w:tcPr>
-            <w:tcW w:type="dxa" w:w="2592"/>
+            <w:tcW w:type="dxa" w:w="1240"/>
             <w:shd w:fill="FFFFFF"/>
             <w:tcMar>
-              <w:top w:w="80" w:type="dxa"/>
-              <w:bottom w:w="80" w:type="dxa"/>
-              <w:left w:w="140" w:type="dxa"/>
-              <w:right w:w="140" w:type="dxa"/>
+              <w:top w:w="40" w:type="dxa"/>
+              <w:bottom w:w="40" w:type="dxa"/>
+              <w:left w:w="50" w:type="dxa"/>
+              <w:right w:w="50" w:type="dxa"/>
             </w:tcMar>
           </w:tcPr>
           <w:p>
@@ -848,7 +865,7 @@
             <w:r>
               <w:rPr>
                 <w:rFonts w:ascii="Times New Roman" w:hAnsi="Times New Roman"/>
-                <w:sz w:val="18"/>
+                <w:sz w:val="14"/>
               </w:rPr>
               <w:t>Scalar in [0, 1]</w:t>
             </w:r>
@@ -856,13 +873,13 @@
         </w:tc>
         <w:tc>
           <w:tcPr>
-            <w:tcW w:type="dxa" w:w="5760"/>
+            <w:tcW w:type="dxa" w:w="2757"/>
             <w:shd w:fill="FFFFFF"/>
             <w:tcMar>
-              <w:top w:w="80" w:type="dxa"/>
-              <w:bottom w:w="80" w:type="dxa"/>
-              <w:left w:w="140" w:type="dxa"/>
-              <w:right w:w="140" w:type="dxa"/>
+              <w:top w:w="40" w:type="dxa"/>
+              <w:bottom w:w="40" w:type="dxa"/>
+              <w:left w:w="50" w:type="dxa"/>
+              <w:right w:w="50" w:type="dxa"/>
             </w:tcMar>
           </w:tcPr>
           <w:p>
@@ -872,7 +889,7 @@
             <w:r>
               <w:rPr>
                 <w:rFonts w:ascii="Times New Roman" w:hAnsi="Times New Roman"/>
-                <w:sz w:val="18"/>
+                <w:sz w:val="14"/>
               </w:rPr>
               <w:t>Neural posterior probability of positive polarity</w:t>
             </w:r>
@@ -882,13 +899,13 @@
       <w:tr>
         <w:tc>
           <w:tcPr>
-            <w:tcW w:type="dxa" w:w="1728"/>
+            <w:tcW w:type="dxa" w:w="827"/>
             <w:shd w:fill="F7F9FC"/>
             <w:tcMar>
-              <w:top w:w="80" w:type="dxa"/>
-              <w:bottom w:w="80" w:type="dxa"/>
-              <w:left w:w="140" w:type="dxa"/>
-              <w:right w:w="140" w:type="dxa"/>
+              <w:top w:w="40" w:type="dxa"/>
+              <w:bottom w:w="40" w:type="dxa"/>
+              <w:left w:w="50" w:type="dxa"/>
+              <w:right w:w="50" w:type="dxa"/>
             </w:tcMar>
           </w:tcPr>
           <w:p>
@@ -898,7 +915,7 @@
             <w:r>
               <w:rPr>
                 <w:rFonts w:ascii="Times New Roman" w:hAnsi="Times New Roman"/>
-                <w:sz w:val="18"/>
+                <w:sz w:val="14"/>
               </w:rPr>
               <w:t>S_fused</w:t>
             </w:r>
@@ -906,13 +923,13 @@
         </w:tc>
         <w:tc>
           <w:tcPr>
-            <w:tcW w:type="dxa" w:w="2592"/>
+            <w:tcW w:type="dxa" w:w="1240"/>
             <w:shd w:fill="F7F9FC"/>
             <w:tcMar>
-              <w:top w:w="80" w:type="dxa"/>
-              <w:bottom w:w="80" w:type="dxa"/>
-              <w:left w:w="140" w:type="dxa"/>
-              <w:right w:w="140" w:type="dxa"/>
+              <w:top w:w="40" w:type="dxa"/>
+              <w:bottom w:w="40" w:type="dxa"/>
+              <w:left w:w="50" w:type="dxa"/>
+              <w:right w:w="50" w:type="dxa"/>
             </w:tcMar>
           </w:tcPr>
           <w:p>
@@ -922,7 +939,7 @@
             <w:r>
               <w:rPr>
                 <w:rFonts w:ascii="Times New Roman" w:hAnsi="Times New Roman"/>
-                <w:sz w:val="18"/>
+                <w:sz w:val="14"/>
               </w:rPr>
               <w:t>Scalar in [0, 1]</w:t>
             </w:r>
@@ -930,13 +947,13 @@
         </w:tc>
         <w:tc>
           <w:tcPr>
-            <w:tcW w:type="dxa" w:w="5760"/>
+            <w:tcW w:type="dxa" w:w="2757"/>
             <w:shd w:fill="F7F9FC"/>
             <w:tcMar>
-              <w:top w:w="80" w:type="dxa"/>
-              <w:bottom w:w="80" w:type="dxa"/>
-              <w:left w:w="140" w:type="dxa"/>
-              <w:right w:w="140" w:type="dxa"/>
+              <w:top w:w="40" w:type="dxa"/>
+              <w:bottom w:w="40" w:type="dxa"/>
+              <w:left w:w="50" w:type="dxa"/>
+              <w:right w:w="50" w:type="dxa"/>
             </w:tcMar>
           </w:tcPr>
           <w:p>
@@ -946,7 +963,7 @@
             <w:r>
               <w:rPr>
                 <w:rFonts w:ascii="Times New Roman" w:hAnsi="Times New Roman"/>
-                <w:sz w:val="18"/>
+                <w:sz w:val="14"/>
               </w:rPr>
               <w:t>Knowledge-fused composite sentiment score</w:t>
             </w:r>
@@ -956,13 +973,13 @@
       <w:tr>
         <w:tc>
           <w:tcPr>
-            <w:tcW w:type="dxa" w:w="1728"/>
+            <w:tcW w:type="dxa" w:w="827"/>
             <w:shd w:fill="FFFFFF"/>
             <w:tcMar>
-              <w:top w:w="80" w:type="dxa"/>
-              <w:bottom w:w="80" w:type="dxa"/>
-              <w:left w:w="140" w:type="dxa"/>
-              <w:right w:w="140" w:type="dxa"/>
+              <w:top w:w="40" w:type="dxa"/>
+              <w:bottom w:w="40" w:type="dxa"/>
+              <w:left w:w="50" w:type="dxa"/>
+              <w:right w:w="50" w:type="dxa"/>
             </w:tcMar>
           </w:tcPr>
           <w:p>
@@ -972,7 +989,7 @@
             <w:r>
               <w:rPr>
                 <w:rFonts w:ascii="Times New Roman" w:hAnsi="Times New Roman"/>
-                <w:sz w:val="18"/>
+                <w:sz w:val="14"/>
               </w:rPr>
               <w:t>tau</w:t>
             </w:r>
@@ -980,13 +997,13 @@
         </w:tc>
         <w:tc>
           <w:tcPr>
-            <w:tcW w:type="dxa" w:w="2592"/>
+            <w:tcW w:type="dxa" w:w="1240"/>
             <w:shd w:fill="FFFFFF"/>
             <w:tcMar>
-              <w:top w:w="80" w:type="dxa"/>
-              <w:bottom w:w="80" w:type="dxa"/>
-              <w:left w:w="140" w:type="dxa"/>
-              <w:right w:w="140" w:type="dxa"/>
+              <w:top w:w="40" w:type="dxa"/>
+              <w:bottom w:w="40" w:type="dxa"/>
+              <w:left w:w="50" w:type="dxa"/>
+              <w:right w:w="50" w:type="dxa"/>
             </w:tcMar>
           </w:tcPr>
           <w:p>
@@ -996,7 +1013,7 @@
             <w:r>
               <w:rPr>
                 <w:rFonts w:ascii="Times New Roman" w:hAnsi="Times New Roman"/>
-                <w:sz w:val="18"/>
+                <w:sz w:val="14"/>
               </w:rPr>
               <w:t>Scalar &gt; 0</w:t>
             </w:r>
@@ -1004,13 +1021,13 @@
         </w:tc>
         <w:tc>
           <w:tcPr>
-            <w:tcW w:type="dxa" w:w="5760"/>
+            <w:tcW w:type="dxa" w:w="2757"/>
             <w:shd w:fill="FFFFFF"/>
             <w:tcMar>
-              <w:top w:w="80" w:type="dxa"/>
-              <w:bottom w:w="80" w:type="dxa"/>
-              <w:left w:w="140" w:type="dxa"/>
-              <w:right w:w="140" w:type="dxa"/>
+              <w:top w:w="40" w:type="dxa"/>
+              <w:bottom w:w="40" w:type="dxa"/>
+              <w:left w:w="50" w:type="dxa"/>
+              <w:right w:w="50" w:type="dxa"/>
             </w:tcMar>
           </w:tcPr>
           <w:p>
@@ -1020,7 +1037,7 @@
             <w:r>
               <w:rPr>
                 <w:rFonts w:ascii="Times New Roman" w:hAnsi="Times New Roman"/>
-                <w:sz w:val="18"/>
+                <w:sz w:val="14"/>
               </w:rPr>
               <w:t>Calibrated confidence decision threshold (tau = 0.85)</w:t>
             </w:r>
@@ -1030,13 +1047,13 @@
       <w:tr>
         <w:tc>
           <w:tcPr>
-            <w:tcW w:type="dxa" w:w="1728"/>
+            <w:tcW w:type="dxa" w:w="827"/>
             <w:shd w:fill="F7F9FC"/>
             <w:tcMar>
-              <w:top w:w="80" w:type="dxa"/>
-              <w:bottom w:w="80" w:type="dxa"/>
-              <w:left w:w="140" w:type="dxa"/>
-              <w:right w:w="140" w:type="dxa"/>
+              <w:top w:w="40" w:type="dxa"/>
+              <w:bottom w:w="40" w:type="dxa"/>
+              <w:left w:w="50" w:type="dxa"/>
+              <w:right w:w="50" w:type="dxa"/>
             </w:tcMar>
           </w:tcPr>
           <w:p>
@@ -1046,7 +1063,7 @@
             <w:r>
               <w:rPr>
                 <w:rFonts w:ascii="Times New Roman" w:hAnsi="Times New Roman"/>
-                <w:sz w:val="18"/>
+                <w:sz w:val="14"/>
               </w:rPr>
               <w:t>y_hat</w:t>
             </w:r>
@@ -1054,13 +1071,13 @@
         </w:tc>
         <w:tc>
           <w:tcPr>
-            <w:tcW w:type="dxa" w:w="2592"/>
+            <w:tcW w:type="dxa" w:w="1240"/>
             <w:shd w:fill="F7F9FC"/>
             <w:tcMar>
-              <w:top w:w="80" w:type="dxa"/>
-              <w:bottom w:w="80" w:type="dxa"/>
-              <w:left w:w="140" w:type="dxa"/>
-              <w:right w:w="140" w:type="dxa"/>
+              <w:top w:w="40" w:type="dxa"/>
+              <w:bottom w:w="40" w:type="dxa"/>
+              <w:left w:w="50" w:type="dxa"/>
+              <w:right w:w="50" w:type="dxa"/>
             </w:tcMar>
           </w:tcPr>
           <w:p>
@@ -1070,7 +1087,7 @@
             <w:r>
               <w:rPr>
                 <w:rFonts w:ascii="Times New Roman" w:hAnsi="Times New Roman"/>
-                <w:sz w:val="18"/>
+                <w:sz w:val="14"/>
               </w:rPr>
               <w:t>{0, 1}</w:t>
             </w:r>
@@ -1078,13 +1095,13 @@
         </w:tc>
         <w:tc>
           <w:tcPr>
-            <w:tcW w:type="dxa" w:w="5760"/>
+            <w:tcW w:type="dxa" w:w="2757"/>
             <w:shd w:fill="F7F9FC"/>
             <w:tcMar>
-              <w:top w:w="80" w:type="dxa"/>
-              <w:bottom w:w="80" w:type="dxa"/>
-              <w:left w:w="140" w:type="dxa"/>
-              <w:right w:w="140" w:type="dxa"/>
+              <w:top w:w="40" w:type="dxa"/>
+              <w:bottom w:w="40" w:type="dxa"/>
+              <w:left w:w="50" w:type="dxa"/>
+              <w:right w:w="50" w:type="dxa"/>
             </w:tcMar>
           </w:tcPr>
           <w:p>
@@ -1094,7 +1111,7 @@
             <w:r>
               <w:rPr>
                 <w:rFonts w:ascii="Times New Roman" w:hAnsi="Times New Roman"/>
-                <w:sz w:val="18"/>
+                <w:sz w:val="14"/>
               </w:rPr>
               <w:t>Binary sentiment polarity (0 = Negative, 1 = Positive)</w:t>
             </w:r>
@@ -1104,7 +1121,7 @@
     </w:tbl>
     <w:p>
       <w:pPr>
-        <w:spacing w:after="80"/>
+        <w:spacing w:after="40"/>
       </w:pPr>
     </w:p>
     <w:p>
@@ -1138,11 +1155,12 @@
     </w:p>
     <w:p>
       <w:pPr>
-        <w:spacing w:after="120" w:line="276" w:lineRule="auto"/>
+        <w:spacing w:after="80" w:line="252" w:lineRule="auto"/>
+        <w:jc w:val="both"/>
       </w:pPr>
       <w:r>
         <w:rPr>
-          <w:sz w:val="20"/>
+          <w:sz w:val="17"/>
         </w:rPr>
         <w:t>Aspect-Based Sentiment Analysis has been extensively investigated in high-resource, monolingual languages such as English and Chinese [16]. Early benchmark frameworks established by SemEval (2014 Task 4, 2016 Task 5) formulated ABSA as two coupled subtasks: Aspect Term Extraction (ATE) and Aspect-Level Sentiment Classification (ALSC) [17]. Traditional machine learning approaches utilized Conditional Random Fields (CRFs) with hand-crafted syntactic features and dependency tree relations [18]. With the advent of deep learning, recurrent neural networks such as BiLSTM-Attention and Interactive Attention Networks (IAN) were introduced to model the semantic interaction between the aspect target and context words [19]. More recently, transformer-based architectures (BERT-PT, RoBERTa, DeBERTa) achieved state-of-the-art results by formulating ALSC as sentence-pair classification [20]. However, these monolingual architectures assume grammatical standardization, canonical spelling, and uniform dependency tree structures, assumptions that fail completely when applied to noisy, unstructured code-mixed social media streams.</w:t>
       </w:r>
@@ -1164,11 +1182,12 @@
     </w:p>
     <w:p>
       <w:pPr>
-        <w:spacing w:after="120" w:line="276" w:lineRule="auto"/>
+        <w:spacing w:after="80" w:line="252" w:lineRule="auto"/>
+        <w:jc w:val="both"/>
       </w:pPr>
       <w:r>
         <w:rPr>
-          <w:sz w:val="20"/>
+          <w:sz w:val="17"/>
         </w:rPr>
         <w:t>Research in code-mixed sentiment analysis has gained significant momentum through shared tasks organized by the Forum for Information Retrieval Evaluation (FIRE) and DravidianLangTech [21]. Chakravarthi et al. introduced the DravidianCodeMix corpus [11], releasing large-scale Romanized YouTube comments for Tamil, Malayalam, and Kannada sentiment classification. Initial baselines explored TF-IDF representations paired with Support Vector Machines (SVM), Naïve Bayes, and shallow CNN-BiLSTM networks, recording accuracy scores in the 58%–68% range [22]. Subsequent studies benchmarked multilingual transformer architectures, including Multilingual BERT (mBERT), IndicBERT, and XLM-RoBERTa [23]. While these studies advanced sentence-level sentiment classification for Tamil-English, they suffer from a fundamental limitation: they treat each post as a monolith, assigning a single polarity to multi-clause sentences with opposing sentiments [24]. Furthermore, existing Dravidian sentiment benchmarks do not provide token-level aspect annotations, leaving a critical gap in fine-grained ABSA literature.</w:t>
       </w:r>
@@ -1190,11 +1209,12 @@
     </w:p>
     <w:p>
       <w:pPr>
-        <w:spacing w:after="120" w:line="276" w:lineRule="auto"/>
+        <w:spacing w:after="80" w:line="252" w:lineRule="auto"/>
+        <w:jc w:val="both"/>
       </w:pPr>
       <w:r>
         <w:rPr>
-          <w:sz w:val="20"/>
+          <w:sz w:val="17"/>
         </w:rPr>
         <w:t>The feasibility of fine-grained ABSA in Indian languages was demonstrated by the MADTRAS dataset introduced by Preethi et al. [25]. MADTRAS established an annotated corpus for aspect-based sentiment analysis of Tamil movie reviews, reporting performance across mBERT and BiLSTM baselines. Similarly, in Indo-Aryan languages, Patwa et al. investigated code-mixed Hindi-English (Hinglish) ABSA, formulating joint extraction and sentiment classification pipelines [26]. However, existing Tamil ABSA benchmarks like MADTRAS focused predominantly on native Tamil script sourced from structured feedback forms, rather than informal Romanized Tanglish social media text. Consequently, prior models are not equipped to handle the severe orthographic noise, character elongations, and slang switching characteristic of contemporary social platforms.</w:t>
       </w:r>
@@ -1216,11 +1236,12 @@
     </w:p>
     <w:p>
       <w:pPr>
-        <w:spacing w:after="120" w:line="276" w:lineRule="auto"/>
+        <w:spacing w:after="80" w:line="252" w:lineRule="auto"/>
+        <w:jc w:val="both"/>
       </w:pPr>
       <w:r>
         <w:rPr>
-          <w:sz w:val="20"/>
+          <w:sz w:val="17"/>
         </w:rPr>
         <w:t>To enhance transformer accuracy in low-resource and noisy domains, recent literature has explored hybrid knowledge fusion strategies [27]. In code-mixed NLP, fusion paradigms generally fall into three architectural categories: 1) Early Feature Concatenation, 2) Late Decision Averaging, and 3) Cross-Attention Knowledge-Enhanced Fusion (Proposed Approach). Discrete linguistic rules, syntactic clause boundaries, and postpositional negation constraints are dynamically injected into the transformer's cross-attention and inference calibration heads. Table II compares relevant ABSA frameworks.</w:t>
       </w:r>
@@ -1244,13 +1265,13 @@
       <w:tr>
         <w:tc>
           <w:tcPr>
-            <w:tcW w:type="dxa" w:w="2016"/>
+            <w:tcW w:type="dxa" w:w="965"/>
             <w:shd w:fill="003366"/>
             <w:tcMar>
-              <w:top w:w="120" w:type="dxa"/>
-              <w:bottom w:w="120" w:type="dxa"/>
-              <w:left w:w="140" w:type="dxa"/>
-              <w:right w:w="140" w:type="dxa"/>
+              <w:top w:w="50" w:type="dxa"/>
+              <w:bottom w:w="50" w:type="dxa"/>
+              <w:left w:w="50" w:type="dxa"/>
+              <w:right w:w="50" w:type="dxa"/>
             </w:tcMar>
           </w:tcPr>
           <w:p>
@@ -1262,7 +1283,7 @@
                 <w:rFonts w:ascii="Times New Roman" w:hAnsi="Times New Roman"/>
                 <w:b/>
                 <w:color w:val="FFFFFF"/>
-                <w:sz w:val="18"/>
+                <w:sz w:val="14"/>
               </w:rPr>
               <w:t>Model / Benchmark</w:t>
             </w:r>
@@ -1270,13 +1291,13 @@
         </w:tc>
         <w:tc>
           <w:tcPr>
-            <w:tcW w:type="dxa" w:w="1296"/>
+            <w:tcW w:type="dxa" w:w="620"/>
             <w:shd w:fill="003366"/>
             <w:tcMar>
-              <w:top w:w="120" w:type="dxa"/>
-              <w:bottom w:w="120" w:type="dxa"/>
-              <w:left w:w="140" w:type="dxa"/>
-              <w:right w:w="140" w:type="dxa"/>
+              <w:top w:w="50" w:type="dxa"/>
+              <w:bottom w:w="50" w:type="dxa"/>
+              <w:left w:w="50" w:type="dxa"/>
+              <w:right w:w="50" w:type="dxa"/>
             </w:tcMar>
           </w:tcPr>
           <w:p>
@@ -1288,7 +1309,7 @@
                 <w:rFonts w:ascii="Times New Roman" w:hAnsi="Times New Roman"/>
                 <w:b/>
                 <w:color w:val="FFFFFF"/>
-                <w:sz w:val="18"/>
+                <w:sz w:val="14"/>
               </w:rPr>
               <w:t>Language</w:t>
             </w:r>
@@ -1296,13 +1317,13 @@
         </w:tc>
         <w:tc>
           <w:tcPr>
-            <w:tcW w:type="dxa" w:w="1296"/>
+            <w:tcW w:type="dxa" w:w="620"/>
             <w:shd w:fill="003366"/>
             <w:tcMar>
-              <w:top w:w="120" w:type="dxa"/>
-              <w:bottom w:w="120" w:type="dxa"/>
-              <w:left w:w="140" w:type="dxa"/>
-              <w:right w:w="140" w:type="dxa"/>
+              <w:top w:w="50" w:type="dxa"/>
+              <w:bottom w:w="50" w:type="dxa"/>
+              <w:left w:w="50" w:type="dxa"/>
+              <w:right w:w="50" w:type="dxa"/>
             </w:tcMar>
           </w:tcPr>
           <w:p>
@@ -1314,7 +1335,7 @@
                 <w:rFonts w:ascii="Times New Roman" w:hAnsi="Times New Roman"/>
                 <w:b/>
                 <w:color w:val="FFFFFF"/>
-                <w:sz w:val="18"/>
+                <w:sz w:val="14"/>
               </w:rPr>
               <w:t>Script</w:t>
             </w:r>
@@ -1322,13 +1343,13 @@
         </w:tc>
         <w:tc>
           <w:tcPr>
-            <w:tcW w:type="dxa" w:w="1584"/>
+            <w:tcW w:type="dxa" w:w="758"/>
             <w:shd w:fill="003366"/>
             <w:tcMar>
-              <w:top w:w="120" w:type="dxa"/>
-              <w:bottom w:w="120" w:type="dxa"/>
-              <w:left w:w="140" w:type="dxa"/>
-              <w:right w:w="140" w:type="dxa"/>
+              <w:top w:w="50" w:type="dxa"/>
+              <w:bottom w:w="50" w:type="dxa"/>
+              <w:left w:w="50" w:type="dxa"/>
+              <w:right w:w="50" w:type="dxa"/>
             </w:tcMar>
           </w:tcPr>
           <w:p>
@@ -1340,7 +1361,7 @@
                 <w:rFonts w:ascii="Times New Roman" w:hAnsi="Times New Roman"/>
                 <w:b/>
                 <w:color w:val="FFFFFF"/>
-                <w:sz w:val="18"/>
+                <w:sz w:val="14"/>
               </w:rPr>
               <w:t>Task Level</w:t>
             </w:r>
@@ -1348,13 +1369,13 @@
         </w:tc>
         <w:tc>
           <w:tcPr>
-            <w:tcW w:type="dxa" w:w="1584"/>
+            <w:tcW w:type="dxa" w:w="758"/>
             <w:shd w:fill="003366"/>
             <w:tcMar>
-              <w:top w:w="120" w:type="dxa"/>
-              <w:bottom w:w="120" w:type="dxa"/>
-              <w:left w:w="140" w:type="dxa"/>
-              <w:right w:w="140" w:type="dxa"/>
+              <w:top w:w="50" w:type="dxa"/>
+              <w:bottom w:w="50" w:type="dxa"/>
+              <w:left w:w="50" w:type="dxa"/>
+              <w:right w:w="50" w:type="dxa"/>
             </w:tcMar>
           </w:tcPr>
           <w:p>
@@ -1366,7 +1387,7 @@
                 <w:rFonts w:ascii="Times New Roman" w:hAnsi="Times New Roman"/>
                 <w:b/>
                 <w:color w:val="FFFFFF"/>
-                <w:sz w:val="18"/>
+                <w:sz w:val="14"/>
               </w:rPr>
               <w:t>Negation Handling</w:t>
             </w:r>
@@ -1374,13 +1395,13 @@
         </w:tc>
         <w:tc>
           <w:tcPr>
-            <w:tcW w:type="dxa" w:w="1296"/>
+            <w:tcW w:type="dxa" w:w="620"/>
             <w:shd w:fill="003366"/>
             <w:tcMar>
-              <w:top w:w="120" w:type="dxa"/>
-              <w:bottom w:w="120" w:type="dxa"/>
-              <w:left w:w="140" w:type="dxa"/>
-              <w:right w:w="140" w:type="dxa"/>
+              <w:top w:w="50" w:type="dxa"/>
+              <w:bottom w:w="50" w:type="dxa"/>
+              <w:left w:w="50" w:type="dxa"/>
+              <w:right w:w="50" w:type="dxa"/>
             </w:tcMar>
           </w:tcPr>
           <w:p>
@@ -1392,7 +1413,7 @@
                 <w:rFonts w:ascii="Times New Roman" w:hAnsi="Times New Roman"/>
                 <w:b/>
                 <w:color w:val="FFFFFF"/>
-                <w:sz w:val="18"/>
+                <w:sz w:val="14"/>
               </w:rPr>
               <w:t>Accuracy / F1</w:t>
             </w:r>
@@ -1400,13 +1421,13 @@
         </w:tc>
         <w:tc>
           <w:tcPr>
-            <w:tcW w:type="dxa" w:w="1008"/>
+            <w:tcW w:type="dxa" w:w="482"/>
             <w:shd w:fill="003366"/>
             <w:tcMar>
-              <w:top w:w="120" w:type="dxa"/>
-              <w:bottom w:w="120" w:type="dxa"/>
-              <w:left w:w="140" w:type="dxa"/>
-              <w:right w:w="140" w:type="dxa"/>
+              <w:top w:w="50" w:type="dxa"/>
+              <w:bottom w:w="50" w:type="dxa"/>
+              <w:left w:w="50" w:type="dxa"/>
+              <w:right w:w="50" w:type="dxa"/>
             </w:tcMar>
           </w:tcPr>
           <w:p>
@@ -1418,7 +1439,7 @@
                 <w:rFonts w:ascii="Times New Roman" w:hAnsi="Times New Roman"/>
                 <w:b/>
                 <w:color w:val="FFFFFF"/>
-                <w:sz w:val="18"/>
+                <w:sz w:val="14"/>
               </w:rPr>
               <w:t>Latency Overhead</w:t>
             </w:r>
@@ -1428,13 +1449,13 @@
       <w:tr>
         <w:tc>
           <w:tcPr>
-            <w:tcW w:type="dxa" w:w="2016"/>
+            <w:tcW w:type="dxa" w:w="965"/>
             <w:shd w:fill="FFFFFF"/>
             <w:tcMar>
-              <w:top w:w="80" w:type="dxa"/>
-              <w:bottom w:w="80" w:type="dxa"/>
-              <w:left w:w="140" w:type="dxa"/>
-              <w:right w:w="140" w:type="dxa"/>
+              <w:top w:w="40" w:type="dxa"/>
+              <w:bottom w:w="40" w:type="dxa"/>
+              <w:left w:w="50" w:type="dxa"/>
+              <w:right w:w="50" w:type="dxa"/>
             </w:tcMar>
           </w:tcPr>
           <w:p>
@@ -1444,7 +1465,7 @@
             <w:r>
               <w:rPr>
                 <w:rFonts w:ascii="Times New Roman" w:hAnsi="Times New Roman"/>
-                <w:sz w:val="18"/>
+                <w:sz w:val="14"/>
               </w:rPr>
               <w:t>MesoNet / SVM Baseline [22]</w:t>
             </w:r>
@@ -1452,13 +1473,13 @@
         </w:tc>
         <w:tc>
           <w:tcPr>
-            <w:tcW w:type="dxa" w:w="1296"/>
+            <w:tcW w:type="dxa" w:w="620"/>
             <w:shd w:fill="FFFFFF"/>
             <w:tcMar>
-              <w:top w:w="80" w:type="dxa"/>
-              <w:bottom w:w="80" w:type="dxa"/>
-              <w:left w:w="140" w:type="dxa"/>
-              <w:right w:w="140" w:type="dxa"/>
+              <w:top w:w="40" w:type="dxa"/>
+              <w:bottom w:w="40" w:type="dxa"/>
+              <w:left w:w="50" w:type="dxa"/>
+              <w:right w:w="50" w:type="dxa"/>
             </w:tcMar>
           </w:tcPr>
           <w:p>
@@ -1468,7 +1489,7 @@
             <w:r>
               <w:rPr>
                 <w:rFonts w:ascii="Times New Roman" w:hAnsi="Times New Roman"/>
-                <w:sz w:val="18"/>
+                <w:sz w:val="14"/>
               </w:rPr>
               <w:t>Tamil-English</w:t>
             </w:r>
@@ -1476,13 +1497,13 @@
         </w:tc>
         <w:tc>
           <w:tcPr>
-            <w:tcW w:type="dxa" w:w="1296"/>
+            <w:tcW w:type="dxa" w:w="620"/>
             <w:shd w:fill="FFFFFF"/>
             <w:tcMar>
-              <w:top w:w="80" w:type="dxa"/>
-              <w:bottom w:w="80" w:type="dxa"/>
-              <w:left w:w="140" w:type="dxa"/>
-              <w:right w:w="140" w:type="dxa"/>
+              <w:top w:w="40" w:type="dxa"/>
+              <w:bottom w:w="40" w:type="dxa"/>
+              <w:left w:w="50" w:type="dxa"/>
+              <w:right w:w="50" w:type="dxa"/>
             </w:tcMar>
           </w:tcPr>
           <w:p>
@@ -1492,7 +1513,7 @@
             <w:r>
               <w:rPr>
                 <w:rFonts w:ascii="Times New Roman" w:hAnsi="Times New Roman"/>
-                <w:sz w:val="18"/>
+                <w:sz w:val="14"/>
               </w:rPr>
               <w:t>Romanized</w:t>
             </w:r>
@@ -1500,13 +1521,13 @@
         </w:tc>
         <w:tc>
           <w:tcPr>
-            <w:tcW w:type="dxa" w:w="1584"/>
+            <w:tcW w:type="dxa" w:w="758"/>
             <w:shd w:fill="FFFFFF"/>
             <w:tcMar>
-              <w:top w:w="80" w:type="dxa"/>
-              <w:bottom w:w="80" w:type="dxa"/>
-              <w:left w:w="140" w:type="dxa"/>
-              <w:right w:w="140" w:type="dxa"/>
+              <w:top w:w="40" w:type="dxa"/>
+              <w:bottom w:w="40" w:type="dxa"/>
+              <w:left w:w="50" w:type="dxa"/>
+              <w:right w:w="50" w:type="dxa"/>
             </w:tcMar>
           </w:tcPr>
           <w:p>
@@ -1516,7 +1537,7 @@
             <w:r>
               <w:rPr>
                 <w:rFonts w:ascii="Times New Roman" w:hAnsi="Times New Roman"/>
-                <w:sz w:val="18"/>
+                <w:sz w:val="14"/>
               </w:rPr>
               <w:t>Sentence-Level</w:t>
             </w:r>
@@ -1524,13 +1545,13 @@
         </w:tc>
         <w:tc>
           <w:tcPr>
-            <w:tcW w:type="dxa" w:w="1584"/>
+            <w:tcW w:type="dxa" w:w="758"/>
             <w:shd w:fill="FFFFFF"/>
             <w:tcMar>
-              <w:top w:w="80" w:type="dxa"/>
-              <w:bottom w:w="80" w:type="dxa"/>
-              <w:left w:w="140" w:type="dxa"/>
-              <w:right w:w="140" w:type="dxa"/>
+              <w:top w:w="40" w:type="dxa"/>
+              <w:bottom w:w="40" w:type="dxa"/>
+              <w:left w:w="50" w:type="dxa"/>
+              <w:right w:w="50" w:type="dxa"/>
             </w:tcMar>
           </w:tcPr>
           <w:p>
@@ -1540,7 +1561,7 @@
             <w:r>
               <w:rPr>
                 <w:rFonts w:ascii="Times New Roman" w:hAnsi="Times New Roman"/>
-                <w:sz w:val="18"/>
+                <w:sz w:val="14"/>
               </w:rPr>
               <w:t>Bag-of-words (None)</w:t>
             </w:r>
@@ -1548,13 +1569,13 @@
         </w:tc>
         <w:tc>
           <w:tcPr>
-            <w:tcW w:type="dxa" w:w="1296"/>
+            <w:tcW w:type="dxa" w:w="620"/>
             <w:shd w:fill="FFFFFF"/>
             <w:tcMar>
-              <w:top w:w="80" w:type="dxa"/>
-              <w:bottom w:w="80" w:type="dxa"/>
-              <w:left w:w="140" w:type="dxa"/>
-              <w:right w:w="140" w:type="dxa"/>
+              <w:top w:w="40" w:type="dxa"/>
+              <w:bottom w:w="40" w:type="dxa"/>
+              <w:left w:w="50" w:type="dxa"/>
+              <w:right w:w="50" w:type="dxa"/>
             </w:tcMar>
           </w:tcPr>
           <w:p>
@@ -1564,7 +1585,7 @@
             <w:r>
               <w:rPr>
                 <w:rFonts w:ascii="Times New Roman" w:hAnsi="Times New Roman"/>
-                <w:sz w:val="18"/>
+                <w:sz w:val="14"/>
               </w:rPr>
               <w:t>64.5% / 67.2%</w:t>
             </w:r>
@@ -1572,13 +1593,13 @@
         </w:tc>
         <w:tc>
           <w:tcPr>
-            <w:tcW w:type="dxa" w:w="1008"/>
+            <w:tcW w:type="dxa" w:w="482"/>
             <w:shd w:fill="FFFFFF"/>
             <w:tcMar>
-              <w:top w:w="80" w:type="dxa"/>
-              <w:bottom w:w="80" w:type="dxa"/>
-              <w:left w:w="140" w:type="dxa"/>
-              <w:right w:w="140" w:type="dxa"/>
+              <w:top w:w="40" w:type="dxa"/>
+              <w:bottom w:w="40" w:type="dxa"/>
+              <w:left w:w="50" w:type="dxa"/>
+              <w:right w:w="50" w:type="dxa"/>
             </w:tcMar>
           </w:tcPr>
           <w:p>
@@ -1588,7 +1609,7 @@
             <w:r>
               <w:rPr>
                 <w:rFonts w:ascii="Times New Roman" w:hAnsi="Times New Roman"/>
-                <w:sz w:val="18"/>
+                <w:sz w:val="14"/>
               </w:rPr>
               <w:t>Ultra-low (&lt; 1 ms)</w:t>
             </w:r>
@@ -1598,13 +1619,13 @@
       <w:tr>
         <w:tc>
           <w:tcPr>
-            <w:tcW w:type="dxa" w:w="2016"/>
+            <w:tcW w:type="dxa" w:w="965"/>
             <w:shd w:fill="F7F9FC"/>
             <w:tcMar>
-              <w:top w:w="80" w:type="dxa"/>
-              <w:bottom w:w="80" w:type="dxa"/>
-              <w:left w:w="140" w:type="dxa"/>
-              <w:right w:w="140" w:type="dxa"/>
+              <w:top w:w="40" w:type="dxa"/>
+              <w:bottom w:w="40" w:type="dxa"/>
+              <w:left w:w="50" w:type="dxa"/>
+              <w:right w:w="50" w:type="dxa"/>
             </w:tcMar>
           </w:tcPr>
           <w:p>
@@ -1614,7 +1635,7 @@
             <w:r>
               <w:rPr>
                 <w:rFonts w:ascii="Times New Roman" w:hAnsi="Times New Roman"/>
-                <w:sz w:val="18"/>
+                <w:sz w:val="14"/>
               </w:rPr>
               <w:t>DravidianCodeMix Baseline [11]</w:t>
             </w:r>
@@ -1622,13 +1643,13 @@
         </w:tc>
         <w:tc>
           <w:tcPr>
-            <w:tcW w:type="dxa" w:w="1296"/>
+            <w:tcW w:type="dxa" w:w="620"/>
             <w:shd w:fill="F7F9FC"/>
             <w:tcMar>
-              <w:top w:w="80" w:type="dxa"/>
-              <w:bottom w:w="80" w:type="dxa"/>
-              <w:left w:w="140" w:type="dxa"/>
-              <w:right w:w="140" w:type="dxa"/>
+              <w:top w:w="40" w:type="dxa"/>
+              <w:bottom w:w="40" w:type="dxa"/>
+              <w:left w:w="50" w:type="dxa"/>
+              <w:right w:w="50" w:type="dxa"/>
             </w:tcMar>
           </w:tcPr>
           <w:p>
@@ -1638,7 +1659,7 @@
             <w:r>
               <w:rPr>
                 <w:rFonts w:ascii="Times New Roman" w:hAnsi="Times New Roman"/>
-                <w:sz w:val="18"/>
+                <w:sz w:val="14"/>
               </w:rPr>
               <w:t>Tamil-English</w:t>
             </w:r>
@@ -1646,13 +1667,13 @@
         </w:tc>
         <w:tc>
           <w:tcPr>
-            <w:tcW w:type="dxa" w:w="1296"/>
+            <w:tcW w:type="dxa" w:w="620"/>
             <w:shd w:fill="F7F9FC"/>
             <w:tcMar>
-              <w:top w:w="80" w:type="dxa"/>
-              <w:bottom w:w="80" w:type="dxa"/>
-              <w:left w:w="140" w:type="dxa"/>
-              <w:right w:w="140" w:type="dxa"/>
+              <w:top w:w="40" w:type="dxa"/>
+              <w:bottom w:w="40" w:type="dxa"/>
+              <w:left w:w="50" w:type="dxa"/>
+              <w:right w:w="50" w:type="dxa"/>
             </w:tcMar>
           </w:tcPr>
           <w:p>
@@ -1662,7 +1683,7 @@
             <w:r>
               <w:rPr>
                 <w:rFonts w:ascii="Times New Roman" w:hAnsi="Times New Roman"/>
-                <w:sz w:val="18"/>
+                <w:sz w:val="14"/>
               </w:rPr>
               <w:t>Romanized</w:t>
             </w:r>
@@ -1670,13 +1691,13 @@
         </w:tc>
         <w:tc>
           <w:tcPr>
-            <w:tcW w:type="dxa" w:w="1584"/>
+            <w:tcW w:type="dxa" w:w="758"/>
             <w:shd w:fill="F7F9FC"/>
             <w:tcMar>
-              <w:top w:w="80" w:type="dxa"/>
-              <w:bottom w:w="80" w:type="dxa"/>
-              <w:left w:w="140" w:type="dxa"/>
-              <w:right w:w="140" w:type="dxa"/>
+              <w:top w:w="40" w:type="dxa"/>
+              <w:bottom w:w="40" w:type="dxa"/>
+              <w:left w:w="50" w:type="dxa"/>
+              <w:right w:w="50" w:type="dxa"/>
             </w:tcMar>
           </w:tcPr>
           <w:p>
@@ -1686,7 +1707,7 @@
             <w:r>
               <w:rPr>
                 <w:rFonts w:ascii="Times New Roman" w:hAnsi="Times New Roman"/>
-                <w:sz w:val="18"/>
+                <w:sz w:val="14"/>
               </w:rPr>
               <w:t>Sentence-Level</w:t>
             </w:r>
@@ -1694,13 +1715,13 @@
         </w:tc>
         <w:tc>
           <w:tcPr>
-            <w:tcW w:type="dxa" w:w="1584"/>
+            <w:tcW w:type="dxa" w:w="758"/>
             <w:shd w:fill="F7F9FC"/>
             <w:tcMar>
-              <w:top w:w="80" w:type="dxa"/>
-              <w:bottom w:w="80" w:type="dxa"/>
-              <w:left w:w="140" w:type="dxa"/>
-              <w:right w:w="140" w:type="dxa"/>
+              <w:top w:w="40" w:type="dxa"/>
+              <w:bottom w:w="40" w:type="dxa"/>
+              <w:left w:w="50" w:type="dxa"/>
+              <w:right w:w="50" w:type="dxa"/>
             </w:tcMar>
           </w:tcPr>
           <w:p>
@@ -1710,7 +1731,7 @@
             <w:r>
               <w:rPr>
                 <w:rFonts w:ascii="Times New Roman" w:hAnsi="Times New Roman"/>
-                <w:sz w:val="18"/>
+                <w:sz w:val="14"/>
               </w:rPr>
               <w:t>None</w:t>
             </w:r>
@@ -1718,13 +1739,13 @@
         </w:tc>
         <w:tc>
           <w:tcPr>
-            <w:tcW w:type="dxa" w:w="1296"/>
+            <w:tcW w:type="dxa" w:w="620"/>
             <w:shd w:fill="F7F9FC"/>
             <w:tcMar>
-              <w:top w:w="80" w:type="dxa"/>
-              <w:bottom w:w="80" w:type="dxa"/>
-              <w:left w:w="140" w:type="dxa"/>
-              <w:right w:w="140" w:type="dxa"/>
+              <w:top w:w="40" w:type="dxa"/>
+              <w:bottom w:w="40" w:type="dxa"/>
+              <w:left w:w="50" w:type="dxa"/>
+              <w:right w:w="50" w:type="dxa"/>
             </w:tcMar>
           </w:tcPr>
           <w:p>
@@ -1734,7 +1755,7 @@
             <w:r>
               <w:rPr>
                 <w:rFonts w:ascii="Times New Roman" w:hAnsi="Times New Roman"/>
-                <w:sz w:val="18"/>
+                <w:sz w:val="14"/>
               </w:rPr>
               <w:t>69.3% / 69.6%</w:t>
             </w:r>
@@ -1742,13 +1763,13 @@
         </w:tc>
         <w:tc>
           <w:tcPr>
-            <w:tcW w:type="dxa" w:w="1008"/>
+            <w:tcW w:type="dxa" w:w="482"/>
             <w:shd w:fill="F7F9FC"/>
             <w:tcMar>
-              <w:top w:w="80" w:type="dxa"/>
-              <w:bottom w:w="80" w:type="dxa"/>
-              <w:left w:w="140" w:type="dxa"/>
-              <w:right w:w="140" w:type="dxa"/>
+              <w:top w:w="40" w:type="dxa"/>
+              <w:bottom w:w="40" w:type="dxa"/>
+              <w:left w:w="50" w:type="dxa"/>
+              <w:right w:w="50" w:type="dxa"/>
             </w:tcMar>
           </w:tcPr>
           <w:p>
@@ -1758,7 +1779,7 @@
             <w:r>
               <w:rPr>
                 <w:rFonts w:ascii="Times New Roman" w:hAnsi="Times New Roman"/>
-                <w:sz w:val="18"/>
+                <w:sz w:val="14"/>
               </w:rPr>
               <w:t>Low (1.2 ms)</w:t>
             </w:r>
@@ -1768,13 +1789,13 @@
       <w:tr>
         <w:tc>
           <w:tcPr>
-            <w:tcW w:type="dxa" w:w="2016"/>
+            <w:tcW w:type="dxa" w:w="965"/>
             <w:shd w:fill="FFFFFF"/>
             <w:tcMar>
-              <w:top w:w="80" w:type="dxa"/>
-              <w:bottom w:w="80" w:type="dxa"/>
-              <w:left w:w="140" w:type="dxa"/>
-              <w:right w:w="140" w:type="dxa"/>
+              <w:top w:w="40" w:type="dxa"/>
+              <w:bottom w:w="40" w:type="dxa"/>
+              <w:left w:w="50" w:type="dxa"/>
+              <w:right w:w="50" w:type="dxa"/>
             </w:tcMar>
           </w:tcPr>
           <w:p>
@@ -1784,7 +1805,7 @@
             <w:r>
               <w:rPr>
                 <w:rFonts w:ascii="Times New Roman" w:hAnsi="Times New Roman"/>
-                <w:sz w:val="18"/>
+                <w:sz w:val="14"/>
               </w:rPr>
               <w:t>MADTRAS Benchmark [25]</w:t>
             </w:r>
@@ -1792,13 +1813,13 @@
         </w:tc>
         <w:tc>
           <w:tcPr>
-            <w:tcW w:type="dxa" w:w="1296"/>
+            <w:tcW w:type="dxa" w:w="620"/>
             <w:shd w:fill="FFFFFF"/>
             <w:tcMar>
-              <w:top w:w="80" w:type="dxa"/>
-              <w:bottom w:w="80" w:type="dxa"/>
-              <w:left w:w="140" w:type="dxa"/>
-              <w:right w:w="140" w:type="dxa"/>
+              <w:top w:w="40" w:type="dxa"/>
+              <w:bottom w:w="40" w:type="dxa"/>
+              <w:left w:w="50" w:type="dxa"/>
+              <w:right w:w="50" w:type="dxa"/>
             </w:tcMar>
           </w:tcPr>
           <w:p>
@@ -1808,7 +1829,7 @@
             <w:r>
               <w:rPr>
                 <w:rFonts w:ascii="Times New Roman" w:hAnsi="Times New Roman"/>
-                <w:sz w:val="18"/>
+                <w:sz w:val="14"/>
               </w:rPr>
               <w:t>Pure Tamil</w:t>
             </w:r>
@@ -1816,13 +1837,13 @@
         </w:tc>
         <w:tc>
           <w:tcPr>
-            <w:tcW w:type="dxa" w:w="1296"/>
+            <w:tcW w:type="dxa" w:w="620"/>
             <w:shd w:fill="FFFFFF"/>
             <w:tcMar>
-              <w:top w:w="80" w:type="dxa"/>
-              <w:bottom w:w="80" w:type="dxa"/>
-              <w:left w:w="140" w:type="dxa"/>
-              <w:right w:w="140" w:type="dxa"/>
+              <w:top w:w="40" w:type="dxa"/>
+              <w:bottom w:w="40" w:type="dxa"/>
+              <w:left w:w="50" w:type="dxa"/>
+              <w:right w:w="50" w:type="dxa"/>
             </w:tcMar>
           </w:tcPr>
           <w:p>
@@ -1832,7 +1853,7 @@
             <w:r>
               <w:rPr>
                 <w:rFonts w:ascii="Times New Roman" w:hAnsi="Times New Roman"/>
-                <w:sz w:val="18"/>
+                <w:sz w:val="14"/>
               </w:rPr>
               <w:t>Native Script</w:t>
             </w:r>
@@ -1840,13 +1861,13 @@
         </w:tc>
         <w:tc>
           <w:tcPr>
-            <w:tcW w:type="dxa" w:w="1584"/>
+            <w:tcW w:type="dxa" w:w="758"/>
             <w:shd w:fill="FFFFFF"/>
             <w:tcMar>
-              <w:top w:w="80" w:type="dxa"/>
-              <w:bottom w:w="80" w:type="dxa"/>
-              <w:left w:w="140" w:type="dxa"/>
-              <w:right w:w="140" w:type="dxa"/>
+              <w:top w:w="40" w:type="dxa"/>
+              <w:bottom w:w="40" w:type="dxa"/>
+              <w:left w:w="50" w:type="dxa"/>
+              <w:right w:w="50" w:type="dxa"/>
             </w:tcMar>
           </w:tcPr>
           <w:p>
@@ -1856,7 +1877,7 @@
             <w:r>
               <w:rPr>
                 <w:rFonts w:ascii="Times New Roman" w:hAnsi="Times New Roman"/>
-                <w:sz w:val="18"/>
+                <w:sz w:val="14"/>
               </w:rPr>
               <w:t>Aspect-Level (ABSA)</w:t>
             </w:r>
@@ -1864,13 +1885,13 @@
         </w:tc>
         <w:tc>
           <w:tcPr>
-            <w:tcW w:type="dxa" w:w="1584"/>
+            <w:tcW w:type="dxa" w:w="758"/>
             <w:shd w:fill="FFFFFF"/>
             <w:tcMar>
-              <w:top w:w="80" w:type="dxa"/>
-              <w:bottom w:w="80" w:type="dxa"/>
-              <w:left w:w="140" w:type="dxa"/>
-              <w:right w:w="140" w:type="dxa"/>
+              <w:top w:w="40" w:type="dxa"/>
+              <w:bottom w:w="40" w:type="dxa"/>
+              <w:left w:w="50" w:type="dxa"/>
+              <w:right w:w="50" w:type="dxa"/>
             </w:tcMar>
           </w:tcPr>
           <w:p>
@@ -1880,7 +1901,7 @@
             <w:r>
               <w:rPr>
                 <w:rFonts w:ascii="Times New Roman" w:hAnsi="Times New Roman"/>
-                <w:sz w:val="18"/>
+                <w:sz w:val="14"/>
               </w:rPr>
               <w:t>Static BiLSTM attention</w:t>
             </w:r>
@@ -1888,13 +1909,13 @@
         </w:tc>
         <w:tc>
           <w:tcPr>
-            <w:tcW w:type="dxa" w:w="1296"/>
+            <w:tcW w:type="dxa" w:w="620"/>
             <w:shd w:fill="FFFFFF"/>
             <w:tcMar>
-              <w:top w:w="80" w:type="dxa"/>
-              <w:bottom w:w="80" w:type="dxa"/>
-              <w:left w:w="140" w:type="dxa"/>
-              <w:right w:w="140" w:type="dxa"/>
+              <w:top w:w="40" w:type="dxa"/>
+              <w:bottom w:w="40" w:type="dxa"/>
+              <w:left w:w="50" w:type="dxa"/>
+              <w:right w:w="50" w:type="dxa"/>
             </w:tcMar>
           </w:tcPr>
           <w:p>
@@ -1904,7 +1925,7 @@
             <w:r>
               <w:rPr>
                 <w:rFonts w:ascii="Times New Roman" w:hAnsi="Times New Roman"/>
-                <w:sz w:val="18"/>
+                <w:sz w:val="14"/>
               </w:rPr>
               <w:t>78.4% / 76.1%</w:t>
             </w:r>
@@ -1912,13 +1933,13 @@
         </w:tc>
         <w:tc>
           <w:tcPr>
-            <w:tcW w:type="dxa" w:w="1008"/>
+            <w:tcW w:type="dxa" w:w="482"/>
             <w:shd w:fill="FFFFFF"/>
             <w:tcMar>
-              <w:top w:w="80" w:type="dxa"/>
-              <w:bottom w:w="80" w:type="dxa"/>
-              <w:left w:w="140" w:type="dxa"/>
-              <w:right w:w="140" w:type="dxa"/>
+              <w:top w:w="40" w:type="dxa"/>
+              <w:bottom w:w="40" w:type="dxa"/>
+              <w:left w:w="50" w:type="dxa"/>
+              <w:right w:w="50" w:type="dxa"/>
             </w:tcMar>
           </w:tcPr>
           <w:p>
@@ -1928,7 +1949,7 @@
             <w:r>
               <w:rPr>
                 <w:rFonts w:ascii="Times New Roman" w:hAnsi="Times New Roman"/>
-                <w:sz w:val="18"/>
+                <w:sz w:val="14"/>
               </w:rPr>
               <w:t>Moderate (45 ms)</w:t>
             </w:r>
@@ -1938,13 +1959,13 @@
       <w:tr>
         <w:tc>
           <w:tcPr>
-            <w:tcW w:type="dxa" w:w="2016"/>
+            <w:tcW w:type="dxa" w:w="965"/>
             <w:shd w:fill="F7F9FC"/>
             <w:tcMar>
-              <w:top w:w="80" w:type="dxa"/>
-              <w:bottom w:w="80" w:type="dxa"/>
-              <w:left w:w="140" w:type="dxa"/>
-              <w:right w:w="140" w:type="dxa"/>
+              <w:top w:w="40" w:type="dxa"/>
+              <w:bottom w:w="40" w:type="dxa"/>
+              <w:left w:w="50" w:type="dxa"/>
+              <w:right w:w="50" w:type="dxa"/>
             </w:tcMar>
           </w:tcPr>
           <w:p>
@@ -1954,7 +1975,7 @@
             <w:r>
               <w:rPr>
                 <w:rFonts w:ascii="Times New Roman" w:hAnsi="Times New Roman"/>
-                <w:sz w:val="18"/>
+                <w:sz w:val="14"/>
               </w:rPr>
               <w:t>Vanilla mBERT [13]</w:t>
             </w:r>
@@ -1962,13 +1983,13 @@
         </w:tc>
         <w:tc>
           <w:tcPr>
-            <w:tcW w:type="dxa" w:w="1296"/>
+            <w:tcW w:type="dxa" w:w="620"/>
             <w:shd w:fill="F7F9FC"/>
             <w:tcMar>
-              <w:top w:w="80" w:type="dxa"/>
-              <w:bottom w:w="80" w:type="dxa"/>
-              <w:left w:w="140" w:type="dxa"/>
-              <w:right w:w="140" w:type="dxa"/>
+              <w:top w:w="40" w:type="dxa"/>
+              <w:bottom w:w="40" w:type="dxa"/>
+              <w:left w:w="50" w:type="dxa"/>
+              <w:right w:w="50" w:type="dxa"/>
             </w:tcMar>
           </w:tcPr>
           <w:p>
@@ -1978,7 +1999,7 @@
             <w:r>
               <w:rPr>
                 <w:rFonts w:ascii="Times New Roman" w:hAnsi="Times New Roman"/>
-                <w:sz w:val="18"/>
+                <w:sz w:val="14"/>
               </w:rPr>
               <w:t>Multilingual</w:t>
             </w:r>
@@ -1986,13 +2007,13 @@
         </w:tc>
         <w:tc>
           <w:tcPr>
-            <w:tcW w:type="dxa" w:w="1296"/>
+            <w:tcW w:type="dxa" w:w="620"/>
             <w:shd w:fill="F7F9FC"/>
             <w:tcMar>
-              <w:top w:w="80" w:type="dxa"/>
-              <w:bottom w:w="80" w:type="dxa"/>
-              <w:left w:w="140" w:type="dxa"/>
-              <w:right w:w="140" w:type="dxa"/>
+              <w:top w:w="40" w:type="dxa"/>
+              <w:bottom w:w="40" w:type="dxa"/>
+              <w:left w:w="50" w:type="dxa"/>
+              <w:right w:w="50" w:type="dxa"/>
             </w:tcMar>
           </w:tcPr>
           <w:p>
@@ -2002,7 +2023,7 @@
             <w:r>
               <w:rPr>
                 <w:rFonts w:ascii="Times New Roman" w:hAnsi="Times New Roman"/>
-                <w:sz w:val="18"/>
+                <w:sz w:val="14"/>
               </w:rPr>
               <w:t>Native/Roman</w:t>
             </w:r>
@@ -2010,13 +2031,13 @@
         </w:tc>
         <w:tc>
           <w:tcPr>
-            <w:tcW w:type="dxa" w:w="1584"/>
+            <w:tcW w:type="dxa" w:w="758"/>
             <w:shd w:fill="F7F9FC"/>
             <w:tcMar>
-              <w:top w:w="80" w:type="dxa"/>
-              <w:bottom w:w="80" w:type="dxa"/>
-              <w:left w:w="140" w:type="dxa"/>
-              <w:right w:w="140" w:type="dxa"/>
+              <w:top w:w="40" w:type="dxa"/>
+              <w:bottom w:w="40" w:type="dxa"/>
+              <w:left w:w="50" w:type="dxa"/>
+              <w:right w:w="50" w:type="dxa"/>
             </w:tcMar>
           </w:tcPr>
           <w:p>
@@ -2026,7 +2047,7 @@
             <w:r>
               <w:rPr>
                 <w:rFonts w:ascii="Times New Roman" w:hAnsi="Times New Roman"/>
-                <w:sz w:val="18"/>
+                <w:sz w:val="14"/>
               </w:rPr>
               <w:t>Sentence-Level</w:t>
             </w:r>
@@ -2034,13 +2055,13 @@
         </w:tc>
         <w:tc>
           <w:tcPr>
-            <w:tcW w:type="dxa" w:w="1584"/>
+            <w:tcW w:type="dxa" w:w="758"/>
             <w:shd w:fill="F7F9FC"/>
             <w:tcMar>
-              <w:top w:w="80" w:type="dxa"/>
-              <w:bottom w:w="80" w:type="dxa"/>
-              <w:left w:w="140" w:type="dxa"/>
-              <w:right w:w="140" w:type="dxa"/>
+              <w:top w:w="40" w:type="dxa"/>
+              <w:bottom w:w="40" w:type="dxa"/>
+              <w:left w:w="50" w:type="dxa"/>
+              <w:right w:w="50" w:type="dxa"/>
             </w:tcMar>
           </w:tcPr>
           <w:p>
@@ -2050,7 +2071,7 @@
             <w:r>
               <w:rPr>
                 <w:rFonts w:ascii="Times New Roman" w:hAnsi="Times New Roman"/>
-                <w:sz w:val="18"/>
+                <w:sz w:val="14"/>
               </w:rPr>
               <w:t>Self-attention only</w:t>
             </w:r>
@@ -2058,13 +2079,13 @@
         </w:tc>
         <w:tc>
           <w:tcPr>
-            <w:tcW w:type="dxa" w:w="1296"/>
+            <w:tcW w:type="dxa" w:w="620"/>
             <w:shd w:fill="F7F9FC"/>
             <w:tcMar>
-              <w:top w:w="80" w:type="dxa"/>
-              <w:bottom w:w="80" w:type="dxa"/>
-              <w:left w:w="140" w:type="dxa"/>
-              <w:right w:w="140" w:type="dxa"/>
+              <w:top w:w="40" w:type="dxa"/>
+              <w:bottom w:w="40" w:type="dxa"/>
+              <w:left w:w="50" w:type="dxa"/>
+              <w:right w:w="50" w:type="dxa"/>
             </w:tcMar>
           </w:tcPr>
           <w:p>
@@ -2074,7 +2095,7 @@
             <w:r>
               <w:rPr>
                 <w:rFonts w:ascii="Times New Roman" w:hAnsi="Times New Roman"/>
-                <w:sz w:val="18"/>
+                <w:sz w:val="14"/>
               </w:rPr>
               <w:t>75.4% / 72.5%</w:t>
             </w:r>
@@ -2082,13 +2103,13 @@
         </w:tc>
         <w:tc>
           <w:tcPr>
-            <w:tcW w:type="dxa" w:w="1008"/>
+            <w:tcW w:type="dxa" w:w="482"/>
             <w:shd w:fill="F7F9FC"/>
             <w:tcMar>
-              <w:top w:w="80" w:type="dxa"/>
-              <w:bottom w:w="80" w:type="dxa"/>
-              <w:left w:w="140" w:type="dxa"/>
-              <w:right w:w="140" w:type="dxa"/>
+              <w:top w:w="40" w:type="dxa"/>
+              <w:bottom w:w="40" w:type="dxa"/>
+              <w:left w:w="50" w:type="dxa"/>
+              <w:right w:w="50" w:type="dxa"/>
             </w:tcMar>
           </w:tcPr>
           <w:p>
@@ -2098,7 +2119,7 @@
             <w:r>
               <w:rPr>
                 <w:rFonts w:ascii="Times New Roman" w:hAnsi="Times New Roman"/>
-                <w:sz w:val="18"/>
+                <w:sz w:val="14"/>
               </w:rPr>
               <w:t>Moderate (12.3 ms)</w:t>
             </w:r>
@@ -2108,13 +2129,13 @@
       <w:tr>
         <w:tc>
           <w:tcPr>
-            <w:tcW w:type="dxa" w:w="2016"/>
+            <w:tcW w:type="dxa" w:w="965"/>
             <w:shd w:fill="FFFFFF"/>
             <w:tcMar>
-              <w:top w:w="80" w:type="dxa"/>
-              <w:bottom w:w="80" w:type="dxa"/>
-              <w:left w:w="140" w:type="dxa"/>
-              <w:right w:w="140" w:type="dxa"/>
+              <w:top w:w="40" w:type="dxa"/>
+              <w:bottom w:w="40" w:type="dxa"/>
+              <w:left w:w="50" w:type="dxa"/>
+              <w:right w:w="50" w:type="dxa"/>
             </w:tcMar>
           </w:tcPr>
           <w:p>
@@ -2124,7 +2145,7 @@
             <w:r>
               <w:rPr>
                 <w:rFonts w:ascii="Times New Roman" w:hAnsi="Times New Roman"/>
-                <w:sz w:val="18"/>
+                <w:sz w:val="14"/>
               </w:rPr>
               <w:t>Pure XLM-RoBERTa [14]</w:t>
             </w:r>
@@ -2132,13 +2153,13 @@
         </w:tc>
         <w:tc>
           <w:tcPr>
-            <w:tcW w:type="dxa" w:w="1296"/>
+            <w:tcW w:type="dxa" w:w="620"/>
             <w:shd w:fill="FFFFFF"/>
             <w:tcMar>
-              <w:top w:w="80" w:type="dxa"/>
-              <w:bottom w:w="80" w:type="dxa"/>
-              <w:left w:w="140" w:type="dxa"/>
-              <w:right w:w="140" w:type="dxa"/>
+              <w:top w:w="40" w:type="dxa"/>
+              <w:bottom w:w="40" w:type="dxa"/>
+              <w:left w:w="50" w:type="dxa"/>
+              <w:right w:w="50" w:type="dxa"/>
             </w:tcMar>
           </w:tcPr>
           <w:p>
@@ -2148,7 +2169,7 @@
             <w:r>
               <w:rPr>
                 <w:rFonts w:ascii="Times New Roman" w:hAnsi="Times New Roman"/>
-                <w:sz w:val="18"/>
+                <w:sz w:val="14"/>
               </w:rPr>
               <w:t>Multilingual</w:t>
             </w:r>
@@ -2156,13 +2177,13 @@
         </w:tc>
         <w:tc>
           <w:tcPr>
-            <w:tcW w:type="dxa" w:w="1296"/>
+            <w:tcW w:type="dxa" w:w="620"/>
             <w:shd w:fill="FFFFFF"/>
             <w:tcMar>
-              <w:top w:w="80" w:type="dxa"/>
-              <w:bottom w:w="80" w:type="dxa"/>
-              <w:left w:w="140" w:type="dxa"/>
-              <w:right w:w="140" w:type="dxa"/>
+              <w:top w:w="40" w:type="dxa"/>
+              <w:bottom w:w="40" w:type="dxa"/>
+              <w:left w:w="50" w:type="dxa"/>
+              <w:right w:w="50" w:type="dxa"/>
             </w:tcMar>
           </w:tcPr>
           <w:p>
@@ -2172,7 +2193,7 @@
             <w:r>
               <w:rPr>
                 <w:rFonts w:ascii="Times New Roman" w:hAnsi="Times New Roman"/>
-                <w:sz w:val="18"/>
+                <w:sz w:val="14"/>
               </w:rPr>
               <w:t>Romanized</w:t>
             </w:r>
@@ -2180,13 +2201,13 @@
         </w:tc>
         <w:tc>
           <w:tcPr>
-            <w:tcW w:type="dxa" w:w="1584"/>
+            <w:tcW w:type="dxa" w:w="758"/>
             <w:shd w:fill="FFFFFF"/>
             <w:tcMar>
-              <w:top w:w="80" w:type="dxa"/>
-              <w:bottom w:w="80" w:type="dxa"/>
-              <w:left w:w="140" w:type="dxa"/>
-              <w:right w:w="140" w:type="dxa"/>
+              <w:top w:w="40" w:type="dxa"/>
+              <w:bottom w:w="40" w:type="dxa"/>
+              <w:left w:w="50" w:type="dxa"/>
+              <w:right w:w="50" w:type="dxa"/>
             </w:tcMar>
           </w:tcPr>
           <w:p>
@@ -2196,7 +2217,7 @@
             <w:r>
               <w:rPr>
                 <w:rFonts w:ascii="Times New Roman" w:hAnsi="Times New Roman"/>
-                <w:sz w:val="18"/>
+                <w:sz w:val="14"/>
               </w:rPr>
               <w:t>Aspect-Level (ALSC)</w:t>
             </w:r>
@@ -2204,13 +2225,13 @@
         </w:tc>
         <w:tc>
           <w:tcPr>
-            <w:tcW w:type="dxa" w:w="1584"/>
+            <w:tcW w:type="dxa" w:w="758"/>
             <w:shd w:fill="FFFFFF"/>
             <w:tcMar>
-              <w:top w:w="80" w:type="dxa"/>
-              <w:bottom w:w="80" w:type="dxa"/>
-              <w:left w:w="140" w:type="dxa"/>
-              <w:right w:w="140" w:type="dxa"/>
+              <w:top w:w="40" w:type="dxa"/>
+              <w:bottom w:w="40" w:type="dxa"/>
+              <w:left w:w="50" w:type="dxa"/>
+              <w:right w:w="50" w:type="dxa"/>
             </w:tcMar>
           </w:tcPr>
           <w:p>
@@ -2220,7 +2241,7 @@
             <w:r>
               <w:rPr>
                 <w:rFonts w:ascii="Times New Roman" w:hAnsi="Times New Roman"/>
-                <w:sz w:val="18"/>
+                <w:sz w:val="14"/>
               </w:rPr>
               <w:t>Self-attention only</w:t>
             </w:r>
@@ -2228,13 +2249,13 @@
         </w:tc>
         <w:tc>
           <w:tcPr>
-            <w:tcW w:type="dxa" w:w="1296"/>
+            <w:tcW w:type="dxa" w:w="620"/>
             <w:shd w:fill="FFFFFF"/>
             <w:tcMar>
-              <w:top w:w="80" w:type="dxa"/>
-              <w:bottom w:w="80" w:type="dxa"/>
-              <w:left w:w="140" w:type="dxa"/>
-              <w:right w:w="140" w:type="dxa"/>
+              <w:top w:w="40" w:type="dxa"/>
+              <w:bottom w:w="40" w:type="dxa"/>
+              <w:left w:w="50" w:type="dxa"/>
+              <w:right w:w="50" w:type="dxa"/>
             </w:tcMar>
           </w:tcPr>
           <w:p>
@@ -2244,7 +2265,7 @@
             <w:r>
               <w:rPr>
                 <w:rFonts w:ascii="Times New Roman" w:hAnsi="Times New Roman"/>
-                <w:sz w:val="18"/>
+                <w:sz w:val="14"/>
               </w:rPr>
               <w:t>72.3% / 72.3%</w:t>
             </w:r>
@@ -2252,13 +2273,13 @@
         </w:tc>
         <w:tc>
           <w:tcPr>
-            <w:tcW w:type="dxa" w:w="1008"/>
+            <w:tcW w:type="dxa" w:w="482"/>
             <w:shd w:fill="FFFFFF"/>
             <w:tcMar>
-              <w:top w:w="80" w:type="dxa"/>
-              <w:bottom w:w="80" w:type="dxa"/>
-              <w:left w:w="140" w:type="dxa"/>
-              <w:right w:w="140" w:type="dxa"/>
+              <w:top w:w="40" w:type="dxa"/>
+              <w:bottom w:w="40" w:type="dxa"/>
+              <w:left w:w="50" w:type="dxa"/>
+              <w:right w:w="50" w:type="dxa"/>
             </w:tcMar>
           </w:tcPr>
           <w:p>
@@ -2268,7 +2289,7 @@
             <w:r>
               <w:rPr>
                 <w:rFonts w:ascii="Times New Roman" w:hAnsi="Times New Roman"/>
-                <w:sz w:val="18"/>
+                <w:sz w:val="14"/>
               </w:rPr>
               <w:t>Moderate (28.0 ms)</w:t>
             </w:r>
@@ -2278,13 +2299,13 @@
       <w:tr>
         <w:tc>
           <w:tcPr>
-            <w:tcW w:type="dxa" w:w="2016"/>
+            <w:tcW w:type="dxa" w:w="965"/>
             <w:shd w:fill="F7F9FC"/>
             <w:tcMar>
-              <w:top w:w="80" w:type="dxa"/>
-              <w:bottom w:w="80" w:type="dxa"/>
-              <w:left w:w="140" w:type="dxa"/>
-              <w:right w:w="140" w:type="dxa"/>
+              <w:top w:w="40" w:type="dxa"/>
+              <w:bottom w:w="40" w:type="dxa"/>
+              <w:left w:w="50" w:type="dxa"/>
+              <w:right w:w="50" w:type="dxa"/>
             </w:tcMar>
           </w:tcPr>
           <w:p>
@@ -2295,7 +2316,7 @@
               <w:rPr>
                 <w:rFonts w:ascii="Times New Roman" w:hAnsi="Times New Roman"/>
                 <w:b/>
-                <w:sz w:val="18"/>
+                <w:sz w:val="14"/>
               </w:rPr>
               <w:t>Proposed Framework (Ours)</w:t>
             </w:r>
@@ -2303,13 +2324,13 @@
         </w:tc>
         <w:tc>
           <w:tcPr>
-            <w:tcW w:type="dxa" w:w="1296"/>
+            <w:tcW w:type="dxa" w:w="620"/>
             <w:shd w:fill="F7F9FC"/>
             <w:tcMar>
-              <w:top w:w="80" w:type="dxa"/>
-              <w:bottom w:w="80" w:type="dxa"/>
-              <w:left w:w="140" w:type="dxa"/>
-              <w:right w:w="140" w:type="dxa"/>
+              <w:top w:w="40" w:type="dxa"/>
+              <w:bottom w:w="40" w:type="dxa"/>
+              <w:left w:w="50" w:type="dxa"/>
+              <w:right w:w="50" w:type="dxa"/>
             </w:tcMar>
           </w:tcPr>
           <w:p>
@@ -2319,7 +2340,7 @@
             <w:r>
               <w:rPr>
                 <w:rFonts w:ascii="Times New Roman" w:hAnsi="Times New Roman"/>
-                <w:sz w:val="18"/>
+                <w:sz w:val="14"/>
               </w:rPr>
               <w:t>Tamil-English</w:t>
             </w:r>
@@ -2327,13 +2348,13 @@
         </w:tc>
         <w:tc>
           <w:tcPr>
-            <w:tcW w:type="dxa" w:w="1296"/>
+            <w:tcW w:type="dxa" w:w="620"/>
             <w:shd w:fill="F7F9FC"/>
             <w:tcMar>
-              <w:top w:w="80" w:type="dxa"/>
-              <w:bottom w:w="80" w:type="dxa"/>
-              <w:left w:w="140" w:type="dxa"/>
-              <w:right w:w="140" w:type="dxa"/>
+              <w:top w:w="40" w:type="dxa"/>
+              <w:bottom w:w="40" w:type="dxa"/>
+              <w:left w:w="50" w:type="dxa"/>
+              <w:right w:w="50" w:type="dxa"/>
             </w:tcMar>
           </w:tcPr>
           <w:p>
@@ -2343,7 +2364,7 @@
             <w:r>
               <w:rPr>
                 <w:rFonts w:ascii="Times New Roman" w:hAnsi="Times New Roman"/>
-                <w:sz w:val="18"/>
+                <w:sz w:val="14"/>
               </w:rPr>
               <w:t>Romanized (Tanglish)</w:t>
             </w:r>
@@ -2351,13 +2372,13 @@
         </w:tc>
         <w:tc>
           <w:tcPr>
-            <w:tcW w:type="dxa" w:w="1584"/>
+            <w:tcW w:type="dxa" w:w="758"/>
             <w:shd w:fill="F7F9FC"/>
             <w:tcMar>
-              <w:top w:w="80" w:type="dxa"/>
-              <w:bottom w:w="80" w:type="dxa"/>
-              <w:left w:w="140" w:type="dxa"/>
-              <w:right w:w="140" w:type="dxa"/>
+              <w:top w:w="40" w:type="dxa"/>
+              <w:bottom w:w="40" w:type="dxa"/>
+              <w:left w:w="50" w:type="dxa"/>
+              <w:right w:w="50" w:type="dxa"/>
             </w:tcMar>
           </w:tcPr>
           <w:p>
@@ -2367,7 +2388,7 @@
             <w:r>
               <w:rPr>
                 <w:rFonts w:ascii="Times New Roman" w:hAnsi="Times New Roman"/>
-                <w:sz w:val="18"/>
+                <w:sz w:val="14"/>
               </w:rPr>
               <w:t>Two-Stage ABSA</w:t>
             </w:r>
@@ -2375,13 +2396,13 @@
         </w:tc>
         <w:tc>
           <w:tcPr>
-            <w:tcW w:type="dxa" w:w="1584"/>
+            <w:tcW w:type="dxa" w:w="758"/>
             <w:shd w:fill="F7F9FC"/>
             <w:tcMar>
-              <w:top w:w="80" w:type="dxa"/>
-              <w:bottom w:w="80" w:type="dxa"/>
-              <w:left w:w="140" w:type="dxa"/>
-              <w:right w:w="140" w:type="dxa"/>
+              <w:top w:w="40" w:type="dxa"/>
+              <w:bottom w:w="40" w:type="dxa"/>
+              <w:left w:w="50" w:type="dxa"/>
+              <w:right w:w="50" w:type="dxa"/>
             </w:tcMar>
           </w:tcPr>
           <w:p>
@@ -2391,7 +2412,7 @@
             <w:r>
               <w:rPr>
                 <w:rFonts w:ascii="Times New Roman" w:hAnsi="Times New Roman"/>
-                <w:sz w:val="18"/>
+                <w:sz w:val="14"/>
               </w:rPr>
               <w:t>Syntactic Postpositional</w:t>
             </w:r>
@@ -2399,13 +2420,13 @@
         </w:tc>
         <w:tc>
           <w:tcPr>
-            <w:tcW w:type="dxa" w:w="1296"/>
+            <w:tcW w:type="dxa" w:w="620"/>
             <w:shd w:fill="F7F9FC"/>
             <w:tcMar>
-              <w:top w:w="80" w:type="dxa"/>
-              <w:bottom w:w="80" w:type="dxa"/>
-              <w:left w:w="140" w:type="dxa"/>
-              <w:right w:w="140" w:type="dxa"/>
+              <w:top w:w="40" w:type="dxa"/>
+              <w:bottom w:w="40" w:type="dxa"/>
+              <w:left w:w="50" w:type="dxa"/>
+              <w:right w:w="50" w:type="dxa"/>
             </w:tcMar>
           </w:tcPr>
           <w:p>
@@ -2416,7 +2437,7 @@
               <w:rPr>
                 <w:rFonts w:ascii="Times New Roman" w:hAnsi="Times New Roman"/>
                 <w:b/>
-                <w:sz w:val="18"/>
+                <w:sz w:val="14"/>
               </w:rPr>
               <w:t>96.4% / 96.4%</w:t>
             </w:r>
@@ -2424,13 +2445,13 @@
         </w:tc>
         <w:tc>
           <w:tcPr>
-            <w:tcW w:type="dxa" w:w="1008"/>
+            <w:tcW w:type="dxa" w:w="482"/>
             <w:shd w:fill="F7F9FC"/>
             <w:tcMar>
-              <w:top w:w="80" w:type="dxa"/>
-              <w:bottom w:w="80" w:type="dxa"/>
-              <w:left w:w="140" w:type="dxa"/>
-              <w:right w:w="140" w:type="dxa"/>
+              <w:top w:w="40" w:type="dxa"/>
+              <w:bottom w:w="40" w:type="dxa"/>
+              <w:left w:w="50" w:type="dxa"/>
+              <w:right w:w="50" w:type="dxa"/>
             </w:tcMar>
           </w:tcPr>
           <w:p>
@@ -2440,7 +2461,7 @@
             <w:r>
               <w:rPr>
                 <w:rFonts w:ascii="Times New Roman" w:hAnsi="Times New Roman"/>
-                <w:sz w:val="18"/>
+                <w:sz w:val="14"/>
               </w:rPr>
               <w:t>Efficient (29.9 ms)</w:t>
             </w:r>
@@ -2450,7 +2471,7 @@
     </w:tbl>
     <w:p>
       <w:pPr>
-        <w:spacing w:after="80"/>
+        <w:spacing w:after="40"/>
       </w:pPr>
     </w:p>
     <w:p>
@@ -2484,11 +2505,12 @@
     </w:p>
     <w:p>
       <w:pPr>
-        <w:spacing w:after="120" w:line="276" w:lineRule="auto"/>
+        <w:spacing w:after="80" w:line="252" w:lineRule="auto"/>
+        <w:jc w:val="both"/>
       </w:pPr>
       <w:r>
         <w:rPr>
-          <w:sz w:val="20"/>
+          <w:sz w:val="17"/>
         </w:rPr>
         <w:t>Let S = [w_1, w_2, ..., w_N] represent an unstructured code-mixed social media comment comprising N tokens written in Romanized Tamil and English. The ABSA objective is divided into two mathematically rigorous subtasks: 1) Stage 1 (Aspect Term Extraction - ATE): Identify all aspect spans A = {A_1, A_2, ..., A_m} mentioned in S, and map each A_j to an aspect category C_j across 9 cinema dimensions. 2) Stage 2 (Aspect-Level Sentiment Classification - ALSC): For each extracted pair (A_j, C_j), compute a mapping function Phi(S, A_j, C_j) -&gt; y_hat_j in {Negative, Positive}, accompanied by a posterior confidence probability p_j in [0, 1].</w:t>
       </w:r>
@@ -2510,11 +2532,12 @@
     </w:p>
     <w:p>
       <w:pPr>
-        <w:spacing w:after="120" w:line="276" w:lineRule="auto"/>
+        <w:spacing w:after="80" w:line="252" w:lineRule="auto"/>
+        <w:jc w:val="both"/>
       </w:pPr>
       <w:r>
         <w:rPr>
-          <w:sz w:val="20"/>
+          <w:sz w:val="17"/>
         </w:rPr>
         <w:t>To eliminate lexical dispersion caused by informal social media typing, raw tokens undergo a deterministic normalization transform:</w:t>
         <w:br/>
@@ -2540,11 +2563,12 @@
     </w:p>
     <w:p>
       <w:pPr>
-        <w:spacing w:after="120" w:line="276" w:lineRule="auto"/>
+        <w:spacing w:after="80" w:line="252" w:lineRule="auto"/>
+        <w:jc w:val="both"/>
       </w:pPr>
       <w:r>
         <w:rPr>
-          <w:sz w:val="20"/>
+          <w:sz w:val="17"/>
         </w:rPr>
         <w:t>When multi-clause comments contain contrasting sentiments across conjunctions, global self-attention across the full sentence causes polarity bleeding. To prevent this, we implement a syntactic clause segmenter that splits by delimiter set B = {'but', 'aana', 'aanal', 'however', 'yet', ',', ';'}. The target aspect A is bound strictly to the clause C_A that subsumes its token span. If no conjunction boundary is present, C_A defaults to a localized symmetric context window of k = 4 tokens surrounding A.</w:t>
       </w:r>
@@ -2566,11 +2590,12 @@
     </w:p>
     <w:p>
       <w:pPr>
-        <w:spacing w:after="120" w:line="276" w:lineRule="auto"/>
+        <w:spacing w:after="80" w:line="252" w:lineRule="auto"/>
+        <w:jc w:val="both"/>
       </w:pPr>
       <w:r>
         <w:rPr>
-          <w:sz w:val="20"/>
+          <w:sz w:val="17"/>
         </w:rPr>
         <w:t>The isolated clause C_A and target aspect A are formatted into an aspect-conditioned input sequence:</w:t>
         <w:br/>
@@ -2596,11 +2621,12 @@
     </w:p>
     <w:p>
       <w:pPr>
-        <w:spacing w:after="120" w:line="276" w:lineRule="auto"/>
+        <w:spacing w:after="80" w:line="252" w:lineRule="auto"/>
+        <w:jc w:val="both"/>
       </w:pPr>
       <w:r>
         <w:rPr>
-          <w:sz w:val="20"/>
+          <w:sz w:val="17"/>
         </w:rPr>
         <w:t>To eliminate residual neural classification errors caused by low-resource slang ambiguity, the neural posterior probability is fused with an empirical code-mixed knowledge engine. High-confidence Tanglish praise terms ('semma', 'super', 'mass', 'vera level', 'verithanam', 'top class') and confirmed postpositional negation patterns ('nalla illa', 'sariyilla', 'worth illa', 'set aagala', 'mokka', 'worst', 'waste') are integrated with negation-first priority: if an explicit negation is present, final score is forced negative (0.08, &gt;92% confidence); if an unnegated positive term is present, final score is forced positive (0.94, &gt;94% confidence); otherwise, the model relies on neural posterior P_Trans.</w:t>
       </w:r>
@@ -2636,11 +2662,12 @@
     </w:p>
     <w:p>
       <w:pPr>
-        <w:spacing w:after="120" w:line="276" w:lineRule="auto"/>
+        <w:spacing w:after="80" w:line="252" w:lineRule="auto"/>
+        <w:jc w:val="both"/>
       </w:pPr>
       <w:r>
         <w:rPr>
-          <w:sz w:val="20"/>
+          <w:sz w:val="17"/>
         </w:rPr>
         <w:t>During training, the transformer parameters are optimized using composite cross-entropy loss augmented with weight decay regularization under the AdamW optimizer (weight decay coefficient = 0.01). Batch-level loss is averaged across all aspect-annotated sequences.</w:t>
       </w:r>
@@ -2662,11 +2689,12 @@
     </w:p>
     <w:p>
       <w:pPr>
-        <w:spacing w:after="120" w:line="276" w:lineRule="auto"/>
+        <w:spacing w:after="80" w:line="252" w:lineRule="auto"/>
+        <w:jc w:val="both"/>
       </w:pPr>
       <w:r>
         <w:rPr>
-          <w:sz w:val="20"/>
+          <w:sz w:val="17"/>
         </w:rPr>
         <w:t>1) Linguistic Preprocessing: Regex substitution over N tokens runs in O(N) deterministic time.</w:t>
         <w:br/>
@@ -2710,11 +2738,12 @@
     </w:p>
     <w:p>
       <w:pPr>
-        <w:spacing w:after="120" w:line="276" w:lineRule="auto"/>
+        <w:spacing w:after="80" w:line="252" w:lineRule="auto"/>
+        <w:jc w:val="both"/>
       </w:pPr>
       <w:r>
         <w:rPr>
-          <w:sz w:val="20"/>
+          <w:sz w:val="17"/>
         </w:rPr>
         <w:t>The experimental corpus was derived from the official DravidianCodeMix FIRE benchmark dataset [11], consisting of 44,020 Romanized Tamil-English social media comments. Following the annotation taxonomies established in MADTRAS [25], comments were filtered and annotated across 9 distinct cinema review aspect dimensions: Overall Movie, Music/Songs/BGM, Acting/Performance, Direction, Story/Screenplay, Comedy/Humour, Climax/Pacing, Cinematography/Visuals, and Editing. This curation yielded 7,435 fine-grained aspect-annotated instances. The dataset was partitioned into an 85% training set (6,319 instances) and a 15% held-out test set (1,116 instances) using stratified sampling.</w:t>
       </w:r>
@@ -2736,11 +2765,12 @@
     </w:p>
     <w:p>
       <w:pPr>
-        <w:spacing w:after="120" w:line="276" w:lineRule="auto"/>
+        <w:spacing w:after="80" w:line="252" w:lineRule="auto"/>
+        <w:jc w:val="both"/>
       </w:pPr>
       <w:r>
         <w:rPr>
-          <w:sz w:val="20"/>
+          <w:sz w:val="17"/>
         </w:rPr>
         <w:t>The framework was implemented in PyTorch 2.2 and Hugging Face transformers on an NVIDIA Tesla T4 GPU (16 GB VRAM). Models were optimized using AdamW with initial learning rate eta = 2e-5, linear learning rate warmup for the first 10% of steps, weight decay lambda = 0.01, batch size of 16 for training and 32 for evaluation, maximum sequence length of 128 tokens, and mixed-precision (fp16) floating-point acceleration. Training completed across 3 epochs in under 10 minutes.</w:t>
       </w:r>
@@ -2776,11 +2806,12 @@
     </w:p>
     <w:p>
       <w:pPr>
-        <w:spacing w:after="120" w:line="276" w:lineRule="auto"/>
+        <w:spacing w:after="80" w:line="252" w:lineRule="auto"/>
+        <w:jc w:val="both"/>
       </w:pPr>
       <w:r>
         <w:rPr>
-          <w:sz w:val="20"/>
+          <w:sz w:val="17"/>
         </w:rPr>
         <w:t>Table I reports the master benchmark comparing our Proposed Framework against traditional machine learning baselines and multilingual transformers.</w:t>
       </w:r>
@@ -2802,13 +2833,13 @@
       <w:tr>
         <w:tc>
           <w:tcPr>
-            <w:tcW w:type="dxa" w:w="4032"/>
+            <w:tcW w:type="dxa" w:w="1930"/>
             <w:shd w:fill="003366"/>
             <w:tcMar>
-              <w:top w:w="120" w:type="dxa"/>
-              <w:bottom w:w="120" w:type="dxa"/>
-              <w:left w:w="140" w:type="dxa"/>
-              <w:right w:w="140" w:type="dxa"/>
+              <w:top w:w="50" w:type="dxa"/>
+              <w:bottom w:w="50" w:type="dxa"/>
+              <w:left w:w="50" w:type="dxa"/>
+              <w:right w:w="50" w:type="dxa"/>
             </w:tcMar>
           </w:tcPr>
           <w:p>
@@ -2820,7 +2851,7 @@
                 <w:rFonts w:ascii="Times New Roman" w:hAnsi="Times New Roman"/>
                 <w:b/>
                 <w:color w:val="FFFFFF"/>
-                <w:sz w:val="18"/>
+                <w:sz w:val="14"/>
               </w:rPr>
               <w:t>Model Architecture</w:t>
             </w:r>
@@ -2828,13 +2859,13 @@
         </w:tc>
         <w:tc>
           <w:tcPr>
-            <w:tcW w:type="dxa" w:w="1440"/>
+            <w:tcW w:type="dxa" w:w="689"/>
             <w:shd w:fill="003366"/>
             <w:tcMar>
-              <w:top w:w="120" w:type="dxa"/>
-              <w:bottom w:w="120" w:type="dxa"/>
-              <w:left w:w="140" w:type="dxa"/>
-              <w:right w:w="140" w:type="dxa"/>
+              <w:top w:w="50" w:type="dxa"/>
+              <w:bottom w:w="50" w:type="dxa"/>
+              <w:left w:w="50" w:type="dxa"/>
+              <w:right w:w="50" w:type="dxa"/>
             </w:tcMar>
           </w:tcPr>
           <w:p>
@@ -2846,7 +2877,7 @@
                 <w:rFonts w:ascii="Times New Roman" w:hAnsi="Times New Roman"/>
                 <w:b/>
                 <w:color w:val="FFFFFF"/>
-                <w:sz w:val="18"/>
+                <w:sz w:val="14"/>
               </w:rPr>
               <w:t>Accuracy (%)</w:t>
             </w:r>
@@ -2854,13 +2885,13 @@
         </w:tc>
         <w:tc>
           <w:tcPr>
-            <w:tcW w:type="dxa" w:w="1440"/>
+            <w:tcW w:type="dxa" w:w="689"/>
             <w:shd w:fill="003366"/>
             <w:tcMar>
-              <w:top w:w="120" w:type="dxa"/>
-              <w:bottom w:w="120" w:type="dxa"/>
-              <w:left w:w="140" w:type="dxa"/>
-              <w:right w:w="140" w:type="dxa"/>
+              <w:top w:w="50" w:type="dxa"/>
+              <w:bottom w:w="50" w:type="dxa"/>
+              <w:left w:w="50" w:type="dxa"/>
+              <w:right w:w="50" w:type="dxa"/>
             </w:tcMar>
           </w:tcPr>
           <w:p>
@@ -2872,7 +2903,7 @@
                 <w:rFonts w:ascii="Times New Roman" w:hAnsi="Times New Roman"/>
                 <w:b/>
                 <w:color w:val="FFFFFF"/>
-                <w:sz w:val="18"/>
+                <w:sz w:val="14"/>
               </w:rPr>
               <w:t>Precision (%)</w:t>
             </w:r>
@@ -2880,13 +2911,13 @@
         </w:tc>
         <w:tc>
           <w:tcPr>
-            <w:tcW w:type="dxa" w:w="1440"/>
+            <w:tcW w:type="dxa" w:w="689"/>
             <w:shd w:fill="003366"/>
             <w:tcMar>
-              <w:top w:w="120" w:type="dxa"/>
-              <w:bottom w:w="120" w:type="dxa"/>
-              <w:left w:w="140" w:type="dxa"/>
-              <w:right w:w="140" w:type="dxa"/>
+              <w:top w:w="50" w:type="dxa"/>
+              <w:bottom w:w="50" w:type="dxa"/>
+              <w:left w:w="50" w:type="dxa"/>
+              <w:right w:w="50" w:type="dxa"/>
             </w:tcMar>
           </w:tcPr>
           <w:p>
@@ -2898,7 +2929,7 @@
                 <w:rFonts w:ascii="Times New Roman" w:hAnsi="Times New Roman"/>
                 <w:b/>
                 <w:color w:val="FFFFFF"/>
-                <w:sz w:val="18"/>
+                <w:sz w:val="14"/>
               </w:rPr>
               <w:t>Recall (%)</w:t>
             </w:r>
@@ -2906,13 +2937,13 @@
         </w:tc>
         <w:tc>
           <w:tcPr>
-            <w:tcW w:type="dxa" w:w="1728"/>
+            <w:tcW w:type="dxa" w:w="827"/>
             <w:shd w:fill="003366"/>
             <w:tcMar>
-              <w:top w:w="120" w:type="dxa"/>
-              <w:bottom w:w="120" w:type="dxa"/>
-              <w:left w:w="140" w:type="dxa"/>
-              <w:right w:w="140" w:type="dxa"/>
+              <w:top w:w="50" w:type="dxa"/>
+              <w:bottom w:w="50" w:type="dxa"/>
+              <w:left w:w="50" w:type="dxa"/>
+              <w:right w:w="50" w:type="dxa"/>
             </w:tcMar>
           </w:tcPr>
           <w:p>
@@ -2924,7 +2955,7 @@
                 <w:rFonts w:ascii="Times New Roman" w:hAnsi="Times New Roman"/>
                 <w:b/>
                 <w:color w:val="FFFFFF"/>
-                <w:sz w:val="18"/>
+                <w:sz w:val="14"/>
               </w:rPr>
               <w:t>Weighted F1 (%)</w:t>
             </w:r>
@@ -2934,13 +2965,13 @@
       <w:tr>
         <w:tc>
           <w:tcPr>
-            <w:tcW w:type="dxa" w:w="4032"/>
+            <w:tcW w:type="dxa" w:w="1930"/>
             <w:shd w:fill="FFFFFF"/>
             <w:tcMar>
-              <w:top w:w="80" w:type="dxa"/>
-              <w:bottom w:w="80" w:type="dxa"/>
-              <w:left w:w="140" w:type="dxa"/>
-              <w:right w:w="140" w:type="dxa"/>
+              <w:top w:w="40" w:type="dxa"/>
+              <w:bottom w:w="40" w:type="dxa"/>
+              <w:left w:w="50" w:type="dxa"/>
+              <w:right w:w="50" w:type="dxa"/>
             </w:tcMar>
           </w:tcPr>
           <w:p>
@@ -2950,7 +2981,7 @@
             <w:r>
               <w:rPr>
                 <w:rFonts w:ascii="Times New Roman" w:hAnsi="Times New Roman"/>
-                <w:sz w:val="18"/>
+                <w:sz w:val="14"/>
               </w:rPr>
               <w:t>Traditional Baseline: TF-IDF + Logistic Regression</w:t>
             </w:r>
@@ -2958,13 +2989,13 @@
         </w:tc>
         <w:tc>
           <w:tcPr>
-            <w:tcW w:type="dxa" w:w="1440"/>
+            <w:tcW w:type="dxa" w:w="689"/>
             <w:shd w:fill="FFFFFF"/>
             <w:tcMar>
-              <w:top w:w="80" w:type="dxa"/>
-              <w:bottom w:w="80" w:type="dxa"/>
-              <w:left w:w="140" w:type="dxa"/>
-              <w:right w:w="140" w:type="dxa"/>
+              <w:top w:w="40" w:type="dxa"/>
+              <w:bottom w:w="40" w:type="dxa"/>
+              <w:left w:w="50" w:type="dxa"/>
+              <w:right w:w="50" w:type="dxa"/>
             </w:tcMar>
           </w:tcPr>
           <w:p>
@@ -2974,7 +3005,7 @@
             <w:r>
               <w:rPr>
                 <w:rFonts w:ascii="Times New Roman" w:hAnsi="Times New Roman"/>
-                <w:sz w:val="18"/>
+                <w:sz w:val="14"/>
               </w:rPr>
               <w:t>64.53%</w:t>
             </w:r>
@@ -2982,13 +3013,13 @@
         </w:tc>
         <w:tc>
           <w:tcPr>
-            <w:tcW w:type="dxa" w:w="1440"/>
+            <w:tcW w:type="dxa" w:w="689"/>
             <w:shd w:fill="FFFFFF"/>
             <w:tcMar>
-              <w:top w:w="80" w:type="dxa"/>
-              <w:bottom w:w="80" w:type="dxa"/>
-              <w:left w:w="140" w:type="dxa"/>
-              <w:right w:w="140" w:type="dxa"/>
+              <w:top w:w="40" w:type="dxa"/>
+              <w:bottom w:w="40" w:type="dxa"/>
+              <w:left w:w="50" w:type="dxa"/>
+              <w:right w:w="50" w:type="dxa"/>
             </w:tcMar>
           </w:tcPr>
           <w:p>
@@ -2998,7 +3029,7 @@
             <w:r>
               <w:rPr>
                 <w:rFonts w:ascii="Times New Roman" w:hAnsi="Times New Roman"/>
-                <w:sz w:val="18"/>
+                <w:sz w:val="14"/>
               </w:rPr>
               <w:t>67.29%</w:t>
             </w:r>
@@ -3006,13 +3037,13 @@
         </w:tc>
         <w:tc>
           <w:tcPr>
-            <w:tcW w:type="dxa" w:w="1440"/>
+            <w:tcW w:type="dxa" w:w="689"/>
             <w:shd w:fill="FFFFFF"/>
             <w:tcMar>
-              <w:top w:w="80" w:type="dxa"/>
-              <w:bottom w:w="80" w:type="dxa"/>
-              <w:left w:w="140" w:type="dxa"/>
-              <w:right w:w="140" w:type="dxa"/>
+              <w:top w:w="40" w:type="dxa"/>
+              <w:bottom w:w="40" w:type="dxa"/>
+              <w:left w:w="50" w:type="dxa"/>
+              <w:right w:w="50" w:type="dxa"/>
             </w:tcMar>
           </w:tcPr>
           <w:p>
@@ -3022,7 +3053,7 @@
             <w:r>
               <w:rPr>
                 <w:rFonts w:ascii="Times New Roman" w:hAnsi="Times New Roman"/>
-                <w:sz w:val="18"/>
+                <w:sz w:val="14"/>
               </w:rPr>
               <w:t>64.53%</w:t>
             </w:r>
@@ -3030,13 +3061,13 @@
         </w:tc>
         <w:tc>
           <w:tcPr>
-            <w:tcW w:type="dxa" w:w="1728"/>
+            <w:tcW w:type="dxa" w:w="827"/>
             <w:shd w:fill="FFFFFF"/>
             <w:tcMar>
-              <w:top w:w="80" w:type="dxa"/>
-              <w:bottom w:w="80" w:type="dxa"/>
-              <w:left w:w="140" w:type="dxa"/>
-              <w:right w:w="140" w:type="dxa"/>
+              <w:top w:w="40" w:type="dxa"/>
+              <w:bottom w:w="40" w:type="dxa"/>
+              <w:left w:w="50" w:type="dxa"/>
+              <w:right w:w="50" w:type="dxa"/>
             </w:tcMar>
           </w:tcPr>
           <w:p>
@@ -3046,7 +3077,7 @@
             <w:r>
               <w:rPr>
                 <w:rFonts w:ascii="Times New Roman" w:hAnsi="Times New Roman"/>
-                <w:sz w:val="18"/>
+                <w:sz w:val="14"/>
               </w:rPr>
               <w:t>67.29%</w:t>
             </w:r>
@@ -3056,13 +3087,13 @@
       <w:tr>
         <w:tc>
           <w:tcPr>
-            <w:tcW w:type="dxa" w:w="4032"/>
+            <w:tcW w:type="dxa" w:w="1930"/>
             <w:shd w:fill="F7F9FC"/>
             <w:tcMar>
-              <w:top w:w="80" w:type="dxa"/>
-              <w:bottom w:w="80" w:type="dxa"/>
-              <w:left w:w="140" w:type="dxa"/>
-              <w:right w:w="140" w:type="dxa"/>
+              <w:top w:w="40" w:type="dxa"/>
+              <w:bottom w:w="40" w:type="dxa"/>
+              <w:left w:w="50" w:type="dxa"/>
+              <w:right w:w="50" w:type="dxa"/>
             </w:tcMar>
           </w:tcPr>
           <w:p>
@@ -3072,7 +3103,7 @@
             <w:r>
               <w:rPr>
                 <w:rFonts w:ascii="Times New Roman" w:hAnsi="Times New Roman"/>
-                <w:sz w:val="18"/>
+                <w:sz w:val="14"/>
               </w:rPr>
               <w:t>Traditional Baseline: TF-IDF + Linear SVM</w:t>
             </w:r>
@@ -3080,13 +3111,13 @@
         </w:tc>
         <w:tc>
           <w:tcPr>
-            <w:tcW w:type="dxa" w:w="1440"/>
+            <w:tcW w:type="dxa" w:w="689"/>
             <w:shd w:fill="F7F9FC"/>
             <w:tcMar>
-              <w:top w:w="80" w:type="dxa"/>
-              <w:bottom w:w="80" w:type="dxa"/>
-              <w:left w:w="140" w:type="dxa"/>
-              <w:right w:w="140" w:type="dxa"/>
+              <w:top w:w="40" w:type="dxa"/>
+              <w:bottom w:w="40" w:type="dxa"/>
+              <w:left w:w="50" w:type="dxa"/>
+              <w:right w:w="50" w:type="dxa"/>
             </w:tcMar>
           </w:tcPr>
           <w:p>
@@ -3096,7 +3127,7 @@
             <w:r>
               <w:rPr>
                 <w:rFonts w:ascii="Times New Roman" w:hAnsi="Times New Roman"/>
-                <w:sz w:val="18"/>
+                <w:sz w:val="14"/>
               </w:rPr>
               <w:t>69.31%</w:t>
             </w:r>
@@ -3104,13 +3135,13 @@
         </w:tc>
         <w:tc>
           <w:tcPr>
-            <w:tcW w:type="dxa" w:w="1440"/>
+            <w:tcW w:type="dxa" w:w="689"/>
             <w:shd w:fill="F7F9FC"/>
             <w:tcMar>
-              <w:top w:w="80" w:type="dxa"/>
-              <w:bottom w:w="80" w:type="dxa"/>
-              <w:left w:w="140" w:type="dxa"/>
-              <w:right w:w="140" w:type="dxa"/>
+              <w:top w:w="40" w:type="dxa"/>
+              <w:bottom w:w="40" w:type="dxa"/>
+              <w:left w:w="50" w:type="dxa"/>
+              <w:right w:w="50" w:type="dxa"/>
             </w:tcMar>
           </w:tcPr>
           <w:p>
@@ -3120,7 +3151,7 @@
             <w:r>
               <w:rPr>
                 <w:rFonts w:ascii="Times New Roman" w:hAnsi="Times New Roman"/>
-                <w:sz w:val="18"/>
+                <w:sz w:val="14"/>
               </w:rPr>
               <w:t>70.00%</w:t>
             </w:r>
@@ -3128,13 +3159,13 @@
         </w:tc>
         <w:tc>
           <w:tcPr>
-            <w:tcW w:type="dxa" w:w="1440"/>
+            <w:tcW w:type="dxa" w:w="689"/>
             <w:shd w:fill="F7F9FC"/>
             <w:tcMar>
-              <w:top w:w="80" w:type="dxa"/>
-              <w:bottom w:w="80" w:type="dxa"/>
-              <w:left w:w="140" w:type="dxa"/>
-              <w:right w:w="140" w:type="dxa"/>
+              <w:top w:w="40" w:type="dxa"/>
+              <w:bottom w:w="40" w:type="dxa"/>
+              <w:left w:w="50" w:type="dxa"/>
+              <w:right w:w="50" w:type="dxa"/>
             </w:tcMar>
           </w:tcPr>
           <w:p>
@@ -3144,7 +3175,7 @@
             <w:r>
               <w:rPr>
                 <w:rFonts w:ascii="Times New Roman" w:hAnsi="Times New Roman"/>
-                <w:sz w:val="18"/>
+                <w:sz w:val="14"/>
               </w:rPr>
               <w:t>69.31%</w:t>
             </w:r>
@@ -3152,13 +3183,13 @@
         </w:tc>
         <w:tc>
           <w:tcPr>
-            <w:tcW w:type="dxa" w:w="1728"/>
+            <w:tcW w:type="dxa" w:w="827"/>
             <w:shd w:fill="F7F9FC"/>
             <w:tcMar>
-              <w:top w:w="80" w:type="dxa"/>
-              <w:bottom w:w="80" w:type="dxa"/>
-              <w:left w:w="140" w:type="dxa"/>
-              <w:right w:w="140" w:type="dxa"/>
+              <w:top w:w="40" w:type="dxa"/>
+              <w:bottom w:w="40" w:type="dxa"/>
+              <w:left w:w="50" w:type="dxa"/>
+              <w:right w:w="50" w:type="dxa"/>
             </w:tcMar>
           </w:tcPr>
           <w:p>
@@ -3168,7 +3199,7 @@
             <w:r>
               <w:rPr>
                 <w:rFonts w:ascii="Times New Roman" w:hAnsi="Times New Roman"/>
-                <w:sz w:val="18"/>
+                <w:sz w:val="14"/>
               </w:rPr>
               <w:t>69.64%</w:t>
             </w:r>
@@ -3178,13 +3209,13 @@
       <w:tr>
         <w:tc>
           <w:tcPr>
-            <w:tcW w:type="dxa" w:w="4032"/>
+            <w:tcW w:type="dxa" w:w="1930"/>
             <w:shd w:fill="FFFFFF"/>
             <w:tcMar>
-              <w:top w:w="80" w:type="dxa"/>
-              <w:bottom w:w="80" w:type="dxa"/>
-              <w:left w:w="140" w:type="dxa"/>
-              <w:right w:w="140" w:type="dxa"/>
+              <w:top w:w="40" w:type="dxa"/>
+              <w:bottom w:w="40" w:type="dxa"/>
+              <w:left w:w="50" w:type="dxa"/>
+              <w:right w:w="50" w:type="dxa"/>
             </w:tcMar>
           </w:tcPr>
           <w:p>
@@ -3194,7 +3225,7 @@
             <w:r>
               <w:rPr>
                 <w:rFonts w:ascii="Times New Roman" w:hAnsi="Times New Roman"/>
-                <w:sz w:val="18"/>
+                <w:sz w:val="14"/>
               </w:rPr>
               <w:t>Multilingual BERT (mBERT) - Sentence Level</w:t>
             </w:r>
@@ -3202,13 +3233,13 @@
         </w:tc>
         <w:tc>
           <w:tcPr>
-            <w:tcW w:type="dxa" w:w="1440"/>
+            <w:tcW w:type="dxa" w:w="689"/>
             <w:shd w:fill="FFFFFF"/>
             <w:tcMar>
-              <w:top w:w="80" w:type="dxa"/>
-              <w:bottom w:w="80" w:type="dxa"/>
-              <w:left w:w="140" w:type="dxa"/>
-              <w:right w:w="140" w:type="dxa"/>
+              <w:top w:w="40" w:type="dxa"/>
+              <w:bottom w:w="40" w:type="dxa"/>
+              <w:left w:w="50" w:type="dxa"/>
+              <w:right w:w="50" w:type="dxa"/>
             </w:tcMar>
           </w:tcPr>
           <w:p>
@@ -3218,7 +3249,7 @@
             <w:r>
               <w:rPr>
                 <w:rFonts w:ascii="Times New Roman" w:hAnsi="Times New Roman"/>
-                <w:sz w:val="18"/>
+                <w:sz w:val="14"/>
               </w:rPr>
               <w:t>75.42%</w:t>
             </w:r>
@@ -3226,13 +3257,13 @@
         </w:tc>
         <w:tc>
           <w:tcPr>
-            <w:tcW w:type="dxa" w:w="1440"/>
+            <w:tcW w:type="dxa" w:w="689"/>
             <w:shd w:fill="FFFFFF"/>
             <w:tcMar>
-              <w:top w:w="80" w:type="dxa"/>
-              <w:bottom w:w="80" w:type="dxa"/>
-              <w:left w:w="140" w:type="dxa"/>
-              <w:right w:w="140" w:type="dxa"/>
+              <w:top w:w="40" w:type="dxa"/>
+              <w:bottom w:w="40" w:type="dxa"/>
+              <w:left w:w="50" w:type="dxa"/>
+              <w:right w:w="50" w:type="dxa"/>
             </w:tcMar>
           </w:tcPr>
           <w:p>
@@ -3242,7 +3273,7 @@
             <w:r>
               <w:rPr>
                 <w:rFonts w:ascii="Times New Roman" w:hAnsi="Times New Roman"/>
-                <w:sz w:val="18"/>
+                <w:sz w:val="14"/>
               </w:rPr>
               <w:t>73.58%</w:t>
             </w:r>
@@ -3250,13 +3281,13 @@
         </w:tc>
         <w:tc>
           <w:tcPr>
-            <w:tcW w:type="dxa" w:w="1440"/>
+            <w:tcW w:type="dxa" w:w="689"/>
             <w:shd w:fill="FFFFFF"/>
             <w:tcMar>
-              <w:top w:w="80" w:type="dxa"/>
-              <w:bottom w:w="80" w:type="dxa"/>
-              <w:left w:w="140" w:type="dxa"/>
-              <w:right w:w="140" w:type="dxa"/>
+              <w:top w:w="40" w:type="dxa"/>
+              <w:bottom w:w="40" w:type="dxa"/>
+              <w:left w:w="50" w:type="dxa"/>
+              <w:right w:w="50" w:type="dxa"/>
             </w:tcMar>
           </w:tcPr>
           <w:p>
@@ -3266,7 +3297,7 @@
             <w:r>
               <w:rPr>
                 <w:rFonts w:ascii="Times New Roman" w:hAnsi="Times New Roman"/>
-                <w:sz w:val="18"/>
+                <w:sz w:val="14"/>
               </w:rPr>
               <w:t>75.42%</w:t>
             </w:r>
@@ -3274,13 +3305,13 @@
         </w:tc>
         <w:tc>
           <w:tcPr>
-            <w:tcW w:type="dxa" w:w="1728"/>
+            <w:tcW w:type="dxa" w:w="827"/>
             <w:shd w:fill="FFFFFF"/>
             <w:tcMar>
-              <w:top w:w="80" w:type="dxa"/>
-              <w:bottom w:w="80" w:type="dxa"/>
-              <w:left w:w="140" w:type="dxa"/>
-              <w:right w:w="140" w:type="dxa"/>
+              <w:top w:w="40" w:type="dxa"/>
+              <w:bottom w:w="40" w:type="dxa"/>
+              <w:left w:w="50" w:type="dxa"/>
+              <w:right w:w="50" w:type="dxa"/>
             </w:tcMar>
           </w:tcPr>
           <w:p>
@@ -3290,7 +3321,7 @@
             <w:r>
               <w:rPr>
                 <w:rFonts w:ascii="Times New Roman" w:hAnsi="Times New Roman"/>
-                <w:sz w:val="18"/>
+                <w:sz w:val="14"/>
               </w:rPr>
               <w:t>72.57%</w:t>
             </w:r>
@@ -3300,13 +3331,13 @@
       <w:tr>
         <w:tc>
           <w:tcPr>
-            <w:tcW w:type="dxa" w:w="4032"/>
+            <w:tcW w:type="dxa" w:w="1930"/>
             <w:shd w:fill="F7F9FC"/>
             <w:tcMar>
-              <w:top w:w="80" w:type="dxa"/>
-              <w:bottom w:w="80" w:type="dxa"/>
-              <w:left w:w="140" w:type="dxa"/>
-              <w:right w:w="140" w:type="dxa"/>
+              <w:top w:w="40" w:type="dxa"/>
+              <w:bottom w:w="40" w:type="dxa"/>
+              <w:left w:w="50" w:type="dxa"/>
+              <w:right w:w="50" w:type="dxa"/>
             </w:tcMar>
           </w:tcPr>
           <w:p>
@@ -3316,7 +3347,7 @@
             <w:r>
               <w:rPr>
                 <w:rFonts w:ascii="Times New Roman" w:hAnsi="Times New Roman"/>
-                <w:sz w:val="18"/>
+                <w:sz w:val="14"/>
               </w:rPr>
               <w:t>mBERT (Aspect-Conditioned ALSC)</w:t>
             </w:r>
@@ -3324,13 +3355,13 @@
         </w:tc>
         <w:tc>
           <w:tcPr>
-            <w:tcW w:type="dxa" w:w="1440"/>
+            <w:tcW w:type="dxa" w:w="689"/>
             <w:shd w:fill="F7F9FC"/>
             <w:tcMar>
-              <w:top w:w="80" w:type="dxa"/>
-              <w:bottom w:w="80" w:type="dxa"/>
-              <w:left w:w="140" w:type="dxa"/>
-              <w:right w:w="140" w:type="dxa"/>
+              <w:top w:w="40" w:type="dxa"/>
+              <w:bottom w:w="40" w:type="dxa"/>
+              <w:left w:w="50" w:type="dxa"/>
+              <w:right w:w="50" w:type="dxa"/>
             </w:tcMar>
           </w:tcPr>
           <w:p>
@@ -3340,7 +3371,7 @@
             <w:r>
               <w:rPr>
                 <w:rFonts w:ascii="Times New Roman" w:hAnsi="Times New Roman"/>
-                <w:sz w:val="18"/>
+                <w:sz w:val="14"/>
               </w:rPr>
               <w:t>76.16%</w:t>
             </w:r>
@@ -3348,13 +3379,13 @@
         </w:tc>
         <w:tc>
           <w:tcPr>
-            <w:tcW w:type="dxa" w:w="1440"/>
+            <w:tcW w:type="dxa" w:w="689"/>
             <w:shd w:fill="F7F9FC"/>
             <w:tcMar>
-              <w:top w:w="80" w:type="dxa"/>
-              <w:bottom w:w="80" w:type="dxa"/>
-              <w:left w:w="140" w:type="dxa"/>
-              <w:right w:w="140" w:type="dxa"/>
+              <w:top w:w="40" w:type="dxa"/>
+              <w:bottom w:w="40" w:type="dxa"/>
+              <w:left w:w="50" w:type="dxa"/>
+              <w:right w:w="50" w:type="dxa"/>
             </w:tcMar>
           </w:tcPr>
           <w:p>
@@ -3364,7 +3395,7 @@
             <w:r>
               <w:rPr>
                 <w:rFonts w:ascii="Times New Roman" w:hAnsi="Times New Roman"/>
-                <w:sz w:val="18"/>
+                <w:sz w:val="14"/>
               </w:rPr>
               <w:t>72.21%</w:t>
             </w:r>
@@ -3372,13 +3403,13 @@
         </w:tc>
         <w:tc>
           <w:tcPr>
-            <w:tcW w:type="dxa" w:w="1440"/>
+            <w:tcW w:type="dxa" w:w="689"/>
             <w:shd w:fill="F7F9FC"/>
             <w:tcMar>
-              <w:top w:w="80" w:type="dxa"/>
-              <w:bottom w:w="80" w:type="dxa"/>
-              <w:left w:w="140" w:type="dxa"/>
-              <w:right w:w="140" w:type="dxa"/>
+              <w:top w:w="40" w:type="dxa"/>
+              <w:bottom w:w="40" w:type="dxa"/>
+              <w:left w:w="50" w:type="dxa"/>
+              <w:right w:w="50" w:type="dxa"/>
             </w:tcMar>
           </w:tcPr>
           <w:p>
@@ -3388,7 +3419,7 @@
             <w:r>
               <w:rPr>
                 <w:rFonts w:ascii="Times New Roman" w:hAnsi="Times New Roman"/>
-                <w:sz w:val="18"/>
+                <w:sz w:val="14"/>
               </w:rPr>
               <w:t>76.16%</w:t>
             </w:r>
@@ -3396,13 +3427,13 @@
         </w:tc>
         <w:tc>
           <w:tcPr>
-            <w:tcW w:type="dxa" w:w="1728"/>
+            <w:tcW w:type="dxa" w:w="827"/>
             <w:shd w:fill="F7F9FC"/>
             <w:tcMar>
-              <w:top w:w="80" w:type="dxa"/>
-              <w:bottom w:w="80" w:type="dxa"/>
-              <w:left w:w="140" w:type="dxa"/>
-              <w:right w:w="140" w:type="dxa"/>
+              <w:top w:w="40" w:type="dxa"/>
+              <w:bottom w:w="40" w:type="dxa"/>
+              <w:left w:w="50" w:type="dxa"/>
+              <w:right w:w="50" w:type="dxa"/>
             </w:tcMar>
           </w:tcPr>
           <w:p>
@@ -3412,7 +3443,7 @@
             <w:r>
               <w:rPr>
                 <w:rFonts w:ascii="Times New Roman" w:hAnsi="Times New Roman"/>
-                <w:sz w:val="18"/>
+                <w:sz w:val="14"/>
               </w:rPr>
               <w:t>72.41%</w:t>
             </w:r>
@@ -3422,13 +3453,13 @@
       <w:tr>
         <w:tc>
           <w:tcPr>
-            <w:tcW w:type="dxa" w:w="4032"/>
+            <w:tcW w:type="dxa" w:w="1930"/>
             <w:shd w:fill="FFFFFF"/>
             <w:tcMar>
-              <w:top w:w="80" w:type="dxa"/>
-              <w:bottom w:w="80" w:type="dxa"/>
-              <w:left w:w="140" w:type="dxa"/>
-              <w:right w:w="140" w:type="dxa"/>
+              <w:top w:w="40" w:type="dxa"/>
+              <w:bottom w:w="40" w:type="dxa"/>
+              <w:left w:w="50" w:type="dxa"/>
+              <w:right w:w="50" w:type="dxa"/>
             </w:tcMar>
           </w:tcPr>
           <w:p>
@@ -3438,7 +3469,7 @@
             <w:r>
               <w:rPr>
                 <w:rFonts w:ascii="Times New Roman" w:hAnsi="Times New Roman"/>
-                <w:sz w:val="18"/>
+                <w:sz w:val="14"/>
               </w:rPr>
               <w:t>XLM-RoBERTa (Aspect-Conditioned ALSC)</w:t>
             </w:r>
@@ -3446,13 +3477,13 @@
         </w:tc>
         <w:tc>
           <w:tcPr>
-            <w:tcW w:type="dxa" w:w="1440"/>
+            <w:tcW w:type="dxa" w:w="689"/>
             <w:shd w:fill="FFFFFF"/>
             <w:tcMar>
-              <w:top w:w="80" w:type="dxa"/>
-              <w:bottom w:w="80" w:type="dxa"/>
-              <w:left w:w="140" w:type="dxa"/>
-              <w:right w:w="140" w:type="dxa"/>
+              <w:top w:w="40" w:type="dxa"/>
+              <w:bottom w:w="40" w:type="dxa"/>
+              <w:left w:w="50" w:type="dxa"/>
+              <w:right w:w="50" w:type="dxa"/>
             </w:tcMar>
           </w:tcPr>
           <w:p>
@@ -3462,7 +3493,7 @@
             <w:r>
               <w:rPr>
                 <w:rFonts w:ascii="Times New Roman" w:hAnsi="Times New Roman"/>
-                <w:sz w:val="18"/>
+                <w:sz w:val="14"/>
               </w:rPr>
               <w:t>72.36%</w:t>
             </w:r>
@@ -3470,13 +3501,13 @@
         </w:tc>
         <w:tc>
           <w:tcPr>
-            <w:tcW w:type="dxa" w:w="1440"/>
+            <w:tcW w:type="dxa" w:w="689"/>
             <w:shd w:fill="FFFFFF"/>
             <w:tcMar>
-              <w:top w:w="80" w:type="dxa"/>
-              <w:bottom w:w="80" w:type="dxa"/>
-              <w:left w:w="140" w:type="dxa"/>
-              <w:right w:w="140" w:type="dxa"/>
+              <w:top w:w="40" w:type="dxa"/>
+              <w:bottom w:w="40" w:type="dxa"/>
+              <w:left w:w="50" w:type="dxa"/>
+              <w:right w:w="50" w:type="dxa"/>
             </w:tcMar>
           </w:tcPr>
           <w:p>
@@ -3486,7 +3517,7 @@
             <w:r>
               <w:rPr>
                 <w:rFonts w:ascii="Times New Roman" w:hAnsi="Times New Roman"/>
-                <w:sz w:val="18"/>
+                <w:sz w:val="14"/>
               </w:rPr>
               <w:t>72.42%</w:t>
             </w:r>
@@ -3494,13 +3525,13 @@
         </w:tc>
         <w:tc>
           <w:tcPr>
-            <w:tcW w:type="dxa" w:w="1440"/>
+            <w:tcW w:type="dxa" w:w="689"/>
             <w:shd w:fill="FFFFFF"/>
             <w:tcMar>
-              <w:top w:w="80" w:type="dxa"/>
-              <w:bottom w:w="80" w:type="dxa"/>
-              <w:left w:w="140" w:type="dxa"/>
-              <w:right w:w="140" w:type="dxa"/>
+              <w:top w:w="40" w:type="dxa"/>
+              <w:bottom w:w="40" w:type="dxa"/>
+              <w:left w:w="50" w:type="dxa"/>
+              <w:right w:w="50" w:type="dxa"/>
             </w:tcMar>
           </w:tcPr>
           <w:p>
@@ -3510,7 +3541,7 @@
             <w:r>
               <w:rPr>
                 <w:rFonts w:ascii="Times New Roman" w:hAnsi="Times New Roman"/>
-                <w:sz w:val="18"/>
+                <w:sz w:val="14"/>
               </w:rPr>
               <w:t>72.36%</w:t>
             </w:r>
@@ -3518,13 +3549,13 @@
         </w:tc>
         <w:tc>
           <w:tcPr>
-            <w:tcW w:type="dxa" w:w="1728"/>
+            <w:tcW w:type="dxa" w:w="827"/>
             <w:shd w:fill="FFFFFF"/>
             <w:tcMar>
-              <w:top w:w="80" w:type="dxa"/>
-              <w:bottom w:w="80" w:type="dxa"/>
-              <w:left w:w="140" w:type="dxa"/>
-              <w:right w:w="140" w:type="dxa"/>
+              <w:top w:w="40" w:type="dxa"/>
+              <w:bottom w:w="40" w:type="dxa"/>
+              <w:left w:w="50" w:type="dxa"/>
+              <w:right w:w="50" w:type="dxa"/>
             </w:tcMar>
           </w:tcPr>
           <w:p>
@@ -3534,7 +3565,7 @@
             <w:r>
               <w:rPr>
                 <w:rFonts w:ascii="Times New Roman" w:hAnsi="Times New Roman"/>
-                <w:sz w:val="18"/>
+                <w:sz w:val="14"/>
               </w:rPr>
               <w:t>72.34%</w:t>
             </w:r>
@@ -3544,13 +3575,13 @@
       <w:tr>
         <w:tc>
           <w:tcPr>
-            <w:tcW w:type="dxa" w:w="4032"/>
+            <w:tcW w:type="dxa" w:w="1930"/>
             <w:shd w:fill="F7F9FC"/>
             <w:tcMar>
-              <w:top w:w="80" w:type="dxa"/>
-              <w:bottom w:w="80" w:type="dxa"/>
-              <w:left w:w="140" w:type="dxa"/>
-              <w:right w:w="140" w:type="dxa"/>
+              <w:top w:w="40" w:type="dxa"/>
+              <w:bottom w:w="40" w:type="dxa"/>
+              <w:left w:w="50" w:type="dxa"/>
+              <w:right w:w="50" w:type="dxa"/>
             </w:tcMar>
           </w:tcPr>
           <w:p>
@@ -3561,7 +3592,7 @@
               <w:rPr>
                 <w:rFonts w:ascii="Times New Roman" w:hAnsi="Times New Roman"/>
                 <w:b/>
-                <w:sz w:val="18"/>
+                <w:sz w:val="14"/>
               </w:rPr>
               <w:t>Proposed: Knowledge-Enhanced XLM-R (Unfiltered)</w:t>
             </w:r>
@@ -3569,13 +3600,13 @@
         </w:tc>
         <w:tc>
           <w:tcPr>
-            <w:tcW w:type="dxa" w:w="1440"/>
+            <w:tcW w:type="dxa" w:w="689"/>
             <w:shd w:fill="F7F9FC"/>
             <w:tcMar>
-              <w:top w:w="80" w:type="dxa"/>
-              <w:bottom w:w="80" w:type="dxa"/>
-              <w:left w:w="140" w:type="dxa"/>
-              <w:right w:w="140" w:type="dxa"/>
+              <w:top w:w="40" w:type="dxa"/>
+              <w:bottom w:w="40" w:type="dxa"/>
+              <w:left w:w="50" w:type="dxa"/>
+              <w:right w:w="50" w:type="dxa"/>
             </w:tcMar>
           </w:tcPr>
           <w:p>
@@ -3585,7 +3616,7 @@
             <w:r>
               <w:rPr>
                 <w:rFonts w:ascii="Times New Roman" w:hAnsi="Times New Roman"/>
-                <w:sz w:val="18"/>
+                <w:sz w:val="14"/>
               </w:rPr>
               <w:t>76.64%</w:t>
             </w:r>
@@ -3593,13 +3624,13 @@
         </w:tc>
         <w:tc>
           <w:tcPr>
-            <w:tcW w:type="dxa" w:w="1440"/>
+            <w:tcW w:type="dxa" w:w="689"/>
             <w:shd w:fill="F7F9FC"/>
             <w:tcMar>
-              <w:top w:w="80" w:type="dxa"/>
-              <w:bottom w:w="80" w:type="dxa"/>
-              <w:left w:w="140" w:type="dxa"/>
-              <w:right w:w="140" w:type="dxa"/>
+              <w:top w:w="40" w:type="dxa"/>
+              <w:bottom w:w="40" w:type="dxa"/>
+              <w:left w:w="50" w:type="dxa"/>
+              <w:right w:w="50" w:type="dxa"/>
             </w:tcMar>
           </w:tcPr>
           <w:p>
@@ -3609,7 +3640,7 @@
             <w:r>
               <w:rPr>
                 <w:rFonts w:ascii="Times New Roman" w:hAnsi="Times New Roman"/>
-                <w:sz w:val="18"/>
+                <w:sz w:val="14"/>
               </w:rPr>
               <w:t>76.65%</w:t>
             </w:r>
@@ -3617,13 +3648,13 @@
         </w:tc>
         <w:tc>
           <w:tcPr>
-            <w:tcW w:type="dxa" w:w="1440"/>
+            <w:tcW w:type="dxa" w:w="689"/>
             <w:shd w:fill="F7F9FC"/>
             <w:tcMar>
-              <w:top w:w="80" w:type="dxa"/>
-              <w:bottom w:w="80" w:type="dxa"/>
-              <w:left w:w="140" w:type="dxa"/>
-              <w:right w:w="140" w:type="dxa"/>
+              <w:top w:w="40" w:type="dxa"/>
+              <w:bottom w:w="40" w:type="dxa"/>
+              <w:left w:w="50" w:type="dxa"/>
+              <w:right w:w="50" w:type="dxa"/>
             </w:tcMar>
           </w:tcPr>
           <w:p>
@@ -3633,7 +3664,7 @@
             <w:r>
               <w:rPr>
                 <w:rFonts w:ascii="Times New Roman" w:hAnsi="Times New Roman"/>
-                <w:sz w:val="18"/>
+                <w:sz w:val="14"/>
               </w:rPr>
               <w:t>76.64%</w:t>
             </w:r>
@@ -3641,13 +3672,13 @@
         </w:tc>
         <w:tc>
           <w:tcPr>
-            <w:tcW w:type="dxa" w:w="1728"/>
+            <w:tcW w:type="dxa" w:w="827"/>
             <w:shd w:fill="F7F9FC"/>
             <w:tcMar>
-              <w:top w:w="80" w:type="dxa"/>
-              <w:bottom w:w="80" w:type="dxa"/>
-              <w:left w:w="140" w:type="dxa"/>
-              <w:right w:w="140" w:type="dxa"/>
+              <w:top w:w="40" w:type="dxa"/>
+              <w:bottom w:w="40" w:type="dxa"/>
+              <w:left w:w="50" w:type="dxa"/>
+              <w:right w:w="50" w:type="dxa"/>
             </w:tcMar>
           </w:tcPr>
           <w:p>
@@ -3657,7 +3688,7 @@
             <w:r>
               <w:rPr>
                 <w:rFonts w:ascii="Times New Roman" w:hAnsi="Times New Roman"/>
-                <w:sz w:val="18"/>
+                <w:sz w:val="14"/>
               </w:rPr>
               <w:t>76.63%</w:t>
             </w:r>
@@ -3667,13 +3698,13 @@
       <w:tr>
         <w:tc>
           <w:tcPr>
-            <w:tcW w:type="dxa" w:w="4032"/>
+            <w:tcW w:type="dxa" w:w="1930"/>
             <w:shd w:fill="FFFFFF"/>
             <w:tcMar>
-              <w:top w:w="80" w:type="dxa"/>
-              <w:bottom w:w="80" w:type="dxa"/>
-              <w:left w:w="140" w:type="dxa"/>
-              <w:right w:w="140" w:type="dxa"/>
+              <w:top w:w="40" w:type="dxa"/>
+              <w:bottom w:w="40" w:type="dxa"/>
+              <w:left w:w="50" w:type="dxa"/>
+              <w:right w:w="50" w:type="dxa"/>
             </w:tcMar>
           </w:tcPr>
           <w:p>
@@ -3684,7 +3715,7 @@
               <w:rPr>
                 <w:rFonts w:ascii="Times New Roman" w:hAnsi="Times New Roman"/>
                 <w:b/>
-                <w:sz w:val="18"/>
+                <w:sz w:val="14"/>
               </w:rPr>
               <w:t>Proposed: Knowledge-Enhanced XLM-R (High-Precision Tier, tau &gt;= 0.85)</w:t>
             </w:r>
@@ -3692,13 +3723,13 @@
         </w:tc>
         <w:tc>
           <w:tcPr>
-            <w:tcW w:type="dxa" w:w="1440"/>
+            <w:tcW w:type="dxa" w:w="689"/>
             <w:shd w:fill="FFFFFF"/>
             <w:tcMar>
-              <w:top w:w="80" w:type="dxa"/>
-              <w:bottom w:w="80" w:type="dxa"/>
-              <w:left w:w="140" w:type="dxa"/>
-              <w:right w:w="140" w:type="dxa"/>
+              <w:top w:w="40" w:type="dxa"/>
+              <w:bottom w:w="40" w:type="dxa"/>
+              <w:left w:w="50" w:type="dxa"/>
+              <w:right w:w="50" w:type="dxa"/>
             </w:tcMar>
           </w:tcPr>
           <w:p>
@@ -3709,7 +3740,7 @@
               <w:rPr>
                 <w:rFonts w:ascii="Times New Roman" w:hAnsi="Times New Roman"/>
                 <w:b/>
-                <w:sz w:val="18"/>
+                <w:sz w:val="14"/>
               </w:rPr>
               <w:t>96.42%</w:t>
             </w:r>
@@ -3717,13 +3748,13 @@
         </w:tc>
         <w:tc>
           <w:tcPr>
-            <w:tcW w:type="dxa" w:w="1440"/>
+            <w:tcW w:type="dxa" w:w="689"/>
             <w:shd w:fill="FFFFFF"/>
             <w:tcMar>
-              <w:top w:w="80" w:type="dxa"/>
-              <w:bottom w:w="80" w:type="dxa"/>
-              <w:left w:w="140" w:type="dxa"/>
-              <w:right w:w="140" w:type="dxa"/>
+              <w:top w:w="40" w:type="dxa"/>
+              <w:bottom w:w="40" w:type="dxa"/>
+              <w:left w:w="50" w:type="dxa"/>
+              <w:right w:w="50" w:type="dxa"/>
             </w:tcMar>
           </w:tcPr>
           <w:p>
@@ -3733,7 +3764,7 @@
             <w:r>
               <w:rPr>
                 <w:rFonts w:ascii="Times New Roman" w:hAnsi="Times New Roman"/>
-                <w:sz w:val="18"/>
+                <w:sz w:val="14"/>
               </w:rPr>
               <w:t>96.50%</w:t>
             </w:r>
@@ -3741,13 +3772,13 @@
         </w:tc>
         <w:tc>
           <w:tcPr>
-            <w:tcW w:type="dxa" w:w="1440"/>
+            <w:tcW w:type="dxa" w:w="689"/>
             <w:shd w:fill="FFFFFF"/>
             <w:tcMar>
-              <w:top w:w="80" w:type="dxa"/>
-              <w:bottom w:w="80" w:type="dxa"/>
-              <w:left w:w="140" w:type="dxa"/>
-              <w:right w:w="140" w:type="dxa"/>
+              <w:top w:w="40" w:type="dxa"/>
+              <w:bottom w:w="40" w:type="dxa"/>
+              <w:left w:w="50" w:type="dxa"/>
+              <w:right w:w="50" w:type="dxa"/>
             </w:tcMar>
           </w:tcPr>
           <w:p>
@@ -3758,7 +3789,7 @@
               <w:rPr>
                 <w:rFonts w:ascii="Times New Roman" w:hAnsi="Times New Roman"/>
                 <w:b/>
-                <w:sz w:val="18"/>
+                <w:sz w:val="14"/>
               </w:rPr>
               <w:t>96.42%</w:t>
             </w:r>
@@ -3766,13 +3797,13 @@
         </w:tc>
         <w:tc>
           <w:tcPr>
-            <w:tcW w:type="dxa" w:w="1728"/>
+            <w:tcW w:type="dxa" w:w="827"/>
             <w:shd w:fill="FFFFFF"/>
             <w:tcMar>
-              <w:top w:w="80" w:type="dxa"/>
-              <w:bottom w:w="80" w:type="dxa"/>
-              <w:left w:w="140" w:type="dxa"/>
-              <w:right w:w="140" w:type="dxa"/>
+              <w:top w:w="40" w:type="dxa"/>
+              <w:bottom w:w="40" w:type="dxa"/>
+              <w:left w:w="50" w:type="dxa"/>
+              <w:right w:w="50" w:type="dxa"/>
             </w:tcMar>
           </w:tcPr>
           <w:p>
@@ -3783,7 +3814,7 @@
               <w:rPr>
                 <w:rFonts w:ascii="Times New Roman" w:hAnsi="Times New Roman"/>
                 <w:b/>
-                <w:sz w:val="18"/>
+                <w:sz w:val="14"/>
               </w:rPr>
               <w:t>96.44%</w:t>
             </w:r>
@@ -3793,18 +3824,18 @@
     </w:tbl>
     <w:p>
       <w:pPr>
-        <w:spacing w:after="80"/>
+        <w:spacing w:after="40"/>
       </w:pPr>
     </w:p>
     <w:p>
       <w:pPr>
-        <w:spacing w:before="160" w:after="40"/>
+        <w:spacing w:before="120" w:after="40"/>
         <w:jc w:val="center"/>
       </w:pPr>
       <w:r>
         <w:drawing>
           <wp:inline xmlns:a="http://schemas.openxmlformats.org/drawingml/2006/main" xmlns:pic="http://schemas.openxmlformats.org/drawingml/2006/picture">
-            <wp:extent cx="5303520" cy="2828544"/>
+            <wp:extent cx="3063240" cy="1633728"/>
             <wp:docPr id="1" name="Picture 1"/>
             <wp:cNvGraphicFramePr>
               <a:graphicFrameLocks noChangeAspect="1"/>
@@ -3825,7 +3856,7 @@
                   <pic:spPr>
                     <a:xfrm>
                       <a:off x="0" y="0"/>
-                      <a:ext cx="5303520" cy="2828544"/>
+                      <a:ext cx="3063240" cy="1633728"/>
                     </a:xfrm>
                     <a:prstGeom prst="rect"/>
                   </pic:spPr>
@@ -3838,7 +3869,7 @@
     </w:p>
     <w:p>
       <w:pPr>
-        <w:spacing w:after="200"/>
+        <w:spacing w:after="120"/>
         <w:jc w:val="center"/>
       </w:pPr>
       <w:r>
@@ -3846,7 +3877,7 @@
           <w:rFonts w:ascii="Times New Roman" w:hAnsi="Times New Roman"/>
           <w:b/>
           <w:i/>
-          <w:sz w:val="18"/>
+          <w:sz w:val="16"/>
         </w:rPr>
         <w:t>Fig. 1. Comparative Performance across Baseline ML, Multilingual Transformers, and Proposed Framework.</w:t>
       </w:r>
@@ -3868,11 +3899,12 @@
     </w:p>
     <w:p>
       <w:pPr>
-        <w:spacing w:after="120" w:line="276" w:lineRule="auto"/>
+        <w:spacing w:after="80" w:line="252" w:lineRule="auto"/>
+        <w:jc w:val="both"/>
       </w:pPr>
       <w:r>
         <w:rPr>
-          <w:sz w:val="20"/>
+          <w:sz w:val="17"/>
         </w:rPr>
         <w:t>Table II isolates the individual empirical contribution of each architectural component.</w:t>
       </w:r>
@@ -3894,13 +3926,13 @@
       <w:tr>
         <w:tc>
           <w:tcPr>
-            <w:tcW w:type="dxa" w:w="4608"/>
+            <w:tcW w:type="dxa" w:w="2144"/>
             <w:shd w:fill="003366"/>
             <w:tcMar>
-              <w:top w:w="120" w:type="dxa"/>
-              <w:bottom w:w="120" w:type="dxa"/>
-              <w:left w:w="140" w:type="dxa"/>
-              <w:right w:w="140" w:type="dxa"/>
+              <w:top w:w="50" w:type="dxa"/>
+              <w:bottom w:w="50" w:type="dxa"/>
+              <w:left w:w="50" w:type="dxa"/>
+              <w:right w:w="50" w:type="dxa"/>
             </w:tcMar>
           </w:tcPr>
           <w:p>
@@ -3912,7 +3944,7 @@
                 <w:rFonts w:ascii="Times New Roman" w:hAnsi="Times New Roman"/>
                 <w:b/>
                 <w:color w:val="FFFFFF"/>
-                <w:sz w:val="18"/>
+                <w:sz w:val="14"/>
               </w:rPr>
               <w:t>Configuration / Ablation Setting</w:t>
             </w:r>
@@ -3920,13 +3952,13 @@
         </w:tc>
         <w:tc>
           <w:tcPr>
-            <w:tcW w:type="dxa" w:w="1440"/>
+            <w:tcW w:type="dxa" w:w="670"/>
             <w:shd w:fill="003366"/>
             <w:tcMar>
-              <w:top w:w="120" w:type="dxa"/>
-              <w:bottom w:w="120" w:type="dxa"/>
-              <w:left w:w="140" w:type="dxa"/>
-              <w:right w:w="140" w:type="dxa"/>
+              <w:top w:w="50" w:type="dxa"/>
+              <w:bottom w:w="50" w:type="dxa"/>
+              <w:left w:w="50" w:type="dxa"/>
+              <w:right w:w="50" w:type="dxa"/>
             </w:tcMar>
           </w:tcPr>
           <w:p>
@@ -3938,7 +3970,7 @@
                 <w:rFonts w:ascii="Times New Roman" w:hAnsi="Times New Roman"/>
                 <w:b/>
                 <w:color w:val="FFFFFF"/>
-                <w:sz w:val="18"/>
+                <w:sz w:val="14"/>
               </w:rPr>
               <w:t>Accuracy (%)</w:t>
             </w:r>
@@ -3946,13 +3978,13 @@
         </w:tc>
         <w:tc>
           <w:tcPr>
-            <w:tcW w:type="dxa" w:w="1440"/>
+            <w:tcW w:type="dxa" w:w="670"/>
             <w:shd w:fill="003366"/>
             <w:tcMar>
-              <w:top w:w="120" w:type="dxa"/>
-              <w:bottom w:w="120" w:type="dxa"/>
-              <w:left w:w="140" w:type="dxa"/>
-              <w:right w:w="140" w:type="dxa"/>
+              <w:top w:w="50" w:type="dxa"/>
+              <w:bottom w:w="50" w:type="dxa"/>
+              <w:left w:w="50" w:type="dxa"/>
+              <w:right w:w="50" w:type="dxa"/>
             </w:tcMar>
           </w:tcPr>
           <w:p>
@@ -3964,7 +3996,7 @@
                 <w:rFonts w:ascii="Times New Roman" w:hAnsi="Times New Roman"/>
                 <w:b/>
                 <w:color w:val="FFFFFF"/>
-                <w:sz w:val="18"/>
+                <w:sz w:val="14"/>
               </w:rPr>
               <w:t>Precision (%)</w:t>
             </w:r>
@@ -3972,13 +4004,13 @@
         </w:tc>
         <w:tc>
           <w:tcPr>
-            <w:tcW w:type="dxa" w:w="1440"/>
+            <w:tcW w:type="dxa" w:w="670"/>
             <w:shd w:fill="003366"/>
             <w:tcMar>
-              <w:top w:w="120" w:type="dxa"/>
-              <w:bottom w:w="120" w:type="dxa"/>
-              <w:left w:w="140" w:type="dxa"/>
-              <w:right w:w="140" w:type="dxa"/>
+              <w:top w:w="50" w:type="dxa"/>
+              <w:bottom w:w="50" w:type="dxa"/>
+              <w:left w:w="50" w:type="dxa"/>
+              <w:right w:w="50" w:type="dxa"/>
             </w:tcMar>
           </w:tcPr>
           <w:p>
@@ -3990,7 +4022,7 @@
                 <w:rFonts w:ascii="Times New Roman" w:hAnsi="Times New Roman"/>
                 <w:b/>
                 <w:color w:val="FFFFFF"/>
-                <w:sz w:val="18"/>
+                <w:sz w:val="14"/>
               </w:rPr>
               <w:t>F1-Score (%)</w:t>
             </w:r>
@@ -3998,13 +4030,13 @@
         </w:tc>
         <w:tc>
           <w:tcPr>
-            <w:tcW w:type="dxa" w:w="1440"/>
+            <w:tcW w:type="dxa" w:w="670"/>
             <w:shd w:fill="003366"/>
             <w:tcMar>
-              <w:top w:w="120" w:type="dxa"/>
-              <w:bottom w:w="120" w:type="dxa"/>
-              <w:left w:w="140" w:type="dxa"/>
-              <w:right w:w="140" w:type="dxa"/>
+              <w:top w:w="50" w:type="dxa"/>
+              <w:bottom w:w="50" w:type="dxa"/>
+              <w:left w:w="50" w:type="dxa"/>
+              <w:right w:w="50" w:type="dxa"/>
             </w:tcMar>
           </w:tcPr>
           <w:p>
@@ -4016,7 +4048,7 @@
                 <w:rFonts w:ascii="Times New Roman" w:hAnsi="Times New Roman"/>
                 <w:b/>
                 <w:color w:val="FFFFFF"/>
-                <w:sz w:val="18"/>
+                <w:sz w:val="14"/>
               </w:rPr>
               <w:t>Performance Drop (Delta F1)</w:t>
             </w:r>
@@ -4026,13 +4058,13 @@
       <w:tr>
         <w:tc>
           <w:tcPr>
-            <w:tcW w:type="dxa" w:w="4608"/>
+            <w:tcW w:type="dxa" w:w="2144"/>
             <w:shd w:fill="FFFFFF"/>
             <w:tcMar>
-              <w:top w:w="80" w:type="dxa"/>
-              <w:bottom w:w="80" w:type="dxa"/>
-              <w:left w:w="140" w:type="dxa"/>
-              <w:right w:w="140" w:type="dxa"/>
+              <w:top w:w="40" w:type="dxa"/>
+              <w:bottom w:w="40" w:type="dxa"/>
+              <w:left w:w="50" w:type="dxa"/>
+              <w:right w:w="50" w:type="dxa"/>
             </w:tcMar>
           </w:tcPr>
           <w:p>
@@ -4043,7 +4075,7 @@
               <w:rPr>
                 <w:rFonts w:ascii="Times New Roman" w:hAnsi="Times New Roman"/>
                 <w:b/>
-                <w:sz w:val="18"/>
+                <w:sz w:val="14"/>
               </w:rPr>
               <w:t>Full Proposed Framework</w:t>
             </w:r>
@@ -4051,13 +4083,13 @@
         </w:tc>
         <w:tc>
           <w:tcPr>
-            <w:tcW w:type="dxa" w:w="1440"/>
+            <w:tcW w:type="dxa" w:w="670"/>
             <w:shd w:fill="FFFFFF"/>
             <w:tcMar>
-              <w:top w:w="80" w:type="dxa"/>
-              <w:bottom w:w="80" w:type="dxa"/>
-              <w:left w:w="140" w:type="dxa"/>
-              <w:right w:w="140" w:type="dxa"/>
+              <w:top w:w="40" w:type="dxa"/>
+              <w:bottom w:w="40" w:type="dxa"/>
+              <w:left w:w="50" w:type="dxa"/>
+              <w:right w:w="50" w:type="dxa"/>
             </w:tcMar>
           </w:tcPr>
           <w:p>
@@ -4068,7 +4100,7 @@
               <w:rPr>
                 <w:rFonts w:ascii="Times New Roman" w:hAnsi="Times New Roman"/>
                 <w:b/>
-                <w:sz w:val="18"/>
+                <w:sz w:val="14"/>
               </w:rPr>
               <w:t>96.42%</w:t>
             </w:r>
@@ -4076,13 +4108,13 @@
         </w:tc>
         <w:tc>
           <w:tcPr>
-            <w:tcW w:type="dxa" w:w="1440"/>
+            <w:tcW w:type="dxa" w:w="670"/>
             <w:shd w:fill="FFFFFF"/>
             <w:tcMar>
-              <w:top w:w="80" w:type="dxa"/>
-              <w:bottom w:w="80" w:type="dxa"/>
-              <w:left w:w="140" w:type="dxa"/>
-              <w:right w:w="140" w:type="dxa"/>
+              <w:top w:w="40" w:type="dxa"/>
+              <w:bottom w:w="40" w:type="dxa"/>
+              <w:left w:w="50" w:type="dxa"/>
+              <w:right w:w="50" w:type="dxa"/>
             </w:tcMar>
           </w:tcPr>
           <w:p>
@@ -4092,7 +4124,7 @@
             <w:r>
               <w:rPr>
                 <w:rFonts w:ascii="Times New Roman" w:hAnsi="Times New Roman"/>
-                <w:sz w:val="18"/>
+                <w:sz w:val="14"/>
               </w:rPr>
               <w:t>96.50%</w:t>
             </w:r>
@@ -4100,13 +4132,13 @@
         </w:tc>
         <w:tc>
           <w:tcPr>
-            <w:tcW w:type="dxa" w:w="1440"/>
+            <w:tcW w:type="dxa" w:w="670"/>
             <w:shd w:fill="FFFFFF"/>
             <w:tcMar>
-              <w:top w:w="80" w:type="dxa"/>
-              <w:bottom w:w="80" w:type="dxa"/>
-              <w:left w:w="140" w:type="dxa"/>
-              <w:right w:w="140" w:type="dxa"/>
+              <w:top w:w="40" w:type="dxa"/>
+              <w:bottom w:w="40" w:type="dxa"/>
+              <w:left w:w="50" w:type="dxa"/>
+              <w:right w:w="50" w:type="dxa"/>
             </w:tcMar>
           </w:tcPr>
           <w:p>
@@ -4117,7 +4149,7 @@
               <w:rPr>
                 <w:rFonts w:ascii="Times New Roman" w:hAnsi="Times New Roman"/>
                 <w:b/>
-                <w:sz w:val="18"/>
+                <w:sz w:val="14"/>
               </w:rPr>
               <w:t>96.44%</w:t>
             </w:r>
@@ -4125,13 +4157,13 @@
         </w:tc>
         <w:tc>
           <w:tcPr>
-            <w:tcW w:type="dxa" w:w="1440"/>
+            <w:tcW w:type="dxa" w:w="670"/>
             <w:shd w:fill="FFFFFF"/>
             <w:tcMar>
-              <w:top w:w="80" w:type="dxa"/>
-              <w:bottom w:w="80" w:type="dxa"/>
-              <w:left w:w="140" w:type="dxa"/>
-              <w:right w:w="140" w:type="dxa"/>
+              <w:top w:w="40" w:type="dxa"/>
+              <w:bottom w:w="40" w:type="dxa"/>
+              <w:left w:w="50" w:type="dxa"/>
+              <w:right w:w="50" w:type="dxa"/>
             </w:tcMar>
           </w:tcPr>
           <w:p>
@@ -4141,7 +4173,7 @@
             <w:r>
               <w:rPr>
                 <w:rFonts w:ascii="Times New Roman" w:hAnsi="Times New Roman"/>
-                <w:sz w:val="18"/>
+                <w:sz w:val="14"/>
               </w:rPr>
               <w:t>0.00% (Reference)</w:t>
             </w:r>
@@ -4151,13 +4183,13 @@
       <w:tr>
         <w:tc>
           <w:tcPr>
-            <w:tcW w:type="dxa" w:w="4608"/>
+            <w:tcW w:type="dxa" w:w="2144"/>
             <w:shd w:fill="F7F9FC"/>
             <w:tcMar>
-              <w:top w:w="80" w:type="dxa"/>
-              <w:bottom w:w="80" w:type="dxa"/>
-              <w:left w:w="140" w:type="dxa"/>
-              <w:right w:w="140" w:type="dxa"/>
+              <w:top w:w="40" w:type="dxa"/>
+              <w:bottom w:w="40" w:type="dxa"/>
+              <w:left w:w="50" w:type="dxa"/>
+              <w:right w:w="50" w:type="dxa"/>
             </w:tcMar>
           </w:tcPr>
           <w:p>
@@ -4167,7 +4199,7 @@
             <w:r>
               <w:rPr>
                 <w:rFonts w:ascii="Times New Roman" w:hAnsi="Times New Roman"/>
-                <w:sz w:val="18"/>
+                <w:sz w:val="14"/>
               </w:rPr>
               <w:t>- Without Preprocessing (Raw Text)</w:t>
             </w:r>
@@ -4175,13 +4207,13 @@
         </w:tc>
         <w:tc>
           <w:tcPr>
-            <w:tcW w:type="dxa" w:w="1440"/>
+            <w:tcW w:type="dxa" w:w="670"/>
             <w:shd w:fill="F7F9FC"/>
             <w:tcMar>
-              <w:top w:w="80" w:type="dxa"/>
-              <w:bottom w:w="80" w:type="dxa"/>
-              <w:left w:w="140" w:type="dxa"/>
-              <w:right w:w="140" w:type="dxa"/>
+              <w:top w:w="40" w:type="dxa"/>
+              <w:bottom w:w="40" w:type="dxa"/>
+              <w:left w:w="50" w:type="dxa"/>
+              <w:right w:w="50" w:type="dxa"/>
             </w:tcMar>
           </w:tcPr>
           <w:p>
@@ -4191,7 +4223,7 @@
             <w:r>
               <w:rPr>
                 <w:rFonts w:ascii="Times New Roman" w:hAnsi="Times New Roman"/>
-                <w:sz w:val="18"/>
+                <w:sz w:val="14"/>
               </w:rPr>
               <w:t>88.35%</w:t>
             </w:r>
@@ -4199,13 +4231,13 @@
         </w:tc>
         <w:tc>
           <w:tcPr>
-            <w:tcW w:type="dxa" w:w="1440"/>
+            <w:tcW w:type="dxa" w:w="670"/>
             <w:shd w:fill="F7F9FC"/>
             <w:tcMar>
-              <w:top w:w="80" w:type="dxa"/>
-              <w:bottom w:w="80" w:type="dxa"/>
-              <w:left w:w="140" w:type="dxa"/>
-              <w:right w:w="140" w:type="dxa"/>
+              <w:top w:w="40" w:type="dxa"/>
+              <w:bottom w:w="40" w:type="dxa"/>
+              <w:left w:w="50" w:type="dxa"/>
+              <w:right w:w="50" w:type="dxa"/>
             </w:tcMar>
           </w:tcPr>
           <w:p>
@@ -4215,7 +4247,7 @@
             <w:r>
               <w:rPr>
                 <w:rFonts w:ascii="Times New Roman" w:hAnsi="Times New Roman"/>
-                <w:sz w:val="18"/>
+                <w:sz w:val="14"/>
               </w:rPr>
               <w:t>89.10%</w:t>
             </w:r>
@@ -4223,13 +4255,13 @@
         </w:tc>
         <w:tc>
           <w:tcPr>
-            <w:tcW w:type="dxa" w:w="1440"/>
+            <w:tcW w:type="dxa" w:w="670"/>
             <w:shd w:fill="F7F9FC"/>
             <w:tcMar>
-              <w:top w:w="80" w:type="dxa"/>
-              <w:bottom w:w="80" w:type="dxa"/>
-              <w:left w:w="140" w:type="dxa"/>
-              <w:right w:w="140" w:type="dxa"/>
+              <w:top w:w="40" w:type="dxa"/>
+              <w:bottom w:w="40" w:type="dxa"/>
+              <w:left w:w="50" w:type="dxa"/>
+              <w:right w:w="50" w:type="dxa"/>
             </w:tcMar>
           </w:tcPr>
           <w:p>
@@ -4239,7 +4271,7 @@
             <w:r>
               <w:rPr>
                 <w:rFonts w:ascii="Times New Roman" w:hAnsi="Times New Roman"/>
-                <w:sz w:val="18"/>
+                <w:sz w:val="14"/>
               </w:rPr>
               <w:t>88.60%</w:t>
             </w:r>
@@ -4247,13 +4279,13 @@
         </w:tc>
         <w:tc>
           <w:tcPr>
-            <w:tcW w:type="dxa" w:w="1440"/>
+            <w:tcW w:type="dxa" w:w="670"/>
             <w:shd w:fill="F7F9FC"/>
             <w:tcMar>
-              <w:top w:w="80" w:type="dxa"/>
-              <w:bottom w:w="80" w:type="dxa"/>
-              <w:left w:w="140" w:type="dxa"/>
-              <w:right w:w="140" w:type="dxa"/>
+              <w:top w:w="40" w:type="dxa"/>
+              <w:bottom w:w="40" w:type="dxa"/>
+              <w:left w:w="50" w:type="dxa"/>
+              <w:right w:w="50" w:type="dxa"/>
             </w:tcMar>
           </w:tcPr>
           <w:p>
@@ -4263,7 +4295,7 @@
             <w:r>
               <w:rPr>
                 <w:rFonts w:ascii="Times New Roman" w:hAnsi="Times New Roman"/>
-                <w:sz w:val="18"/>
+                <w:sz w:val="14"/>
               </w:rPr>
               <w:t>-7.84%</w:t>
             </w:r>
@@ -4273,13 +4305,13 @@
       <w:tr>
         <w:tc>
           <w:tcPr>
-            <w:tcW w:type="dxa" w:w="4608"/>
+            <w:tcW w:type="dxa" w:w="2144"/>
             <w:shd w:fill="FFFFFF"/>
             <w:tcMar>
-              <w:top w:w="80" w:type="dxa"/>
-              <w:bottom w:w="80" w:type="dxa"/>
-              <w:left w:w="140" w:type="dxa"/>
-              <w:right w:w="140" w:type="dxa"/>
+              <w:top w:w="40" w:type="dxa"/>
+              <w:bottom w:w="40" w:type="dxa"/>
+              <w:left w:w="50" w:type="dxa"/>
+              <w:right w:w="50" w:type="dxa"/>
             </w:tcMar>
           </w:tcPr>
           <w:p>
@@ -4289,7 +4321,7 @@
             <w:r>
               <w:rPr>
                 <w:rFonts w:ascii="Times New Roman" w:hAnsi="Times New Roman"/>
-                <w:sz w:val="18"/>
+                <w:sz w:val="14"/>
               </w:rPr>
               <w:t>- Without Knowledge-Enhanced Fusion (Pure XLM-R)</w:t>
             </w:r>
@@ -4297,13 +4329,13 @@
         </w:tc>
         <w:tc>
           <w:tcPr>
-            <w:tcW w:type="dxa" w:w="1440"/>
+            <w:tcW w:type="dxa" w:w="670"/>
             <w:shd w:fill="FFFFFF"/>
             <w:tcMar>
-              <w:top w:w="80" w:type="dxa"/>
-              <w:bottom w:w="80" w:type="dxa"/>
-              <w:left w:w="140" w:type="dxa"/>
-              <w:right w:w="140" w:type="dxa"/>
+              <w:top w:w="40" w:type="dxa"/>
+              <w:bottom w:w="40" w:type="dxa"/>
+              <w:left w:w="50" w:type="dxa"/>
+              <w:right w:w="50" w:type="dxa"/>
             </w:tcMar>
           </w:tcPr>
           <w:p>
@@ -4313,7 +4345,7 @@
             <w:r>
               <w:rPr>
                 <w:rFonts w:ascii="Times New Roman" w:hAnsi="Times New Roman"/>
-                <w:sz w:val="18"/>
+                <w:sz w:val="14"/>
               </w:rPr>
               <w:t>72.36%</w:t>
             </w:r>
@@ -4321,13 +4353,13 @@
         </w:tc>
         <w:tc>
           <w:tcPr>
-            <w:tcW w:type="dxa" w:w="1440"/>
+            <w:tcW w:type="dxa" w:w="670"/>
             <w:shd w:fill="FFFFFF"/>
             <w:tcMar>
-              <w:top w:w="80" w:type="dxa"/>
-              <w:bottom w:w="80" w:type="dxa"/>
-              <w:left w:w="140" w:type="dxa"/>
-              <w:right w:w="140" w:type="dxa"/>
+              <w:top w:w="40" w:type="dxa"/>
+              <w:bottom w:w="40" w:type="dxa"/>
+              <w:left w:w="50" w:type="dxa"/>
+              <w:right w:w="50" w:type="dxa"/>
             </w:tcMar>
           </w:tcPr>
           <w:p>
@@ -4337,7 +4369,7 @@
             <w:r>
               <w:rPr>
                 <w:rFonts w:ascii="Times New Roman" w:hAnsi="Times New Roman"/>
-                <w:sz w:val="18"/>
+                <w:sz w:val="14"/>
               </w:rPr>
               <w:t>72.42%</w:t>
             </w:r>
@@ -4345,13 +4377,13 @@
         </w:tc>
         <w:tc>
           <w:tcPr>
-            <w:tcW w:type="dxa" w:w="1440"/>
+            <w:tcW w:type="dxa" w:w="670"/>
             <w:shd w:fill="FFFFFF"/>
             <w:tcMar>
-              <w:top w:w="80" w:type="dxa"/>
-              <w:bottom w:w="80" w:type="dxa"/>
-              <w:left w:w="140" w:type="dxa"/>
-              <w:right w:w="140" w:type="dxa"/>
+              <w:top w:w="40" w:type="dxa"/>
+              <w:bottom w:w="40" w:type="dxa"/>
+              <w:left w:w="50" w:type="dxa"/>
+              <w:right w:w="50" w:type="dxa"/>
             </w:tcMar>
           </w:tcPr>
           <w:p>
@@ -4361,7 +4393,7 @@
             <w:r>
               <w:rPr>
                 <w:rFonts w:ascii="Times New Roman" w:hAnsi="Times New Roman"/>
-                <w:sz w:val="18"/>
+                <w:sz w:val="14"/>
               </w:rPr>
               <w:t>72.34%</w:t>
             </w:r>
@@ -4369,13 +4401,13 @@
         </w:tc>
         <w:tc>
           <w:tcPr>
-            <w:tcW w:type="dxa" w:w="1440"/>
+            <w:tcW w:type="dxa" w:w="670"/>
             <w:shd w:fill="FFFFFF"/>
             <w:tcMar>
-              <w:top w:w="80" w:type="dxa"/>
-              <w:bottom w:w="80" w:type="dxa"/>
-              <w:left w:w="140" w:type="dxa"/>
-              <w:right w:w="140" w:type="dxa"/>
+              <w:top w:w="40" w:type="dxa"/>
+              <w:bottom w:w="40" w:type="dxa"/>
+              <w:left w:w="50" w:type="dxa"/>
+              <w:right w:w="50" w:type="dxa"/>
             </w:tcMar>
           </w:tcPr>
           <w:p>
@@ -4385,7 +4417,7 @@
             <w:r>
               <w:rPr>
                 <w:rFonts w:ascii="Times New Roman" w:hAnsi="Times New Roman"/>
-                <w:sz w:val="18"/>
+                <w:sz w:val="14"/>
               </w:rPr>
               <w:t>-24.10%</w:t>
             </w:r>
@@ -4395,13 +4427,13 @@
       <w:tr>
         <w:tc>
           <w:tcPr>
-            <w:tcW w:type="dxa" w:w="4608"/>
+            <w:tcW w:type="dxa" w:w="2144"/>
             <w:shd w:fill="F7F9FC"/>
             <w:tcMar>
-              <w:top w:w="80" w:type="dxa"/>
-              <w:bottom w:w="80" w:type="dxa"/>
-              <w:left w:w="140" w:type="dxa"/>
-              <w:right w:w="140" w:type="dxa"/>
+              <w:top w:w="40" w:type="dxa"/>
+              <w:bottom w:w="40" w:type="dxa"/>
+              <w:left w:w="50" w:type="dxa"/>
+              <w:right w:w="50" w:type="dxa"/>
             </w:tcMar>
           </w:tcPr>
           <w:p>
@@ -4411,7 +4443,7 @@
             <w:r>
               <w:rPr>
                 <w:rFonts w:ascii="Times New Roman" w:hAnsi="Times New Roman"/>
-                <w:sz w:val="18"/>
+                <w:sz w:val="14"/>
               </w:rPr>
               <w:t>- Without Postpositional Negation Normalizer</w:t>
             </w:r>
@@ -4419,13 +4451,13 @@
         </w:tc>
         <w:tc>
           <w:tcPr>
-            <w:tcW w:type="dxa" w:w="1440"/>
+            <w:tcW w:type="dxa" w:w="670"/>
             <w:shd w:fill="F7F9FC"/>
             <w:tcMar>
-              <w:top w:w="80" w:type="dxa"/>
-              <w:bottom w:w="80" w:type="dxa"/>
-              <w:left w:w="140" w:type="dxa"/>
-              <w:right w:w="140" w:type="dxa"/>
+              <w:top w:w="40" w:type="dxa"/>
+              <w:bottom w:w="40" w:type="dxa"/>
+              <w:left w:w="50" w:type="dxa"/>
+              <w:right w:w="50" w:type="dxa"/>
             </w:tcMar>
           </w:tcPr>
           <w:p>
@@ -4435,7 +4467,7 @@
             <w:r>
               <w:rPr>
                 <w:rFonts w:ascii="Times New Roman" w:hAnsi="Times New Roman"/>
-                <w:sz w:val="18"/>
+                <w:sz w:val="14"/>
               </w:rPr>
               <w:t>81.14%</w:t>
             </w:r>
@@ -4443,13 +4475,13 @@
         </w:tc>
         <w:tc>
           <w:tcPr>
-            <w:tcW w:type="dxa" w:w="1440"/>
+            <w:tcW w:type="dxa" w:w="670"/>
             <w:shd w:fill="F7F9FC"/>
             <w:tcMar>
-              <w:top w:w="80" w:type="dxa"/>
-              <w:bottom w:w="80" w:type="dxa"/>
-              <w:left w:w="140" w:type="dxa"/>
-              <w:right w:w="140" w:type="dxa"/>
+              <w:top w:w="40" w:type="dxa"/>
+              <w:bottom w:w="40" w:type="dxa"/>
+              <w:left w:w="50" w:type="dxa"/>
+              <w:right w:w="50" w:type="dxa"/>
             </w:tcMar>
           </w:tcPr>
           <w:p>
@@ -4459,7 +4491,7 @@
             <w:r>
               <w:rPr>
                 <w:rFonts w:ascii="Times New Roman" w:hAnsi="Times New Roman"/>
-                <w:sz w:val="18"/>
+                <w:sz w:val="14"/>
               </w:rPr>
               <w:t>82.05%</w:t>
             </w:r>
@@ -4467,13 +4499,13 @@
         </w:tc>
         <w:tc>
           <w:tcPr>
-            <w:tcW w:type="dxa" w:w="1440"/>
+            <w:tcW w:type="dxa" w:w="670"/>
             <w:shd w:fill="F7F9FC"/>
             <w:tcMar>
-              <w:top w:w="80" w:type="dxa"/>
-              <w:bottom w:w="80" w:type="dxa"/>
-              <w:left w:w="140" w:type="dxa"/>
-              <w:right w:w="140" w:type="dxa"/>
+              <w:top w:w="40" w:type="dxa"/>
+              <w:bottom w:w="40" w:type="dxa"/>
+              <w:left w:w="50" w:type="dxa"/>
+              <w:right w:w="50" w:type="dxa"/>
             </w:tcMar>
           </w:tcPr>
           <w:p>
@@ -4483,7 +4515,7 @@
             <w:r>
               <w:rPr>
                 <w:rFonts w:ascii="Times New Roman" w:hAnsi="Times New Roman"/>
-                <w:sz w:val="18"/>
+                <w:sz w:val="14"/>
               </w:rPr>
               <w:t>81.50%</w:t>
             </w:r>
@@ -4491,13 +4523,13 @@
         </w:tc>
         <w:tc>
           <w:tcPr>
-            <w:tcW w:type="dxa" w:w="1440"/>
+            <w:tcW w:type="dxa" w:w="670"/>
             <w:shd w:fill="F7F9FC"/>
             <w:tcMar>
-              <w:top w:w="80" w:type="dxa"/>
-              <w:bottom w:w="80" w:type="dxa"/>
-              <w:left w:w="140" w:type="dxa"/>
-              <w:right w:w="140" w:type="dxa"/>
+              <w:top w:w="40" w:type="dxa"/>
+              <w:bottom w:w="40" w:type="dxa"/>
+              <w:left w:w="50" w:type="dxa"/>
+              <w:right w:w="50" w:type="dxa"/>
             </w:tcMar>
           </w:tcPr>
           <w:p>
@@ -4507,7 +4539,7 @@
             <w:r>
               <w:rPr>
                 <w:rFonts w:ascii="Times New Roman" w:hAnsi="Times New Roman"/>
-                <w:sz w:val="18"/>
+                <w:sz w:val="14"/>
               </w:rPr>
               <w:t>-14.94%</w:t>
             </w:r>
@@ -4517,13 +4549,13 @@
       <w:tr>
         <w:tc>
           <w:tcPr>
-            <w:tcW w:type="dxa" w:w="4608"/>
+            <w:tcW w:type="dxa" w:w="2144"/>
             <w:shd w:fill="FFFFFF"/>
             <w:tcMar>
-              <w:top w:w="80" w:type="dxa"/>
-              <w:bottom w:w="80" w:type="dxa"/>
-              <w:left w:w="140" w:type="dxa"/>
-              <w:right w:w="140" w:type="dxa"/>
+              <w:top w:w="40" w:type="dxa"/>
+              <w:bottom w:w="40" w:type="dxa"/>
+              <w:left w:w="50" w:type="dxa"/>
+              <w:right w:w="50" w:type="dxa"/>
             </w:tcMar>
           </w:tcPr>
           <w:p>
@@ -4533,7 +4565,7 @@
             <w:r>
               <w:rPr>
                 <w:rFonts w:ascii="Times New Roman" w:hAnsi="Times New Roman"/>
-                <w:sz w:val="18"/>
+                <w:sz w:val="14"/>
               </w:rPr>
               <w:t>- Without Aspect-Conditioned Prompting</w:t>
             </w:r>
@@ -4541,13 +4573,13 @@
         </w:tc>
         <w:tc>
           <w:tcPr>
-            <w:tcW w:type="dxa" w:w="1440"/>
+            <w:tcW w:type="dxa" w:w="670"/>
             <w:shd w:fill="FFFFFF"/>
             <w:tcMar>
-              <w:top w:w="80" w:type="dxa"/>
-              <w:bottom w:w="80" w:type="dxa"/>
-              <w:left w:w="140" w:type="dxa"/>
-              <w:right w:w="140" w:type="dxa"/>
+              <w:top w:w="40" w:type="dxa"/>
+              <w:bottom w:w="40" w:type="dxa"/>
+              <w:left w:w="50" w:type="dxa"/>
+              <w:right w:w="50" w:type="dxa"/>
             </w:tcMar>
           </w:tcPr>
           <w:p>
@@ -4557,7 +4589,7 @@
             <w:r>
               <w:rPr>
                 <w:rFonts w:ascii="Times New Roman" w:hAnsi="Times New Roman"/>
-                <w:sz w:val="18"/>
+                <w:sz w:val="14"/>
               </w:rPr>
               <w:t>75.42%</w:t>
             </w:r>
@@ -4565,13 +4597,13 @@
         </w:tc>
         <w:tc>
           <w:tcPr>
-            <w:tcW w:type="dxa" w:w="1440"/>
+            <w:tcW w:type="dxa" w:w="670"/>
             <w:shd w:fill="FFFFFF"/>
             <w:tcMar>
-              <w:top w:w="80" w:type="dxa"/>
-              <w:bottom w:w="80" w:type="dxa"/>
-              <w:left w:w="140" w:type="dxa"/>
-              <w:right w:w="140" w:type="dxa"/>
+              <w:top w:w="40" w:type="dxa"/>
+              <w:bottom w:w="40" w:type="dxa"/>
+              <w:left w:w="50" w:type="dxa"/>
+              <w:right w:w="50" w:type="dxa"/>
             </w:tcMar>
           </w:tcPr>
           <w:p>
@@ -4581,7 +4613,7 @@
             <w:r>
               <w:rPr>
                 <w:rFonts w:ascii="Times New Roman" w:hAnsi="Times New Roman"/>
-                <w:sz w:val="18"/>
+                <w:sz w:val="14"/>
               </w:rPr>
               <w:t>73.58%</w:t>
             </w:r>
@@ -4589,13 +4621,13 @@
         </w:tc>
         <w:tc>
           <w:tcPr>
-            <w:tcW w:type="dxa" w:w="1440"/>
+            <w:tcW w:type="dxa" w:w="670"/>
             <w:shd w:fill="FFFFFF"/>
             <w:tcMar>
-              <w:top w:w="80" w:type="dxa"/>
-              <w:bottom w:w="80" w:type="dxa"/>
-              <w:left w:w="140" w:type="dxa"/>
-              <w:right w:w="140" w:type="dxa"/>
+              <w:top w:w="40" w:type="dxa"/>
+              <w:bottom w:w="40" w:type="dxa"/>
+              <w:left w:w="50" w:type="dxa"/>
+              <w:right w:w="50" w:type="dxa"/>
             </w:tcMar>
           </w:tcPr>
           <w:p>
@@ -4605,7 +4637,7 @@
             <w:r>
               <w:rPr>
                 <w:rFonts w:ascii="Times New Roman" w:hAnsi="Times New Roman"/>
-                <w:sz w:val="18"/>
+                <w:sz w:val="14"/>
               </w:rPr>
               <w:t>72.57%</w:t>
             </w:r>
@@ -4613,13 +4645,13 @@
         </w:tc>
         <w:tc>
           <w:tcPr>
-            <w:tcW w:type="dxa" w:w="1440"/>
+            <w:tcW w:type="dxa" w:w="670"/>
             <w:shd w:fill="FFFFFF"/>
             <w:tcMar>
-              <w:top w:w="80" w:type="dxa"/>
-              <w:bottom w:w="80" w:type="dxa"/>
-              <w:left w:w="140" w:type="dxa"/>
-              <w:right w:w="140" w:type="dxa"/>
+              <w:top w:w="40" w:type="dxa"/>
+              <w:bottom w:w="40" w:type="dxa"/>
+              <w:left w:w="50" w:type="dxa"/>
+              <w:right w:w="50" w:type="dxa"/>
             </w:tcMar>
           </w:tcPr>
           <w:p>
@@ -4629,7 +4661,7 @@
             <w:r>
               <w:rPr>
                 <w:rFonts w:ascii="Times New Roman" w:hAnsi="Times New Roman"/>
-                <w:sz w:val="18"/>
+                <w:sz w:val="14"/>
               </w:rPr>
               <w:t>-23.87%</w:t>
             </w:r>
@@ -4639,18 +4671,18 @@
     </w:tbl>
     <w:p>
       <w:pPr>
-        <w:spacing w:after="80"/>
+        <w:spacing w:after="40"/>
       </w:pPr>
     </w:p>
     <w:p>
       <w:pPr>
-        <w:spacing w:before="160" w:after="40"/>
+        <w:spacing w:before="120" w:after="40"/>
         <w:jc w:val="center"/>
       </w:pPr>
       <w:r>
         <w:drawing>
           <wp:inline xmlns:a="http://schemas.openxmlformats.org/drawingml/2006/main" xmlns:pic="http://schemas.openxmlformats.org/drawingml/2006/picture">
-            <wp:extent cx="5303520" cy="2651760"/>
+            <wp:extent cx="3063240" cy="1531620"/>
             <wp:docPr id="2" name="Picture 2"/>
             <wp:cNvGraphicFramePr>
               <a:graphicFrameLocks noChangeAspect="1"/>
@@ -4671,7 +4703,7 @@
                   <pic:spPr>
                     <a:xfrm>
                       <a:off x="0" y="0"/>
-                      <a:ext cx="5303520" cy="2651760"/>
+                      <a:ext cx="3063240" cy="1531620"/>
                     </a:xfrm>
                     <a:prstGeom prst="rect"/>
                   </pic:spPr>
@@ -4684,7 +4716,7 @@
     </w:p>
     <w:p>
       <w:pPr>
-        <w:spacing w:after="200"/>
+        <w:spacing w:after="120"/>
         <w:jc w:val="center"/>
       </w:pPr>
       <w:r>
@@ -4692,7 +4724,7 @@
           <w:rFonts w:ascii="Times New Roman" w:hAnsi="Times New Roman"/>
           <w:b/>
           <w:i/>
-          <w:sz w:val="18"/>
+          <w:sz w:val="16"/>
         </w:rPr>
         <w:t>Fig. 2. Ablation Study: Performance Impact of Removing Individual Framework Components.</w:t>
       </w:r>
@@ -4714,11 +4746,12 @@
     </w:p>
     <w:p>
       <w:pPr>
-        <w:spacing w:after="120" w:line="276" w:lineRule="auto"/>
+        <w:spacing w:after="80" w:line="252" w:lineRule="auto"/>
+        <w:jc w:val="both"/>
       </w:pPr>
       <w:r>
         <w:rPr>
-          <w:sz w:val="20"/>
+          <w:sz w:val="17"/>
         </w:rPr>
         <w:t>Table III reports formal hypothesis tests on the held-out evaluation set (N = 351 paired instances).</w:t>
       </w:r>
@@ -4742,13 +4775,13 @@
       <w:tr>
         <w:tc>
           <w:tcPr>
-            <w:tcW w:type="dxa" w:w="2160"/>
+            <w:tcW w:type="dxa" w:w="1034"/>
             <w:shd w:fill="003366"/>
             <w:tcMar>
-              <w:top w:w="120" w:type="dxa"/>
-              <w:bottom w:w="120" w:type="dxa"/>
-              <w:left w:w="140" w:type="dxa"/>
-              <w:right w:w="140" w:type="dxa"/>
+              <w:top w:w="50" w:type="dxa"/>
+              <w:bottom w:w="50" w:type="dxa"/>
+              <w:left w:w="50" w:type="dxa"/>
+              <w:right w:w="50" w:type="dxa"/>
             </w:tcMar>
           </w:tcPr>
           <w:p>
@@ -4760,7 +4793,7 @@
                 <w:rFonts w:ascii="Times New Roman" w:hAnsi="Times New Roman"/>
                 <w:b/>
                 <w:color w:val="FFFFFF"/>
-                <w:sz w:val="18"/>
+                <w:sz w:val="14"/>
               </w:rPr>
               <w:t>Comparison Pair</w:t>
             </w:r>
@@ -4768,13 +4801,13 @@
         </w:tc>
         <w:tc>
           <w:tcPr>
-            <w:tcW w:type="dxa" w:w="1872"/>
+            <w:tcW w:type="dxa" w:w="896"/>
             <w:shd w:fill="003366"/>
             <w:tcMar>
-              <w:top w:w="120" w:type="dxa"/>
-              <w:bottom w:w="120" w:type="dxa"/>
-              <w:left w:w="140" w:type="dxa"/>
-              <w:right w:w="140" w:type="dxa"/>
+              <w:top w:w="50" w:type="dxa"/>
+              <w:bottom w:w="50" w:type="dxa"/>
+              <w:left w:w="50" w:type="dxa"/>
+              <w:right w:w="50" w:type="dxa"/>
             </w:tcMar>
           </w:tcPr>
           <w:p>
@@ -4786,7 +4819,7 @@
                 <w:rFonts w:ascii="Times New Roman" w:hAnsi="Times New Roman"/>
                 <w:b/>
                 <w:color w:val="FFFFFF"/>
-                <w:sz w:val="18"/>
+                <w:sz w:val="14"/>
               </w:rPr>
               <w:t>Statistical Test</w:t>
             </w:r>
@@ -4794,13 +4827,13 @@
         </w:tc>
         <w:tc>
           <w:tcPr>
-            <w:tcW w:type="dxa" w:w="1152"/>
+            <w:tcW w:type="dxa" w:w="551"/>
             <w:shd w:fill="003366"/>
             <w:tcMar>
-              <w:top w:w="120" w:type="dxa"/>
-              <w:bottom w:w="120" w:type="dxa"/>
-              <w:left w:w="140" w:type="dxa"/>
-              <w:right w:w="140" w:type="dxa"/>
+              <w:top w:w="50" w:type="dxa"/>
+              <w:bottom w:w="50" w:type="dxa"/>
+              <w:left w:w="50" w:type="dxa"/>
+              <w:right w:w="50" w:type="dxa"/>
             </w:tcMar>
           </w:tcPr>
           <w:p>
@@ -4812,7 +4845,7 @@
                 <w:rFonts w:ascii="Times New Roman" w:hAnsi="Times New Roman"/>
                 <w:b/>
                 <w:color w:val="FFFFFF"/>
-                <w:sz w:val="18"/>
+                <w:sz w:val="14"/>
               </w:rPr>
               <w:t>Statistic</w:t>
             </w:r>
@@ -4820,13 +4853,13 @@
         </w:tc>
         <w:tc>
           <w:tcPr>
-            <w:tcW w:type="dxa" w:w="576"/>
+            <w:tcW w:type="dxa" w:w="276"/>
             <w:shd w:fill="003366"/>
             <w:tcMar>
-              <w:top w:w="120" w:type="dxa"/>
-              <w:bottom w:w="120" w:type="dxa"/>
-              <w:left w:w="140" w:type="dxa"/>
-              <w:right w:w="140" w:type="dxa"/>
+              <w:top w:w="50" w:type="dxa"/>
+              <w:bottom w:w="50" w:type="dxa"/>
+              <w:left w:w="50" w:type="dxa"/>
+              <w:right w:w="50" w:type="dxa"/>
             </w:tcMar>
           </w:tcPr>
           <w:p>
@@ -4838,7 +4871,7 @@
                 <w:rFonts w:ascii="Times New Roman" w:hAnsi="Times New Roman"/>
                 <w:b/>
                 <w:color w:val="FFFFFF"/>
-                <w:sz w:val="18"/>
+                <w:sz w:val="14"/>
               </w:rPr>
               <w:t>df</w:t>
             </w:r>
@@ -4846,13 +4879,13 @@
         </w:tc>
         <w:tc>
           <w:tcPr>
-            <w:tcW w:type="dxa" w:w="1152"/>
+            <w:tcW w:type="dxa" w:w="551"/>
             <w:shd w:fill="003366"/>
             <w:tcMar>
-              <w:top w:w="120" w:type="dxa"/>
-              <w:bottom w:w="120" w:type="dxa"/>
-              <w:left w:w="140" w:type="dxa"/>
-              <w:right w:w="140" w:type="dxa"/>
+              <w:top w:w="50" w:type="dxa"/>
+              <w:bottom w:w="50" w:type="dxa"/>
+              <w:left w:w="50" w:type="dxa"/>
+              <w:right w:w="50" w:type="dxa"/>
             </w:tcMar>
           </w:tcPr>
           <w:p>
@@ -4864,7 +4897,7 @@
                 <w:rFonts w:ascii="Times New Roman" w:hAnsi="Times New Roman"/>
                 <w:b/>
                 <w:color w:val="FFFFFF"/>
-                <w:sz w:val="18"/>
+                <w:sz w:val="14"/>
               </w:rPr>
               <w:t>p-value</w:t>
             </w:r>
@@ -4872,13 +4905,13 @@
         </w:tc>
         <w:tc>
           <w:tcPr>
-            <w:tcW w:type="dxa" w:w="1008"/>
+            <w:tcW w:type="dxa" w:w="482"/>
             <w:shd w:fill="003366"/>
             <w:tcMar>
-              <w:top w:w="120" w:type="dxa"/>
-              <w:bottom w:w="120" w:type="dxa"/>
-              <w:left w:w="140" w:type="dxa"/>
-              <w:right w:w="140" w:type="dxa"/>
+              <w:top w:w="50" w:type="dxa"/>
+              <w:bottom w:w="50" w:type="dxa"/>
+              <w:left w:w="50" w:type="dxa"/>
+              <w:right w:w="50" w:type="dxa"/>
             </w:tcMar>
           </w:tcPr>
           <w:p>
@@ -4890,7 +4923,7 @@
                 <w:rFonts w:ascii="Times New Roman" w:hAnsi="Times New Roman"/>
                 <w:b/>
                 <w:color w:val="FFFFFF"/>
-                <w:sz w:val="18"/>
+                <w:sz w:val="14"/>
               </w:rPr>
               <w:t>Significance</w:t>
             </w:r>
@@ -4898,13 +4931,13 @@
         </w:tc>
         <w:tc>
           <w:tcPr>
-            <w:tcW w:type="dxa" w:w="2160"/>
+            <w:tcW w:type="dxa" w:w="1034"/>
             <w:shd w:fill="003366"/>
             <w:tcMar>
-              <w:top w:w="120" w:type="dxa"/>
-              <w:bottom w:w="120" w:type="dxa"/>
-              <w:left w:w="140" w:type="dxa"/>
-              <w:right w:w="140" w:type="dxa"/>
+              <w:top w:w="50" w:type="dxa"/>
+              <w:bottom w:w="50" w:type="dxa"/>
+              <w:left w:w="50" w:type="dxa"/>
+              <w:right w:w="50" w:type="dxa"/>
             </w:tcMar>
           </w:tcPr>
           <w:p>
@@ -4916,7 +4949,7 @@
                 <w:rFonts w:ascii="Times New Roman" w:hAnsi="Times New Roman"/>
                 <w:b/>
                 <w:color w:val="FFFFFF"/>
-                <w:sz w:val="18"/>
+                <w:sz w:val="14"/>
               </w:rPr>
               <w:t>Statistical Inference</w:t>
             </w:r>
@@ -4926,13 +4959,13 @@
       <w:tr>
         <w:tc>
           <w:tcPr>
-            <w:tcW w:type="dxa" w:w="2160"/>
+            <w:tcW w:type="dxa" w:w="1034"/>
             <w:shd w:fill="FFFFFF"/>
             <w:tcMar>
-              <w:top w:w="80" w:type="dxa"/>
-              <w:bottom w:w="80" w:type="dxa"/>
-              <w:left w:w="140" w:type="dxa"/>
-              <w:right w:w="140" w:type="dxa"/>
+              <w:top w:w="40" w:type="dxa"/>
+              <w:bottom w:w="40" w:type="dxa"/>
+              <w:left w:w="50" w:type="dxa"/>
+              <w:right w:w="50" w:type="dxa"/>
             </w:tcMar>
           </w:tcPr>
           <w:p>
@@ -4943,7 +4976,7 @@
               <w:rPr>
                 <w:rFonts w:ascii="Times New Roman" w:hAnsi="Times New Roman"/>
                 <w:b/>
-                <w:sz w:val="18"/>
+                <w:sz w:val="14"/>
               </w:rPr>
               <w:t>Proposed Framework vs. Linear SVM</w:t>
             </w:r>
@@ -4951,13 +4984,13 @@
         </w:tc>
         <w:tc>
           <w:tcPr>
-            <w:tcW w:type="dxa" w:w="1872"/>
+            <w:tcW w:type="dxa" w:w="896"/>
             <w:shd w:fill="FFFFFF"/>
             <w:tcMar>
-              <w:top w:w="80" w:type="dxa"/>
-              <w:bottom w:w="80" w:type="dxa"/>
-              <w:left w:w="140" w:type="dxa"/>
-              <w:right w:w="140" w:type="dxa"/>
+              <w:top w:w="40" w:type="dxa"/>
+              <w:bottom w:w="40" w:type="dxa"/>
+              <w:left w:w="50" w:type="dxa"/>
+              <w:right w:w="50" w:type="dxa"/>
             </w:tcMar>
           </w:tcPr>
           <w:p>
@@ -4967,7 +5000,7 @@
             <w:r>
               <w:rPr>
                 <w:rFonts w:ascii="Times New Roman" w:hAnsi="Times New Roman"/>
-                <w:sz w:val="18"/>
+                <w:sz w:val="14"/>
               </w:rPr>
               <w:t>McNemar's chi^2 (continuity corr.)</w:t>
             </w:r>
@@ -4975,13 +5008,13 @@
         </w:tc>
         <w:tc>
           <w:tcPr>
-            <w:tcW w:type="dxa" w:w="1152"/>
+            <w:tcW w:type="dxa" w:w="551"/>
             <w:shd w:fill="FFFFFF"/>
             <w:tcMar>
-              <w:top w:w="80" w:type="dxa"/>
-              <w:bottom w:w="80" w:type="dxa"/>
-              <w:left w:w="140" w:type="dxa"/>
-              <w:right w:w="140" w:type="dxa"/>
+              <w:top w:w="40" w:type="dxa"/>
+              <w:bottom w:w="40" w:type="dxa"/>
+              <w:left w:w="50" w:type="dxa"/>
+              <w:right w:w="50" w:type="dxa"/>
             </w:tcMar>
           </w:tcPr>
           <w:p>
@@ -4991,7 +5024,7 @@
             <w:r>
               <w:rPr>
                 <w:rFonts w:ascii="Times New Roman" w:hAnsi="Times New Roman"/>
-                <w:sz w:val="18"/>
+                <w:sz w:val="14"/>
               </w:rPr>
               <w:t>chi^2 = 62.67</w:t>
             </w:r>
@@ -4999,13 +5032,13 @@
         </w:tc>
         <w:tc>
           <w:tcPr>
-            <w:tcW w:type="dxa" w:w="576"/>
+            <w:tcW w:type="dxa" w:w="276"/>
             <w:shd w:fill="FFFFFF"/>
             <w:tcMar>
-              <w:top w:w="80" w:type="dxa"/>
-              <w:bottom w:w="80" w:type="dxa"/>
-              <w:left w:w="140" w:type="dxa"/>
-              <w:right w:w="140" w:type="dxa"/>
+              <w:top w:w="40" w:type="dxa"/>
+              <w:bottom w:w="40" w:type="dxa"/>
+              <w:left w:w="50" w:type="dxa"/>
+              <w:right w:w="50" w:type="dxa"/>
             </w:tcMar>
           </w:tcPr>
           <w:p>
@@ -5015,7 +5048,7 @@
             <w:r>
               <w:rPr>
                 <w:rFonts w:ascii="Times New Roman" w:hAnsi="Times New Roman"/>
-                <w:sz w:val="18"/>
+                <w:sz w:val="14"/>
               </w:rPr>
               <w:t>1</w:t>
             </w:r>
@@ -5023,13 +5056,13 @@
         </w:tc>
         <w:tc>
           <w:tcPr>
-            <w:tcW w:type="dxa" w:w="1152"/>
+            <w:tcW w:type="dxa" w:w="551"/>
             <w:shd w:fill="FFFFFF"/>
             <w:tcMar>
-              <w:top w:w="80" w:type="dxa"/>
-              <w:bottom w:w="80" w:type="dxa"/>
-              <w:left w:w="140" w:type="dxa"/>
-              <w:right w:w="140" w:type="dxa"/>
+              <w:top w:w="40" w:type="dxa"/>
+              <w:bottom w:w="40" w:type="dxa"/>
+              <w:left w:w="50" w:type="dxa"/>
+              <w:right w:w="50" w:type="dxa"/>
             </w:tcMar>
           </w:tcPr>
           <w:p>
@@ -5039,7 +5072,7 @@
             <w:r>
               <w:rPr>
                 <w:rFonts w:ascii="Times New Roman" w:hAnsi="Times New Roman"/>
-                <w:sz w:val="18"/>
+                <w:sz w:val="14"/>
               </w:rPr>
               <w:t>2.45e-15</w:t>
             </w:r>
@@ -5047,13 +5080,13 @@
         </w:tc>
         <w:tc>
           <w:tcPr>
-            <w:tcW w:type="dxa" w:w="1008"/>
+            <w:tcW w:type="dxa" w:w="482"/>
             <w:shd w:fill="FFFFFF"/>
             <w:tcMar>
-              <w:top w:w="80" w:type="dxa"/>
-              <w:bottom w:w="80" w:type="dxa"/>
-              <w:left w:w="140" w:type="dxa"/>
-              <w:right w:w="140" w:type="dxa"/>
+              <w:top w:w="40" w:type="dxa"/>
+              <w:bottom w:w="40" w:type="dxa"/>
+              <w:left w:w="50" w:type="dxa"/>
+              <w:right w:w="50" w:type="dxa"/>
             </w:tcMar>
           </w:tcPr>
           <w:p>
@@ -5063,7 +5096,7 @@
             <w:r>
               <w:rPr>
                 <w:rFonts w:ascii="Times New Roman" w:hAnsi="Times New Roman"/>
-                <w:sz w:val="18"/>
+                <w:sz w:val="14"/>
               </w:rPr>
               <w:t>p &lt; 0.001</w:t>
             </w:r>
@@ -5071,13 +5104,13 @@
         </w:tc>
         <w:tc>
           <w:tcPr>
-            <w:tcW w:type="dxa" w:w="2160"/>
+            <w:tcW w:type="dxa" w:w="1034"/>
             <w:shd w:fill="FFFFFF"/>
             <w:tcMar>
-              <w:top w:w="80" w:type="dxa"/>
-              <w:bottom w:w="80" w:type="dxa"/>
-              <w:left w:w="140" w:type="dxa"/>
-              <w:right w:w="140" w:type="dxa"/>
+              <w:top w:w="40" w:type="dxa"/>
+              <w:bottom w:w="40" w:type="dxa"/>
+              <w:left w:w="50" w:type="dxa"/>
+              <w:right w:w="50" w:type="dxa"/>
             </w:tcMar>
           </w:tcPr>
           <w:p>
@@ -5087,7 +5120,7 @@
             <w:r>
               <w:rPr>
                 <w:rFonts w:ascii="Times New Roman" w:hAnsi="Times New Roman"/>
-                <w:sz w:val="18"/>
+                <w:sz w:val="14"/>
               </w:rPr>
               <w:t>Null Hypothesis Rejected (Significant Gain)</w:t>
             </w:r>
@@ -5097,13 +5130,13 @@
       <w:tr>
         <w:tc>
           <w:tcPr>
-            <w:tcW w:type="dxa" w:w="2160"/>
+            <w:tcW w:type="dxa" w:w="1034"/>
             <w:shd w:fill="F7F9FC"/>
             <w:tcMar>
-              <w:top w:w="80" w:type="dxa"/>
-              <w:bottom w:w="80" w:type="dxa"/>
-              <w:left w:w="140" w:type="dxa"/>
-              <w:right w:w="140" w:type="dxa"/>
+              <w:top w:w="40" w:type="dxa"/>
+              <w:bottom w:w="40" w:type="dxa"/>
+              <w:left w:w="50" w:type="dxa"/>
+              <w:right w:w="50" w:type="dxa"/>
             </w:tcMar>
           </w:tcPr>
           <w:p>
@@ -5114,7 +5147,7 @@
               <w:rPr>
                 <w:rFonts w:ascii="Times New Roman" w:hAnsi="Times New Roman"/>
                 <w:b/>
-                <w:sz w:val="18"/>
+                <w:sz w:val="14"/>
               </w:rPr>
               <w:t>Proposed Framework vs. Logistic Regression</w:t>
             </w:r>
@@ -5122,13 +5155,13 @@
         </w:tc>
         <w:tc>
           <w:tcPr>
-            <w:tcW w:type="dxa" w:w="1872"/>
+            <w:tcW w:type="dxa" w:w="896"/>
             <w:shd w:fill="F7F9FC"/>
             <w:tcMar>
-              <w:top w:w="80" w:type="dxa"/>
-              <w:bottom w:w="80" w:type="dxa"/>
-              <w:left w:w="140" w:type="dxa"/>
-              <w:right w:w="140" w:type="dxa"/>
+              <w:top w:w="40" w:type="dxa"/>
+              <w:bottom w:w="40" w:type="dxa"/>
+              <w:left w:w="50" w:type="dxa"/>
+              <w:right w:w="50" w:type="dxa"/>
             </w:tcMar>
           </w:tcPr>
           <w:p>
@@ -5138,7 +5171,7 @@
             <w:r>
               <w:rPr>
                 <w:rFonts w:ascii="Times New Roman" w:hAnsi="Times New Roman"/>
-                <w:sz w:val="18"/>
+                <w:sz w:val="14"/>
               </w:rPr>
               <w:t>McNemar's chi^2 (continuity corr.)</w:t>
             </w:r>
@@ -5146,13 +5179,13 @@
         </w:tc>
         <w:tc>
           <w:tcPr>
-            <w:tcW w:type="dxa" w:w="1152"/>
+            <w:tcW w:type="dxa" w:w="551"/>
             <w:shd w:fill="F7F9FC"/>
             <w:tcMar>
-              <w:top w:w="80" w:type="dxa"/>
-              <w:bottom w:w="80" w:type="dxa"/>
-              <w:left w:w="140" w:type="dxa"/>
-              <w:right w:w="140" w:type="dxa"/>
+              <w:top w:w="40" w:type="dxa"/>
+              <w:bottom w:w="40" w:type="dxa"/>
+              <w:left w:w="50" w:type="dxa"/>
+              <w:right w:w="50" w:type="dxa"/>
             </w:tcMar>
           </w:tcPr>
           <w:p>
@@ -5162,7 +5195,7 @@
             <w:r>
               <w:rPr>
                 <w:rFonts w:ascii="Times New Roman" w:hAnsi="Times New Roman"/>
-                <w:sz w:val="18"/>
+                <w:sz w:val="14"/>
               </w:rPr>
               <w:t>chi^2 = 78.41</w:t>
             </w:r>
@@ -5170,13 +5203,13 @@
         </w:tc>
         <w:tc>
           <w:tcPr>
-            <w:tcW w:type="dxa" w:w="576"/>
+            <w:tcW w:type="dxa" w:w="276"/>
             <w:shd w:fill="F7F9FC"/>
             <w:tcMar>
-              <w:top w:w="80" w:type="dxa"/>
-              <w:bottom w:w="80" w:type="dxa"/>
-              <w:left w:w="140" w:type="dxa"/>
-              <w:right w:w="140" w:type="dxa"/>
+              <w:top w:w="40" w:type="dxa"/>
+              <w:bottom w:w="40" w:type="dxa"/>
+              <w:left w:w="50" w:type="dxa"/>
+              <w:right w:w="50" w:type="dxa"/>
             </w:tcMar>
           </w:tcPr>
           <w:p>
@@ -5186,7 +5219,7 @@
             <w:r>
               <w:rPr>
                 <w:rFonts w:ascii="Times New Roman" w:hAnsi="Times New Roman"/>
-                <w:sz w:val="18"/>
+                <w:sz w:val="14"/>
               </w:rPr>
               <w:t>1</w:t>
             </w:r>
@@ -5194,13 +5227,13 @@
         </w:tc>
         <w:tc>
           <w:tcPr>
-            <w:tcW w:type="dxa" w:w="1152"/>
+            <w:tcW w:type="dxa" w:w="551"/>
             <w:shd w:fill="F7F9FC"/>
             <w:tcMar>
-              <w:top w:w="80" w:type="dxa"/>
-              <w:bottom w:w="80" w:type="dxa"/>
-              <w:left w:w="140" w:type="dxa"/>
-              <w:right w:w="140" w:type="dxa"/>
+              <w:top w:w="40" w:type="dxa"/>
+              <w:bottom w:w="40" w:type="dxa"/>
+              <w:left w:w="50" w:type="dxa"/>
+              <w:right w:w="50" w:type="dxa"/>
             </w:tcMar>
           </w:tcPr>
           <w:p>
@@ -5210,7 +5243,7 @@
             <w:r>
               <w:rPr>
                 <w:rFonts w:ascii="Times New Roman" w:hAnsi="Times New Roman"/>
-                <w:sz w:val="18"/>
+                <w:sz w:val="14"/>
               </w:rPr>
               <w:t>8.37e-19</w:t>
             </w:r>
@@ -5218,13 +5251,13 @@
         </w:tc>
         <w:tc>
           <w:tcPr>
-            <w:tcW w:type="dxa" w:w="1008"/>
+            <w:tcW w:type="dxa" w:w="482"/>
             <w:shd w:fill="F7F9FC"/>
             <w:tcMar>
-              <w:top w:w="80" w:type="dxa"/>
-              <w:bottom w:w="80" w:type="dxa"/>
-              <w:left w:w="140" w:type="dxa"/>
-              <w:right w:w="140" w:type="dxa"/>
+              <w:top w:w="40" w:type="dxa"/>
+              <w:bottom w:w="40" w:type="dxa"/>
+              <w:left w:w="50" w:type="dxa"/>
+              <w:right w:w="50" w:type="dxa"/>
             </w:tcMar>
           </w:tcPr>
           <w:p>
@@ -5234,7 +5267,7 @@
             <w:r>
               <w:rPr>
                 <w:rFonts w:ascii="Times New Roman" w:hAnsi="Times New Roman"/>
-                <w:sz w:val="18"/>
+                <w:sz w:val="14"/>
               </w:rPr>
               <w:t>p &lt; 0.001</w:t>
             </w:r>
@@ -5242,13 +5275,13 @@
         </w:tc>
         <w:tc>
           <w:tcPr>
-            <w:tcW w:type="dxa" w:w="2160"/>
+            <w:tcW w:type="dxa" w:w="1034"/>
             <w:shd w:fill="F7F9FC"/>
             <w:tcMar>
-              <w:top w:w="80" w:type="dxa"/>
-              <w:bottom w:w="80" w:type="dxa"/>
-              <w:left w:w="140" w:type="dxa"/>
-              <w:right w:w="140" w:type="dxa"/>
+              <w:top w:w="40" w:type="dxa"/>
+              <w:bottom w:w="40" w:type="dxa"/>
+              <w:left w:w="50" w:type="dxa"/>
+              <w:right w:w="50" w:type="dxa"/>
             </w:tcMar>
           </w:tcPr>
           <w:p>
@@ -5258,7 +5291,7 @@
             <w:r>
               <w:rPr>
                 <w:rFonts w:ascii="Times New Roman" w:hAnsi="Times New Roman"/>
-                <w:sz w:val="18"/>
+                <w:sz w:val="14"/>
               </w:rPr>
               <w:t>Null Hypothesis Rejected (Significant Gain)</w:t>
             </w:r>
@@ -5268,13 +5301,13 @@
       <w:tr>
         <w:tc>
           <w:tcPr>
-            <w:tcW w:type="dxa" w:w="2160"/>
+            <w:tcW w:type="dxa" w:w="1034"/>
             <w:shd w:fill="FFFFFF"/>
             <w:tcMar>
-              <w:top w:w="80" w:type="dxa"/>
-              <w:bottom w:w="80" w:type="dxa"/>
-              <w:left w:w="140" w:type="dxa"/>
-              <w:right w:w="140" w:type="dxa"/>
+              <w:top w:w="40" w:type="dxa"/>
+              <w:bottom w:w="40" w:type="dxa"/>
+              <w:left w:w="50" w:type="dxa"/>
+              <w:right w:w="50" w:type="dxa"/>
             </w:tcMar>
           </w:tcPr>
           <w:p>
@@ -5285,7 +5318,7 @@
               <w:rPr>
                 <w:rFonts w:ascii="Times New Roman" w:hAnsi="Times New Roman"/>
                 <w:b/>
-                <w:sz w:val="18"/>
+                <w:sz w:val="14"/>
               </w:rPr>
               <w:t>Proposed Framework vs. Vanilla mBERT</w:t>
             </w:r>
@@ -5293,13 +5326,13 @@
         </w:tc>
         <w:tc>
           <w:tcPr>
-            <w:tcW w:type="dxa" w:w="1872"/>
+            <w:tcW w:type="dxa" w:w="896"/>
             <w:shd w:fill="FFFFFF"/>
             <w:tcMar>
-              <w:top w:w="80" w:type="dxa"/>
-              <w:bottom w:w="80" w:type="dxa"/>
-              <w:left w:w="140" w:type="dxa"/>
-              <w:right w:w="140" w:type="dxa"/>
+              <w:top w:w="40" w:type="dxa"/>
+              <w:bottom w:w="40" w:type="dxa"/>
+              <w:left w:w="50" w:type="dxa"/>
+              <w:right w:w="50" w:type="dxa"/>
             </w:tcMar>
           </w:tcPr>
           <w:p>
@@ -5309,7 +5342,7 @@
             <w:r>
               <w:rPr>
                 <w:rFonts w:ascii="Times New Roman" w:hAnsi="Times New Roman"/>
-                <w:sz w:val="18"/>
+                <w:sz w:val="14"/>
               </w:rPr>
               <w:t>Paired Student's t-test</w:t>
             </w:r>
@@ -5317,13 +5350,13 @@
         </w:tc>
         <w:tc>
           <w:tcPr>
-            <w:tcW w:type="dxa" w:w="1152"/>
+            <w:tcW w:type="dxa" w:w="551"/>
             <w:shd w:fill="FFFFFF"/>
             <w:tcMar>
-              <w:top w:w="80" w:type="dxa"/>
-              <w:bottom w:w="80" w:type="dxa"/>
-              <w:left w:w="140" w:type="dxa"/>
-              <w:right w:w="140" w:type="dxa"/>
+              <w:top w:w="40" w:type="dxa"/>
+              <w:bottom w:w="40" w:type="dxa"/>
+              <w:left w:w="50" w:type="dxa"/>
+              <w:right w:w="50" w:type="dxa"/>
             </w:tcMar>
           </w:tcPr>
           <w:p>
@@ -5333,7 +5366,7 @@
             <w:r>
               <w:rPr>
                 <w:rFonts w:ascii="Times New Roman" w:hAnsi="Times New Roman"/>
-                <w:sz w:val="18"/>
+                <w:sz w:val="14"/>
               </w:rPr>
               <w:t>t = 8.92</w:t>
             </w:r>
@@ -5341,13 +5374,13 @@
         </w:tc>
         <w:tc>
           <w:tcPr>
-            <w:tcW w:type="dxa" w:w="576"/>
+            <w:tcW w:type="dxa" w:w="276"/>
             <w:shd w:fill="FFFFFF"/>
             <w:tcMar>
-              <w:top w:w="80" w:type="dxa"/>
-              <w:bottom w:w="80" w:type="dxa"/>
-              <w:left w:w="140" w:type="dxa"/>
-              <w:right w:w="140" w:type="dxa"/>
+              <w:top w:w="40" w:type="dxa"/>
+              <w:bottom w:w="40" w:type="dxa"/>
+              <w:left w:w="50" w:type="dxa"/>
+              <w:right w:w="50" w:type="dxa"/>
             </w:tcMar>
           </w:tcPr>
           <w:p>
@@ -5357,7 +5390,7 @@
             <w:r>
               <w:rPr>
                 <w:rFonts w:ascii="Times New Roman" w:hAnsi="Times New Roman"/>
-                <w:sz w:val="18"/>
+                <w:sz w:val="14"/>
               </w:rPr>
               <w:t>350</w:t>
             </w:r>
@@ -5365,13 +5398,13 @@
         </w:tc>
         <w:tc>
           <w:tcPr>
-            <w:tcW w:type="dxa" w:w="1152"/>
+            <w:tcW w:type="dxa" w:w="551"/>
             <w:shd w:fill="FFFFFF"/>
             <w:tcMar>
-              <w:top w:w="80" w:type="dxa"/>
-              <w:bottom w:w="80" w:type="dxa"/>
-              <w:left w:w="140" w:type="dxa"/>
-              <w:right w:w="140" w:type="dxa"/>
+              <w:top w:w="40" w:type="dxa"/>
+              <w:bottom w:w="40" w:type="dxa"/>
+              <w:left w:w="50" w:type="dxa"/>
+              <w:right w:w="50" w:type="dxa"/>
             </w:tcMar>
           </w:tcPr>
           <w:p>
@@ -5381,7 +5414,7 @@
             <w:r>
               <w:rPr>
                 <w:rFonts w:ascii="Times New Roman" w:hAnsi="Times New Roman"/>
-                <w:sz w:val="18"/>
+                <w:sz w:val="14"/>
               </w:rPr>
               <w:t>1.21e-17</w:t>
             </w:r>
@@ -5389,13 +5422,13 @@
         </w:tc>
         <w:tc>
           <w:tcPr>
-            <w:tcW w:type="dxa" w:w="1008"/>
+            <w:tcW w:type="dxa" w:w="482"/>
             <w:shd w:fill="FFFFFF"/>
             <w:tcMar>
-              <w:top w:w="80" w:type="dxa"/>
-              <w:bottom w:w="80" w:type="dxa"/>
-              <w:left w:w="140" w:type="dxa"/>
-              <w:right w:w="140" w:type="dxa"/>
+              <w:top w:w="40" w:type="dxa"/>
+              <w:bottom w:w="40" w:type="dxa"/>
+              <w:left w:w="50" w:type="dxa"/>
+              <w:right w:w="50" w:type="dxa"/>
             </w:tcMar>
           </w:tcPr>
           <w:p>
@@ -5405,7 +5438,7 @@
             <w:r>
               <w:rPr>
                 <w:rFonts w:ascii="Times New Roman" w:hAnsi="Times New Roman"/>
-                <w:sz w:val="18"/>
+                <w:sz w:val="14"/>
               </w:rPr>
               <w:t>p &lt; 0.001</w:t>
             </w:r>
@@ -5413,13 +5446,13 @@
         </w:tc>
         <w:tc>
           <w:tcPr>
-            <w:tcW w:type="dxa" w:w="2160"/>
+            <w:tcW w:type="dxa" w:w="1034"/>
             <w:shd w:fill="FFFFFF"/>
             <w:tcMar>
-              <w:top w:w="80" w:type="dxa"/>
-              <w:bottom w:w="80" w:type="dxa"/>
-              <w:left w:w="140" w:type="dxa"/>
-              <w:right w:w="140" w:type="dxa"/>
+              <w:top w:w="40" w:type="dxa"/>
+              <w:bottom w:w="40" w:type="dxa"/>
+              <w:left w:w="50" w:type="dxa"/>
+              <w:right w:w="50" w:type="dxa"/>
             </w:tcMar>
           </w:tcPr>
           <w:p>
@@ -5429,7 +5462,7 @@
             <w:r>
               <w:rPr>
                 <w:rFonts w:ascii="Times New Roman" w:hAnsi="Times New Roman"/>
-                <w:sz w:val="18"/>
+                <w:sz w:val="14"/>
               </w:rPr>
               <w:t>Superior Contextual &amp; Aspect Focus</w:t>
             </w:r>
@@ -5439,13 +5472,13 @@
       <w:tr>
         <w:tc>
           <w:tcPr>
-            <w:tcW w:type="dxa" w:w="2160"/>
+            <w:tcW w:type="dxa" w:w="1034"/>
             <w:shd w:fill="F7F9FC"/>
             <w:tcMar>
-              <w:top w:w="80" w:type="dxa"/>
-              <w:bottom w:w="80" w:type="dxa"/>
-              <w:left w:w="140" w:type="dxa"/>
-              <w:right w:w="140" w:type="dxa"/>
+              <w:top w:w="40" w:type="dxa"/>
+              <w:bottom w:w="40" w:type="dxa"/>
+              <w:left w:w="50" w:type="dxa"/>
+              <w:right w:w="50" w:type="dxa"/>
             </w:tcMar>
           </w:tcPr>
           <w:p>
@@ -5456,7 +5489,7 @@
               <w:rPr>
                 <w:rFonts w:ascii="Times New Roman" w:hAnsi="Times New Roman"/>
                 <w:b/>
-                <w:sz w:val="18"/>
+                <w:sz w:val="14"/>
               </w:rPr>
               <w:t>Proposed Framework vs. Pure XLM-RoBERTa</w:t>
             </w:r>
@@ -5464,13 +5497,13 @@
         </w:tc>
         <w:tc>
           <w:tcPr>
-            <w:tcW w:type="dxa" w:w="1872"/>
+            <w:tcW w:type="dxa" w:w="896"/>
             <w:shd w:fill="F7F9FC"/>
             <w:tcMar>
-              <w:top w:w="80" w:type="dxa"/>
-              <w:bottom w:w="80" w:type="dxa"/>
-              <w:left w:w="140" w:type="dxa"/>
-              <w:right w:w="140" w:type="dxa"/>
+              <w:top w:w="40" w:type="dxa"/>
+              <w:bottom w:w="40" w:type="dxa"/>
+              <w:left w:w="50" w:type="dxa"/>
+              <w:right w:w="50" w:type="dxa"/>
             </w:tcMar>
           </w:tcPr>
           <w:p>
@@ -5480,7 +5513,7 @@
             <w:r>
               <w:rPr>
                 <w:rFonts w:ascii="Times New Roman" w:hAnsi="Times New Roman"/>
-                <w:sz w:val="18"/>
+                <w:sz w:val="14"/>
               </w:rPr>
               <w:t>Paired Student's t-test</w:t>
             </w:r>
@@ -5488,13 +5521,13 @@
         </w:tc>
         <w:tc>
           <w:tcPr>
-            <w:tcW w:type="dxa" w:w="1152"/>
+            <w:tcW w:type="dxa" w:w="551"/>
             <w:shd w:fill="F7F9FC"/>
             <w:tcMar>
-              <w:top w:w="80" w:type="dxa"/>
-              <w:bottom w:w="80" w:type="dxa"/>
-              <w:left w:w="140" w:type="dxa"/>
-              <w:right w:w="140" w:type="dxa"/>
+              <w:top w:w="40" w:type="dxa"/>
+              <w:bottom w:w="40" w:type="dxa"/>
+              <w:left w:w="50" w:type="dxa"/>
+              <w:right w:w="50" w:type="dxa"/>
             </w:tcMar>
           </w:tcPr>
           <w:p>
@@ -5504,7 +5537,7 @@
             <w:r>
               <w:rPr>
                 <w:rFonts w:ascii="Times New Roman" w:hAnsi="Times New Roman"/>
-                <w:sz w:val="18"/>
+                <w:sz w:val="14"/>
               </w:rPr>
               <w:t>t = 11.46</w:t>
             </w:r>
@@ -5512,13 +5545,13 @@
         </w:tc>
         <w:tc>
           <w:tcPr>
-            <w:tcW w:type="dxa" w:w="576"/>
+            <w:tcW w:type="dxa" w:w="276"/>
             <w:shd w:fill="F7F9FC"/>
             <w:tcMar>
-              <w:top w:w="80" w:type="dxa"/>
-              <w:bottom w:w="80" w:type="dxa"/>
-              <w:left w:w="140" w:type="dxa"/>
-              <w:right w:w="140" w:type="dxa"/>
+              <w:top w:w="40" w:type="dxa"/>
+              <w:bottom w:w="40" w:type="dxa"/>
+              <w:left w:w="50" w:type="dxa"/>
+              <w:right w:w="50" w:type="dxa"/>
             </w:tcMar>
           </w:tcPr>
           <w:p>
@@ -5528,7 +5561,7 @@
             <w:r>
               <w:rPr>
                 <w:rFonts w:ascii="Times New Roman" w:hAnsi="Times New Roman"/>
-                <w:sz w:val="18"/>
+                <w:sz w:val="14"/>
               </w:rPr>
               <w:t>350</w:t>
             </w:r>
@@ -5536,13 +5569,13 @@
         </w:tc>
         <w:tc>
           <w:tcPr>
-            <w:tcW w:type="dxa" w:w="1152"/>
+            <w:tcW w:type="dxa" w:w="551"/>
             <w:shd w:fill="F7F9FC"/>
             <w:tcMar>
-              <w:top w:w="80" w:type="dxa"/>
-              <w:bottom w:w="80" w:type="dxa"/>
-              <w:left w:w="140" w:type="dxa"/>
-              <w:right w:w="140" w:type="dxa"/>
+              <w:top w:w="40" w:type="dxa"/>
+              <w:bottom w:w="40" w:type="dxa"/>
+              <w:left w:w="50" w:type="dxa"/>
+              <w:right w:w="50" w:type="dxa"/>
             </w:tcMar>
           </w:tcPr>
           <w:p>
@@ -5552,7 +5585,7 @@
             <w:r>
               <w:rPr>
                 <w:rFonts w:ascii="Times New Roman" w:hAnsi="Times New Roman"/>
-                <w:sz w:val="18"/>
+                <w:sz w:val="14"/>
               </w:rPr>
               <w:t>3.58e-26</w:t>
             </w:r>
@@ -5560,13 +5593,13 @@
         </w:tc>
         <w:tc>
           <w:tcPr>
-            <w:tcW w:type="dxa" w:w="1008"/>
+            <w:tcW w:type="dxa" w:w="482"/>
             <w:shd w:fill="F7F9FC"/>
             <w:tcMar>
-              <w:top w:w="80" w:type="dxa"/>
-              <w:bottom w:w="80" w:type="dxa"/>
-              <w:left w:w="140" w:type="dxa"/>
-              <w:right w:w="140" w:type="dxa"/>
+              <w:top w:w="40" w:type="dxa"/>
+              <w:bottom w:w="40" w:type="dxa"/>
+              <w:left w:w="50" w:type="dxa"/>
+              <w:right w:w="50" w:type="dxa"/>
             </w:tcMar>
           </w:tcPr>
           <w:p>
@@ -5576,7 +5609,7 @@
             <w:r>
               <w:rPr>
                 <w:rFonts w:ascii="Times New Roman" w:hAnsi="Times New Roman"/>
-                <w:sz w:val="18"/>
+                <w:sz w:val="14"/>
               </w:rPr>
               <w:t>p &lt; 0.001</w:t>
             </w:r>
@@ -5584,13 +5617,13 @@
         </w:tc>
         <w:tc>
           <w:tcPr>
-            <w:tcW w:type="dxa" w:w="2160"/>
+            <w:tcW w:type="dxa" w:w="1034"/>
             <w:shd w:fill="F7F9FC"/>
             <w:tcMar>
-              <w:top w:w="80" w:type="dxa"/>
-              <w:bottom w:w="80" w:type="dxa"/>
-              <w:left w:w="140" w:type="dxa"/>
-              <w:right w:w="140" w:type="dxa"/>
+              <w:top w:w="40" w:type="dxa"/>
+              <w:bottom w:w="40" w:type="dxa"/>
+              <w:left w:w="50" w:type="dxa"/>
+              <w:right w:w="50" w:type="dxa"/>
             </w:tcMar>
           </w:tcPr>
           <w:p>
@@ -5600,7 +5633,7 @@
             <w:r>
               <w:rPr>
                 <w:rFonts w:ascii="Times New Roman" w:hAnsi="Times New Roman"/>
-                <w:sz w:val="18"/>
+                <w:sz w:val="14"/>
               </w:rPr>
               <w:t>Confirms Benefit of Knowledge Fusion</w:t>
             </w:r>
@@ -5610,13 +5643,13 @@
       <w:tr>
         <w:tc>
           <w:tcPr>
-            <w:tcW w:type="dxa" w:w="2160"/>
+            <w:tcW w:type="dxa" w:w="1034"/>
             <w:shd w:fill="FFFFFF"/>
             <w:tcMar>
-              <w:top w:w="80" w:type="dxa"/>
-              <w:bottom w:w="80" w:type="dxa"/>
-              <w:left w:w="140" w:type="dxa"/>
-              <w:right w:w="140" w:type="dxa"/>
+              <w:top w:w="40" w:type="dxa"/>
+              <w:bottom w:w="40" w:type="dxa"/>
+              <w:left w:w="50" w:type="dxa"/>
+              <w:right w:w="50" w:type="dxa"/>
             </w:tcMar>
           </w:tcPr>
           <w:p>
@@ -5626,7 +5659,7 @@
             <w:r>
               <w:rPr>
                 <w:rFonts w:ascii="Times New Roman" w:hAnsi="Times New Roman"/>
-                <w:sz w:val="18"/>
+                <w:sz w:val="14"/>
               </w:rPr>
               <w:t>With Preprocessing vs. Without Preprocessing</w:t>
             </w:r>
@@ -5634,13 +5667,13 @@
         </w:tc>
         <w:tc>
           <w:tcPr>
-            <w:tcW w:type="dxa" w:w="1872"/>
+            <w:tcW w:type="dxa" w:w="896"/>
             <w:shd w:fill="FFFFFF"/>
             <w:tcMar>
-              <w:top w:w="80" w:type="dxa"/>
-              <w:bottom w:w="80" w:type="dxa"/>
-              <w:left w:w="140" w:type="dxa"/>
-              <w:right w:w="140" w:type="dxa"/>
+              <w:top w:w="40" w:type="dxa"/>
+              <w:bottom w:w="40" w:type="dxa"/>
+              <w:left w:w="50" w:type="dxa"/>
+              <w:right w:w="50" w:type="dxa"/>
             </w:tcMar>
           </w:tcPr>
           <w:p>
@@ -5650,7 +5683,7 @@
             <w:r>
               <w:rPr>
                 <w:rFonts w:ascii="Times New Roman" w:hAnsi="Times New Roman"/>
-                <w:sz w:val="18"/>
+                <w:sz w:val="14"/>
               </w:rPr>
               <w:t>Wilcoxon Signed-Rank Test</w:t>
             </w:r>
@@ -5658,13 +5691,13 @@
         </w:tc>
         <w:tc>
           <w:tcPr>
-            <w:tcW w:type="dxa" w:w="1152"/>
+            <w:tcW w:type="dxa" w:w="551"/>
             <w:shd w:fill="FFFFFF"/>
             <w:tcMar>
-              <w:top w:w="80" w:type="dxa"/>
-              <w:bottom w:w="80" w:type="dxa"/>
-              <w:left w:w="140" w:type="dxa"/>
-              <w:right w:w="140" w:type="dxa"/>
+              <w:top w:w="40" w:type="dxa"/>
+              <w:bottom w:w="40" w:type="dxa"/>
+              <w:left w:w="50" w:type="dxa"/>
+              <w:right w:w="50" w:type="dxa"/>
             </w:tcMar>
           </w:tcPr>
           <w:p>
@@ -5674,7 +5707,7 @@
             <w:r>
               <w:rPr>
                 <w:rFonts w:ascii="Times New Roman" w:hAnsi="Times New Roman"/>
-                <w:sz w:val="18"/>
+                <w:sz w:val="14"/>
               </w:rPr>
               <w:t>W = 1240.5</w:t>
             </w:r>
@@ -5682,13 +5715,13 @@
         </w:tc>
         <w:tc>
           <w:tcPr>
-            <w:tcW w:type="dxa" w:w="576"/>
+            <w:tcW w:type="dxa" w:w="276"/>
             <w:shd w:fill="FFFFFF"/>
             <w:tcMar>
-              <w:top w:w="80" w:type="dxa"/>
-              <w:bottom w:w="80" w:type="dxa"/>
-              <w:left w:w="140" w:type="dxa"/>
-              <w:right w:w="140" w:type="dxa"/>
+              <w:top w:w="40" w:type="dxa"/>
+              <w:bottom w:w="40" w:type="dxa"/>
+              <w:left w:w="50" w:type="dxa"/>
+              <w:right w:w="50" w:type="dxa"/>
             </w:tcMar>
           </w:tcPr>
           <w:p>
@@ -5698,7 +5731,7 @@
             <w:r>
               <w:rPr>
                 <w:rFonts w:ascii="Times New Roman" w:hAnsi="Times New Roman"/>
-                <w:sz w:val="18"/>
+                <w:sz w:val="14"/>
               </w:rPr>
               <w:t>350</w:t>
             </w:r>
@@ -5706,13 +5739,13 @@
         </w:tc>
         <w:tc>
           <w:tcPr>
-            <w:tcW w:type="dxa" w:w="1152"/>
+            <w:tcW w:type="dxa" w:w="551"/>
             <w:shd w:fill="FFFFFF"/>
             <w:tcMar>
-              <w:top w:w="80" w:type="dxa"/>
-              <w:bottom w:w="80" w:type="dxa"/>
-              <w:left w:w="140" w:type="dxa"/>
-              <w:right w:w="140" w:type="dxa"/>
+              <w:top w:w="40" w:type="dxa"/>
+              <w:bottom w:w="40" w:type="dxa"/>
+              <w:left w:w="50" w:type="dxa"/>
+              <w:right w:w="50" w:type="dxa"/>
             </w:tcMar>
           </w:tcPr>
           <w:p>
@@ -5722,7 +5755,7 @@
             <w:r>
               <w:rPr>
                 <w:rFonts w:ascii="Times New Roman" w:hAnsi="Times New Roman"/>
-                <w:sz w:val="18"/>
+                <w:sz w:val="14"/>
               </w:rPr>
               <w:t>4.12e-09</w:t>
             </w:r>
@@ -5730,13 +5763,13 @@
         </w:tc>
         <w:tc>
           <w:tcPr>
-            <w:tcW w:type="dxa" w:w="1008"/>
+            <w:tcW w:type="dxa" w:w="482"/>
             <w:shd w:fill="FFFFFF"/>
             <w:tcMar>
-              <w:top w:w="80" w:type="dxa"/>
-              <w:bottom w:w="80" w:type="dxa"/>
-              <w:left w:w="140" w:type="dxa"/>
-              <w:right w:w="140" w:type="dxa"/>
+              <w:top w:w="40" w:type="dxa"/>
+              <w:bottom w:w="40" w:type="dxa"/>
+              <w:left w:w="50" w:type="dxa"/>
+              <w:right w:w="50" w:type="dxa"/>
             </w:tcMar>
           </w:tcPr>
           <w:p>
@@ -5746,7 +5779,7 @@
             <w:r>
               <w:rPr>
                 <w:rFonts w:ascii="Times New Roman" w:hAnsi="Times New Roman"/>
-                <w:sz w:val="18"/>
+                <w:sz w:val="14"/>
               </w:rPr>
               <w:t>p &lt; 0.001</w:t>
             </w:r>
@@ -5754,13 +5787,13 @@
         </w:tc>
         <w:tc>
           <w:tcPr>
-            <w:tcW w:type="dxa" w:w="2160"/>
+            <w:tcW w:type="dxa" w:w="1034"/>
             <w:shd w:fill="FFFFFF"/>
             <w:tcMar>
-              <w:top w:w="80" w:type="dxa"/>
-              <w:bottom w:w="80" w:type="dxa"/>
-              <w:left w:w="140" w:type="dxa"/>
-              <w:right w:w="140" w:type="dxa"/>
+              <w:top w:w="40" w:type="dxa"/>
+              <w:bottom w:w="40" w:type="dxa"/>
+              <w:left w:w="50" w:type="dxa"/>
+              <w:right w:w="50" w:type="dxa"/>
             </w:tcMar>
           </w:tcPr>
           <w:p>
@@ -5770,7 +5803,7 @@
             <w:r>
               <w:rPr>
                 <w:rFonts w:ascii="Times New Roman" w:hAnsi="Times New Roman"/>
-                <w:sz w:val="18"/>
+                <w:sz w:val="14"/>
               </w:rPr>
               <w:t>Validates Linguistic Normalization Layer</w:t>
             </w:r>
@@ -5780,18 +5813,18 @@
     </w:tbl>
     <w:p>
       <w:pPr>
-        <w:spacing w:after="80"/>
+        <w:spacing w:after="40"/>
       </w:pPr>
     </w:p>
     <w:p>
       <w:pPr>
-        <w:spacing w:before="160" w:after="40"/>
+        <w:spacing w:before="120" w:after="40"/>
         <w:jc w:val="center"/>
       </w:pPr>
       <w:r>
         <w:drawing>
           <wp:inline xmlns:a="http://schemas.openxmlformats.org/drawingml/2006/main" xmlns:pic="http://schemas.openxmlformats.org/drawingml/2006/picture">
-            <wp:extent cx="3840480" cy="1785533"/>
+            <wp:extent cx="3063240" cy="1424175"/>
             <wp:docPr id="3" name="Picture 3"/>
             <wp:cNvGraphicFramePr>
               <a:graphicFrameLocks noChangeAspect="1"/>
@@ -5812,7 +5845,7 @@
                   <pic:spPr>
                     <a:xfrm>
                       <a:off x="0" y="0"/>
-                      <a:ext cx="3840480" cy="1785533"/>
+                      <a:ext cx="3063240" cy="1424175"/>
                     </a:xfrm>
                     <a:prstGeom prst="rect"/>
                   </pic:spPr>
@@ -5825,7 +5858,7 @@
     </w:p>
     <w:p>
       <w:pPr>
-        <w:spacing w:after="200"/>
+        <w:spacing w:after="120"/>
         <w:jc w:val="center"/>
       </w:pPr>
       <w:r>
@@ -5833,7 +5866,7 @@
           <w:rFonts w:ascii="Times New Roman" w:hAnsi="Times New Roman"/>
           <w:b/>
           <w:i/>
-          <w:sz w:val="18"/>
+          <w:sz w:val="16"/>
         </w:rPr>
         <w:t>Fig. 3. Confusion Matrix of Proposed Framework under High-Precision Tier (96.5% Precision).</w:t>
       </w:r>
@@ -5855,11 +5888,12 @@
     </w:p>
     <w:p>
       <w:pPr>
-        <w:spacing w:after="120" w:line="276" w:lineRule="auto"/>
+        <w:spacing w:after="80" w:line="252" w:lineRule="auto"/>
+        <w:jc w:val="both"/>
       </w:pPr>
       <w:r>
         <w:rPr>
-          <w:sz w:val="20"/>
+          <w:sz w:val="17"/>
         </w:rPr>
         <w:t>Table IV documents parameter efficiency, disk footprint, VRAM consumption, and inference latency across GPU and CPU hardware.</w:t>
       </w:r>
@@ -5884,13 +5918,13 @@
       <w:tr>
         <w:tc>
           <w:tcPr>
-            <w:tcW w:type="dxa" w:w="2592"/>
+            <w:tcW w:type="dxa" w:w="1206"/>
             <w:shd w:fill="003366"/>
             <w:tcMar>
-              <w:top w:w="120" w:type="dxa"/>
-              <w:bottom w:w="120" w:type="dxa"/>
-              <w:left w:w="140" w:type="dxa"/>
-              <w:right w:w="140" w:type="dxa"/>
+              <w:top w:w="50" w:type="dxa"/>
+              <w:bottom w:w="50" w:type="dxa"/>
+              <w:left w:w="50" w:type="dxa"/>
+              <w:right w:w="50" w:type="dxa"/>
             </w:tcMar>
           </w:tcPr>
           <w:p>
@@ -5902,7 +5936,7 @@
                 <w:rFonts w:ascii="Times New Roman" w:hAnsi="Times New Roman"/>
                 <w:b/>
                 <w:color w:val="FFFFFF"/>
-                <w:sz w:val="18"/>
+                <w:sz w:val="14"/>
               </w:rPr>
               <w:t>Model Architecture</w:t>
             </w:r>
@@ -5910,13 +5944,13 @@
         </w:tc>
         <w:tc>
           <w:tcPr>
-            <w:tcW w:type="dxa" w:w="1008"/>
+            <w:tcW w:type="dxa" w:w="469"/>
             <w:shd w:fill="003366"/>
             <w:tcMar>
-              <w:top w:w="120" w:type="dxa"/>
-              <w:bottom w:w="120" w:type="dxa"/>
-              <w:left w:w="140" w:type="dxa"/>
-              <w:right w:w="140" w:type="dxa"/>
+              <w:top w:w="50" w:type="dxa"/>
+              <w:bottom w:w="50" w:type="dxa"/>
+              <w:left w:w="50" w:type="dxa"/>
+              <w:right w:w="50" w:type="dxa"/>
             </w:tcMar>
           </w:tcPr>
           <w:p>
@@ -5928,7 +5962,7 @@
                 <w:rFonts w:ascii="Times New Roman" w:hAnsi="Times New Roman"/>
                 <w:b/>
                 <w:color w:val="FFFFFF"/>
-                <w:sz w:val="18"/>
+                <w:sz w:val="14"/>
               </w:rPr>
               <w:t>Params</w:t>
             </w:r>
@@ -5936,13 +5970,13 @@
         </w:tc>
         <w:tc>
           <w:tcPr>
-            <w:tcW w:type="dxa" w:w="1008"/>
+            <w:tcW w:type="dxa" w:w="469"/>
             <w:shd w:fill="003366"/>
             <w:tcMar>
-              <w:top w:w="120" w:type="dxa"/>
-              <w:bottom w:w="120" w:type="dxa"/>
-              <w:left w:w="140" w:type="dxa"/>
-              <w:right w:w="140" w:type="dxa"/>
+              <w:top w:w="50" w:type="dxa"/>
+              <w:bottom w:w="50" w:type="dxa"/>
+              <w:left w:w="50" w:type="dxa"/>
+              <w:right w:w="50" w:type="dxa"/>
             </w:tcMar>
           </w:tcPr>
           <w:p>
@@ -5954,7 +5988,7 @@
                 <w:rFonts w:ascii="Times New Roman" w:hAnsi="Times New Roman"/>
                 <w:b/>
                 <w:color w:val="FFFFFF"/>
-                <w:sz w:val="18"/>
+                <w:sz w:val="14"/>
               </w:rPr>
               <w:t>Disk Size</w:t>
             </w:r>
@@ -5962,13 +5996,13 @@
         </w:tc>
         <w:tc>
           <w:tcPr>
-            <w:tcW w:type="dxa" w:w="1152"/>
+            <w:tcW w:type="dxa" w:w="536"/>
             <w:shd w:fill="003366"/>
             <w:tcMar>
-              <w:top w:w="120" w:type="dxa"/>
-              <w:bottom w:w="120" w:type="dxa"/>
-              <w:left w:w="140" w:type="dxa"/>
-              <w:right w:w="140" w:type="dxa"/>
+              <w:top w:w="50" w:type="dxa"/>
+              <w:bottom w:w="50" w:type="dxa"/>
+              <w:left w:w="50" w:type="dxa"/>
+              <w:right w:w="50" w:type="dxa"/>
             </w:tcMar>
           </w:tcPr>
           <w:p>
@@ -5980,7 +6014,7 @@
                 <w:rFonts w:ascii="Times New Roman" w:hAnsi="Times New Roman"/>
                 <w:b/>
                 <w:color w:val="FFFFFF"/>
-                <w:sz w:val="18"/>
+                <w:sz w:val="14"/>
               </w:rPr>
               <w:t>GPU Latency</w:t>
             </w:r>
@@ -5988,13 +6022,13 @@
         </w:tc>
         <w:tc>
           <w:tcPr>
-            <w:tcW w:type="dxa" w:w="1152"/>
+            <w:tcW w:type="dxa" w:w="536"/>
             <w:shd w:fill="003366"/>
             <w:tcMar>
-              <w:top w:w="120" w:type="dxa"/>
-              <w:bottom w:w="120" w:type="dxa"/>
-              <w:left w:w="140" w:type="dxa"/>
-              <w:right w:w="140" w:type="dxa"/>
+              <w:top w:w="50" w:type="dxa"/>
+              <w:bottom w:w="50" w:type="dxa"/>
+              <w:left w:w="50" w:type="dxa"/>
+              <w:right w:w="50" w:type="dxa"/>
             </w:tcMar>
           </w:tcPr>
           <w:p>
@@ -6006,7 +6040,7 @@
                 <w:rFonts w:ascii="Times New Roman" w:hAnsi="Times New Roman"/>
                 <w:b/>
                 <w:color w:val="FFFFFF"/>
-                <w:sz w:val="18"/>
+                <w:sz w:val="14"/>
               </w:rPr>
               <w:t>CPU Latency</w:t>
             </w:r>
@@ -6014,13 +6048,13 @@
         </w:tc>
         <w:tc>
           <w:tcPr>
-            <w:tcW w:type="dxa" w:w="1152"/>
+            <w:tcW w:type="dxa" w:w="536"/>
             <w:shd w:fill="003366"/>
             <w:tcMar>
-              <w:top w:w="120" w:type="dxa"/>
-              <w:bottom w:w="120" w:type="dxa"/>
-              <w:left w:w="140" w:type="dxa"/>
-              <w:right w:w="140" w:type="dxa"/>
+              <w:top w:w="50" w:type="dxa"/>
+              <w:bottom w:w="50" w:type="dxa"/>
+              <w:left w:w="50" w:type="dxa"/>
+              <w:right w:w="50" w:type="dxa"/>
             </w:tcMar>
           </w:tcPr>
           <w:p>
@@ -6032,7 +6066,7 @@
                 <w:rFonts w:ascii="Times New Roman" w:hAnsi="Times New Roman"/>
                 <w:b/>
                 <w:color w:val="FFFFFF"/>
-                <w:sz w:val="18"/>
+                <w:sz w:val="14"/>
               </w:rPr>
               <w:t>Throughput</w:t>
             </w:r>
@@ -6040,13 +6074,13 @@
         </w:tc>
         <w:tc>
           <w:tcPr>
-            <w:tcW w:type="dxa" w:w="1296"/>
+            <w:tcW w:type="dxa" w:w="603"/>
             <w:shd w:fill="003366"/>
             <w:tcMar>
-              <w:top w:w="120" w:type="dxa"/>
-              <w:bottom w:w="120" w:type="dxa"/>
-              <w:left w:w="140" w:type="dxa"/>
-              <w:right w:w="140" w:type="dxa"/>
+              <w:top w:w="50" w:type="dxa"/>
+              <w:bottom w:w="50" w:type="dxa"/>
+              <w:left w:w="50" w:type="dxa"/>
+              <w:right w:w="50" w:type="dxa"/>
             </w:tcMar>
           </w:tcPr>
           <w:p>
@@ -6058,7 +6092,7 @@
                 <w:rFonts w:ascii="Times New Roman" w:hAnsi="Times New Roman"/>
                 <w:b/>
                 <w:color w:val="FFFFFF"/>
-                <w:sz w:val="18"/>
+                <w:sz w:val="14"/>
               </w:rPr>
               <w:t>VRAM Footprint</w:t>
             </w:r>
@@ -6066,13 +6100,13 @@
         </w:tc>
         <w:tc>
           <w:tcPr>
-            <w:tcW w:type="dxa" w:w="1008"/>
+            <w:tcW w:type="dxa" w:w="469"/>
             <w:shd w:fill="003366"/>
             <w:tcMar>
-              <w:top w:w="120" w:type="dxa"/>
-              <w:bottom w:w="120" w:type="dxa"/>
-              <w:left w:w="140" w:type="dxa"/>
-              <w:right w:w="140" w:type="dxa"/>
+              <w:top w:w="50" w:type="dxa"/>
+              <w:bottom w:w="50" w:type="dxa"/>
+              <w:left w:w="50" w:type="dxa"/>
+              <w:right w:w="50" w:type="dxa"/>
             </w:tcMar>
           </w:tcPr>
           <w:p>
@@ -6084,7 +6118,7 @@
                 <w:rFonts w:ascii="Times New Roman" w:hAnsi="Times New Roman"/>
                 <w:b/>
                 <w:color w:val="FFFFFF"/>
-                <w:sz w:val="18"/>
+                <w:sz w:val="14"/>
               </w:rPr>
               <w:t>F1 (%)</w:t>
             </w:r>
@@ -6094,13 +6128,13 @@
       <w:tr>
         <w:tc>
           <w:tcPr>
-            <w:tcW w:type="dxa" w:w="2592"/>
+            <w:tcW w:type="dxa" w:w="1206"/>
             <w:shd w:fill="FFFFFF"/>
             <w:tcMar>
-              <w:top w:w="80" w:type="dxa"/>
-              <w:bottom w:w="80" w:type="dxa"/>
-              <w:left w:w="140" w:type="dxa"/>
-              <w:right w:w="140" w:type="dxa"/>
+              <w:top w:w="40" w:type="dxa"/>
+              <w:bottom w:w="40" w:type="dxa"/>
+              <w:left w:w="50" w:type="dxa"/>
+              <w:right w:w="50" w:type="dxa"/>
             </w:tcMar>
           </w:tcPr>
           <w:p>
@@ -6110,7 +6144,7 @@
             <w:r>
               <w:rPr>
                 <w:rFonts w:ascii="Times New Roman" w:hAnsi="Times New Roman"/>
-                <w:sz w:val="18"/>
+                <w:sz w:val="14"/>
               </w:rPr>
               <w:t>Traditional Baseline: Linear SVM</w:t>
             </w:r>
@@ -6118,13 +6152,13 @@
         </w:tc>
         <w:tc>
           <w:tcPr>
-            <w:tcW w:type="dxa" w:w="1008"/>
+            <w:tcW w:type="dxa" w:w="469"/>
             <w:shd w:fill="FFFFFF"/>
             <w:tcMar>
-              <w:top w:w="80" w:type="dxa"/>
-              <w:bottom w:w="80" w:type="dxa"/>
-              <w:left w:w="140" w:type="dxa"/>
-              <w:right w:w="140" w:type="dxa"/>
+              <w:top w:w="40" w:type="dxa"/>
+              <w:bottom w:w="40" w:type="dxa"/>
+              <w:left w:w="50" w:type="dxa"/>
+              <w:right w:w="50" w:type="dxa"/>
             </w:tcMar>
           </w:tcPr>
           <w:p>
@@ -6134,7 +6168,7 @@
             <w:r>
               <w:rPr>
                 <w:rFonts w:ascii="Times New Roman" w:hAnsi="Times New Roman"/>
-                <w:sz w:val="18"/>
+                <w:sz w:val="14"/>
               </w:rPr>
               <w:t>0.03 M</w:t>
             </w:r>
@@ -6142,13 +6176,13 @@
         </w:tc>
         <w:tc>
           <w:tcPr>
-            <w:tcW w:type="dxa" w:w="1008"/>
+            <w:tcW w:type="dxa" w:w="469"/>
             <w:shd w:fill="FFFFFF"/>
             <w:tcMar>
-              <w:top w:w="80" w:type="dxa"/>
-              <w:bottom w:w="80" w:type="dxa"/>
-              <w:left w:w="140" w:type="dxa"/>
-              <w:right w:w="140" w:type="dxa"/>
+              <w:top w:w="40" w:type="dxa"/>
+              <w:bottom w:w="40" w:type="dxa"/>
+              <w:left w:w="50" w:type="dxa"/>
+              <w:right w:w="50" w:type="dxa"/>
             </w:tcMar>
           </w:tcPr>
           <w:p>
@@ -6158,7 +6192,7 @@
             <w:r>
               <w:rPr>
                 <w:rFonts w:ascii="Times New Roman" w:hAnsi="Times New Roman"/>
-                <w:sz w:val="18"/>
+                <w:sz w:val="14"/>
               </w:rPr>
               <w:t>8.2 MB</w:t>
             </w:r>
@@ -6166,13 +6200,13 @@
         </w:tc>
         <w:tc>
           <w:tcPr>
-            <w:tcW w:type="dxa" w:w="1152"/>
+            <w:tcW w:type="dxa" w:w="536"/>
             <w:shd w:fill="FFFFFF"/>
             <w:tcMar>
-              <w:top w:w="80" w:type="dxa"/>
-              <w:bottom w:w="80" w:type="dxa"/>
-              <w:left w:w="140" w:type="dxa"/>
-              <w:right w:w="140" w:type="dxa"/>
+              <w:top w:w="40" w:type="dxa"/>
+              <w:bottom w:w="40" w:type="dxa"/>
+              <w:left w:w="50" w:type="dxa"/>
+              <w:right w:w="50" w:type="dxa"/>
             </w:tcMar>
           </w:tcPr>
           <w:p>
@@ -6182,7 +6216,7 @@
             <w:r>
               <w:rPr>
                 <w:rFonts w:ascii="Times New Roman" w:hAnsi="Times New Roman"/>
-                <w:sz w:val="18"/>
+                <w:sz w:val="14"/>
               </w:rPr>
               <w:t>0.42 ms</w:t>
             </w:r>
@@ -6190,13 +6224,13 @@
         </w:tc>
         <w:tc>
           <w:tcPr>
-            <w:tcW w:type="dxa" w:w="1152"/>
+            <w:tcW w:type="dxa" w:w="536"/>
             <w:shd w:fill="FFFFFF"/>
             <w:tcMar>
-              <w:top w:w="80" w:type="dxa"/>
-              <w:bottom w:w="80" w:type="dxa"/>
-              <w:left w:w="140" w:type="dxa"/>
-              <w:right w:w="140" w:type="dxa"/>
+              <w:top w:w="40" w:type="dxa"/>
+              <w:bottom w:w="40" w:type="dxa"/>
+              <w:left w:w="50" w:type="dxa"/>
+              <w:right w:w="50" w:type="dxa"/>
             </w:tcMar>
           </w:tcPr>
           <w:p>
@@ -6206,7 +6240,7 @@
             <w:r>
               <w:rPr>
                 <w:rFonts w:ascii="Times New Roman" w:hAnsi="Times New Roman"/>
-                <w:sz w:val="18"/>
+                <w:sz w:val="14"/>
               </w:rPr>
               <w:t>1.15 ms</w:t>
             </w:r>
@@ -6214,13 +6248,13 @@
         </w:tc>
         <w:tc>
           <w:tcPr>
-            <w:tcW w:type="dxa" w:w="1152"/>
+            <w:tcW w:type="dxa" w:w="536"/>
             <w:shd w:fill="FFFFFF"/>
             <w:tcMar>
-              <w:top w:w="80" w:type="dxa"/>
-              <w:bottom w:w="80" w:type="dxa"/>
-              <w:left w:w="140" w:type="dxa"/>
-              <w:right w:w="140" w:type="dxa"/>
+              <w:top w:w="40" w:type="dxa"/>
+              <w:bottom w:w="40" w:type="dxa"/>
+              <w:left w:w="50" w:type="dxa"/>
+              <w:right w:w="50" w:type="dxa"/>
             </w:tcMar>
           </w:tcPr>
           <w:p>
@@ -6230,7 +6264,7 @@
             <w:r>
               <w:rPr>
                 <w:rFonts w:ascii="Times New Roman" w:hAnsi="Times New Roman"/>
-                <w:sz w:val="18"/>
+                <w:sz w:val="14"/>
               </w:rPr>
               <w:t>2,380.0</w:t>
             </w:r>
@@ -6238,13 +6272,13 @@
         </w:tc>
         <w:tc>
           <w:tcPr>
-            <w:tcW w:type="dxa" w:w="1296"/>
+            <w:tcW w:type="dxa" w:w="603"/>
             <w:shd w:fill="FFFFFF"/>
             <w:tcMar>
-              <w:top w:w="80" w:type="dxa"/>
-              <w:bottom w:w="80" w:type="dxa"/>
-              <w:left w:w="140" w:type="dxa"/>
-              <w:right w:w="140" w:type="dxa"/>
+              <w:top w:w="40" w:type="dxa"/>
+              <w:bottom w:w="40" w:type="dxa"/>
+              <w:left w:w="50" w:type="dxa"/>
+              <w:right w:w="50" w:type="dxa"/>
             </w:tcMar>
           </w:tcPr>
           <w:p>
@@ -6254,7 +6288,7 @@
             <w:r>
               <w:rPr>
                 <w:rFonts w:ascii="Times New Roman" w:hAnsi="Times New Roman"/>
-                <w:sz w:val="18"/>
+                <w:sz w:val="14"/>
               </w:rPr>
               <w:t>0.0 MB</w:t>
             </w:r>
@@ -6262,13 +6296,13 @@
         </w:tc>
         <w:tc>
           <w:tcPr>
-            <w:tcW w:type="dxa" w:w="1008"/>
+            <w:tcW w:type="dxa" w:w="469"/>
             <w:shd w:fill="FFFFFF"/>
             <w:tcMar>
-              <w:top w:w="80" w:type="dxa"/>
-              <w:bottom w:w="80" w:type="dxa"/>
-              <w:left w:w="140" w:type="dxa"/>
-              <w:right w:w="140" w:type="dxa"/>
+              <w:top w:w="40" w:type="dxa"/>
+              <w:bottom w:w="40" w:type="dxa"/>
+              <w:left w:w="50" w:type="dxa"/>
+              <w:right w:w="50" w:type="dxa"/>
             </w:tcMar>
           </w:tcPr>
           <w:p>
@@ -6278,7 +6312,7 @@
             <w:r>
               <w:rPr>
                 <w:rFonts w:ascii="Times New Roman" w:hAnsi="Times New Roman"/>
-                <w:sz w:val="18"/>
+                <w:sz w:val="14"/>
               </w:rPr>
               <w:t>69.64%</w:t>
             </w:r>
@@ -6288,13 +6322,13 @@
       <w:tr>
         <w:tc>
           <w:tcPr>
-            <w:tcW w:type="dxa" w:w="2592"/>
+            <w:tcW w:type="dxa" w:w="1206"/>
             <w:shd w:fill="F7F9FC"/>
             <w:tcMar>
-              <w:top w:w="80" w:type="dxa"/>
-              <w:bottom w:w="80" w:type="dxa"/>
-              <w:left w:w="140" w:type="dxa"/>
-              <w:right w:w="140" w:type="dxa"/>
+              <w:top w:w="40" w:type="dxa"/>
+              <w:bottom w:w="40" w:type="dxa"/>
+              <w:left w:w="50" w:type="dxa"/>
+              <w:right w:w="50" w:type="dxa"/>
             </w:tcMar>
           </w:tcPr>
           <w:p>
@@ -6304,7 +6338,7 @@
             <w:r>
               <w:rPr>
                 <w:rFonts w:ascii="Times New Roman" w:hAnsi="Times New Roman"/>
-                <w:sz w:val="18"/>
+                <w:sz w:val="14"/>
               </w:rPr>
               <w:t>Multilingual BERT (mBERT)</w:t>
             </w:r>
@@ -6312,13 +6346,13 @@
         </w:tc>
         <w:tc>
           <w:tcPr>
-            <w:tcW w:type="dxa" w:w="1008"/>
+            <w:tcW w:type="dxa" w:w="469"/>
             <w:shd w:fill="F7F9FC"/>
             <w:tcMar>
-              <w:top w:w="80" w:type="dxa"/>
-              <w:bottom w:w="80" w:type="dxa"/>
-              <w:left w:w="140" w:type="dxa"/>
-              <w:right w:w="140" w:type="dxa"/>
+              <w:top w:w="40" w:type="dxa"/>
+              <w:bottom w:w="40" w:type="dxa"/>
+              <w:left w:w="50" w:type="dxa"/>
+              <w:right w:w="50" w:type="dxa"/>
             </w:tcMar>
           </w:tcPr>
           <w:p>
@@ -6328,7 +6362,7 @@
             <w:r>
               <w:rPr>
                 <w:rFonts w:ascii="Times New Roman" w:hAnsi="Times New Roman"/>
-                <w:sz w:val="18"/>
+                <w:sz w:val="14"/>
               </w:rPr>
               <w:t>177.85 M</w:t>
             </w:r>
@@ -6336,13 +6370,13 @@
         </w:tc>
         <w:tc>
           <w:tcPr>
-            <w:tcW w:type="dxa" w:w="1008"/>
+            <w:tcW w:type="dxa" w:w="469"/>
             <w:shd w:fill="F7F9FC"/>
             <w:tcMar>
-              <w:top w:w="80" w:type="dxa"/>
-              <w:bottom w:w="80" w:type="dxa"/>
-              <w:left w:w="140" w:type="dxa"/>
-              <w:right w:w="140" w:type="dxa"/>
+              <w:top w:w="40" w:type="dxa"/>
+              <w:bottom w:w="40" w:type="dxa"/>
+              <w:left w:w="50" w:type="dxa"/>
+              <w:right w:w="50" w:type="dxa"/>
             </w:tcMar>
           </w:tcPr>
           <w:p>
@@ -6352,7 +6386,7 @@
             <w:r>
               <w:rPr>
                 <w:rFonts w:ascii="Times New Roman" w:hAnsi="Times New Roman"/>
-                <w:sz w:val="18"/>
+                <w:sz w:val="14"/>
               </w:rPr>
               <w:t>714.2 MB</w:t>
             </w:r>
@@ -6360,13 +6394,13 @@
         </w:tc>
         <w:tc>
           <w:tcPr>
-            <w:tcW w:type="dxa" w:w="1152"/>
+            <w:tcW w:type="dxa" w:w="536"/>
             <w:shd w:fill="F7F9FC"/>
             <w:tcMar>
-              <w:top w:w="80" w:type="dxa"/>
-              <w:bottom w:w="80" w:type="dxa"/>
-              <w:left w:w="140" w:type="dxa"/>
-              <w:right w:w="140" w:type="dxa"/>
+              <w:top w:w="40" w:type="dxa"/>
+              <w:bottom w:w="40" w:type="dxa"/>
+              <w:left w:w="50" w:type="dxa"/>
+              <w:right w:w="50" w:type="dxa"/>
             </w:tcMar>
           </w:tcPr>
           <w:p>
@@ -6376,7 +6410,7 @@
             <w:r>
               <w:rPr>
                 <w:rFonts w:ascii="Times New Roman" w:hAnsi="Times New Roman"/>
-                <w:sz w:val="18"/>
+                <w:sz w:val="14"/>
               </w:rPr>
               <w:t>12.35 ms</w:t>
             </w:r>
@@ -6384,13 +6418,13 @@
         </w:tc>
         <w:tc>
           <w:tcPr>
-            <w:tcW w:type="dxa" w:w="1152"/>
+            <w:tcW w:type="dxa" w:w="536"/>
             <w:shd w:fill="F7F9FC"/>
             <w:tcMar>
-              <w:top w:w="80" w:type="dxa"/>
-              <w:bottom w:w="80" w:type="dxa"/>
-              <w:left w:w="140" w:type="dxa"/>
-              <w:right w:w="140" w:type="dxa"/>
+              <w:top w:w="40" w:type="dxa"/>
+              <w:bottom w:w="40" w:type="dxa"/>
+              <w:left w:w="50" w:type="dxa"/>
+              <w:right w:w="50" w:type="dxa"/>
             </w:tcMar>
           </w:tcPr>
           <w:p>
@@ -6400,7 +6434,7 @@
             <w:r>
               <w:rPr>
                 <w:rFonts w:ascii="Times New Roman" w:hAnsi="Times New Roman"/>
-                <w:sz w:val="18"/>
+                <w:sz w:val="14"/>
               </w:rPr>
               <w:t>64.20 ms</w:t>
             </w:r>
@@ -6408,13 +6442,13 @@
         </w:tc>
         <w:tc>
           <w:tcPr>
-            <w:tcW w:type="dxa" w:w="1152"/>
+            <w:tcW w:type="dxa" w:w="536"/>
             <w:shd w:fill="F7F9FC"/>
             <w:tcMar>
-              <w:top w:w="80" w:type="dxa"/>
-              <w:bottom w:w="80" w:type="dxa"/>
-              <w:left w:w="140" w:type="dxa"/>
-              <w:right w:w="140" w:type="dxa"/>
+              <w:top w:w="40" w:type="dxa"/>
+              <w:bottom w:w="40" w:type="dxa"/>
+              <w:left w:w="50" w:type="dxa"/>
+              <w:right w:w="50" w:type="dxa"/>
             </w:tcMar>
           </w:tcPr>
           <w:p>
@@ -6424,7 +6458,7 @@
             <w:r>
               <w:rPr>
                 <w:rFonts w:ascii="Times New Roman" w:hAnsi="Times New Roman"/>
-                <w:sz w:val="18"/>
+                <w:sz w:val="14"/>
               </w:rPr>
               <w:t>81.0</w:t>
             </w:r>
@@ -6432,13 +6466,13 @@
         </w:tc>
         <w:tc>
           <w:tcPr>
-            <w:tcW w:type="dxa" w:w="1296"/>
+            <w:tcW w:type="dxa" w:w="603"/>
             <w:shd w:fill="F7F9FC"/>
             <w:tcMar>
-              <w:top w:w="80" w:type="dxa"/>
-              <w:bottom w:w="80" w:type="dxa"/>
-              <w:left w:w="140" w:type="dxa"/>
-              <w:right w:w="140" w:type="dxa"/>
+              <w:top w:w="40" w:type="dxa"/>
+              <w:bottom w:w="40" w:type="dxa"/>
+              <w:left w:w="50" w:type="dxa"/>
+              <w:right w:w="50" w:type="dxa"/>
             </w:tcMar>
           </w:tcPr>
           <w:p>
@@ -6448,7 +6482,7 @@
             <w:r>
               <w:rPr>
                 <w:rFonts w:ascii="Times New Roman" w:hAnsi="Times New Roman"/>
-                <w:sz w:val="18"/>
+                <w:sz w:val="14"/>
               </w:rPr>
               <w:t>1,420.5 MB</w:t>
             </w:r>
@@ -6456,13 +6490,13 @@
         </w:tc>
         <w:tc>
           <w:tcPr>
-            <w:tcW w:type="dxa" w:w="1008"/>
+            <w:tcW w:type="dxa" w:w="469"/>
             <w:shd w:fill="F7F9FC"/>
             <w:tcMar>
-              <w:top w:w="80" w:type="dxa"/>
-              <w:bottom w:w="80" w:type="dxa"/>
-              <w:left w:w="140" w:type="dxa"/>
-              <w:right w:w="140" w:type="dxa"/>
+              <w:top w:w="40" w:type="dxa"/>
+              <w:bottom w:w="40" w:type="dxa"/>
+              <w:left w:w="50" w:type="dxa"/>
+              <w:right w:w="50" w:type="dxa"/>
             </w:tcMar>
           </w:tcPr>
           <w:p>
@@ -6472,7 +6506,7 @@
             <w:r>
               <w:rPr>
                 <w:rFonts w:ascii="Times New Roman" w:hAnsi="Times New Roman"/>
-                <w:sz w:val="18"/>
+                <w:sz w:val="14"/>
               </w:rPr>
               <w:t>72.57%</w:t>
             </w:r>
@@ -6482,13 +6516,13 @@
       <w:tr>
         <w:tc>
           <w:tcPr>
-            <w:tcW w:type="dxa" w:w="2592"/>
+            <w:tcW w:type="dxa" w:w="1206"/>
             <w:shd w:fill="FFFFFF"/>
             <w:tcMar>
-              <w:top w:w="80" w:type="dxa"/>
-              <w:bottom w:w="80" w:type="dxa"/>
-              <w:left w:w="140" w:type="dxa"/>
-              <w:right w:w="140" w:type="dxa"/>
+              <w:top w:w="40" w:type="dxa"/>
+              <w:bottom w:w="40" w:type="dxa"/>
+              <w:left w:w="50" w:type="dxa"/>
+              <w:right w:w="50" w:type="dxa"/>
             </w:tcMar>
           </w:tcPr>
           <w:p>
@@ -6498,7 +6532,7 @@
             <w:r>
               <w:rPr>
                 <w:rFonts w:ascii="Times New Roman" w:hAnsi="Times New Roman"/>
-                <w:sz w:val="18"/>
+                <w:sz w:val="14"/>
               </w:rPr>
               <w:t>Pure XLM-RoBERTa (Without Fusion)</w:t>
             </w:r>
@@ -6506,13 +6540,13 @@
         </w:tc>
         <w:tc>
           <w:tcPr>
-            <w:tcW w:type="dxa" w:w="1008"/>
+            <w:tcW w:type="dxa" w:w="469"/>
             <w:shd w:fill="FFFFFF"/>
             <w:tcMar>
-              <w:top w:w="80" w:type="dxa"/>
-              <w:bottom w:w="80" w:type="dxa"/>
-              <w:left w:w="140" w:type="dxa"/>
-              <w:right w:w="140" w:type="dxa"/>
+              <w:top w:w="40" w:type="dxa"/>
+              <w:bottom w:w="40" w:type="dxa"/>
+              <w:left w:w="50" w:type="dxa"/>
+              <w:right w:w="50" w:type="dxa"/>
             </w:tcMar>
           </w:tcPr>
           <w:p>
@@ -6522,7 +6556,7 @@
             <w:r>
               <w:rPr>
                 <w:rFonts w:ascii="Times New Roman" w:hAnsi="Times New Roman"/>
-                <w:sz w:val="18"/>
+                <w:sz w:val="14"/>
               </w:rPr>
               <w:t>278.04 M</w:t>
             </w:r>
@@ -6530,13 +6564,13 @@
         </w:tc>
         <w:tc>
           <w:tcPr>
-            <w:tcW w:type="dxa" w:w="1008"/>
+            <w:tcW w:type="dxa" w:w="469"/>
             <w:shd w:fill="FFFFFF"/>
             <w:tcMar>
-              <w:top w:w="80" w:type="dxa"/>
-              <w:bottom w:w="80" w:type="dxa"/>
-              <w:left w:w="140" w:type="dxa"/>
-              <w:right w:w="140" w:type="dxa"/>
+              <w:top w:w="40" w:type="dxa"/>
+              <w:bottom w:w="40" w:type="dxa"/>
+              <w:left w:w="50" w:type="dxa"/>
+              <w:right w:w="50" w:type="dxa"/>
             </w:tcMar>
           </w:tcPr>
           <w:p>
@@ -6546,7 +6580,7 @@
             <w:r>
               <w:rPr>
                 <w:rFonts w:ascii="Times New Roman" w:hAnsi="Times New Roman"/>
-                <w:sz w:val="18"/>
+                <w:sz w:val="14"/>
               </w:rPr>
               <w:t>1,114.5 MB</w:t>
             </w:r>
@@ -6554,13 +6588,13 @@
         </w:tc>
         <w:tc>
           <w:tcPr>
-            <w:tcW w:type="dxa" w:w="1152"/>
+            <w:tcW w:type="dxa" w:w="536"/>
             <w:shd w:fill="FFFFFF"/>
             <w:tcMar>
-              <w:top w:w="80" w:type="dxa"/>
-              <w:bottom w:w="80" w:type="dxa"/>
-              <w:left w:w="140" w:type="dxa"/>
-              <w:right w:w="140" w:type="dxa"/>
+              <w:top w:w="40" w:type="dxa"/>
+              <w:bottom w:w="40" w:type="dxa"/>
+              <w:left w:w="50" w:type="dxa"/>
+              <w:right w:w="50" w:type="dxa"/>
             </w:tcMar>
           </w:tcPr>
           <w:p>
@@ -6570,7 +6604,7 @@
             <w:r>
               <w:rPr>
                 <w:rFonts w:ascii="Times New Roman" w:hAnsi="Times New Roman"/>
-                <w:sz w:val="18"/>
+                <w:sz w:val="14"/>
               </w:rPr>
               <w:t>28.07 ms</w:t>
             </w:r>
@@ -6578,13 +6612,13 @@
         </w:tc>
         <w:tc>
           <w:tcPr>
-            <w:tcW w:type="dxa" w:w="1152"/>
+            <w:tcW w:type="dxa" w:w="536"/>
             <w:shd w:fill="FFFFFF"/>
             <w:tcMar>
-              <w:top w:w="80" w:type="dxa"/>
-              <w:bottom w:w="80" w:type="dxa"/>
-              <w:left w:w="140" w:type="dxa"/>
-              <w:right w:w="140" w:type="dxa"/>
+              <w:top w:w="40" w:type="dxa"/>
+              <w:bottom w:w="40" w:type="dxa"/>
+              <w:left w:w="50" w:type="dxa"/>
+              <w:right w:w="50" w:type="dxa"/>
             </w:tcMar>
           </w:tcPr>
           <w:p>
@@ -6594,7 +6628,7 @@
             <w:r>
               <w:rPr>
                 <w:rFonts w:ascii="Times New Roman" w:hAnsi="Times New Roman"/>
-                <w:sz w:val="18"/>
+                <w:sz w:val="14"/>
               </w:rPr>
               <w:t>142.50 ms</w:t>
             </w:r>
@@ -6602,13 +6636,13 @@
         </w:tc>
         <w:tc>
           <w:tcPr>
-            <w:tcW w:type="dxa" w:w="1152"/>
+            <w:tcW w:type="dxa" w:w="536"/>
             <w:shd w:fill="FFFFFF"/>
             <w:tcMar>
-              <w:top w:w="80" w:type="dxa"/>
-              <w:bottom w:w="80" w:type="dxa"/>
-              <w:left w:w="140" w:type="dxa"/>
-              <w:right w:w="140" w:type="dxa"/>
+              <w:top w:w="40" w:type="dxa"/>
+              <w:bottom w:w="40" w:type="dxa"/>
+              <w:left w:w="50" w:type="dxa"/>
+              <w:right w:w="50" w:type="dxa"/>
             </w:tcMar>
           </w:tcPr>
           <w:p>
@@ -6618,7 +6652,7 @@
             <w:r>
               <w:rPr>
                 <w:rFonts w:ascii="Times New Roman" w:hAnsi="Times New Roman"/>
-                <w:sz w:val="18"/>
+                <w:sz w:val="14"/>
               </w:rPr>
               <w:t>35.6</w:t>
             </w:r>
@@ -6626,13 +6660,13 @@
         </w:tc>
         <w:tc>
           <w:tcPr>
-            <w:tcW w:type="dxa" w:w="1296"/>
+            <w:tcW w:type="dxa" w:w="603"/>
             <w:shd w:fill="FFFFFF"/>
             <w:tcMar>
-              <w:top w:w="80" w:type="dxa"/>
-              <w:bottom w:w="80" w:type="dxa"/>
-              <w:left w:w="140" w:type="dxa"/>
-              <w:right w:w="140" w:type="dxa"/>
+              <w:top w:w="40" w:type="dxa"/>
+              <w:bottom w:w="40" w:type="dxa"/>
+              <w:left w:w="50" w:type="dxa"/>
+              <w:right w:w="50" w:type="dxa"/>
             </w:tcMar>
           </w:tcPr>
           <w:p>
@@ -6642,7 +6676,7 @@
             <w:r>
               <w:rPr>
                 <w:rFonts w:ascii="Times New Roman" w:hAnsi="Times New Roman"/>
-                <w:sz w:val="18"/>
+                <w:sz w:val="14"/>
               </w:rPr>
               <w:t>2,180.2 MB</w:t>
             </w:r>
@@ -6650,13 +6684,13 @@
         </w:tc>
         <w:tc>
           <w:tcPr>
-            <w:tcW w:type="dxa" w:w="1008"/>
+            <w:tcW w:type="dxa" w:w="469"/>
             <w:shd w:fill="FFFFFF"/>
             <w:tcMar>
-              <w:top w:w="80" w:type="dxa"/>
-              <w:bottom w:w="80" w:type="dxa"/>
-              <w:left w:w="140" w:type="dxa"/>
-              <w:right w:w="140" w:type="dxa"/>
+              <w:top w:w="40" w:type="dxa"/>
+              <w:bottom w:w="40" w:type="dxa"/>
+              <w:left w:w="50" w:type="dxa"/>
+              <w:right w:w="50" w:type="dxa"/>
             </w:tcMar>
           </w:tcPr>
           <w:p>
@@ -6666,7 +6700,7 @@
             <w:r>
               <w:rPr>
                 <w:rFonts w:ascii="Times New Roman" w:hAnsi="Times New Roman"/>
-                <w:sz w:val="18"/>
+                <w:sz w:val="14"/>
               </w:rPr>
               <w:t>72.34%</w:t>
             </w:r>
@@ -6676,13 +6710,13 @@
       <w:tr>
         <w:tc>
           <w:tcPr>
-            <w:tcW w:type="dxa" w:w="2592"/>
+            <w:tcW w:type="dxa" w:w="1206"/>
             <w:shd w:fill="F7F9FC"/>
             <w:tcMar>
-              <w:top w:w="80" w:type="dxa"/>
-              <w:bottom w:w="80" w:type="dxa"/>
-              <w:left w:w="140" w:type="dxa"/>
-              <w:right w:w="140" w:type="dxa"/>
+              <w:top w:w="40" w:type="dxa"/>
+              <w:bottom w:w="40" w:type="dxa"/>
+              <w:left w:w="50" w:type="dxa"/>
+              <w:right w:w="50" w:type="dxa"/>
             </w:tcMar>
           </w:tcPr>
           <w:p>
@@ -6692,7 +6726,7 @@
             <w:r>
               <w:rPr>
                 <w:rFonts w:ascii="Times New Roman" w:hAnsi="Times New Roman"/>
-                <w:sz w:val="18"/>
+                <w:sz w:val="14"/>
               </w:rPr>
               <w:t>XLM-R + Preprocessing (Without Fusion)</w:t>
             </w:r>
@@ -6700,13 +6734,13 @@
         </w:tc>
         <w:tc>
           <w:tcPr>
-            <w:tcW w:type="dxa" w:w="1008"/>
+            <w:tcW w:type="dxa" w:w="469"/>
             <w:shd w:fill="F7F9FC"/>
             <w:tcMar>
-              <w:top w:w="80" w:type="dxa"/>
-              <w:bottom w:w="80" w:type="dxa"/>
-              <w:left w:w="140" w:type="dxa"/>
-              <w:right w:w="140" w:type="dxa"/>
+              <w:top w:w="40" w:type="dxa"/>
+              <w:bottom w:w="40" w:type="dxa"/>
+              <w:left w:w="50" w:type="dxa"/>
+              <w:right w:w="50" w:type="dxa"/>
             </w:tcMar>
           </w:tcPr>
           <w:p>
@@ -6716,7 +6750,7 @@
             <w:r>
               <w:rPr>
                 <w:rFonts w:ascii="Times New Roman" w:hAnsi="Times New Roman"/>
-                <w:sz w:val="18"/>
+                <w:sz w:val="14"/>
               </w:rPr>
               <w:t>278.04 M</w:t>
             </w:r>
@@ -6724,13 +6758,13 @@
         </w:tc>
         <w:tc>
           <w:tcPr>
-            <w:tcW w:type="dxa" w:w="1008"/>
+            <w:tcW w:type="dxa" w:w="469"/>
             <w:shd w:fill="F7F9FC"/>
             <w:tcMar>
-              <w:top w:w="80" w:type="dxa"/>
-              <w:bottom w:w="80" w:type="dxa"/>
-              <w:left w:w="140" w:type="dxa"/>
-              <w:right w:w="140" w:type="dxa"/>
+              <w:top w:w="40" w:type="dxa"/>
+              <w:bottom w:w="40" w:type="dxa"/>
+              <w:left w:w="50" w:type="dxa"/>
+              <w:right w:w="50" w:type="dxa"/>
             </w:tcMar>
           </w:tcPr>
           <w:p>
@@ -6740,7 +6774,7 @@
             <w:r>
               <w:rPr>
                 <w:rFonts w:ascii="Times New Roman" w:hAnsi="Times New Roman"/>
-                <w:sz w:val="18"/>
+                <w:sz w:val="14"/>
               </w:rPr>
               <w:t>1,114.6 MB</w:t>
             </w:r>
@@ -6748,13 +6782,13 @@
         </w:tc>
         <w:tc>
           <w:tcPr>
-            <w:tcW w:type="dxa" w:w="1152"/>
+            <w:tcW w:type="dxa" w:w="536"/>
             <w:shd w:fill="F7F9FC"/>
             <w:tcMar>
-              <w:top w:w="80" w:type="dxa"/>
-              <w:bottom w:w="80" w:type="dxa"/>
-              <w:left w:w="140" w:type="dxa"/>
-              <w:right w:w="140" w:type="dxa"/>
+              <w:top w:w="40" w:type="dxa"/>
+              <w:bottom w:w="40" w:type="dxa"/>
+              <w:left w:w="50" w:type="dxa"/>
+              <w:right w:w="50" w:type="dxa"/>
             </w:tcMar>
           </w:tcPr>
           <w:p>
@@ -6764,7 +6798,7 @@
             <w:r>
               <w:rPr>
                 <w:rFonts w:ascii="Times New Roman" w:hAnsi="Times New Roman"/>
-                <w:sz w:val="18"/>
+                <w:sz w:val="14"/>
               </w:rPr>
               <w:t>28.85 ms</w:t>
             </w:r>
@@ -6772,13 +6806,13 @@
         </w:tc>
         <w:tc>
           <w:tcPr>
-            <w:tcW w:type="dxa" w:w="1152"/>
+            <w:tcW w:type="dxa" w:w="536"/>
             <w:shd w:fill="F7F9FC"/>
             <w:tcMar>
-              <w:top w:w="80" w:type="dxa"/>
-              <w:bottom w:w="80" w:type="dxa"/>
-              <w:left w:w="140" w:type="dxa"/>
-              <w:right w:w="140" w:type="dxa"/>
+              <w:top w:w="40" w:type="dxa"/>
+              <w:bottom w:w="40" w:type="dxa"/>
+              <w:left w:w="50" w:type="dxa"/>
+              <w:right w:w="50" w:type="dxa"/>
             </w:tcMar>
           </w:tcPr>
           <w:p>
@@ -6788,7 +6822,7 @@
             <w:r>
               <w:rPr>
                 <w:rFonts w:ascii="Times New Roman" w:hAnsi="Times New Roman"/>
-                <w:sz w:val="18"/>
+                <w:sz w:val="14"/>
               </w:rPr>
               <w:t>144.10 ms</w:t>
             </w:r>
@@ -6796,13 +6830,13 @@
         </w:tc>
         <w:tc>
           <w:tcPr>
-            <w:tcW w:type="dxa" w:w="1152"/>
+            <w:tcW w:type="dxa" w:w="536"/>
             <w:shd w:fill="F7F9FC"/>
             <w:tcMar>
-              <w:top w:w="80" w:type="dxa"/>
-              <w:bottom w:w="80" w:type="dxa"/>
-              <w:left w:w="140" w:type="dxa"/>
-              <w:right w:w="140" w:type="dxa"/>
+              <w:top w:w="40" w:type="dxa"/>
+              <w:bottom w:w="40" w:type="dxa"/>
+              <w:left w:w="50" w:type="dxa"/>
+              <w:right w:w="50" w:type="dxa"/>
             </w:tcMar>
           </w:tcPr>
           <w:p>
@@ -6812,7 +6846,7 @@
             <w:r>
               <w:rPr>
                 <w:rFonts w:ascii="Times New Roman" w:hAnsi="Times New Roman"/>
-                <w:sz w:val="18"/>
+                <w:sz w:val="14"/>
               </w:rPr>
               <w:t>34.7</w:t>
             </w:r>
@@ -6820,13 +6854,13 @@
         </w:tc>
         <w:tc>
           <w:tcPr>
-            <w:tcW w:type="dxa" w:w="1296"/>
+            <w:tcW w:type="dxa" w:w="603"/>
             <w:shd w:fill="F7F9FC"/>
             <w:tcMar>
-              <w:top w:w="80" w:type="dxa"/>
-              <w:bottom w:w="80" w:type="dxa"/>
-              <w:left w:w="140" w:type="dxa"/>
-              <w:right w:w="140" w:type="dxa"/>
+              <w:top w:w="40" w:type="dxa"/>
+              <w:bottom w:w="40" w:type="dxa"/>
+              <w:left w:w="50" w:type="dxa"/>
+              <w:right w:w="50" w:type="dxa"/>
             </w:tcMar>
           </w:tcPr>
           <w:p>
@@ -6836,7 +6870,7 @@
             <w:r>
               <w:rPr>
                 <w:rFonts w:ascii="Times New Roman" w:hAnsi="Times New Roman"/>
-                <w:sz w:val="18"/>
+                <w:sz w:val="14"/>
               </w:rPr>
               <w:t>2,180.5 MB</w:t>
             </w:r>
@@ -6844,13 +6878,13 @@
         </w:tc>
         <w:tc>
           <w:tcPr>
-            <w:tcW w:type="dxa" w:w="1008"/>
+            <w:tcW w:type="dxa" w:w="469"/>
             <w:shd w:fill="F7F9FC"/>
             <w:tcMar>
-              <w:top w:w="80" w:type="dxa"/>
-              <w:bottom w:w="80" w:type="dxa"/>
-              <w:left w:w="140" w:type="dxa"/>
-              <w:right w:w="140" w:type="dxa"/>
+              <w:top w:w="40" w:type="dxa"/>
+              <w:bottom w:w="40" w:type="dxa"/>
+              <w:left w:w="50" w:type="dxa"/>
+              <w:right w:w="50" w:type="dxa"/>
             </w:tcMar>
           </w:tcPr>
           <w:p>
@@ -6860,7 +6894,7 @@
             <w:r>
               <w:rPr>
                 <w:rFonts w:ascii="Times New Roman" w:hAnsi="Times New Roman"/>
-                <w:sz w:val="18"/>
+                <w:sz w:val="14"/>
               </w:rPr>
               <w:t>88.60%</w:t>
             </w:r>
@@ -6870,13 +6904,13 @@
       <w:tr>
         <w:tc>
           <w:tcPr>
-            <w:tcW w:type="dxa" w:w="2592"/>
+            <w:tcW w:type="dxa" w:w="1206"/>
             <w:shd w:fill="FFFFFF"/>
             <w:tcMar>
-              <w:top w:w="80" w:type="dxa"/>
-              <w:bottom w:w="80" w:type="dxa"/>
-              <w:left w:w="140" w:type="dxa"/>
-              <w:right w:w="140" w:type="dxa"/>
+              <w:top w:w="40" w:type="dxa"/>
+              <w:bottom w:w="40" w:type="dxa"/>
+              <w:left w:w="50" w:type="dxa"/>
+              <w:right w:w="50" w:type="dxa"/>
             </w:tcMar>
           </w:tcPr>
           <w:p>
@@ -6887,7 +6921,7 @@
               <w:rPr>
                 <w:rFonts w:ascii="Times New Roman" w:hAnsi="Times New Roman"/>
                 <w:b/>
-                <w:sz w:val="18"/>
+                <w:sz w:val="14"/>
               </w:rPr>
               <w:t>Proposed: Knowledge-Enhanced Framework</w:t>
             </w:r>
@@ -6895,13 +6929,13 @@
         </w:tc>
         <w:tc>
           <w:tcPr>
-            <w:tcW w:type="dxa" w:w="1008"/>
+            <w:tcW w:type="dxa" w:w="469"/>
             <w:shd w:fill="FFFFFF"/>
             <w:tcMar>
-              <w:top w:w="80" w:type="dxa"/>
-              <w:bottom w:w="80" w:type="dxa"/>
-              <w:left w:w="140" w:type="dxa"/>
-              <w:right w:w="140" w:type="dxa"/>
+              <w:top w:w="40" w:type="dxa"/>
+              <w:bottom w:w="40" w:type="dxa"/>
+              <w:left w:w="50" w:type="dxa"/>
+              <w:right w:w="50" w:type="dxa"/>
             </w:tcMar>
           </w:tcPr>
           <w:p>
@@ -6911,7 +6945,7 @@
             <w:r>
               <w:rPr>
                 <w:rFonts w:ascii="Times New Roman" w:hAnsi="Times New Roman"/>
-                <w:sz w:val="18"/>
+                <w:sz w:val="14"/>
               </w:rPr>
               <w:t>278.04 M</w:t>
             </w:r>
@@ -6919,13 +6953,13 @@
         </w:tc>
         <w:tc>
           <w:tcPr>
-            <w:tcW w:type="dxa" w:w="1008"/>
+            <w:tcW w:type="dxa" w:w="469"/>
             <w:shd w:fill="FFFFFF"/>
             <w:tcMar>
-              <w:top w:w="80" w:type="dxa"/>
-              <w:bottom w:w="80" w:type="dxa"/>
-              <w:left w:w="140" w:type="dxa"/>
-              <w:right w:w="140" w:type="dxa"/>
+              <w:top w:w="40" w:type="dxa"/>
+              <w:bottom w:w="40" w:type="dxa"/>
+              <w:left w:w="50" w:type="dxa"/>
+              <w:right w:w="50" w:type="dxa"/>
             </w:tcMar>
           </w:tcPr>
           <w:p>
@@ -6935,7 +6969,7 @@
             <w:r>
               <w:rPr>
                 <w:rFonts w:ascii="Times New Roman" w:hAnsi="Times New Roman"/>
-                <w:sz w:val="18"/>
+                <w:sz w:val="14"/>
               </w:rPr>
               <w:t>1,114.8 MB</w:t>
             </w:r>
@@ -6943,13 +6977,13 @@
         </w:tc>
         <w:tc>
           <w:tcPr>
-            <w:tcW w:type="dxa" w:w="1152"/>
+            <w:tcW w:type="dxa" w:w="536"/>
             <w:shd w:fill="FFFFFF"/>
             <w:tcMar>
-              <w:top w:w="80" w:type="dxa"/>
-              <w:bottom w:w="80" w:type="dxa"/>
-              <w:left w:w="140" w:type="dxa"/>
-              <w:right w:w="140" w:type="dxa"/>
+              <w:top w:w="40" w:type="dxa"/>
+              <w:bottom w:w="40" w:type="dxa"/>
+              <w:left w:w="50" w:type="dxa"/>
+              <w:right w:w="50" w:type="dxa"/>
             </w:tcMar>
           </w:tcPr>
           <w:p>
@@ -6959,7 +6993,7 @@
             <w:r>
               <w:rPr>
                 <w:rFonts w:ascii="Times New Roman" w:hAnsi="Times New Roman"/>
-                <w:sz w:val="18"/>
+                <w:sz w:val="14"/>
               </w:rPr>
               <w:t>29.92 ms</w:t>
             </w:r>
@@ -6967,13 +7001,13 @@
         </w:tc>
         <w:tc>
           <w:tcPr>
-            <w:tcW w:type="dxa" w:w="1152"/>
+            <w:tcW w:type="dxa" w:w="536"/>
             <w:shd w:fill="FFFFFF"/>
             <w:tcMar>
-              <w:top w:w="80" w:type="dxa"/>
-              <w:bottom w:w="80" w:type="dxa"/>
-              <w:left w:w="140" w:type="dxa"/>
-              <w:right w:w="140" w:type="dxa"/>
+              <w:top w:w="40" w:type="dxa"/>
+              <w:bottom w:w="40" w:type="dxa"/>
+              <w:left w:w="50" w:type="dxa"/>
+              <w:right w:w="50" w:type="dxa"/>
             </w:tcMar>
           </w:tcPr>
           <w:p>
@@ -6983,7 +7017,7 @@
             <w:r>
               <w:rPr>
                 <w:rFonts w:ascii="Times New Roman" w:hAnsi="Times New Roman"/>
-                <w:sz w:val="18"/>
+                <w:sz w:val="14"/>
               </w:rPr>
               <w:t>148.30 ms</w:t>
             </w:r>
@@ -6991,13 +7025,13 @@
         </w:tc>
         <w:tc>
           <w:tcPr>
-            <w:tcW w:type="dxa" w:w="1152"/>
+            <w:tcW w:type="dxa" w:w="536"/>
             <w:shd w:fill="FFFFFF"/>
             <w:tcMar>
-              <w:top w:w="80" w:type="dxa"/>
-              <w:bottom w:w="80" w:type="dxa"/>
-              <w:left w:w="140" w:type="dxa"/>
-              <w:right w:w="140" w:type="dxa"/>
+              <w:top w:w="40" w:type="dxa"/>
+              <w:bottom w:w="40" w:type="dxa"/>
+              <w:left w:w="50" w:type="dxa"/>
+              <w:right w:w="50" w:type="dxa"/>
             </w:tcMar>
           </w:tcPr>
           <w:p>
@@ -7007,7 +7041,7 @@
             <w:r>
               <w:rPr>
                 <w:rFonts w:ascii="Times New Roman" w:hAnsi="Times New Roman"/>
-                <w:sz w:val="18"/>
+                <w:sz w:val="14"/>
               </w:rPr>
               <w:t>33.4</w:t>
             </w:r>
@@ -7015,13 +7049,13 @@
         </w:tc>
         <w:tc>
           <w:tcPr>
-            <w:tcW w:type="dxa" w:w="1296"/>
+            <w:tcW w:type="dxa" w:w="603"/>
             <w:shd w:fill="FFFFFF"/>
             <w:tcMar>
-              <w:top w:w="80" w:type="dxa"/>
-              <w:bottom w:w="80" w:type="dxa"/>
-              <w:left w:w="140" w:type="dxa"/>
-              <w:right w:w="140" w:type="dxa"/>
+              <w:top w:w="40" w:type="dxa"/>
+              <w:bottom w:w="40" w:type="dxa"/>
+              <w:left w:w="50" w:type="dxa"/>
+              <w:right w:w="50" w:type="dxa"/>
             </w:tcMar>
           </w:tcPr>
           <w:p>
@@ -7031,7 +7065,7 @@
             <w:r>
               <w:rPr>
                 <w:rFonts w:ascii="Times New Roman" w:hAnsi="Times New Roman"/>
-                <w:sz w:val="18"/>
+                <w:sz w:val="14"/>
               </w:rPr>
               <w:t>2,184.0 MB</w:t>
             </w:r>
@@ -7039,13 +7073,13 @@
         </w:tc>
         <w:tc>
           <w:tcPr>
-            <w:tcW w:type="dxa" w:w="1008"/>
+            <w:tcW w:type="dxa" w:w="469"/>
             <w:shd w:fill="FFFFFF"/>
             <w:tcMar>
-              <w:top w:w="80" w:type="dxa"/>
-              <w:bottom w:w="80" w:type="dxa"/>
-              <w:left w:w="140" w:type="dxa"/>
-              <w:right w:w="140" w:type="dxa"/>
+              <w:top w:w="40" w:type="dxa"/>
+              <w:bottom w:w="40" w:type="dxa"/>
+              <w:left w:w="50" w:type="dxa"/>
+              <w:right w:w="50" w:type="dxa"/>
             </w:tcMar>
           </w:tcPr>
           <w:p>
@@ -7056,7 +7090,7 @@
               <w:rPr>
                 <w:rFonts w:ascii="Times New Roman" w:hAnsi="Times New Roman"/>
                 <w:b/>
-                <w:sz w:val="18"/>
+                <w:sz w:val="14"/>
               </w:rPr>
               <w:t>96.44%</w:t>
             </w:r>
@@ -7066,7 +7100,7 @@
     </w:tbl>
     <w:p>
       <w:pPr>
-        <w:spacing w:after="80"/>
+        <w:spacing w:after="40"/>
       </w:pPr>
     </w:p>
     <w:p>
@@ -7086,11 +7120,12 @@
     </w:p>
     <w:p>
       <w:pPr>
-        <w:spacing w:after="120" w:line="276" w:lineRule="auto"/>
+        <w:spacing w:after="80" w:line="252" w:lineRule="auto"/>
+        <w:jc w:val="both"/>
       </w:pPr>
       <w:r>
         <w:rPr>
-          <w:sz w:val="20"/>
+          <w:sz w:val="17"/>
         </w:rPr>
         <w:t>Table V evaluates model resilience across synthetic character drops, letter swaps, and phonetic slang corruptions.</w:t>
       </w:r>
@@ -7112,13 +7147,13 @@
       <w:tr>
         <w:tc>
           <w:tcPr>
-            <w:tcW w:type="dxa" w:w="3168"/>
+            <w:tcW w:type="dxa" w:w="1516"/>
             <w:shd w:fill="003366"/>
             <w:tcMar>
-              <w:top w:w="120" w:type="dxa"/>
-              <w:bottom w:w="120" w:type="dxa"/>
-              <w:left w:w="140" w:type="dxa"/>
-              <w:right w:w="140" w:type="dxa"/>
+              <w:top w:w="50" w:type="dxa"/>
+              <w:bottom w:w="50" w:type="dxa"/>
+              <w:left w:w="50" w:type="dxa"/>
+              <w:right w:w="50" w:type="dxa"/>
             </w:tcMar>
           </w:tcPr>
           <w:p>
@@ -7130,7 +7165,7 @@
                 <w:rFonts w:ascii="Times New Roman" w:hAnsi="Times New Roman"/>
                 <w:b/>
                 <w:color w:val="FFFFFF"/>
-                <w:sz w:val="18"/>
+                <w:sz w:val="14"/>
               </w:rPr>
               <w:t>Perturbation Level</w:t>
             </w:r>
@@ -7138,13 +7173,13 @@
         </w:tc>
         <w:tc>
           <w:tcPr>
-            <w:tcW w:type="dxa" w:w="1728"/>
+            <w:tcW w:type="dxa" w:w="827"/>
             <w:shd w:fill="003366"/>
             <w:tcMar>
-              <w:top w:w="120" w:type="dxa"/>
-              <w:bottom w:w="120" w:type="dxa"/>
-              <w:left w:w="140" w:type="dxa"/>
-              <w:right w:w="140" w:type="dxa"/>
+              <w:top w:w="50" w:type="dxa"/>
+              <w:bottom w:w="50" w:type="dxa"/>
+              <w:left w:w="50" w:type="dxa"/>
+              <w:right w:w="50" w:type="dxa"/>
             </w:tcMar>
           </w:tcPr>
           <w:p>
@@ -7156,7 +7191,7 @@
                 <w:rFonts w:ascii="Times New Roman" w:hAnsi="Times New Roman"/>
                 <w:b/>
                 <w:color w:val="FFFFFF"/>
-                <w:sz w:val="18"/>
+                <w:sz w:val="14"/>
               </w:rPr>
               <w:t>Proposed Acc (%)</w:t>
             </w:r>
@@ -7164,13 +7199,13 @@
         </w:tc>
         <w:tc>
           <w:tcPr>
-            <w:tcW w:type="dxa" w:w="1728"/>
+            <w:tcW w:type="dxa" w:w="827"/>
             <w:shd w:fill="003366"/>
             <w:tcMar>
-              <w:top w:w="120" w:type="dxa"/>
-              <w:bottom w:w="120" w:type="dxa"/>
-              <w:left w:w="140" w:type="dxa"/>
-              <w:right w:w="140" w:type="dxa"/>
+              <w:top w:w="50" w:type="dxa"/>
+              <w:bottom w:w="50" w:type="dxa"/>
+              <w:left w:w="50" w:type="dxa"/>
+              <w:right w:w="50" w:type="dxa"/>
             </w:tcMar>
           </w:tcPr>
           <w:p>
@@ -7182,7 +7217,7 @@
                 <w:rFonts w:ascii="Times New Roman" w:hAnsi="Times New Roman"/>
                 <w:b/>
                 <w:color w:val="FFFFFF"/>
-                <w:sz w:val="18"/>
+                <w:sz w:val="14"/>
               </w:rPr>
               <w:t>Proposed F1 (%)</w:t>
             </w:r>
@@ -7190,13 +7225,13 @@
         </w:tc>
         <w:tc>
           <w:tcPr>
-            <w:tcW w:type="dxa" w:w="1728"/>
+            <w:tcW w:type="dxa" w:w="827"/>
             <w:shd w:fill="003366"/>
             <w:tcMar>
-              <w:top w:w="120" w:type="dxa"/>
-              <w:bottom w:w="120" w:type="dxa"/>
-              <w:left w:w="140" w:type="dxa"/>
-              <w:right w:w="140" w:type="dxa"/>
+              <w:top w:w="50" w:type="dxa"/>
+              <w:bottom w:w="50" w:type="dxa"/>
+              <w:left w:w="50" w:type="dxa"/>
+              <w:right w:w="50" w:type="dxa"/>
             </w:tcMar>
           </w:tcPr>
           <w:p>
@@ -7208,7 +7243,7 @@
                 <w:rFonts w:ascii="Times New Roman" w:hAnsi="Times New Roman"/>
                 <w:b/>
                 <w:color w:val="FFFFFF"/>
-                <w:sz w:val="18"/>
+                <w:sz w:val="14"/>
               </w:rPr>
               <w:t>Vanilla XLM-R F1 (%)</w:t>
             </w:r>
@@ -7216,13 +7251,13 @@
         </w:tc>
         <w:tc>
           <w:tcPr>
-            <w:tcW w:type="dxa" w:w="1728"/>
+            <w:tcW w:type="dxa" w:w="827"/>
             <w:shd w:fill="003366"/>
             <w:tcMar>
-              <w:top w:w="120" w:type="dxa"/>
-              <w:bottom w:w="120" w:type="dxa"/>
-              <w:left w:w="140" w:type="dxa"/>
-              <w:right w:w="140" w:type="dxa"/>
+              <w:top w:w="50" w:type="dxa"/>
+              <w:bottom w:w="50" w:type="dxa"/>
+              <w:left w:w="50" w:type="dxa"/>
+              <w:right w:w="50" w:type="dxa"/>
             </w:tcMar>
           </w:tcPr>
           <w:p>
@@ -7234,7 +7269,7 @@
                 <w:rFonts w:ascii="Times New Roman" w:hAnsi="Times New Roman"/>
                 <w:b/>
                 <w:color w:val="FFFFFF"/>
-                <w:sz w:val="18"/>
+                <w:sz w:val="14"/>
               </w:rPr>
               <w:t>Resilience Gain (Delta)</w:t>
             </w:r>
@@ -7244,13 +7279,13 @@
       <w:tr>
         <w:tc>
           <w:tcPr>
-            <w:tcW w:type="dxa" w:w="3168"/>
+            <w:tcW w:type="dxa" w:w="1516"/>
             <w:shd w:fill="FFFFFF"/>
             <w:tcMar>
-              <w:top w:w="80" w:type="dxa"/>
-              <w:bottom w:w="80" w:type="dxa"/>
-              <w:left w:w="140" w:type="dxa"/>
-              <w:right w:w="140" w:type="dxa"/>
+              <w:top w:w="40" w:type="dxa"/>
+              <w:bottom w:w="40" w:type="dxa"/>
+              <w:left w:w="50" w:type="dxa"/>
+              <w:right w:w="50" w:type="dxa"/>
             </w:tcMar>
           </w:tcPr>
           <w:p>
@@ -7260,7 +7295,7 @@
             <w:r>
               <w:rPr>
                 <w:rFonts w:ascii="Times New Roman" w:hAnsi="Times New Roman"/>
-                <w:sz w:val="18"/>
+                <w:sz w:val="14"/>
               </w:rPr>
               <w:t>0% Noise (Clean Baseline)</w:t>
             </w:r>
@@ -7268,13 +7303,13 @@
         </w:tc>
         <w:tc>
           <w:tcPr>
-            <w:tcW w:type="dxa" w:w="1728"/>
+            <w:tcW w:type="dxa" w:w="827"/>
             <w:shd w:fill="FFFFFF"/>
             <w:tcMar>
-              <w:top w:w="80" w:type="dxa"/>
-              <w:bottom w:w="80" w:type="dxa"/>
-              <w:left w:w="140" w:type="dxa"/>
-              <w:right w:w="140" w:type="dxa"/>
+              <w:top w:w="40" w:type="dxa"/>
+              <w:bottom w:w="40" w:type="dxa"/>
+              <w:left w:w="50" w:type="dxa"/>
+              <w:right w:w="50" w:type="dxa"/>
             </w:tcMar>
           </w:tcPr>
           <w:p>
@@ -7284,7 +7319,7 @@
             <w:r>
               <w:rPr>
                 <w:rFonts w:ascii="Times New Roman" w:hAnsi="Times New Roman"/>
-                <w:sz w:val="18"/>
+                <w:sz w:val="14"/>
               </w:rPr>
               <w:t>76.64%</w:t>
             </w:r>
@@ -7292,13 +7327,13 @@
         </w:tc>
         <w:tc>
           <w:tcPr>
-            <w:tcW w:type="dxa" w:w="1728"/>
+            <w:tcW w:type="dxa" w:w="827"/>
             <w:shd w:fill="FFFFFF"/>
             <w:tcMar>
-              <w:top w:w="80" w:type="dxa"/>
-              <w:bottom w:w="80" w:type="dxa"/>
-              <w:left w:w="140" w:type="dxa"/>
-              <w:right w:w="140" w:type="dxa"/>
+              <w:top w:w="40" w:type="dxa"/>
+              <w:bottom w:w="40" w:type="dxa"/>
+              <w:left w:w="50" w:type="dxa"/>
+              <w:right w:w="50" w:type="dxa"/>
             </w:tcMar>
           </w:tcPr>
           <w:p>
@@ -7308,7 +7343,7 @@
             <w:r>
               <w:rPr>
                 <w:rFonts w:ascii="Times New Roman" w:hAnsi="Times New Roman"/>
-                <w:sz w:val="18"/>
+                <w:sz w:val="14"/>
               </w:rPr>
               <w:t>76.64%</w:t>
             </w:r>
@@ -7316,13 +7351,13 @@
         </w:tc>
         <w:tc>
           <w:tcPr>
-            <w:tcW w:type="dxa" w:w="1728"/>
+            <w:tcW w:type="dxa" w:w="827"/>
             <w:shd w:fill="FFFFFF"/>
             <w:tcMar>
-              <w:top w:w="80" w:type="dxa"/>
-              <w:bottom w:w="80" w:type="dxa"/>
-              <w:left w:w="140" w:type="dxa"/>
-              <w:right w:w="140" w:type="dxa"/>
+              <w:top w:w="40" w:type="dxa"/>
+              <w:bottom w:w="40" w:type="dxa"/>
+              <w:left w:w="50" w:type="dxa"/>
+              <w:right w:w="50" w:type="dxa"/>
             </w:tcMar>
           </w:tcPr>
           <w:p>
@@ -7332,7 +7367,7 @@
             <w:r>
               <w:rPr>
                 <w:rFonts w:ascii="Times New Roman" w:hAnsi="Times New Roman"/>
-                <w:sz w:val="18"/>
+                <w:sz w:val="14"/>
               </w:rPr>
               <w:t>72.34%</w:t>
             </w:r>
@@ -7340,13 +7375,13 @@
         </w:tc>
         <w:tc>
           <w:tcPr>
-            <w:tcW w:type="dxa" w:w="1728"/>
+            <w:tcW w:type="dxa" w:w="827"/>
             <w:shd w:fill="FFFFFF"/>
             <w:tcMar>
-              <w:top w:w="80" w:type="dxa"/>
-              <w:bottom w:w="80" w:type="dxa"/>
-              <w:left w:w="140" w:type="dxa"/>
-              <w:right w:w="140" w:type="dxa"/>
+              <w:top w:w="40" w:type="dxa"/>
+              <w:bottom w:w="40" w:type="dxa"/>
+              <w:left w:w="50" w:type="dxa"/>
+              <w:right w:w="50" w:type="dxa"/>
             </w:tcMar>
           </w:tcPr>
           <w:p>
@@ -7356,7 +7391,7 @@
             <w:r>
               <w:rPr>
                 <w:rFonts w:ascii="Times New Roman" w:hAnsi="Times New Roman"/>
-                <w:sz w:val="18"/>
+                <w:sz w:val="14"/>
               </w:rPr>
               <w:t>+4.30%</w:t>
             </w:r>
@@ -7366,13 +7401,13 @@
       <w:tr>
         <w:tc>
           <w:tcPr>
-            <w:tcW w:type="dxa" w:w="3168"/>
+            <w:tcW w:type="dxa" w:w="1516"/>
             <w:shd w:fill="F7F9FC"/>
             <w:tcMar>
-              <w:top w:w="80" w:type="dxa"/>
-              <w:bottom w:w="80" w:type="dxa"/>
-              <w:left w:w="140" w:type="dxa"/>
-              <w:right w:w="140" w:type="dxa"/>
+              <w:top w:w="40" w:type="dxa"/>
+              <w:bottom w:w="40" w:type="dxa"/>
+              <w:left w:w="50" w:type="dxa"/>
+              <w:right w:w="50" w:type="dxa"/>
             </w:tcMar>
           </w:tcPr>
           <w:p>
@@ -7382,7 +7417,7 @@
             <w:r>
               <w:rPr>
                 <w:rFonts w:ascii="Times New Roman" w:hAnsi="Times New Roman"/>
-                <w:sz w:val="18"/>
+                <w:sz w:val="14"/>
               </w:rPr>
               <w:t>10% Noise (Mild Typos)</w:t>
             </w:r>
@@ -7390,13 +7425,13 @@
         </w:tc>
         <w:tc>
           <w:tcPr>
-            <w:tcW w:type="dxa" w:w="1728"/>
+            <w:tcW w:type="dxa" w:w="827"/>
             <w:shd w:fill="F7F9FC"/>
             <w:tcMar>
-              <w:top w:w="80" w:type="dxa"/>
-              <w:bottom w:w="80" w:type="dxa"/>
-              <w:left w:w="140" w:type="dxa"/>
-              <w:right w:w="140" w:type="dxa"/>
+              <w:top w:w="40" w:type="dxa"/>
+              <w:bottom w:w="40" w:type="dxa"/>
+              <w:left w:w="50" w:type="dxa"/>
+              <w:right w:w="50" w:type="dxa"/>
             </w:tcMar>
           </w:tcPr>
           <w:p>
@@ -7406,7 +7441,7 @@
             <w:r>
               <w:rPr>
                 <w:rFonts w:ascii="Times New Roman" w:hAnsi="Times New Roman"/>
-                <w:sz w:val="18"/>
+                <w:sz w:val="14"/>
               </w:rPr>
               <w:t>72.36%</w:t>
             </w:r>
@@ -7414,13 +7449,13 @@
         </w:tc>
         <w:tc>
           <w:tcPr>
-            <w:tcW w:type="dxa" w:w="1728"/>
+            <w:tcW w:type="dxa" w:w="827"/>
             <w:shd w:fill="F7F9FC"/>
             <w:tcMar>
-              <w:top w:w="80" w:type="dxa"/>
-              <w:bottom w:w="80" w:type="dxa"/>
-              <w:left w:w="140" w:type="dxa"/>
-              <w:right w:w="140" w:type="dxa"/>
+              <w:top w:w="40" w:type="dxa"/>
+              <w:bottom w:w="40" w:type="dxa"/>
+              <w:left w:w="50" w:type="dxa"/>
+              <w:right w:w="50" w:type="dxa"/>
             </w:tcMar>
           </w:tcPr>
           <w:p>
@@ -7430,7 +7465,7 @@
             <w:r>
               <w:rPr>
                 <w:rFonts w:ascii="Times New Roman" w:hAnsi="Times New Roman"/>
-                <w:sz w:val="18"/>
+                <w:sz w:val="14"/>
               </w:rPr>
               <w:t>72.35%</w:t>
             </w:r>
@@ -7438,13 +7473,13 @@
         </w:tc>
         <w:tc>
           <w:tcPr>
-            <w:tcW w:type="dxa" w:w="1728"/>
+            <w:tcW w:type="dxa" w:w="827"/>
             <w:shd w:fill="F7F9FC"/>
             <w:tcMar>
-              <w:top w:w="80" w:type="dxa"/>
-              <w:bottom w:w="80" w:type="dxa"/>
-              <w:left w:w="140" w:type="dxa"/>
-              <w:right w:w="140" w:type="dxa"/>
+              <w:top w:w="40" w:type="dxa"/>
+              <w:bottom w:w="40" w:type="dxa"/>
+              <w:left w:w="50" w:type="dxa"/>
+              <w:right w:w="50" w:type="dxa"/>
             </w:tcMar>
           </w:tcPr>
           <w:p>
@@ -7454,7 +7489,7 @@
             <w:r>
               <w:rPr>
                 <w:rFonts w:ascii="Times New Roman" w:hAnsi="Times New Roman"/>
-                <w:sz w:val="18"/>
+                <w:sz w:val="14"/>
               </w:rPr>
               <w:t>61.20%</w:t>
             </w:r>
@@ -7462,13 +7497,13 @@
         </w:tc>
         <w:tc>
           <w:tcPr>
-            <w:tcW w:type="dxa" w:w="1728"/>
+            <w:tcW w:type="dxa" w:w="827"/>
             <w:shd w:fill="F7F9FC"/>
             <w:tcMar>
-              <w:top w:w="80" w:type="dxa"/>
-              <w:bottom w:w="80" w:type="dxa"/>
-              <w:left w:w="140" w:type="dxa"/>
-              <w:right w:w="140" w:type="dxa"/>
+              <w:top w:w="40" w:type="dxa"/>
+              <w:bottom w:w="40" w:type="dxa"/>
+              <w:left w:w="50" w:type="dxa"/>
+              <w:right w:w="50" w:type="dxa"/>
             </w:tcMar>
           </w:tcPr>
           <w:p>
@@ -7478,7 +7513,7 @@
             <w:r>
               <w:rPr>
                 <w:rFonts w:ascii="Times New Roman" w:hAnsi="Times New Roman"/>
-                <w:sz w:val="18"/>
+                <w:sz w:val="14"/>
               </w:rPr>
               <w:t>+11.15%</w:t>
             </w:r>
@@ -7488,13 +7523,13 @@
       <w:tr>
         <w:tc>
           <w:tcPr>
-            <w:tcW w:type="dxa" w:w="3168"/>
+            <w:tcW w:type="dxa" w:w="1516"/>
             <w:shd w:fill="FFFFFF"/>
             <w:tcMar>
-              <w:top w:w="80" w:type="dxa"/>
-              <w:bottom w:w="80" w:type="dxa"/>
-              <w:left w:w="140" w:type="dxa"/>
-              <w:right w:w="140" w:type="dxa"/>
+              <w:top w:w="40" w:type="dxa"/>
+              <w:bottom w:w="40" w:type="dxa"/>
+              <w:left w:w="50" w:type="dxa"/>
+              <w:right w:w="50" w:type="dxa"/>
             </w:tcMar>
           </w:tcPr>
           <w:p>
@@ -7504,7 +7539,7 @@
             <w:r>
               <w:rPr>
                 <w:rFonts w:ascii="Times New Roman" w:hAnsi="Times New Roman"/>
-                <w:sz w:val="18"/>
+                <w:sz w:val="14"/>
               </w:rPr>
               <w:t>25% Noise (Severe Noise)</w:t>
             </w:r>
@@ -7512,13 +7547,13 @@
         </w:tc>
         <w:tc>
           <w:tcPr>
-            <w:tcW w:type="dxa" w:w="1728"/>
+            <w:tcW w:type="dxa" w:w="827"/>
             <w:shd w:fill="FFFFFF"/>
             <w:tcMar>
-              <w:top w:w="80" w:type="dxa"/>
-              <w:bottom w:w="80" w:type="dxa"/>
-              <w:left w:w="140" w:type="dxa"/>
-              <w:right w:w="140" w:type="dxa"/>
+              <w:top w:w="40" w:type="dxa"/>
+              <w:bottom w:w="40" w:type="dxa"/>
+              <w:left w:w="50" w:type="dxa"/>
+              <w:right w:w="50" w:type="dxa"/>
             </w:tcMar>
           </w:tcPr>
           <w:p>
@@ -7528,7 +7563,7 @@
             <w:r>
               <w:rPr>
                 <w:rFonts w:ascii="Times New Roman" w:hAnsi="Times New Roman"/>
-                <w:sz w:val="18"/>
+                <w:sz w:val="14"/>
               </w:rPr>
               <w:t>75.78%</w:t>
             </w:r>
@@ -7536,13 +7571,13 @@
         </w:tc>
         <w:tc>
           <w:tcPr>
-            <w:tcW w:type="dxa" w:w="1728"/>
+            <w:tcW w:type="dxa" w:w="827"/>
             <w:shd w:fill="FFFFFF"/>
             <w:tcMar>
-              <w:top w:w="80" w:type="dxa"/>
-              <w:bottom w:w="80" w:type="dxa"/>
-              <w:left w:w="140" w:type="dxa"/>
-              <w:right w:w="140" w:type="dxa"/>
+              <w:top w:w="40" w:type="dxa"/>
+              <w:bottom w:w="40" w:type="dxa"/>
+              <w:left w:w="50" w:type="dxa"/>
+              <w:right w:w="50" w:type="dxa"/>
             </w:tcMar>
           </w:tcPr>
           <w:p>
@@ -7552,7 +7587,7 @@
             <w:r>
               <w:rPr>
                 <w:rFonts w:ascii="Times New Roman" w:hAnsi="Times New Roman"/>
-                <w:sz w:val="18"/>
+                <w:sz w:val="14"/>
               </w:rPr>
               <w:t>75.78%</w:t>
             </w:r>
@@ -7560,13 +7595,13 @@
         </w:tc>
         <w:tc>
           <w:tcPr>
-            <w:tcW w:type="dxa" w:w="1728"/>
+            <w:tcW w:type="dxa" w:w="827"/>
             <w:shd w:fill="FFFFFF"/>
             <w:tcMar>
-              <w:top w:w="80" w:type="dxa"/>
-              <w:bottom w:w="80" w:type="dxa"/>
-              <w:left w:w="140" w:type="dxa"/>
-              <w:right w:w="140" w:type="dxa"/>
+              <w:top w:w="40" w:type="dxa"/>
+              <w:bottom w:w="40" w:type="dxa"/>
+              <w:left w:w="50" w:type="dxa"/>
+              <w:right w:w="50" w:type="dxa"/>
             </w:tcMar>
           </w:tcPr>
           <w:p>
@@ -7576,7 +7611,7 @@
             <w:r>
               <w:rPr>
                 <w:rFonts w:ascii="Times New Roman" w:hAnsi="Times New Roman"/>
-                <w:sz w:val="18"/>
+                <w:sz w:val="14"/>
               </w:rPr>
               <w:t>52.40%</w:t>
             </w:r>
@@ -7584,13 +7619,13 @@
         </w:tc>
         <w:tc>
           <w:tcPr>
-            <w:tcW w:type="dxa" w:w="1728"/>
+            <w:tcW w:type="dxa" w:w="827"/>
             <w:shd w:fill="FFFFFF"/>
             <w:tcMar>
-              <w:top w:w="80" w:type="dxa"/>
-              <w:bottom w:w="80" w:type="dxa"/>
-              <w:left w:w="140" w:type="dxa"/>
-              <w:right w:w="140" w:type="dxa"/>
+              <w:top w:w="40" w:type="dxa"/>
+              <w:bottom w:w="40" w:type="dxa"/>
+              <w:left w:w="50" w:type="dxa"/>
+              <w:right w:w="50" w:type="dxa"/>
             </w:tcMar>
           </w:tcPr>
           <w:p>
@@ -7600,7 +7635,7 @@
             <w:r>
               <w:rPr>
                 <w:rFonts w:ascii="Times New Roman" w:hAnsi="Times New Roman"/>
-                <w:sz w:val="18"/>
+                <w:sz w:val="14"/>
               </w:rPr>
               <w:t>+23.38%</w:t>
             </w:r>
@@ -7610,18 +7645,18 @@
     </w:tbl>
     <w:p>
       <w:pPr>
-        <w:spacing w:after="80"/>
+        <w:spacing w:after="40"/>
       </w:pPr>
     </w:p>
     <w:p>
       <w:pPr>
-        <w:spacing w:before="160" w:after="40"/>
+        <w:spacing w:before="120" w:after="40"/>
         <w:jc w:val="center"/>
       </w:pPr>
       <w:r>
         <w:drawing>
           <wp:inline xmlns:a="http://schemas.openxmlformats.org/drawingml/2006/main" xmlns:pic="http://schemas.openxmlformats.org/drawingml/2006/picture">
-            <wp:extent cx="5303520" cy="2812316"/>
+            <wp:extent cx="3063240" cy="1624355"/>
             <wp:docPr id="4" name="Picture 4"/>
             <wp:cNvGraphicFramePr>
               <a:graphicFrameLocks noChangeAspect="1"/>
@@ -7642,7 +7677,7 @@
                   <pic:spPr>
                     <a:xfrm>
                       <a:off x="0" y="0"/>
-                      <a:ext cx="5303520" cy="2812316"/>
+                      <a:ext cx="3063240" cy="1624355"/>
                     </a:xfrm>
                     <a:prstGeom prst="rect"/>
                   </pic:spPr>
@@ -7655,7 +7690,7 @@
     </w:p>
     <w:p>
       <w:pPr>
-        <w:spacing w:after="200"/>
+        <w:spacing w:after="120"/>
         <w:jc w:val="center"/>
       </w:pPr>
       <w:r>
@@ -7663,7 +7698,7 @@
           <w:rFonts w:ascii="Times New Roman" w:hAnsi="Times New Roman"/>
           <w:b/>
           <w:i/>
-          <w:sz w:val="18"/>
+          <w:sz w:val="16"/>
         </w:rPr>
         <w:t>Fig. 4. Robustness Degradation Curve: Proposed Knowledge-Enhanced Framework vs. Vanilla Transformer under Noise.</w:t>
       </w:r>
@@ -7685,11 +7720,12 @@
     </w:p>
     <w:p>
       <w:pPr>
-        <w:spacing w:after="120" w:line="276" w:lineRule="auto"/>
+        <w:spacing w:after="80" w:line="252" w:lineRule="auto"/>
+        <w:jc w:val="both"/>
       </w:pPr>
       <w:r>
         <w:rPr>
-          <w:sz w:val="20"/>
+          <w:sz w:val="17"/>
         </w:rPr>
         <w:t>Table VI measures performance degradation across low, medium, and high code-mixing density regimes.</w:t>
       </w:r>
@@ -7713,13 +7749,13 @@
       <w:tr>
         <w:tc>
           <w:tcPr>
-            <w:tcW w:type="dxa" w:w="2304"/>
+            <w:tcW w:type="dxa" w:w="1072"/>
             <w:shd w:fill="003366"/>
             <w:tcMar>
-              <w:top w:w="120" w:type="dxa"/>
-              <w:bottom w:w="120" w:type="dxa"/>
-              <w:left w:w="140" w:type="dxa"/>
-              <w:right w:w="140" w:type="dxa"/>
+              <w:top w:w="50" w:type="dxa"/>
+              <w:bottom w:w="50" w:type="dxa"/>
+              <w:left w:w="50" w:type="dxa"/>
+              <w:right w:w="50" w:type="dxa"/>
             </w:tcMar>
           </w:tcPr>
           <w:p>
@@ -7731,7 +7767,7 @@
                 <w:rFonts w:ascii="Times New Roman" w:hAnsi="Times New Roman"/>
                 <w:b/>
                 <w:color w:val="FFFFFF"/>
-                <w:sz w:val="18"/>
+                <w:sz w:val="14"/>
               </w:rPr>
               <w:t>Code-Mixing Range (CMI)</w:t>
             </w:r>
@@ -7739,13 +7775,13 @@
         </w:tc>
         <w:tc>
           <w:tcPr>
-            <w:tcW w:type="dxa" w:w="1008"/>
+            <w:tcW w:type="dxa" w:w="469"/>
             <w:shd w:fill="003366"/>
             <w:tcMar>
-              <w:top w:w="120" w:type="dxa"/>
-              <w:bottom w:w="120" w:type="dxa"/>
-              <w:left w:w="140" w:type="dxa"/>
-              <w:right w:w="140" w:type="dxa"/>
+              <w:top w:w="50" w:type="dxa"/>
+              <w:bottom w:w="50" w:type="dxa"/>
+              <w:left w:w="50" w:type="dxa"/>
+              <w:right w:w="50" w:type="dxa"/>
             </w:tcMar>
           </w:tcPr>
           <w:p>
@@ -7757,7 +7793,7 @@
                 <w:rFonts w:ascii="Times New Roman" w:hAnsi="Times New Roman"/>
                 <w:b/>
                 <w:color w:val="FFFFFF"/>
-                <w:sz w:val="18"/>
+                <w:sz w:val="14"/>
               </w:rPr>
               <w:t>Count (N)</w:t>
             </w:r>
@@ -7765,13 +7801,13 @@
         </w:tc>
         <w:tc>
           <w:tcPr>
-            <w:tcW w:type="dxa" w:w="1152"/>
+            <w:tcW w:type="dxa" w:w="536"/>
             <w:shd w:fill="003366"/>
             <w:tcMar>
-              <w:top w:w="120" w:type="dxa"/>
-              <w:bottom w:w="120" w:type="dxa"/>
-              <w:left w:w="140" w:type="dxa"/>
-              <w:right w:w="140" w:type="dxa"/>
+              <w:top w:w="50" w:type="dxa"/>
+              <w:bottom w:w="50" w:type="dxa"/>
+              <w:left w:w="50" w:type="dxa"/>
+              <w:right w:w="50" w:type="dxa"/>
             </w:tcMar>
           </w:tcPr>
           <w:p>
@@ -7783,7 +7819,7 @@
                 <w:rFonts w:ascii="Times New Roman" w:hAnsi="Times New Roman"/>
                 <w:b/>
                 <w:color w:val="FFFFFF"/>
-                <w:sz w:val="18"/>
+                <w:sz w:val="14"/>
               </w:rPr>
               <w:t>Corpus %</w:t>
             </w:r>
@@ -7791,13 +7827,13 @@
         </w:tc>
         <w:tc>
           <w:tcPr>
-            <w:tcW w:type="dxa" w:w="1440"/>
+            <w:tcW w:type="dxa" w:w="670"/>
             <w:shd w:fill="003366"/>
             <w:tcMar>
-              <w:top w:w="120" w:type="dxa"/>
-              <w:bottom w:w="120" w:type="dxa"/>
-              <w:left w:w="140" w:type="dxa"/>
-              <w:right w:w="140" w:type="dxa"/>
+              <w:top w:w="50" w:type="dxa"/>
+              <w:bottom w:w="50" w:type="dxa"/>
+              <w:left w:w="50" w:type="dxa"/>
+              <w:right w:w="50" w:type="dxa"/>
             </w:tcMar>
           </w:tcPr>
           <w:p>
@@ -7809,7 +7845,7 @@
                 <w:rFonts w:ascii="Times New Roman" w:hAnsi="Times New Roman"/>
                 <w:b/>
                 <w:color w:val="FFFFFF"/>
-                <w:sz w:val="18"/>
+                <w:sz w:val="14"/>
               </w:rPr>
               <w:t>Linear SVM Acc</w:t>
             </w:r>
@@ -7817,13 +7853,13 @@
         </w:tc>
         <w:tc>
           <w:tcPr>
-            <w:tcW w:type="dxa" w:w="1440"/>
+            <w:tcW w:type="dxa" w:w="670"/>
             <w:shd w:fill="003366"/>
             <w:tcMar>
-              <w:top w:w="120" w:type="dxa"/>
-              <w:bottom w:w="120" w:type="dxa"/>
-              <w:left w:w="140" w:type="dxa"/>
-              <w:right w:w="140" w:type="dxa"/>
+              <w:top w:w="50" w:type="dxa"/>
+              <w:bottom w:w="50" w:type="dxa"/>
+              <w:left w:w="50" w:type="dxa"/>
+              <w:right w:w="50" w:type="dxa"/>
             </w:tcMar>
           </w:tcPr>
           <w:p>
@@ -7835,7 +7871,7 @@
                 <w:rFonts w:ascii="Times New Roman" w:hAnsi="Times New Roman"/>
                 <w:b/>
                 <w:color w:val="FFFFFF"/>
-                <w:sz w:val="18"/>
+                <w:sz w:val="14"/>
               </w:rPr>
               <w:t>Vanilla XLM-R Acc</w:t>
             </w:r>
@@ -7843,13 +7879,13 @@
         </w:tc>
         <w:tc>
           <w:tcPr>
-            <w:tcW w:type="dxa" w:w="1440"/>
+            <w:tcW w:type="dxa" w:w="670"/>
             <w:shd w:fill="003366"/>
             <w:tcMar>
-              <w:top w:w="120" w:type="dxa"/>
-              <w:bottom w:w="120" w:type="dxa"/>
-              <w:left w:w="140" w:type="dxa"/>
-              <w:right w:w="140" w:type="dxa"/>
+              <w:top w:w="50" w:type="dxa"/>
+              <w:bottom w:w="50" w:type="dxa"/>
+              <w:left w:w="50" w:type="dxa"/>
+              <w:right w:w="50" w:type="dxa"/>
             </w:tcMar>
           </w:tcPr>
           <w:p>
@@ -7861,7 +7897,7 @@
                 <w:rFonts w:ascii="Times New Roman" w:hAnsi="Times New Roman"/>
                 <w:b/>
                 <w:color w:val="FFFFFF"/>
-                <w:sz w:val="18"/>
+                <w:sz w:val="14"/>
               </w:rPr>
               <w:t>Proposed Acc</w:t>
             </w:r>
@@ -7869,13 +7905,13 @@
         </w:tc>
         <w:tc>
           <w:tcPr>
-            <w:tcW w:type="dxa" w:w="1584"/>
+            <w:tcW w:type="dxa" w:w="737"/>
             <w:shd w:fill="003366"/>
             <w:tcMar>
-              <w:top w:w="120" w:type="dxa"/>
-              <w:bottom w:w="120" w:type="dxa"/>
-              <w:left w:w="140" w:type="dxa"/>
-              <w:right w:w="140" w:type="dxa"/>
+              <w:top w:w="50" w:type="dxa"/>
+              <w:bottom w:w="50" w:type="dxa"/>
+              <w:left w:w="50" w:type="dxa"/>
+              <w:right w:w="50" w:type="dxa"/>
             </w:tcMar>
           </w:tcPr>
           <w:p>
@@ -7887,7 +7923,7 @@
                 <w:rFonts w:ascii="Times New Roman" w:hAnsi="Times New Roman"/>
                 <w:b/>
                 <w:color w:val="FFFFFF"/>
-                <w:sz w:val="18"/>
+                <w:sz w:val="14"/>
               </w:rPr>
               <w:t>Resilience Gain (Delta)</w:t>
             </w:r>
@@ -7897,13 +7933,13 @@
       <w:tr>
         <w:tc>
           <w:tcPr>
-            <w:tcW w:type="dxa" w:w="2304"/>
+            <w:tcW w:type="dxa" w:w="1072"/>
             <w:shd w:fill="FFFFFF"/>
             <w:tcMar>
-              <w:top w:w="80" w:type="dxa"/>
-              <w:bottom w:w="80" w:type="dxa"/>
-              <w:left w:w="140" w:type="dxa"/>
-              <w:right w:w="140" w:type="dxa"/>
+              <w:top w:w="40" w:type="dxa"/>
+              <w:bottom w:w="40" w:type="dxa"/>
+              <w:left w:w="50" w:type="dxa"/>
+              <w:right w:w="50" w:type="dxa"/>
             </w:tcMar>
           </w:tcPr>
           <w:p>
@@ -7913,7 +7949,7 @@
             <w:r>
               <w:rPr>
                 <w:rFonts w:ascii="Times New Roman" w:hAnsi="Times New Roman"/>
-                <w:sz w:val="18"/>
+                <w:sz w:val="14"/>
               </w:rPr>
               <w:t>Low CMI (0 - 15%)</w:t>
             </w:r>
@@ -7921,13 +7957,13 @@
         </w:tc>
         <w:tc>
           <w:tcPr>
-            <w:tcW w:type="dxa" w:w="1008"/>
+            <w:tcW w:type="dxa" w:w="469"/>
             <w:shd w:fill="FFFFFF"/>
             <w:tcMar>
-              <w:top w:w="80" w:type="dxa"/>
-              <w:bottom w:w="80" w:type="dxa"/>
-              <w:left w:w="140" w:type="dxa"/>
-              <w:right w:w="140" w:type="dxa"/>
+              <w:top w:w="40" w:type="dxa"/>
+              <w:bottom w:w="40" w:type="dxa"/>
+              <w:left w:w="50" w:type="dxa"/>
+              <w:right w:w="50" w:type="dxa"/>
             </w:tcMar>
           </w:tcPr>
           <w:p>
@@ -7937,7 +7973,7 @@
             <w:r>
               <w:rPr>
                 <w:rFonts w:ascii="Times New Roman" w:hAnsi="Times New Roman"/>
-                <w:sz w:val="18"/>
+                <w:sz w:val="14"/>
               </w:rPr>
               <w:t>184</w:t>
             </w:r>
@@ -7945,13 +7981,13 @@
         </w:tc>
         <w:tc>
           <w:tcPr>
-            <w:tcW w:type="dxa" w:w="1152"/>
+            <w:tcW w:type="dxa" w:w="536"/>
             <w:shd w:fill="FFFFFF"/>
             <w:tcMar>
-              <w:top w:w="80" w:type="dxa"/>
-              <w:bottom w:w="80" w:type="dxa"/>
-              <w:left w:w="140" w:type="dxa"/>
-              <w:right w:w="140" w:type="dxa"/>
+              <w:top w:w="40" w:type="dxa"/>
+              <w:bottom w:w="40" w:type="dxa"/>
+              <w:left w:w="50" w:type="dxa"/>
+              <w:right w:w="50" w:type="dxa"/>
             </w:tcMar>
           </w:tcPr>
           <w:p>
@@ -7961,7 +7997,7 @@
             <w:r>
               <w:rPr>
                 <w:rFonts w:ascii="Times New Roman" w:hAnsi="Times New Roman"/>
-                <w:sz w:val="18"/>
+                <w:sz w:val="14"/>
               </w:rPr>
               <w:t>52.4%</w:t>
             </w:r>
@@ -7969,13 +8005,13 @@
         </w:tc>
         <w:tc>
           <w:tcPr>
-            <w:tcW w:type="dxa" w:w="1440"/>
+            <w:tcW w:type="dxa" w:w="670"/>
             <w:shd w:fill="FFFFFF"/>
             <w:tcMar>
-              <w:top w:w="80" w:type="dxa"/>
-              <w:bottom w:w="80" w:type="dxa"/>
-              <w:left w:w="140" w:type="dxa"/>
-              <w:right w:w="140" w:type="dxa"/>
+              <w:top w:w="40" w:type="dxa"/>
+              <w:bottom w:w="40" w:type="dxa"/>
+              <w:left w:w="50" w:type="dxa"/>
+              <w:right w:w="50" w:type="dxa"/>
             </w:tcMar>
           </w:tcPr>
           <w:p>
@@ -7985,7 +8021,7 @@
             <w:r>
               <w:rPr>
                 <w:rFonts w:ascii="Times New Roman" w:hAnsi="Times New Roman"/>
-                <w:sz w:val="18"/>
+                <w:sz w:val="14"/>
               </w:rPr>
               <w:t>78.40%</w:t>
             </w:r>
@@ -7993,13 +8029,13 @@
         </w:tc>
         <w:tc>
           <w:tcPr>
-            <w:tcW w:type="dxa" w:w="1440"/>
+            <w:tcW w:type="dxa" w:w="670"/>
             <w:shd w:fill="FFFFFF"/>
             <w:tcMar>
-              <w:top w:w="80" w:type="dxa"/>
-              <w:bottom w:w="80" w:type="dxa"/>
-              <w:left w:w="140" w:type="dxa"/>
-              <w:right w:w="140" w:type="dxa"/>
+              <w:top w:w="40" w:type="dxa"/>
+              <w:bottom w:w="40" w:type="dxa"/>
+              <w:left w:w="50" w:type="dxa"/>
+              <w:right w:w="50" w:type="dxa"/>
             </w:tcMar>
           </w:tcPr>
           <w:p>
@@ -8009,7 +8045,7 @@
             <w:r>
               <w:rPr>
                 <w:rFonts w:ascii="Times New Roman" w:hAnsi="Times New Roman"/>
-                <w:sz w:val="18"/>
+                <w:sz w:val="14"/>
               </w:rPr>
               <w:t>79.10%</w:t>
             </w:r>
@@ -8017,13 +8053,13 @@
         </w:tc>
         <w:tc>
           <w:tcPr>
-            <w:tcW w:type="dxa" w:w="1440"/>
+            <w:tcW w:type="dxa" w:w="670"/>
             <w:shd w:fill="FFFFFF"/>
             <w:tcMar>
-              <w:top w:w="80" w:type="dxa"/>
-              <w:bottom w:w="80" w:type="dxa"/>
-              <w:left w:w="140" w:type="dxa"/>
-              <w:right w:w="140" w:type="dxa"/>
+              <w:top w:w="40" w:type="dxa"/>
+              <w:bottom w:w="40" w:type="dxa"/>
+              <w:left w:w="50" w:type="dxa"/>
+              <w:right w:w="50" w:type="dxa"/>
             </w:tcMar>
           </w:tcPr>
           <w:p>
@@ -8033,7 +8069,7 @@
             <w:r>
               <w:rPr>
                 <w:rFonts w:ascii="Times New Roman" w:hAnsi="Times New Roman"/>
-                <w:sz w:val="18"/>
+                <w:sz w:val="14"/>
               </w:rPr>
               <w:t>98.20%</w:t>
             </w:r>
@@ -8041,13 +8077,13 @@
         </w:tc>
         <w:tc>
           <w:tcPr>
-            <w:tcW w:type="dxa" w:w="1584"/>
+            <w:tcW w:type="dxa" w:w="737"/>
             <w:shd w:fill="FFFFFF"/>
             <w:tcMar>
-              <w:top w:w="80" w:type="dxa"/>
-              <w:bottom w:w="80" w:type="dxa"/>
-              <w:left w:w="140" w:type="dxa"/>
-              <w:right w:w="140" w:type="dxa"/>
+              <w:top w:w="40" w:type="dxa"/>
+              <w:bottom w:w="40" w:type="dxa"/>
+              <w:left w:w="50" w:type="dxa"/>
+              <w:right w:w="50" w:type="dxa"/>
             </w:tcMar>
           </w:tcPr>
           <w:p>
@@ -8057,7 +8093,7 @@
             <w:r>
               <w:rPr>
                 <w:rFonts w:ascii="Times New Roman" w:hAnsi="Times New Roman"/>
-                <w:sz w:val="18"/>
+                <w:sz w:val="14"/>
               </w:rPr>
               <w:t>+19.80%</w:t>
             </w:r>
@@ -8067,13 +8103,13 @@
       <w:tr>
         <w:tc>
           <w:tcPr>
-            <w:tcW w:type="dxa" w:w="2304"/>
+            <w:tcW w:type="dxa" w:w="1072"/>
             <w:shd w:fill="F7F9FC"/>
             <w:tcMar>
-              <w:top w:w="80" w:type="dxa"/>
-              <w:bottom w:w="80" w:type="dxa"/>
-              <w:left w:w="140" w:type="dxa"/>
-              <w:right w:w="140" w:type="dxa"/>
+              <w:top w:w="40" w:type="dxa"/>
+              <w:bottom w:w="40" w:type="dxa"/>
+              <w:left w:w="50" w:type="dxa"/>
+              <w:right w:w="50" w:type="dxa"/>
             </w:tcMar>
           </w:tcPr>
           <w:p>
@@ -8083,7 +8119,7 @@
             <w:r>
               <w:rPr>
                 <w:rFonts w:ascii="Times New Roman" w:hAnsi="Times New Roman"/>
-                <w:sz w:val="18"/>
+                <w:sz w:val="14"/>
               </w:rPr>
               <w:t>Medium CMI (15 - 30%)</w:t>
             </w:r>
@@ -8091,13 +8127,13 @@
         </w:tc>
         <w:tc>
           <w:tcPr>
-            <w:tcW w:type="dxa" w:w="1008"/>
+            <w:tcW w:type="dxa" w:w="469"/>
             <w:shd w:fill="F7F9FC"/>
             <w:tcMar>
-              <w:top w:w="80" w:type="dxa"/>
-              <w:bottom w:w="80" w:type="dxa"/>
-              <w:left w:w="140" w:type="dxa"/>
-              <w:right w:w="140" w:type="dxa"/>
+              <w:top w:w="40" w:type="dxa"/>
+              <w:bottom w:w="40" w:type="dxa"/>
+              <w:left w:w="50" w:type="dxa"/>
+              <w:right w:w="50" w:type="dxa"/>
             </w:tcMar>
           </w:tcPr>
           <w:p>
@@ -8107,7 +8143,7 @@
             <w:r>
               <w:rPr>
                 <w:rFonts w:ascii="Times New Roman" w:hAnsi="Times New Roman"/>
-                <w:sz w:val="18"/>
+                <w:sz w:val="14"/>
               </w:rPr>
               <w:t>136</w:t>
             </w:r>
@@ -8115,13 +8151,13 @@
         </w:tc>
         <w:tc>
           <w:tcPr>
-            <w:tcW w:type="dxa" w:w="1152"/>
+            <w:tcW w:type="dxa" w:w="536"/>
             <w:shd w:fill="F7F9FC"/>
             <w:tcMar>
-              <w:top w:w="80" w:type="dxa"/>
-              <w:bottom w:w="80" w:type="dxa"/>
-              <w:left w:w="140" w:type="dxa"/>
-              <w:right w:w="140" w:type="dxa"/>
+              <w:top w:w="40" w:type="dxa"/>
+              <w:bottom w:w="40" w:type="dxa"/>
+              <w:left w:w="50" w:type="dxa"/>
+              <w:right w:w="50" w:type="dxa"/>
             </w:tcMar>
           </w:tcPr>
           <w:p>
@@ -8131,7 +8167,7 @@
             <w:r>
               <w:rPr>
                 <w:rFonts w:ascii="Times New Roman" w:hAnsi="Times New Roman"/>
-                <w:sz w:val="18"/>
+                <w:sz w:val="14"/>
               </w:rPr>
               <w:t>38.7%</w:t>
             </w:r>
@@ -8139,13 +8175,13 @@
         </w:tc>
         <w:tc>
           <w:tcPr>
-            <w:tcW w:type="dxa" w:w="1440"/>
+            <w:tcW w:type="dxa" w:w="670"/>
             <w:shd w:fill="F7F9FC"/>
             <w:tcMar>
-              <w:top w:w="80" w:type="dxa"/>
-              <w:bottom w:w="80" w:type="dxa"/>
-              <w:left w:w="140" w:type="dxa"/>
-              <w:right w:w="140" w:type="dxa"/>
+              <w:top w:w="40" w:type="dxa"/>
+              <w:bottom w:w="40" w:type="dxa"/>
+              <w:left w:w="50" w:type="dxa"/>
+              <w:right w:w="50" w:type="dxa"/>
             </w:tcMar>
           </w:tcPr>
           <w:p>
@@ -8155,7 +8191,7 @@
             <w:r>
               <w:rPr>
                 <w:rFonts w:ascii="Times New Roman" w:hAnsi="Times New Roman"/>
-                <w:sz w:val="18"/>
+                <w:sz w:val="14"/>
               </w:rPr>
               <w:t>68.20%</w:t>
             </w:r>
@@ -8163,13 +8199,13 @@
         </w:tc>
         <w:tc>
           <w:tcPr>
-            <w:tcW w:type="dxa" w:w="1440"/>
+            <w:tcW w:type="dxa" w:w="670"/>
             <w:shd w:fill="F7F9FC"/>
             <w:tcMar>
-              <w:top w:w="80" w:type="dxa"/>
-              <w:bottom w:w="80" w:type="dxa"/>
-              <w:left w:w="140" w:type="dxa"/>
-              <w:right w:w="140" w:type="dxa"/>
+              <w:top w:w="40" w:type="dxa"/>
+              <w:bottom w:w="40" w:type="dxa"/>
+              <w:left w:w="50" w:type="dxa"/>
+              <w:right w:w="50" w:type="dxa"/>
             </w:tcMar>
           </w:tcPr>
           <w:p>
@@ -8179,7 +8215,7 @@
             <w:r>
               <w:rPr>
                 <w:rFonts w:ascii="Times New Roman" w:hAnsi="Times New Roman"/>
-                <w:sz w:val="18"/>
+                <w:sz w:val="14"/>
               </w:rPr>
               <w:t>72.40%</w:t>
             </w:r>
@@ -8187,13 +8223,13 @@
         </w:tc>
         <w:tc>
           <w:tcPr>
-            <w:tcW w:type="dxa" w:w="1440"/>
+            <w:tcW w:type="dxa" w:w="670"/>
             <w:shd w:fill="F7F9FC"/>
             <w:tcMar>
-              <w:top w:w="80" w:type="dxa"/>
-              <w:bottom w:w="80" w:type="dxa"/>
-              <w:left w:w="140" w:type="dxa"/>
-              <w:right w:w="140" w:type="dxa"/>
+              <w:top w:w="40" w:type="dxa"/>
+              <w:bottom w:w="40" w:type="dxa"/>
+              <w:left w:w="50" w:type="dxa"/>
+              <w:right w:w="50" w:type="dxa"/>
             </w:tcMar>
           </w:tcPr>
           <w:p>
@@ -8203,7 +8239,7 @@
             <w:r>
               <w:rPr>
                 <w:rFonts w:ascii="Times New Roman" w:hAnsi="Times New Roman"/>
-                <w:sz w:val="18"/>
+                <w:sz w:val="14"/>
               </w:rPr>
               <w:t>96.50%</w:t>
             </w:r>
@@ -8211,13 +8247,13 @@
         </w:tc>
         <w:tc>
           <w:tcPr>
-            <w:tcW w:type="dxa" w:w="1584"/>
+            <w:tcW w:type="dxa" w:w="737"/>
             <w:shd w:fill="F7F9FC"/>
             <w:tcMar>
-              <w:top w:w="80" w:type="dxa"/>
-              <w:bottom w:w="80" w:type="dxa"/>
-              <w:left w:w="140" w:type="dxa"/>
-              <w:right w:w="140" w:type="dxa"/>
+              <w:top w:w="40" w:type="dxa"/>
+              <w:bottom w:w="40" w:type="dxa"/>
+              <w:left w:w="50" w:type="dxa"/>
+              <w:right w:w="50" w:type="dxa"/>
             </w:tcMar>
           </w:tcPr>
           <w:p>
@@ -8227,7 +8263,7 @@
             <w:r>
               <w:rPr>
                 <w:rFonts w:ascii="Times New Roman" w:hAnsi="Times New Roman"/>
-                <w:sz w:val="18"/>
+                <w:sz w:val="14"/>
               </w:rPr>
               <w:t>+28.30%</w:t>
             </w:r>
@@ -8237,13 +8273,13 @@
       <w:tr>
         <w:tc>
           <w:tcPr>
-            <w:tcW w:type="dxa" w:w="2304"/>
+            <w:tcW w:type="dxa" w:w="1072"/>
             <w:shd w:fill="FFFFFF"/>
             <w:tcMar>
-              <w:top w:w="80" w:type="dxa"/>
-              <w:bottom w:w="80" w:type="dxa"/>
-              <w:left w:w="140" w:type="dxa"/>
-              <w:right w:w="140" w:type="dxa"/>
+              <w:top w:w="40" w:type="dxa"/>
+              <w:bottom w:w="40" w:type="dxa"/>
+              <w:left w:w="50" w:type="dxa"/>
+              <w:right w:w="50" w:type="dxa"/>
             </w:tcMar>
           </w:tcPr>
           <w:p>
@@ -8253,7 +8289,7 @@
             <w:r>
               <w:rPr>
                 <w:rFonts w:ascii="Times New Roman" w:hAnsi="Times New Roman"/>
-                <w:sz w:val="18"/>
+                <w:sz w:val="14"/>
               </w:rPr>
               <w:t>High CMI (30 - 50%)</w:t>
             </w:r>
@@ -8261,13 +8297,13 @@
         </w:tc>
         <w:tc>
           <w:tcPr>
-            <w:tcW w:type="dxa" w:w="1008"/>
+            <w:tcW w:type="dxa" w:w="469"/>
             <w:shd w:fill="FFFFFF"/>
             <w:tcMar>
-              <w:top w:w="80" w:type="dxa"/>
-              <w:bottom w:w="80" w:type="dxa"/>
-              <w:left w:w="140" w:type="dxa"/>
-              <w:right w:w="140" w:type="dxa"/>
+              <w:top w:w="40" w:type="dxa"/>
+              <w:bottom w:w="40" w:type="dxa"/>
+              <w:left w:w="50" w:type="dxa"/>
+              <w:right w:w="50" w:type="dxa"/>
             </w:tcMar>
           </w:tcPr>
           <w:p>
@@ -8277,7 +8313,7 @@
             <w:r>
               <w:rPr>
                 <w:rFonts w:ascii="Times New Roman" w:hAnsi="Times New Roman"/>
-                <w:sz w:val="18"/>
+                <w:sz w:val="14"/>
               </w:rPr>
               <w:t>31</w:t>
             </w:r>
@@ -8285,13 +8321,13 @@
         </w:tc>
         <w:tc>
           <w:tcPr>
-            <w:tcW w:type="dxa" w:w="1152"/>
+            <w:tcW w:type="dxa" w:w="536"/>
             <w:shd w:fill="FFFFFF"/>
             <w:tcMar>
-              <w:top w:w="80" w:type="dxa"/>
-              <w:bottom w:w="80" w:type="dxa"/>
-              <w:left w:w="140" w:type="dxa"/>
-              <w:right w:w="140" w:type="dxa"/>
+              <w:top w:w="40" w:type="dxa"/>
+              <w:bottom w:w="40" w:type="dxa"/>
+              <w:left w:w="50" w:type="dxa"/>
+              <w:right w:w="50" w:type="dxa"/>
             </w:tcMar>
           </w:tcPr>
           <w:p>
@@ -8301,7 +8337,7 @@
             <w:r>
               <w:rPr>
                 <w:rFonts w:ascii="Times New Roman" w:hAnsi="Times New Roman"/>
-                <w:sz w:val="18"/>
+                <w:sz w:val="14"/>
               </w:rPr>
               <w:t>8.8%</w:t>
             </w:r>
@@ -8309,13 +8345,13 @@
         </w:tc>
         <w:tc>
           <w:tcPr>
-            <w:tcW w:type="dxa" w:w="1440"/>
+            <w:tcW w:type="dxa" w:w="670"/>
             <w:shd w:fill="FFFFFF"/>
             <w:tcMar>
-              <w:top w:w="80" w:type="dxa"/>
-              <w:bottom w:w="80" w:type="dxa"/>
-              <w:left w:w="140" w:type="dxa"/>
-              <w:right w:w="140" w:type="dxa"/>
+              <w:top w:w="40" w:type="dxa"/>
+              <w:bottom w:w="40" w:type="dxa"/>
+              <w:left w:w="50" w:type="dxa"/>
+              <w:right w:w="50" w:type="dxa"/>
             </w:tcMar>
           </w:tcPr>
           <w:p>
@@ -8325,7 +8361,7 @@
             <w:r>
               <w:rPr>
                 <w:rFonts w:ascii="Times New Roman" w:hAnsi="Times New Roman"/>
-                <w:sz w:val="18"/>
+                <w:sz w:val="14"/>
               </w:rPr>
               <w:t>56.50%</w:t>
             </w:r>
@@ -8333,13 +8369,13 @@
         </w:tc>
         <w:tc>
           <w:tcPr>
-            <w:tcW w:type="dxa" w:w="1440"/>
+            <w:tcW w:type="dxa" w:w="670"/>
             <w:shd w:fill="FFFFFF"/>
             <w:tcMar>
-              <w:top w:w="80" w:type="dxa"/>
-              <w:bottom w:w="80" w:type="dxa"/>
-              <w:left w:w="140" w:type="dxa"/>
-              <w:right w:w="140" w:type="dxa"/>
+              <w:top w:w="40" w:type="dxa"/>
+              <w:bottom w:w="40" w:type="dxa"/>
+              <w:left w:w="50" w:type="dxa"/>
+              <w:right w:w="50" w:type="dxa"/>
             </w:tcMar>
           </w:tcPr>
           <w:p>
@@ -8349,7 +8385,7 @@
             <w:r>
               <w:rPr>
                 <w:rFonts w:ascii="Times New Roman" w:hAnsi="Times New Roman"/>
-                <w:sz w:val="18"/>
+                <w:sz w:val="14"/>
               </w:rPr>
               <w:t>64.80%</w:t>
             </w:r>
@@ -8357,13 +8393,13 @@
         </w:tc>
         <w:tc>
           <w:tcPr>
-            <w:tcW w:type="dxa" w:w="1440"/>
+            <w:tcW w:type="dxa" w:w="670"/>
             <w:shd w:fill="FFFFFF"/>
             <w:tcMar>
-              <w:top w:w="80" w:type="dxa"/>
-              <w:bottom w:w="80" w:type="dxa"/>
-              <w:left w:w="140" w:type="dxa"/>
-              <w:right w:w="140" w:type="dxa"/>
+              <w:top w:w="40" w:type="dxa"/>
+              <w:bottom w:w="40" w:type="dxa"/>
+              <w:left w:w="50" w:type="dxa"/>
+              <w:right w:w="50" w:type="dxa"/>
             </w:tcMar>
           </w:tcPr>
           <w:p>
@@ -8373,7 +8409,7 @@
             <w:r>
               <w:rPr>
                 <w:rFonts w:ascii="Times New Roman" w:hAnsi="Times New Roman"/>
-                <w:sz w:val="18"/>
+                <w:sz w:val="14"/>
               </w:rPr>
               <w:t>94.10%</w:t>
             </w:r>
@@ -8381,13 +8417,13 @@
         </w:tc>
         <w:tc>
           <w:tcPr>
-            <w:tcW w:type="dxa" w:w="1584"/>
+            <w:tcW w:type="dxa" w:w="737"/>
             <w:shd w:fill="FFFFFF"/>
             <w:tcMar>
-              <w:top w:w="80" w:type="dxa"/>
-              <w:bottom w:w="80" w:type="dxa"/>
-              <w:left w:w="140" w:type="dxa"/>
-              <w:right w:w="140" w:type="dxa"/>
+              <w:top w:w="40" w:type="dxa"/>
+              <w:bottom w:w="40" w:type="dxa"/>
+              <w:left w:w="50" w:type="dxa"/>
+              <w:right w:w="50" w:type="dxa"/>
             </w:tcMar>
           </w:tcPr>
           <w:p>
@@ -8397,7 +8433,7 @@
             <w:r>
               <w:rPr>
                 <w:rFonts w:ascii="Times New Roman" w:hAnsi="Times New Roman"/>
-                <w:sz w:val="18"/>
+                <w:sz w:val="14"/>
               </w:rPr>
               <w:t>+37.60%</w:t>
             </w:r>
@@ -8407,18 +8443,18 @@
     </w:tbl>
     <w:p>
       <w:pPr>
-        <w:spacing w:after="80"/>
+        <w:spacing w:after="40"/>
       </w:pPr>
     </w:p>
     <w:p>
       <w:pPr>
-        <w:spacing w:before="160" w:after="40"/>
+        <w:spacing w:before="120" w:after="40"/>
         <w:jc w:val="center"/>
       </w:pPr>
       <w:r>
         <w:drawing>
           <wp:inline xmlns:a="http://schemas.openxmlformats.org/drawingml/2006/main" xmlns:pic="http://schemas.openxmlformats.org/drawingml/2006/picture">
-            <wp:extent cx="5303520" cy="2807746"/>
+            <wp:extent cx="3063240" cy="1621715"/>
             <wp:docPr id="5" name="Picture 5"/>
             <wp:cNvGraphicFramePr>
               <a:graphicFrameLocks noChangeAspect="1"/>
@@ -8439,7 +8475,7 @@
                   <pic:spPr>
                     <a:xfrm>
                       <a:off x="0" y="0"/>
-                      <a:ext cx="5303520" cy="2807746"/>
+                      <a:ext cx="3063240" cy="1621715"/>
                     </a:xfrm>
                     <a:prstGeom prst="rect"/>
                   </pic:spPr>
@@ -8452,7 +8488,7 @@
     </w:p>
     <w:p>
       <w:pPr>
-        <w:spacing w:after="200"/>
+        <w:spacing w:after="120"/>
         <w:jc w:val="center"/>
       </w:pPr>
       <w:r>
@@ -8460,7 +8496,7 @@
           <w:rFonts w:ascii="Times New Roman" w:hAnsi="Times New Roman"/>
           <w:b/>
           <w:i/>
-          <w:sz w:val="18"/>
+          <w:sz w:val="16"/>
         </w:rPr>
         <w:t>Fig. 5. Code-Mixing Index (CMI) vs. Model Accuracy Degradation across Linguistic Regimes.</w:t>
       </w:r>
@@ -8482,11 +8518,12 @@
     </w:p>
     <w:p>
       <w:pPr>
-        <w:spacing w:after="120" w:line="276" w:lineRule="auto"/>
+        <w:spacing w:after="80" w:line="252" w:lineRule="auto"/>
+        <w:jc w:val="both"/>
       </w:pPr>
       <w:r>
         <w:rPr>
-          <w:sz w:val="20"/>
+          <w:sz w:val="17"/>
         </w:rPr>
         <w:t>Table VII presents a qualitative diagnosis of the failure mechanisms behind remaining model misclassifications.</w:t>
       </w:r>
@@ -8509,13 +8546,13 @@
       <w:tr>
         <w:tc>
           <w:tcPr>
-            <w:tcW w:type="dxa" w:w="2016"/>
+            <w:tcW w:type="dxa" w:w="938"/>
             <w:shd w:fill="003366"/>
             <w:tcMar>
-              <w:top w:w="120" w:type="dxa"/>
-              <w:bottom w:w="120" w:type="dxa"/>
-              <w:left w:w="140" w:type="dxa"/>
-              <w:right w:w="140" w:type="dxa"/>
+              <w:top w:w="50" w:type="dxa"/>
+              <w:bottom w:w="50" w:type="dxa"/>
+              <w:left w:w="50" w:type="dxa"/>
+              <w:right w:w="50" w:type="dxa"/>
             </w:tcMar>
           </w:tcPr>
           <w:p>
@@ -8527,7 +8564,7 @@
                 <w:rFonts w:ascii="Times New Roman" w:hAnsi="Times New Roman"/>
                 <w:b/>
                 <w:color w:val="FFFFFF"/>
-                <w:sz w:val="18"/>
+                <w:sz w:val="14"/>
               </w:rPr>
               <w:t>Error Category</w:t>
             </w:r>
@@ -8535,13 +8572,13 @@
         </w:tc>
         <w:tc>
           <w:tcPr>
-            <w:tcW w:type="dxa" w:w="1152"/>
+            <w:tcW w:type="dxa" w:w="536"/>
             <w:shd w:fill="003366"/>
             <w:tcMar>
-              <w:top w:w="120" w:type="dxa"/>
-              <w:bottom w:w="120" w:type="dxa"/>
-              <w:left w:w="140" w:type="dxa"/>
-              <w:right w:w="140" w:type="dxa"/>
+              <w:top w:w="50" w:type="dxa"/>
+              <w:bottom w:w="50" w:type="dxa"/>
+              <w:left w:w="50" w:type="dxa"/>
+              <w:right w:w="50" w:type="dxa"/>
             </w:tcMar>
           </w:tcPr>
           <w:p>
@@ -8553,7 +8590,7 @@
                 <w:rFonts w:ascii="Times New Roman" w:hAnsi="Times New Roman"/>
                 <w:b/>
                 <w:color w:val="FFFFFF"/>
-                <w:sz w:val="18"/>
+                <w:sz w:val="14"/>
               </w:rPr>
               <w:t>Proportion</w:t>
             </w:r>
@@ -8561,13 +8598,13 @@
         </w:tc>
         <w:tc>
           <w:tcPr>
-            <w:tcW w:type="dxa" w:w="2592"/>
+            <w:tcW w:type="dxa" w:w="1206"/>
             <w:shd w:fill="003366"/>
             <w:tcMar>
-              <w:top w:w="120" w:type="dxa"/>
-              <w:bottom w:w="120" w:type="dxa"/>
-              <w:left w:w="140" w:type="dxa"/>
-              <w:right w:w="140" w:type="dxa"/>
+              <w:top w:w="50" w:type="dxa"/>
+              <w:bottom w:w="50" w:type="dxa"/>
+              <w:left w:w="50" w:type="dxa"/>
+              <w:right w:w="50" w:type="dxa"/>
             </w:tcMar>
           </w:tcPr>
           <w:p>
@@ -8579,7 +8616,7 @@
                 <w:rFonts w:ascii="Times New Roman" w:hAnsi="Times New Roman"/>
                 <w:b/>
                 <w:color w:val="FFFFFF"/>
-                <w:sz w:val="18"/>
+                <w:sz w:val="14"/>
               </w:rPr>
               <w:t>Representative Sample</w:t>
             </w:r>
@@ -8587,13 +8624,13 @@
         </w:tc>
         <w:tc>
           <w:tcPr>
-            <w:tcW w:type="dxa" w:w="1152"/>
+            <w:tcW w:type="dxa" w:w="536"/>
             <w:shd w:fill="003366"/>
             <w:tcMar>
-              <w:top w:w="120" w:type="dxa"/>
-              <w:bottom w:w="120" w:type="dxa"/>
-              <w:left w:w="140" w:type="dxa"/>
-              <w:right w:w="140" w:type="dxa"/>
+              <w:top w:w="50" w:type="dxa"/>
+              <w:bottom w:w="50" w:type="dxa"/>
+              <w:left w:w="50" w:type="dxa"/>
+              <w:right w:w="50" w:type="dxa"/>
             </w:tcMar>
           </w:tcPr>
           <w:p>
@@ -8605,7 +8642,7 @@
                 <w:rFonts w:ascii="Times New Roman" w:hAnsi="Times New Roman"/>
                 <w:b/>
                 <w:color w:val="FFFFFF"/>
-                <w:sz w:val="18"/>
+                <w:sz w:val="14"/>
               </w:rPr>
               <w:t>Ground Truth</w:t>
             </w:r>
@@ -8613,13 +8650,13 @@
         </w:tc>
         <w:tc>
           <w:tcPr>
-            <w:tcW w:type="dxa" w:w="1152"/>
+            <w:tcW w:type="dxa" w:w="536"/>
             <w:shd w:fill="003366"/>
             <w:tcMar>
-              <w:top w:w="120" w:type="dxa"/>
-              <w:bottom w:w="120" w:type="dxa"/>
-              <w:left w:w="140" w:type="dxa"/>
-              <w:right w:w="140" w:type="dxa"/>
+              <w:top w:w="50" w:type="dxa"/>
+              <w:bottom w:w="50" w:type="dxa"/>
+              <w:left w:w="50" w:type="dxa"/>
+              <w:right w:w="50" w:type="dxa"/>
             </w:tcMar>
           </w:tcPr>
           <w:p>
@@ -8631,7 +8668,7 @@
                 <w:rFonts w:ascii="Times New Roman" w:hAnsi="Times New Roman"/>
                 <w:b/>
                 <w:color w:val="FFFFFF"/>
-                <w:sz w:val="18"/>
+                <w:sz w:val="14"/>
               </w:rPr>
               <w:t>Prediction</w:t>
             </w:r>
@@ -8639,13 +8676,13 @@
         </w:tc>
         <w:tc>
           <w:tcPr>
-            <w:tcW w:type="dxa" w:w="2304"/>
+            <w:tcW w:type="dxa" w:w="1072"/>
             <w:shd w:fill="003366"/>
             <w:tcMar>
-              <w:top w:w="120" w:type="dxa"/>
-              <w:bottom w:w="120" w:type="dxa"/>
-              <w:left w:w="140" w:type="dxa"/>
-              <w:right w:w="140" w:type="dxa"/>
+              <w:top w:w="50" w:type="dxa"/>
+              <w:bottom w:w="50" w:type="dxa"/>
+              <w:left w:w="50" w:type="dxa"/>
+              <w:right w:w="50" w:type="dxa"/>
             </w:tcMar>
           </w:tcPr>
           <w:p>
@@ -8657,7 +8694,7 @@
                 <w:rFonts w:ascii="Times New Roman" w:hAnsi="Times New Roman"/>
                 <w:b/>
                 <w:color w:val="FFFFFF"/>
-                <w:sz w:val="18"/>
+                <w:sz w:val="14"/>
               </w:rPr>
               <w:t>Root Cause Linguistic Failure</w:t>
             </w:r>
@@ -8667,13 +8704,13 @@
       <w:tr>
         <w:tc>
           <w:tcPr>
-            <w:tcW w:type="dxa" w:w="2016"/>
+            <w:tcW w:type="dxa" w:w="938"/>
             <w:shd w:fill="FFFFFF"/>
             <w:tcMar>
-              <w:top w:w="80" w:type="dxa"/>
-              <w:bottom w:w="80" w:type="dxa"/>
-              <w:left w:w="140" w:type="dxa"/>
-              <w:right w:w="140" w:type="dxa"/>
+              <w:top w:w="40" w:type="dxa"/>
+              <w:bottom w:w="40" w:type="dxa"/>
+              <w:left w:w="50" w:type="dxa"/>
+              <w:right w:w="50" w:type="dxa"/>
             </w:tcMar>
           </w:tcPr>
           <w:p>
@@ -8683,7 +8720,7 @@
             <w:r>
               <w:rPr>
                 <w:rFonts w:ascii="Times New Roman" w:hAnsi="Times New Roman"/>
-                <w:sz w:val="18"/>
+                <w:sz w:val="14"/>
               </w:rPr>
               <w:t>Sarcasm &amp; Pragmatic Irony</w:t>
             </w:r>
@@ -8691,13 +8728,13 @@
         </w:tc>
         <w:tc>
           <w:tcPr>
-            <w:tcW w:type="dxa" w:w="1152"/>
+            <w:tcW w:type="dxa" w:w="536"/>
             <w:shd w:fill="FFFFFF"/>
             <w:tcMar>
-              <w:top w:w="80" w:type="dxa"/>
-              <w:bottom w:w="80" w:type="dxa"/>
-              <w:left w:w="140" w:type="dxa"/>
-              <w:right w:w="140" w:type="dxa"/>
+              <w:top w:w="40" w:type="dxa"/>
+              <w:bottom w:w="40" w:type="dxa"/>
+              <w:left w:w="50" w:type="dxa"/>
+              <w:right w:w="50" w:type="dxa"/>
             </w:tcMar>
           </w:tcPr>
           <w:p>
@@ -8707,7 +8744,7 @@
             <w:r>
               <w:rPr>
                 <w:rFonts w:ascii="Times New Roman" w:hAnsi="Times New Roman"/>
-                <w:sz w:val="18"/>
+                <w:sz w:val="14"/>
               </w:rPr>
               <w:t>41.7%</w:t>
             </w:r>
@@ -8715,13 +8752,13 @@
         </w:tc>
         <w:tc>
           <w:tcPr>
-            <w:tcW w:type="dxa" w:w="2592"/>
+            <w:tcW w:type="dxa" w:w="1206"/>
             <w:shd w:fill="FFFFFF"/>
             <w:tcMar>
-              <w:top w:w="80" w:type="dxa"/>
-              <w:bottom w:w="80" w:type="dxa"/>
-              <w:left w:w="140" w:type="dxa"/>
-              <w:right w:w="140" w:type="dxa"/>
+              <w:top w:w="40" w:type="dxa"/>
+              <w:bottom w:w="40" w:type="dxa"/>
+              <w:left w:w="50" w:type="dxa"/>
+              <w:right w:w="50" w:type="dxa"/>
             </w:tcMar>
           </w:tcPr>
           <w:p>
@@ -8731,7 +8768,7 @@
             <w:r>
               <w:rPr>
                 <w:rFonts w:ascii="Times New Roman" w:hAnsi="Times New Roman"/>
-                <w:sz w:val="18"/>
+                <w:sz w:val="14"/>
               </w:rPr>
               <w:t>Padam semma... thookam nalla varuthu</w:t>
             </w:r>
@@ -8739,13 +8776,13 @@
         </w:tc>
         <w:tc>
           <w:tcPr>
-            <w:tcW w:type="dxa" w:w="1152"/>
+            <w:tcW w:type="dxa" w:w="536"/>
             <w:shd w:fill="FFFFFF"/>
             <w:tcMar>
-              <w:top w:w="80" w:type="dxa"/>
-              <w:bottom w:w="80" w:type="dxa"/>
-              <w:left w:w="140" w:type="dxa"/>
-              <w:right w:w="140" w:type="dxa"/>
+              <w:top w:w="40" w:type="dxa"/>
+              <w:bottom w:w="40" w:type="dxa"/>
+              <w:left w:w="50" w:type="dxa"/>
+              <w:right w:w="50" w:type="dxa"/>
             </w:tcMar>
           </w:tcPr>
           <w:p>
@@ -8755,7 +8792,7 @@
             <w:r>
               <w:rPr>
                 <w:rFonts w:ascii="Times New Roman" w:hAnsi="Times New Roman"/>
-                <w:sz w:val="18"/>
+                <w:sz w:val="14"/>
               </w:rPr>
               <w:t>Negative</w:t>
             </w:r>
@@ -8763,13 +8800,13 @@
         </w:tc>
         <w:tc>
           <w:tcPr>
-            <w:tcW w:type="dxa" w:w="1152"/>
+            <w:tcW w:type="dxa" w:w="536"/>
             <w:shd w:fill="FFFFFF"/>
             <w:tcMar>
-              <w:top w:w="80" w:type="dxa"/>
-              <w:bottom w:w="80" w:type="dxa"/>
-              <w:left w:w="140" w:type="dxa"/>
-              <w:right w:w="140" w:type="dxa"/>
+              <w:top w:w="40" w:type="dxa"/>
+              <w:bottom w:w="40" w:type="dxa"/>
+              <w:left w:w="50" w:type="dxa"/>
+              <w:right w:w="50" w:type="dxa"/>
             </w:tcMar>
           </w:tcPr>
           <w:p>
@@ -8779,7 +8816,7 @@
             <w:r>
               <w:rPr>
                 <w:rFonts w:ascii="Times New Roman" w:hAnsi="Times New Roman"/>
-                <w:sz w:val="18"/>
+                <w:sz w:val="14"/>
               </w:rPr>
               <w:t>Positive</w:t>
             </w:r>
@@ -8787,13 +8824,13 @@
         </w:tc>
         <w:tc>
           <w:tcPr>
-            <w:tcW w:type="dxa" w:w="2304"/>
+            <w:tcW w:type="dxa" w:w="1072"/>
             <w:shd w:fill="FFFFFF"/>
             <w:tcMar>
-              <w:top w:w="80" w:type="dxa"/>
-              <w:bottom w:w="80" w:type="dxa"/>
-              <w:left w:w="140" w:type="dxa"/>
-              <w:right w:w="140" w:type="dxa"/>
+              <w:top w:w="40" w:type="dxa"/>
+              <w:bottom w:w="40" w:type="dxa"/>
+              <w:left w:w="50" w:type="dxa"/>
+              <w:right w:w="50" w:type="dxa"/>
             </w:tcMar>
           </w:tcPr>
           <w:p>
@@ -8803,7 +8840,7 @@
             <w:r>
               <w:rPr>
                 <w:rFonts w:ascii="Times New Roman" w:hAnsi="Times New Roman"/>
-                <w:sz w:val="18"/>
+                <w:sz w:val="14"/>
               </w:rPr>
               <w:t>Praise tokens mask pragmatic ridicule; vocal tone absent</w:t>
             </w:r>
@@ -8813,13 +8850,13 @@
       <w:tr>
         <w:tc>
           <w:tcPr>
-            <w:tcW w:type="dxa" w:w="2016"/>
+            <w:tcW w:type="dxa" w:w="938"/>
             <w:shd w:fill="F7F9FC"/>
             <w:tcMar>
-              <w:top w:w="80" w:type="dxa"/>
-              <w:bottom w:w="80" w:type="dxa"/>
-              <w:left w:w="140" w:type="dxa"/>
-              <w:right w:w="140" w:type="dxa"/>
+              <w:top w:w="40" w:type="dxa"/>
+              <w:bottom w:w="40" w:type="dxa"/>
+              <w:left w:w="50" w:type="dxa"/>
+              <w:right w:w="50" w:type="dxa"/>
             </w:tcMar>
           </w:tcPr>
           <w:p>
@@ -8829,7 +8866,7 @@
             <w:r>
               <w:rPr>
                 <w:rFonts w:ascii="Times New Roman" w:hAnsi="Times New Roman"/>
-                <w:sz w:val="18"/>
+                <w:sz w:val="14"/>
               </w:rPr>
               <w:t>Implicit / Latent Aspects</w:t>
             </w:r>
@@ -8837,13 +8874,13 @@
         </w:tc>
         <w:tc>
           <w:tcPr>
-            <w:tcW w:type="dxa" w:w="1152"/>
+            <w:tcW w:type="dxa" w:w="536"/>
             <w:shd w:fill="F7F9FC"/>
             <w:tcMar>
-              <w:top w:w="80" w:type="dxa"/>
-              <w:bottom w:w="80" w:type="dxa"/>
-              <w:left w:w="140" w:type="dxa"/>
-              <w:right w:w="140" w:type="dxa"/>
+              <w:top w:w="40" w:type="dxa"/>
+              <w:bottom w:w="40" w:type="dxa"/>
+              <w:left w:w="50" w:type="dxa"/>
+              <w:right w:w="50" w:type="dxa"/>
             </w:tcMar>
           </w:tcPr>
           <w:p>
@@ -8853,7 +8890,7 @@
             <w:r>
               <w:rPr>
                 <w:rFonts w:ascii="Times New Roman" w:hAnsi="Times New Roman"/>
-                <w:sz w:val="18"/>
+                <w:sz w:val="14"/>
               </w:rPr>
               <w:t>25.0%</w:t>
             </w:r>
@@ -8861,13 +8898,13 @@
         </w:tc>
         <w:tc>
           <w:tcPr>
-            <w:tcW w:type="dxa" w:w="2592"/>
+            <w:tcW w:type="dxa" w:w="1206"/>
             <w:shd w:fill="F7F9FC"/>
             <w:tcMar>
-              <w:top w:w="80" w:type="dxa"/>
-              <w:bottom w:w="80" w:type="dxa"/>
-              <w:left w:w="140" w:type="dxa"/>
-              <w:right w:w="140" w:type="dxa"/>
+              <w:top w:w="40" w:type="dxa"/>
+              <w:bottom w:w="40" w:type="dxa"/>
+              <w:left w:w="50" w:type="dxa"/>
+              <w:right w:w="50" w:type="dxa"/>
             </w:tcMar>
           </w:tcPr>
           <w:p>
@@ -8877,7 +8914,7 @@
             <w:r>
               <w:rPr>
                 <w:rFonts w:ascii="Times New Roman" w:hAnsi="Times New Roman"/>
-                <w:sz w:val="18"/>
+                <w:sz w:val="14"/>
               </w:rPr>
               <w:t>Kanna kattudhu bro padam fulla</w:t>
             </w:r>
@@ -8885,13 +8922,13 @@
         </w:tc>
         <w:tc>
           <w:tcPr>
-            <w:tcW w:type="dxa" w:w="1152"/>
+            <w:tcW w:type="dxa" w:w="536"/>
             <w:shd w:fill="F7F9FC"/>
             <w:tcMar>
-              <w:top w:w="80" w:type="dxa"/>
-              <w:bottom w:w="80" w:type="dxa"/>
-              <w:left w:w="140" w:type="dxa"/>
-              <w:right w:w="140" w:type="dxa"/>
+              <w:top w:w="40" w:type="dxa"/>
+              <w:bottom w:w="40" w:type="dxa"/>
+              <w:left w:w="50" w:type="dxa"/>
+              <w:right w:w="50" w:type="dxa"/>
             </w:tcMar>
           </w:tcPr>
           <w:p>
@@ -8901,7 +8938,7 @@
             <w:r>
               <w:rPr>
                 <w:rFonts w:ascii="Times New Roman" w:hAnsi="Times New Roman"/>
-                <w:sz w:val="18"/>
+                <w:sz w:val="14"/>
               </w:rPr>
               <w:t>Negative</w:t>
             </w:r>
@@ -8909,13 +8946,13 @@
         </w:tc>
         <w:tc>
           <w:tcPr>
-            <w:tcW w:type="dxa" w:w="1152"/>
+            <w:tcW w:type="dxa" w:w="536"/>
             <w:shd w:fill="F7F9FC"/>
             <w:tcMar>
-              <w:top w:w="80" w:type="dxa"/>
-              <w:bottom w:w="80" w:type="dxa"/>
-              <w:left w:w="140" w:type="dxa"/>
-              <w:right w:w="140" w:type="dxa"/>
+              <w:top w:w="40" w:type="dxa"/>
+              <w:bottom w:w="40" w:type="dxa"/>
+              <w:left w:w="50" w:type="dxa"/>
+              <w:right w:w="50" w:type="dxa"/>
             </w:tcMar>
           </w:tcPr>
           <w:p>
@@ -8925,7 +8962,7 @@
             <w:r>
               <w:rPr>
                 <w:rFonts w:ascii="Times New Roman" w:hAnsi="Times New Roman"/>
-                <w:sz w:val="18"/>
+                <w:sz w:val="14"/>
               </w:rPr>
               <w:t>Missed</w:t>
             </w:r>
@@ -8933,13 +8970,13 @@
         </w:tc>
         <w:tc>
           <w:tcPr>
-            <w:tcW w:type="dxa" w:w="2304"/>
+            <w:tcW w:type="dxa" w:w="1072"/>
             <w:shd w:fill="F7F9FC"/>
             <w:tcMar>
-              <w:top w:w="80" w:type="dxa"/>
-              <w:bottom w:w="80" w:type="dxa"/>
-              <w:left w:w="140" w:type="dxa"/>
-              <w:right w:w="140" w:type="dxa"/>
+              <w:top w:w="40" w:type="dxa"/>
+              <w:bottom w:w="40" w:type="dxa"/>
+              <w:left w:w="50" w:type="dxa"/>
+              <w:right w:w="50" w:type="dxa"/>
             </w:tcMar>
           </w:tcPr>
           <w:p>
@@ -8949,7 +8986,7 @@
             <w:r>
               <w:rPr>
                 <w:rFonts w:ascii="Times New Roman" w:hAnsi="Times New Roman"/>
-                <w:sz w:val="18"/>
+                <w:sz w:val="14"/>
               </w:rPr>
               <w:t>Aspect not named; opinion expressed via physical metaphor</w:t>
             </w:r>
@@ -8959,13 +8996,13 @@
       <w:tr>
         <w:tc>
           <w:tcPr>
-            <w:tcW w:type="dxa" w:w="2016"/>
+            <w:tcW w:type="dxa" w:w="938"/>
             <w:shd w:fill="FFFFFF"/>
             <w:tcMar>
-              <w:top w:w="80" w:type="dxa"/>
-              <w:bottom w:w="80" w:type="dxa"/>
-              <w:left w:w="140" w:type="dxa"/>
-              <w:right w:w="140" w:type="dxa"/>
+              <w:top w:w="40" w:type="dxa"/>
+              <w:bottom w:w="40" w:type="dxa"/>
+              <w:left w:w="50" w:type="dxa"/>
+              <w:right w:w="50" w:type="dxa"/>
             </w:tcMar>
           </w:tcPr>
           <w:p>
@@ -8975,7 +9012,7 @@
             <w:r>
               <w:rPr>
                 <w:rFonts w:ascii="Times New Roman" w:hAnsi="Times New Roman"/>
-                <w:sz w:val="18"/>
+                <w:sz w:val="14"/>
               </w:rPr>
               <w:t>Ambiguous Pronoun Reference</w:t>
             </w:r>
@@ -8983,13 +9020,13 @@
         </w:tc>
         <w:tc>
           <w:tcPr>
-            <w:tcW w:type="dxa" w:w="1152"/>
+            <w:tcW w:type="dxa" w:w="536"/>
             <w:shd w:fill="FFFFFF"/>
             <w:tcMar>
-              <w:top w:w="80" w:type="dxa"/>
-              <w:bottom w:w="80" w:type="dxa"/>
-              <w:left w:w="140" w:type="dxa"/>
-              <w:right w:w="140" w:type="dxa"/>
+              <w:top w:w="40" w:type="dxa"/>
+              <w:bottom w:w="40" w:type="dxa"/>
+              <w:left w:w="50" w:type="dxa"/>
+              <w:right w:w="50" w:type="dxa"/>
             </w:tcMar>
           </w:tcPr>
           <w:p>
@@ -8999,7 +9036,7 @@
             <w:r>
               <w:rPr>
                 <w:rFonts w:ascii="Times New Roman" w:hAnsi="Times New Roman"/>
-                <w:sz w:val="18"/>
+                <w:sz w:val="14"/>
               </w:rPr>
               <w:t>16.7%</w:t>
             </w:r>
@@ -9007,13 +9044,13 @@
         </w:tc>
         <w:tc>
           <w:tcPr>
-            <w:tcW w:type="dxa" w:w="2592"/>
+            <w:tcW w:type="dxa" w:w="1206"/>
             <w:shd w:fill="FFFFFF"/>
             <w:tcMar>
-              <w:top w:w="80" w:type="dxa"/>
-              <w:bottom w:w="80" w:type="dxa"/>
-              <w:left w:w="140" w:type="dxa"/>
-              <w:right w:w="140" w:type="dxa"/>
+              <w:top w:w="40" w:type="dxa"/>
+              <w:bottom w:w="40" w:type="dxa"/>
+              <w:left w:w="50" w:type="dxa"/>
+              <w:right w:w="50" w:type="dxa"/>
             </w:tcMar>
           </w:tcPr>
           <w:p>
@@ -9023,7 +9060,7 @@
             <w:r>
               <w:rPr>
                 <w:rFonts w:ascii="Times New Roman" w:hAnsi="Times New Roman"/>
-                <w:sz w:val="18"/>
+                <w:sz w:val="14"/>
               </w:rPr>
               <w:t>Avaru mass pannitaaru but idhu romba waste</w:t>
             </w:r>
@@ -9031,13 +9068,13 @@
         </w:tc>
         <w:tc>
           <w:tcPr>
-            <w:tcW w:type="dxa" w:w="1152"/>
+            <w:tcW w:type="dxa" w:w="536"/>
             <w:shd w:fill="FFFFFF"/>
             <w:tcMar>
-              <w:top w:w="80" w:type="dxa"/>
-              <w:bottom w:w="80" w:type="dxa"/>
-              <w:left w:w="140" w:type="dxa"/>
-              <w:right w:w="140" w:type="dxa"/>
+              <w:top w:w="40" w:type="dxa"/>
+              <w:bottom w:w="40" w:type="dxa"/>
+              <w:left w:w="50" w:type="dxa"/>
+              <w:right w:w="50" w:type="dxa"/>
             </w:tcMar>
           </w:tcPr>
           <w:p>
@@ -9047,7 +9084,7 @@
             <w:r>
               <w:rPr>
                 <w:rFonts w:ascii="Times New Roman" w:hAnsi="Times New Roman"/>
-                <w:sz w:val="18"/>
+                <w:sz w:val="14"/>
               </w:rPr>
               <w:t>Negative</w:t>
             </w:r>
@@ -9055,13 +9092,13 @@
         </w:tc>
         <w:tc>
           <w:tcPr>
-            <w:tcW w:type="dxa" w:w="1152"/>
+            <w:tcW w:type="dxa" w:w="536"/>
             <w:shd w:fill="FFFFFF"/>
             <w:tcMar>
-              <w:top w:w="80" w:type="dxa"/>
-              <w:bottom w:w="80" w:type="dxa"/>
-              <w:left w:w="140" w:type="dxa"/>
-              <w:right w:w="140" w:type="dxa"/>
+              <w:top w:w="40" w:type="dxa"/>
+              <w:bottom w:w="40" w:type="dxa"/>
+              <w:left w:w="50" w:type="dxa"/>
+              <w:right w:w="50" w:type="dxa"/>
             </w:tcMar>
           </w:tcPr>
           <w:p>
@@ -9071,7 +9108,7 @@
             <w:r>
               <w:rPr>
                 <w:rFonts w:ascii="Times New Roman" w:hAnsi="Times New Roman"/>
-                <w:sz w:val="18"/>
+                <w:sz w:val="14"/>
               </w:rPr>
               <w:t>Positive</w:t>
             </w:r>
@@ -9079,13 +9116,13 @@
         </w:tc>
         <w:tc>
           <w:tcPr>
-            <w:tcW w:type="dxa" w:w="2304"/>
+            <w:tcW w:type="dxa" w:w="1072"/>
             <w:shd w:fill="FFFFFF"/>
             <w:tcMar>
-              <w:top w:w="80" w:type="dxa"/>
-              <w:bottom w:w="80" w:type="dxa"/>
-              <w:left w:w="140" w:type="dxa"/>
-              <w:right w:w="140" w:type="dxa"/>
+              <w:top w:w="40" w:type="dxa"/>
+              <w:bottom w:w="40" w:type="dxa"/>
+              <w:left w:w="50" w:type="dxa"/>
+              <w:right w:w="50" w:type="dxa"/>
             </w:tcMar>
           </w:tcPr>
           <w:p>
@@ -9095,7 +9132,7 @@
             <w:r>
               <w:rPr>
                 <w:rFonts w:ascii="Times New Roman" w:hAnsi="Times New Roman"/>
-                <w:sz w:val="18"/>
+                <w:sz w:val="14"/>
               </w:rPr>
               <w:t>Demonstrative pronoun 'idhu' creates deictic ambiguity</w:t>
             </w:r>
@@ -9105,13 +9142,13 @@
       <w:tr>
         <w:tc>
           <w:tcPr>
-            <w:tcW w:type="dxa" w:w="2016"/>
+            <w:tcW w:type="dxa" w:w="938"/>
             <w:shd w:fill="F7F9FC"/>
             <w:tcMar>
-              <w:top w:w="80" w:type="dxa"/>
-              <w:bottom w:w="80" w:type="dxa"/>
-              <w:left w:w="140" w:type="dxa"/>
-              <w:right w:w="140" w:type="dxa"/>
+              <w:top w:w="40" w:type="dxa"/>
+              <w:bottom w:w="40" w:type="dxa"/>
+              <w:left w:w="50" w:type="dxa"/>
+              <w:right w:w="50" w:type="dxa"/>
             </w:tcMar>
           </w:tcPr>
           <w:p>
@@ -9121,7 +9158,7 @@
             <w:r>
               <w:rPr>
                 <w:rFonts w:ascii="Times New Roman" w:hAnsi="Times New Roman"/>
-                <w:sz w:val="18"/>
+                <w:sz w:val="14"/>
               </w:rPr>
               <w:t>Polysemous Slang Inversion</w:t>
             </w:r>
@@ -9129,13 +9166,13 @@
         </w:tc>
         <w:tc>
           <w:tcPr>
-            <w:tcW w:type="dxa" w:w="1152"/>
+            <w:tcW w:type="dxa" w:w="536"/>
             <w:shd w:fill="F7F9FC"/>
             <w:tcMar>
-              <w:top w:w="80" w:type="dxa"/>
-              <w:bottom w:w="80" w:type="dxa"/>
-              <w:left w:w="140" w:type="dxa"/>
-              <w:right w:w="140" w:type="dxa"/>
+              <w:top w:w="40" w:type="dxa"/>
+              <w:bottom w:w="40" w:type="dxa"/>
+              <w:left w:w="50" w:type="dxa"/>
+              <w:right w:w="50" w:type="dxa"/>
             </w:tcMar>
           </w:tcPr>
           <w:p>
@@ -9145,7 +9182,7 @@
             <w:r>
               <w:rPr>
                 <w:rFonts w:ascii="Times New Roman" w:hAnsi="Times New Roman"/>
-                <w:sz w:val="18"/>
+                <w:sz w:val="14"/>
               </w:rPr>
               <w:t>10.0%</w:t>
             </w:r>
@@ -9153,13 +9190,13 @@
         </w:tc>
         <w:tc>
           <w:tcPr>
-            <w:tcW w:type="dxa" w:w="2592"/>
+            <w:tcW w:type="dxa" w:w="1206"/>
             <w:shd w:fill="F7F9FC"/>
             <w:tcMar>
-              <w:top w:w="80" w:type="dxa"/>
-              <w:bottom w:w="80" w:type="dxa"/>
-              <w:left w:w="140" w:type="dxa"/>
-              <w:right w:w="140" w:type="dxa"/>
+              <w:top w:w="40" w:type="dxa"/>
+              <w:bottom w:w="40" w:type="dxa"/>
+              <w:left w:w="50" w:type="dxa"/>
+              <w:right w:w="50" w:type="dxa"/>
             </w:tcMar>
           </w:tcPr>
           <w:p>
@@ -9169,7 +9206,7 @@
             <w:r>
               <w:rPr>
                 <w:rFonts w:ascii="Times New Roman" w:hAnsi="Times New Roman"/>
-                <w:sz w:val="18"/>
+                <w:sz w:val="14"/>
               </w:rPr>
               <w:t>BGM vera mari bayangaram bro</w:t>
             </w:r>
@@ -9177,13 +9214,13 @@
         </w:tc>
         <w:tc>
           <w:tcPr>
-            <w:tcW w:type="dxa" w:w="1152"/>
+            <w:tcW w:type="dxa" w:w="536"/>
             <w:shd w:fill="F7F9FC"/>
             <w:tcMar>
-              <w:top w:w="80" w:type="dxa"/>
-              <w:bottom w:w="80" w:type="dxa"/>
-              <w:left w:w="140" w:type="dxa"/>
-              <w:right w:w="140" w:type="dxa"/>
+              <w:top w:w="40" w:type="dxa"/>
+              <w:bottom w:w="40" w:type="dxa"/>
+              <w:left w:w="50" w:type="dxa"/>
+              <w:right w:w="50" w:type="dxa"/>
             </w:tcMar>
           </w:tcPr>
           <w:p>
@@ -9193,7 +9230,7 @@
             <w:r>
               <w:rPr>
                 <w:rFonts w:ascii="Times New Roman" w:hAnsi="Times New Roman"/>
-                <w:sz w:val="18"/>
+                <w:sz w:val="14"/>
               </w:rPr>
               <w:t>Positive</w:t>
             </w:r>
@@ -9201,13 +9238,13 @@
         </w:tc>
         <w:tc>
           <w:tcPr>
-            <w:tcW w:type="dxa" w:w="1152"/>
+            <w:tcW w:type="dxa" w:w="536"/>
             <w:shd w:fill="F7F9FC"/>
             <w:tcMar>
-              <w:top w:w="80" w:type="dxa"/>
-              <w:bottom w:w="80" w:type="dxa"/>
-              <w:left w:w="140" w:type="dxa"/>
-              <w:right w:w="140" w:type="dxa"/>
+              <w:top w:w="40" w:type="dxa"/>
+              <w:bottom w:w="40" w:type="dxa"/>
+              <w:left w:w="50" w:type="dxa"/>
+              <w:right w:w="50" w:type="dxa"/>
             </w:tcMar>
           </w:tcPr>
           <w:p>
@@ -9217,7 +9254,7 @@
             <w:r>
               <w:rPr>
                 <w:rFonts w:ascii="Times New Roman" w:hAnsi="Times New Roman"/>
-                <w:sz w:val="18"/>
+                <w:sz w:val="14"/>
               </w:rPr>
               <w:t>Negative</w:t>
             </w:r>
@@ -9225,13 +9262,13 @@
         </w:tc>
         <w:tc>
           <w:tcPr>
-            <w:tcW w:type="dxa" w:w="2304"/>
+            <w:tcW w:type="dxa" w:w="1072"/>
             <w:shd w:fill="F7F9FC"/>
             <w:tcMar>
-              <w:top w:w="80" w:type="dxa"/>
-              <w:bottom w:w="80" w:type="dxa"/>
-              <w:left w:w="140" w:type="dxa"/>
-              <w:right w:w="140" w:type="dxa"/>
+              <w:top w:w="40" w:type="dxa"/>
+              <w:bottom w:w="40" w:type="dxa"/>
+              <w:left w:w="50" w:type="dxa"/>
+              <w:right w:w="50" w:type="dxa"/>
             </w:tcMar>
           </w:tcPr>
           <w:p>
@@ -9241,7 +9278,7 @@
             <w:r>
               <w:rPr>
                 <w:rFonts w:ascii="Times New Roman" w:hAnsi="Times New Roman"/>
-                <w:sz w:val="18"/>
+                <w:sz w:val="14"/>
               </w:rPr>
               <w:t>'Bayangaram' literally denotes 'scary' but denotes praise</w:t>
             </w:r>
@@ -9251,13 +9288,13 @@
       <w:tr>
         <w:tc>
           <w:tcPr>
-            <w:tcW w:type="dxa" w:w="2016"/>
+            <w:tcW w:type="dxa" w:w="938"/>
             <w:shd w:fill="FFFFFF"/>
             <w:tcMar>
-              <w:top w:w="80" w:type="dxa"/>
-              <w:bottom w:w="80" w:type="dxa"/>
-              <w:left w:w="140" w:type="dxa"/>
-              <w:right w:w="140" w:type="dxa"/>
+              <w:top w:w="40" w:type="dxa"/>
+              <w:bottom w:w="40" w:type="dxa"/>
+              <w:left w:w="50" w:type="dxa"/>
+              <w:right w:w="50" w:type="dxa"/>
             </w:tcMar>
           </w:tcPr>
           <w:p>
@@ -9267,7 +9304,7 @@
             <w:r>
               <w:rPr>
                 <w:rFonts w:ascii="Times New Roman" w:hAnsi="Times New Roman"/>
-                <w:sz w:val="18"/>
+                <w:sz w:val="14"/>
               </w:rPr>
               <w:t>Rhetorical Questions</w:t>
             </w:r>
@@ -9275,13 +9312,13 @@
         </w:tc>
         <w:tc>
           <w:tcPr>
-            <w:tcW w:type="dxa" w:w="1152"/>
+            <w:tcW w:type="dxa" w:w="536"/>
             <w:shd w:fill="FFFFFF"/>
             <w:tcMar>
-              <w:top w:w="80" w:type="dxa"/>
-              <w:bottom w:w="80" w:type="dxa"/>
-              <w:left w:w="140" w:type="dxa"/>
-              <w:right w:w="140" w:type="dxa"/>
+              <w:top w:w="40" w:type="dxa"/>
+              <w:bottom w:w="40" w:type="dxa"/>
+              <w:left w:w="50" w:type="dxa"/>
+              <w:right w:w="50" w:type="dxa"/>
             </w:tcMar>
           </w:tcPr>
           <w:p>
@@ -9291,7 +9328,7 @@
             <w:r>
               <w:rPr>
                 <w:rFonts w:ascii="Times New Roman" w:hAnsi="Times New Roman"/>
-                <w:sz w:val="18"/>
+                <w:sz w:val="14"/>
               </w:rPr>
               <w:t>6.6%</w:t>
             </w:r>
@@ -9299,13 +9336,13 @@
         </w:tc>
         <w:tc>
           <w:tcPr>
-            <w:tcW w:type="dxa" w:w="2592"/>
+            <w:tcW w:type="dxa" w:w="1206"/>
             <w:shd w:fill="FFFFFF"/>
             <w:tcMar>
-              <w:top w:w="80" w:type="dxa"/>
-              <w:bottom w:w="80" w:type="dxa"/>
-              <w:left w:w="140" w:type="dxa"/>
-              <w:right w:w="140" w:type="dxa"/>
+              <w:top w:w="40" w:type="dxa"/>
+              <w:bottom w:w="40" w:type="dxa"/>
+              <w:left w:w="50" w:type="dxa"/>
+              <w:right w:w="50" w:type="dxa"/>
             </w:tcMar>
           </w:tcPr>
           <w:p>
@@ -9315,7 +9352,7 @@
             <w:r>
               <w:rPr>
                 <w:rFonts w:ascii="Times New Roman" w:hAnsi="Times New Roman"/>
-                <w:sz w:val="18"/>
+                <w:sz w:val="14"/>
               </w:rPr>
               <w:t>Idhellam oru kadhaiya da?</w:t>
             </w:r>
@@ -9323,13 +9360,13 @@
         </w:tc>
         <w:tc>
           <w:tcPr>
-            <w:tcW w:type="dxa" w:w="1152"/>
+            <w:tcW w:type="dxa" w:w="536"/>
             <w:shd w:fill="FFFFFF"/>
             <w:tcMar>
-              <w:top w:w="80" w:type="dxa"/>
-              <w:bottom w:w="80" w:type="dxa"/>
-              <w:left w:w="140" w:type="dxa"/>
-              <w:right w:w="140" w:type="dxa"/>
+              <w:top w:w="40" w:type="dxa"/>
+              <w:bottom w:w="40" w:type="dxa"/>
+              <w:left w:w="50" w:type="dxa"/>
+              <w:right w:w="50" w:type="dxa"/>
             </w:tcMar>
           </w:tcPr>
           <w:p>
@@ -9339,7 +9376,7 @@
             <w:r>
               <w:rPr>
                 <w:rFonts w:ascii="Times New Roman" w:hAnsi="Times New Roman"/>
-                <w:sz w:val="18"/>
+                <w:sz w:val="14"/>
               </w:rPr>
               <w:t>Negative</w:t>
             </w:r>
@@ -9347,13 +9384,13 @@
         </w:tc>
         <w:tc>
           <w:tcPr>
-            <w:tcW w:type="dxa" w:w="1152"/>
+            <w:tcW w:type="dxa" w:w="536"/>
             <w:shd w:fill="FFFFFF"/>
             <w:tcMar>
-              <w:top w:w="80" w:type="dxa"/>
-              <w:bottom w:w="80" w:type="dxa"/>
-              <w:left w:w="140" w:type="dxa"/>
-              <w:right w:w="140" w:type="dxa"/>
+              <w:top w:w="40" w:type="dxa"/>
+              <w:bottom w:w="40" w:type="dxa"/>
+              <w:left w:w="50" w:type="dxa"/>
+              <w:right w:w="50" w:type="dxa"/>
             </w:tcMar>
           </w:tcPr>
           <w:p>
@@ -9363,7 +9400,7 @@
             <w:r>
               <w:rPr>
                 <w:rFonts w:ascii="Times New Roman" w:hAnsi="Times New Roman"/>
-                <w:sz w:val="18"/>
+                <w:sz w:val="14"/>
               </w:rPr>
               <w:t>Neutral</w:t>
             </w:r>
@@ -9371,13 +9408,13 @@
         </w:tc>
         <w:tc>
           <w:tcPr>
-            <w:tcW w:type="dxa" w:w="2304"/>
+            <w:tcW w:type="dxa" w:w="1072"/>
             <w:shd w:fill="FFFFFF"/>
             <w:tcMar>
-              <w:top w:w="80" w:type="dxa"/>
-              <w:bottom w:w="80" w:type="dxa"/>
-              <w:left w:w="140" w:type="dxa"/>
-              <w:right w:w="140" w:type="dxa"/>
+              <w:top w:w="40" w:type="dxa"/>
+              <w:bottom w:w="40" w:type="dxa"/>
+              <w:left w:w="50" w:type="dxa"/>
+              <w:right w:w="50" w:type="dxa"/>
             </w:tcMar>
           </w:tcPr>
           <w:p>
@@ -9387,7 +9424,7 @@
             <w:r>
               <w:rPr>
                 <w:rFonts w:ascii="Times New Roman" w:hAnsi="Times New Roman"/>
-                <w:sz w:val="18"/>
+                <w:sz w:val="14"/>
               </w:rPr>
               <w:t>Interrogative syntax conveying contempt without negative cue</w:t>
             </w:r>
@@ -9397,18 +9434,18 @@
     </w:tbl>
     <w:p>
       <w:pPr>
-        <w:spacing w:after="80"/>
+        <w:spacing w:after="40"/>
       </w:pPr>
     </w:p>
     <w:p>
       <w:pPr>
-        <w:spacing w:before="160" w:after="40"/>
+        <w:spacing w:before="120" w:after="40"/>
         <w:jc w:val="center"/>
       </w:pPr>
       <w:r>
         <w:drawing>
           <wp:inline xmlns:a="http://schemas.openxmlformats.org/drawingml/2006/main" xmlns:pic="http://schemas.openxmlformats.org/drawingml/2006/picture">
-            <wp:extent cx="4023360" cy="2873829"/>
+            <wp:extent cx="3063240" cy="2188029"/>
             <wp:docPr id="6" name="Picture 6"/>
             <wp:cNvGraphicFramePr>
               <a:graphicFrameLocks noChangeAspect="1"/>
@@ -9429,7 +9466,7 @@
                   <pic:spPr>
                     <a:xfrm>
                       <a:off x="0" y="0"/>
-                      <a:ext cx="4023360" cy="2873829"/>
+                      <a:ext cx="3063240" cy="2188029"/>
                     </a:xfrm>
                     <a:prstGeom prst="rect"/>
                   </pic:spPr>
@@ -9442,7 +9479,7 @@
     </w:p>
     <w:p>
       <w:pPr>
-        <w:spacing w:after="200"/>
+        <w:spacing w:after="120"/>
         <w:jc w:val="center"/>
       </w:pPr>
       <w:r>
@@ -9450,7 +9487,7 @@
           <w:rFonts w:ascii="Times New Roman" w:hAnsi="Times New Roman"/>
           <w:b/>
           <w:i/>
-          <w:sz w:val="18"/>
+          <w:sz w:val="16"/>
         </w:rPr>
         <w:t>Fig. 6. Qualitative Distribution of Failure Modes across Remaining Misclassifications (~3.5%).</w:t>
       </w:r>
@@ -9471,11 +9508,12 @@
     </w:p>
     <w:p>
       <w:pPr>
-        <w:spacing w:after="120" w:line="276" w:lineRule="auto"/>
+        <w:spacing w:after="80" w:line="252" w:lineRule="auto"/>
+        <w:jc w:val="both"/>
       </w:pPr>
       <w:r>
         <w:rPr>
-          <w:sz w:val="20"/>
+          <w:sz w:val="17"/>
         </w:rPr>
         <w:t>While our Knowledge-Enhanced Framework establishes state-of-the-art benchmark results for Tamil-English code-mixed ABSA, empirical analysis reveals three primary operational limitations:</w:t>
         <w:br/>
@@ -9502,11 +9540,12 @@
     </w:p>
     <w:p>
       <w:pPr>
-        <w:spacing w:after="120" w:line="276" w:lineRule="auto"/>
+        <w:spacing w:after="80" w:line="252" w:lineRule="auto"/>
+        <w:jc w:val="both"/>
       </w:pPr>
       <w:r>
         <w:rPr>
-          <w:sz w:val="20"/>
+          <w:sz w:val="17"/>
         </w:rPr>
         <w:t>In this paper, we presented a comprehensive investigation into Aspect-Based Sentiment Analysis for Tamil-English code-mixed social media text using Knowledge-Enhanced Multilingual Transformers. Addressing the dual challenges of phonetic orthographic dispersion and postpositional Dravidian negation, we developed a two-stage architecture that integrates linguistic character normalization, syntactic clause isolation, and an aspect-conditioned cross-attention transformer head. Benchmarked across 7,435 aspect-annotated DravidianCodeMix instances, our framework achieves 96.50% Weighted Precision, 96.42% Accuracy, and 96.44% Weighted F1-Score, significantly outperforming traditional machine learning baselines (69.64% F1) and vanilla transformers (72.57% F1). Rigorous ablation experiments, statistical hypothesis tests (p &lt; 0.001), hardware latency benchmarks (29.92 ms/review), robustness tests (+23.38% advantage), and Code-Mixing Index analyses confirm that our knowledge-enhanced approach provides an effective, scalable, and resilient methodology for fine-grained sentiment analysis in low-resource, code-mixed Dravidian languages.</w:t>
       </w:r>
@@ -9911,9 +9950,10 @@
       </w:r>
     </w:p>
     <w:sectPr>
+      <w:type w:val="continuous"/>
       <w:pgSz w:w="12240" w:h="15840"/>
       <w:pgMar w:top="1080" w:right="1080" w:bottom="1080" w:left="1080" w:header="720" w:footer="720" w:gutter="0"/>
-      <w:cols w:space="720"/>
+      <w:cols w:space="360" w:num="2"/>
       <w:docGrid w:linePitch="360"/>
     </w:sectPr>
   </w:body>
